--- a/template_final_report.docx
+++ b/template_final_report.docx
@@ -1,6 +1,6 @@
 
 <file path=word/document.xml><?xml version="1.0" encoding="utf-8"?>
-<w:document xmlns:wpc="http://schemas.microsoft.com/office/word/2010/wordprocessingCanvas" xmlns:cx="http://schemas.microsoft.com/office/drawing/2014/chartex" xmlns:cx1="http://schemas.microsoft.com/office/drawing/2015/9/8/chartex" xmlns:cx2="http://schemas.microsoft.com/office/drawing/2015/10/21/chartex" xmlns:cx3="http://schemas.microsoft.com/office/drawing/2016/5/9/chartex" xmlns:cx4="http://schemas.microsoft.com/office/drawing/2016/5/10/chartex" xmlns:cx5="http://schemas.microsoft.com/office/drawing/2016/5/11/chartex" xmlns:cx6="http://schemas.microsoft.com/office/drawing/2016/5/12/chartex" xmlns:cx7="http://schemas.microsoft.com/office/drawing/2016/5/13/chartex" xmlns:cx8="http://schemas.microsoft.com/office/drawing/2016/5/14/chartex" xmlns:mc="http://schemas.openxmlformats.org/markup-compatibility/2006" xmlns:aink="http://schemas.microsoft.com/office/drawing/2016/ink" xmlns:am3d="http://schemas.microsoft.com/office/drawing/2017/model3d" xmlns:o="urn:schemas-microsoft-com:office:office" xmlns:oel="http://schemas.microsoft.com/office/2019/extlst" xmlns:r="http://schemas.openxmlformats.org/officeDocument/2006/relationships" xmlns:m="http://schemas.openxmlformats.org/officeDocument/2006/math" xmlns:v="urn:schemas-microsoft-com:vml" xmlns:wp14="http://schemas.microsoft.com/office/word/2010/wordprocessingDrawing" xmlns:wp="http://schemas.openxmlformats.org/drawingml/2006/wordprocessingDrawing" xmlns:w10="urn:schemas-microsoft-com:office:word" xmlns:w="http://schemas.openxmlformats.org/wordprocessingml/2006/main" xmlns:w14="http://schemas.microsoft.com/office/word/2010/wordml" xmlns:w15="http://schemas.microsoft.com/office/word/2012/wordml" xmlns:w16cex="http://schemas.microsoft.com/office/word/2018/wordml/cex" xmlns:w16cid="http://schemas.microsoft.com/office/word/2016/wordml/cid" xmlns:w16="http://schemas.microsoft.com/office/word/2018/wordml" xmlns:w16du="http://schemas.microsoft.com/office/word/2023/wordml/word16du" xmlns:w16sdtdh="http://schemas.microsoft.com/office/word/2020/wordml/sdtdatahash" xmlns:w16sdtfl="http://schemas.microsoft.com/office/word/2024/wordml/sdtformatlock" xmlns:w16se="http://schemas.microsoft.com/office/word/2015/wordml/symex" xmlns:wpg="http://schemas.microsoft.com/office/word/2010/wordprocessingGroup" xmlns:wpi="http://schemas.microsoft.com/office/word/2010/wordprocessingInk" xmlns:wne="http://schemas.microsoft.com/office/word/2006/wordml" xmlns:wps="http://schemas.microsoft.com/office/word/2010/wordprocessingShape" mc:Ignorable="w14 w15 w16se w16cid w16 w16cex w16sdtdh w16sdtfl w16du wp14">
+<w:document xmlns:wpc="http://schemas.microsoft.com/office/word/2010/wordprocessingCanvas" xmlns:mc="http://schemas.openxmlformats.org/markup-compatibility/2006" xmlns:o="urn:schemas-microsoft-com:office:office" xmlns:r="http://schemas.openxmlformats.org/officeDocument/2006/relationships" xmlns:m="http://schemas.openxmlformats.org/officeDocument/2006/math" xmlns:v="urn:schemas-microsoft-com:vml" xmlns:wp14="http://schemas.microsoft.com/office/word/2010/wordprocessingDrawing" xmlns:wp="http://schemas.openxmlformats.org/drawingml/2006/wordprocessingDrawing" xmlns:w10="urn:schemas-microsoft-com:office:word" xmlns:w="http://schemas.openxmlformats.org/wordprocessingml/2006/main" xmlns:w14="http://schemas.microsoft.com/office/word/2010/wordml" xmlns:w15="http://schemas.microsoft.com/office/word/2012/wordml" xmlns:wpg="http://schemas.microsoft.com/office/word/2010/wordprocessingGroup" xmlns:wpi="http://schemas.microsoft.com/office/word/2010/wordprocessingInk" xmlns:wne="http://schemas.microsoft.com/office/word/2006/wordml" xmlns:wps="http://schemas.microsoft.com/office/word/2010/wordprocessingShape">
   <w:body>
     <w:p>
       <w:pPr>
@@ -30,12 +30,11 @@
             <w:rFonts w:ascii="맑은 고딕" w:eastAsia="맑은 고딕" w:hAnsi="맑은 고딕" w:hint="eastAsia"/>
           </w:rPr>
           <w:alias w:val="이름"/>
-          <w:tag w:val=""/>
-          <w:id w:val="-574512284"/>
+          <w:id w:val="0"/>
           <w:placeholder>
             <w:docPart w:val="D19965E06BC6468D8F09D0D12A0452BE"/>
           </w:placeholder>
-          <w:dataBinding w:prefixMappings="xmlns:ns0='http://purl.org/dc/elements/1.1/' xmlns:ns1='http://schemas.openxmlformats.org/package/2006/metadata/core-properties' " w:xpath="/ns1:coreProperties[1]/ns0:creator[1]" w:storeItemID="{6C3C8BC8-F283-45AE-878A-BAB7291924A1}"/>
+          <w:dataBinding w:prefixMappings="xmlns:ns0='http://purl.org/dc/elements/1.1/' xmlns:ns1='http://schemas.openxmlformats.org/package/2006/metadata/core-properties'" w:xpath="/ns1:coreProperties[1]/ns0:creator[1]" w:storeItemID="{6C3C8BC8-F283-45AE-878A-BAB7291924A1}"/>
           <w:text/>
         </w:sdtPr>
         <w:sdtContent>
@@ -43,21 +42,37 @@
             <w:rPr>
               <w:rFonts w:ascii="맑은 고딕" w:eastAsia="맑은 고딕" w:hAnsi="맑은 고딕" w:hint="eastAsia"/>
             </w:rPr>
-            <w:t>학번: 2000000000             이름:</w:t>
+            <w:t>학번: 20</w:t>
+          </w:r>
+          <w:r>
+            <w:rPr>
+              <w:lang w:eastAsia="ko-KR"/>
+              <w:rFonts w:ascii="맑은 고딕" w:eastAsia="맑은 고딕" w:hAnsi="맑은 고딕" w:hint="eastAsia"/>
+              <w:rtl w:val="off"/>
+            </w:rPr>
+            <w:t>21103635</w:t>
+          </w:r>
+          <w:r>
+            <w:rPr>
+              <w:rFonts w:ascii="맑은 고딕" w:eastAsia="맑은 고딕" w:hAnsi="맑은 고딕" w:hint="eastAsia"/>
+            </w:rPr>
+            <w:t xml:space="preserve">             이름:</w:t>
           </w:r>
         </w:sdtContent>
       </w:sdt>
       <w:r>
         <w:rPr>
+          <w:lang w:eastAsia="ko-KR"/>
           <w:rFonts w:ascii="맑은 고딕" w:eastAsia="맑은 고딕" w:hAnsi="맑은 고딕" w:hint="eastAsia"/>
+          <w:rtl w:val="off"/>
         </w:rPr>
-        <w:t>홍길동</w:t>
+        <w:t>이민석</w:t>
       </w:r>
     </w:p>
     <w:p>
       <w:pPr>
         <w:pStyle w:val="1"/>
-        <w:spacing w:before="360" w:after="120"/>
+        <w:spacing w:after="120" w:before="360"/>
       </w:pPr>
       <w:r>
         <w:rPr>
@@ -81,21 +96,47 @@
         </w:rPr>
         <w:t xml:space="preserve">(예시) </w:t>
       </w:r>
-      <w:hyperlink r:id="rId7" w:history="1">
-        <w:r>
-          <w:rPr>
-            <w:rStyle w:val="af5"/>
-            <w:sz w:val="22"/>
-            <w:szCs w:val="24"/>
-          </w:rPr>
-          <w:t>https://github.com/prulen/my-fork-test2.git</w:t>
-        </w:r>
-      </w:hyperlink>
+      <w:r>
+        <w:rPr>
+          <w:rFonts w:asciiTheme="minorHAnsi" w:eastAsia="맑은 고딕" w:hAnsiTheme="minorHAnsi" w:cs="맑은 고딕"/>
+          <w:sz w:val="22"/>
+          <w:szCs w:val="24"/>
+        </w:rPr>
+        <w:t>https://github.com/</w:t>
+      </w:r>
+      <w:r>
+        <w:rPr>
+          <w:lang w:eastAsia="ko-KR"/>
+          <w:rFonts w:asciiTheme="minorHAnsi" w:eastAsia="맑은 고딕" w:hAnsiTheme="minorHAnsi" w:cs="맑은 고딕"/>
+          <w:sz w:val="22"/>
+          <w:szCs w:val="24"/>
+          <w:rtl w:val="off"/>
+        </w:rPr>
+        <w:t>KoesnIm</w:t>
+      </w:r>
+      <w:r>
+        <w:rPr>
+          <w:rFonts w:asciiTheme="minorHAnsi" w:eastAsia="맑은 고딕" w:hAnsiTheme="minorHAnsi" w:cs="맑은 고딕"/>
+          <w:sz w:val="22"/>
+          <w:szCs w:val="24"/>
+        </w:rPr>
+        <w:t>/</w:t>
+      </w:r>
+      <w:r>
+        <w:rPr>
+          <w:lang w:eastAsia="ko-KR"/>
+          <w:rFonts w:asciiTheme="minorHAnsi" w:eastAsia="맑은 고딕" w:hAnsiTheme="minorHAnsi" w:cs="맑은 고딕"/>
+          <w:sz w:val="22"/>
+          <w:szCs w:val="24"/>
+          <w:rtl w:val="off"/>
+        </w:rPr>
+        <w:t>2026-1st-final_test.git</w:t>
+      </w:r>
     </w:p>
     <w:p>
       <w:pPr>
         <w:pStyle w:val="1"/>
-        <w:spacing w:before="360" w:after="120"/>
+        <w:spacing w:after="120" w:before="360"/>
       </w:pPr>
       <w:r>
         <w:rPr>
@@ -147,7 +188,7 @@
       </w:tblGrid>
       <w:tr>
         <w:trPr>
-          <w:trHeight w:val="761"/>
+          <w:trHeight w:val="761" w:hRule="atLeast"/>
         </w:trPr>
         <w:tc>
           <w:tcPr>
@@ -155,323 +196,1095 @@
           </w:tcPr>
           <w:p>
             <w:pPr>
-              <w:widowControl w:val="0"/>
-              <w:autoSpaceDE w:val="0"/>
-              <w:autoSpaceDN w:val="0"/>
-              <w:adjustRightInd w:val="0"/>
-              <w:spacing w:after="0" w:line="240" w:lineRule="auto"/>
-              <w:rPr>
-                <w:rFonts w:ascii="Consolas" w:eastAsiaTheme="minorEastAsia" w:hAnsi="Consolas" w:cs="Consolas"/>
-                <w:b/>
-                <w:bCs/>
-                <w:color w:val="7F0055"/>
-                <w:sz w:val="20"/>
-              </w:rPr>
-            </w:pPr>
-            <w:r>
-              <w:rPr>
-                <w:rFonts w:ascii="Consolas" w:eastAsiaTheme="minorEastAsia" w:hAnsi="Consolas" w:cs="Consolas" w:hint="eastAsia"/>
-                <w:b/>
-                <w:bCs/>
-                <w:color w:val="7F0055"/>
-                <w:sz w:val="20"/>
-              </w:rPr>
-              <w:t xml:space="preserve">// </w:t>
-            </w:r>
-            <w:r>
-              <w:rPr>
-                <w:rFonts w:ascii="Consolas" w:eastAsiaTheme="minorEastAsia" w:hAnsi="Consolas" w:cs="Consolas" w:hint="eastAsia"/>
-                <w:b/>
-                <w:bCs/>
-                <w:color w:val="7F0055"/>
-                <w:sz w:val="20"/>
-              </w:rPr>
-              <w:t>아래</w:t>
-            </w:r>
-            <w:r>
-              <w:rPr>
-                <w:rFonts w:ascii="Consolas" w:eastAsiaTheme="minorEastAsia" w:hAnsi="Consolas" w:cs="Consolas" w:hint="eastAsia"/>
-                <w:b/>
-                <w:bCs/>
-                <w:color w:val="7F0055"/>
-                <w:sz w:val="20"/>
-              </w:rPr>
-              <w:t xml:space="preserve"> </w:t>
-            </w:r>
-            <w:r>
-              <w:rPr>
-                <w:rFonts w:ascii="Consolas" w:eastAsiaTheme="minorEastAsia" w:hAnsi="Consolas" w:cs="Consolas" w:hint="eastAsia"/>
-                <w:b/>
-                <w:bCs/>
-                <w:color w:val="7F0055"/>
-                <w:sz w:val="20"/>
-              </w:rPr>
-              <w:t>내용</w:t>
-            </w:r>
-            <w:r>
-              <w:rPr>
-                <w:rFonts w:ascii="Consolas" w:eastAsiaTheme="minorEastAsia" w:hAnsi="Consolas" w:cs="Consolas" w:hint="eastAsia"/>
-                <w:b/>
-                <w:bCs/>
-                <w:color w:val="7F0055"/>
-                <w:sz w:val="20"/>
-              </w:rPr>
-              <w:t xml:space="preserve"> </w:t>
-            </w:r>
-            <w:r>
-              <w:rPr>
-                <w:rFonts w:ascii="Consolas" w:eastAsiaTheme="minorEastAsia" w:hAnsi="Consolas" w:cs="Consolas" w:hint="eastAsia"/>
-                <w:b/>
-                <w:bCs/>
-                <w:color w:val="7F0055"/>
-                <w:sz w:val="20"/>
-              </w:rPr>
-              <w:t>삭제</w:t>
-            </w:r>
-            <w:r>
-              <w:rPr>
-                <w:rFonts w:ascii="Consolas" w:eastAsiaTheme="minorEastAsia" w:hAnsi="Consolas" w:cs="Consolas" w:hint="eastAsia"/>
-                <w:b/>
-                <w:bCs/>
-                <w:color w:val="7F0055"/>
-                <w:sz w:val="20"/>
-              </w:rPr>
-              <w:t xml:space="preserve"> </w:t>
-            </w:r>
-            <w:r>
-              <w:rPr>
-                <w:rFonts w:ascii="Consolas" w:eastAsiaTheme="minorEastAsia" w:hAnsi="Consolas" w:cs="Consolas" w:hint="eastAsia"/>
-                <w:b/>
-                <w:bCs/>
-                <w:color w:val="7F0055"/>
-                <w:sz w:val="20"/>
-              </w:rPr>
-              <w:t>후</w:t>
-            </w:r>
-            <w:r>
-              <w:rPr>
-                <w:rFonts w:ascii="Consolas" w:eastAsiaTheme="minorEastAsia" w:hAnsi="Consolas" w:cs="Consolas" w:hint="eastAsia"/>
-                <w:b/>
-                <w:bCs/>
-                <w:color w:val="7F0055"/>
-                <w:sz w:val="20"/>
-              </w:rPr>
-              <w:t xml:space="preserve"> </w:t>
-            </w:r>
-            <w:r>
-              <w:rPr>
-                <w:rFonts w:ascii="Consolas" w:eastAsiaTheme="minorEastAsia" w:hAnsi="Consolas" w:cs="Consolas" w:hint="eastAsia"/>
-                <w:b/>
-                <w:bCs/>
-                <w:color w:val="7F0055"/>
-                <w:sz w:val="20"/>
-              </w:rPr>
-              <w:t>본인</w:t>
-            </w:r>
-            <w:r>
-              <w:rPr>
-                <w:rFonts w:ascii="Consolas" w:eastAsiaTheme="minorEastAsia" w:hAnsi="Consolas" w:cs="Consolas" w:hint="eastAsia"/>
-                <w:b/>
-                <w:bCs/>
-                <w:color w:val="7F0055"/>
-                <w:sz w:val="20"/>
-              </w:rPr>
-              <w:t xml:space="preserve"> </w:t>
-            </w:r>
-            <w:r>
-              <w:rPr>
-                <w:rFonts w:ascii="Consolas" w:eastAsiaTheme="minorEastAsia" w:hAnsi="Consolas" w:cs="Consolas" w:hint="eastAsia"/>
-                <w:b/>
-                <w:bCs/>
-                <w:color w:val="7F0055"/>
-                <w:sz w:val="20"/>
-              </w:rPr>
-              <w:t>코드로</w:t>
-            </w:r>
-            <w:r>
-              <w:rPr>
-                <w:rFonts w:ascii="Consolas" w:eastAsiaTheme="minorEastAsia" w:hAnsi="Consolas" w:cs="Consolas" w:hint="eastAsia"/>
-                <w:b/>
-                <w:bCs/>
-                <w:color w:val="7F0055"/>
-                <w:sz w:val="20"/>
-              </w:rPr>
-              <w:t xml:space="preserve"> </w:t>
-            </w:r>
-            <w:r>
-              <w:rPr>
-                <w:rFonts w:ascii="Consolas" w:eastAsiaTheme="minorEastAsia" w:hAnsi="Consolas" w:cs="Consolas" w:hint="eastAsia"/>
-                <w:b/>
-                <w:bCs/>
-                <w:color w:val="7F0055"/>
-                <w:sz w:val="20"/>
-              </w:rPr>
-              <w:t>대체</w:t>
-            </w:r>
-            <w:r>
-              <w:rPr>
-                <w:rFonts w:ascii="Consolas" w:eastAsiaTheme="minorEastAsia" w:hAnsi="Consolas" w:cs="Consolas" w:hint="eastAsia"/>
-                <w:b/>
-                <w:bCs/>
-                <w:color w:val="7F0055"/>
-                <w:sz w:val="20"/>
-              </w:rPr>
-              <w:t xml:space="preserve"> </w:t>
-            </w:r>
-          </w:p>
-          <w:p>
-            <w:pPr>
-              <w:widowControl w:val="0"/>
-              <w:autoSpaceDE w:val="0"/>
-              <w:autoSpaceDN w:val="0"/>
-              <w:adjustRightInd w:val="0"/>
-              <w:spacing w:after="0" w:line="240" w:lineRule="auto"/>
-              <w:rPr>
-                <w:rFonts w:ascii="Consolas" w:eastAsiaTheme="minorEastAsia" w:hAnsi="Consolas" w:cs="Consolas"/>
-                <w:b/>
-                <w:bCs/>
-                <w:color w:val="7F0055"/>
-                <w:sz w:val="20"/>
-              </w:rPr>
-            </w:pPr>
-          </w:p>
-          <w:p>
-            <w:pPr>
-              <w:widowControl w:val="0"/>
-              <w:autoSpaceDE w:val="0"/>
-              <w:autoSpaceDN w:val="0"/>
-              <w:adjustRightInd w:val="0"/>
-              <w:spacing w:after="0" w:line="240" w:lineRule="auto"/>
-              <w:rPr>
-                <w:rFonts w:ascii="Consolas" w:eastAsiaTheme="minorEastAsia" w:hAnsi="Consolas" w:cs="Consolas"/>
-                <w:color w:val="auto"/>
-                <w:sz w:val="20"/>
-              </w:rPr>
-            </w:pPr>
-            <w:r>
-              <w:rPr>
-                <w:rFonts w:ascii="Consolas" w:eastAsiaTheme="minorEastAsia" w:hAnsi="Consolas" w:cs="Consolas"/>
-                <w:b/>
-                <w:bCs/>
-                <w:color w:val="7F0055"/>
-                <w:sz w:val="20"/>
-              </w:rPr>
-              <w:t>import</w:t>
-            </w:r>
-            <w:r>
-              <w:rPr>
-                <w:rFonts w:ascii="Consolas" w:eastAsiaTheme="minorEastAsia" w:hAnsi="Consolas" w:cs="Consolas"/>
-                <w:color w:val="000000"/>
-                <w:sz w:val="20"/>
-              </w:rPr>
-              <w:t xml:space="preserve"> java.util.Scanner;</w:t>
-            </w:r>
-          </w:p>
-          <w:p>
-            <w:pPr>
-              <w:widowControl w:val="0"/>
-              <w:autoSpaceDE w:val="0"/>
-              <w:autoSpaceDN w:val="0"/>
-              <w:adjustRightInd w:val="0"/>
-              <w:spacing w:after="0" w:line="240" w:lineRule="auto"/>
-              <w:rPr>
-                <w:rFonts w:ascii="Consolas" w:eastAsiaTheme="minorEastAsia" w:hAnsi="Consolas" w:cs="Consolas"/>
-                <w:color w:val="auto"/>
-                <w:sz w:val="20"/>
-              </w:rPr>
-            </w:pPr>
-          </w:p>
-          <w:p>
-            <w:pPr>
-              <w:widowControl w:val="0"/>
-              <w:autoSpaceDE w:val="0"/>
-              <w:autoSpaceDN w:val="0"/>
-              <w:adjustRightInd w:val="0"/>
-              <w:spacing w:after="0" w:line="240" w:lineRule="auto"/>
-              <w:rPr>
-                <w:rFonts w:ascii="Consolas" w:eastAsiaTheme="minorEastAsia" w:hAnsi="Consolas" w:cs="Consolas"/>
-                <w:color w:val="auto"/>
-                <w:sz w:val="20"/>
-              </w:rPr>
-            </w:pPr>
-            <w:r>
-              <w:rPr>
-                <w:rFonts w:ascii="Consolas" w:eastAsiaTheme="minorEastAsia" w:hAnsi="Consolas" w:cs="Consolas"/>
-                <w:b/>
-                <w:bCs/>
-                <w:color w:val="7F0055"/>
-                <w:sz w:val="20"/>
-              </w:rPr>
-              <w:t>public</w:t>
-            </w:r>
-            <w:r>
-              <w:rPr>
-                <w:rFonts w:ascii="Consolas" w:eastAsiaTheme="minorEastAsia" w:hAnsi="Consolas" w:cs="Consolas"/>
-                <w:color w:val="000000"/>
-                <w:sz w:val="20"/>
-              </w:rPr>
-              <w:t xml:space="preserve"> </w:t>
-            </w:r>
-            <w:r>
-              <w:rPr>
-                <w:rFonts w:ascii="Consolas" w:eastAsiaTheme="minorEastAsia" w:hAnsi="Consolas" w:cs="Consolas"/>
-                <w:b/>
-                <w:bCs/>
-                <w:color w:val="7F0055"/>
-                <w:sz w:val="20"/>
-              </w:rPr>
-              <w:t>class</w:t>
-            </w:r>
-            <w:r>
-              <w:rPr>
-                <w:rFonts w:ascii="Consolas" w:eastAsiaTheme="minorEastAsia" w:hAnsi="Consolas" w:cs="Consolas"/>
-                <w:color w:val="000000"/>
-                <w:sz w:val="20"/>
-              </w:rPr>
-              <w:t xml:space="preserve"> FirstProgram {</w:t>
-            </w:r>
-          </w:p>
-          <w:p>
-            <w:pPr>
-              <w:widowControl w:val="0"/>
-              <w:autoSpaceDE w:val="0"/>
-              <w:autoSpaceDN w:val="0"/>
-              <w:adjustRightInd w:val="0"/>
-              <w:spacing w:after="0" w:line="240" w:lineRule="auto"/>
-              <w:rPr>
-                <w:rFonts w:ascii="Consolas" w:eastAsiaTheme="minorEastAsia" w:hAnsi="Consolas" w:cs="Consolas"/>
-                <w:color w:val="auto"/>
-                <w:sz w:val="20"/>
-              </w:rPr>
-            </w:pPr>
-          </w:p>
-          <w:p>
-            <w:pPr>
-              <w:widowControl w:val="0"/>
-              <w:autoSpaceDE w:val="0"/>
-              <w:autoSpaceDN w:val="0"/>
-              <w:adjustRightInd w:val="0"/>
-              <w:spacing w:after="0" w:line="240" w:lineRule="auto"/>
-              <w:rPr>
-                <w:rFonts w:ascii="Consolas" w:hAnsi="Consolas"/>
-              </w:rPr>
-            </w:pPr>
-            <w:r>
-              <w:rPr>
-                <w:rFonts w:ascii="Consolas" w:eastAsiaTheme="minorEastAsia" w:hAnsi="Consolas" w:cs="Consolas"/>
-                <w:color w:val="000000"/>
-                <w:sz w:val="20"/>
-              </w:rPr>
-              <w:tab/>
-            </w:r>
-          </w:p>
-          <w:p>
-            <w:pPr>
-              <w:spacing w:after="20" w:line="240" w:lineRule="auto"/>
-              <w:rPr>
-                <w:rFonts w:ascii="Consolas" w:hAnsi="Consolas"/>
-              </w:rPr>
-            </w:pPr>
+              <w:spacing w:after="20" w:line="240" w:lineRule="auto"/>
+              <w:rPr>
+                <w:lang/>
+                <w:rFonts w:ascii="Consolas" w:hAnsi="Consolas"/>
+                <w:rtl w:val="off"/>
+              </w:rPr>
+            </w:pPr>
+            <w:r>
+              <w:rPr>
+                <w:lang/>
+                <w:rFonts w:ascii="Consolas" w:hAnsi="Consolas"/>
+                <w:rtl w:val="off"/>
+              </w:rPr>
+              <w:t>class MyLeNet5_2(nn.Module):</w:t>
+            </w:r>
+          </w:p>
+          <w:p>
+            <w:pPr>
+              <w:spacing w:after="20" w:line="240" w:lineRule="auto"/>
+              <w:rPr>
+                <w:lang/>
+                <w:rFonts w:ascii="Consolas" w:hAnsi="Consolas"/>
+                <w:rtl w:val="off"/>
+              </w:rPr>
+            </w:pPr>
+            <w:r>
+              <w:rPr>
+                <w:lang/>
+                <w:rFonts w:ascii="Consolas" w:hAnsi="Consolas"/>
+                <w:rtl w:val="off"/>
+              </w:rPr>
+              <w:t xml:space="preserve">    def __init__(self):</w:t>
+            </w:r>
+          </w:p>
+          <w:p>
+            <w:pPr>
+              <w:spacing w:after="20" w:line="240" w:lineRule="auto"/>
+              <w:rPr>
+                <w:lang/>
+                <w:rFonts w:ascii="Consolas" w:hAnsi="Consolas"/>
+                <w:rtl w:val="off"/>
+              </w:rPr>
+            </w:pPr>
+            <w:r>
+              <w:rPr>
+                <w:lang/>
+                <w:rFonts w:ascii="Consolas" w:hAnsi="Consolas"/>
+                <w:rtl w:val="off"/>
+              </w:rPr>
+              <w:t xml:space="preserve">        super(MyLeNet5_2, self).__init__()</w:t>
+            </w:r>
+          </w:p>
+          <w:p>
+            <w:pPr>
+              <w:spacing w:after="20" w:line="240" w:lineRule="auto"/>
+              <w:rPr>
+                <w:lang/>
+                <w:rFonts w:ascii="Consolas" w:hAnsi="Consolas"/>
+                <w:rtl w:val="off"/>
+              </w:rPr>
+            </w:pPr>
+          </w:p>
+          <w:p>
+            <w:pPr>
+              <w:spacing w:after="20" w:line="240" w:lineRule="auto"/>
+              <w:rPr>
+                <w:lang/>
+                <w:rFonts w:ascii="Consolas" w:hAnsi="Consolas"/>
+                <w:rtl w:val="off"/>
+              </w:rPr>
+            </w:pPr>
+            <w:r>
+              <w:rPr>
+                <w:lang/>
+                <w:rFonts w:ascii="Consolas" w:hAnsi="Consolas"/>
+                <w:rtl w:val="off"/>
+              </w:rPr>
+              <w:t xml:space="preserve">        # TODO ①-A : conv_1  →  Conv2d(1, 32, kernel_size=5, padding=2)</w:t>
+            </w:r>
+          </w:p>
+          <w:p>
+            <w:pPr>
+              <w:spacing w:after="20" w:line="240" w:lineRule="auto"/>
+              <w:rPr>
+                <w:lang/>
+                <w:rFonts w:ascii="Consolas" w:hAnsi="Consolas"/>
+                <w:rtl w:val="off"/>
+              </w:rPr>
+            </w:pPr>
+            <w:r>
+              <w:rPr>
+                <w:lang/>
+                <w:rFonts w:ascii="Consolas" w:hAnsi="Consolas"/>
+                <w:rtl w:val="off"/>
+              </w:rPr>
+              <w:t xml:space="preserve">        self.conv_1    = nn.Conv2d(1, 32, kernel_size=5, padding=2)   # ← 교체하세요</w:t>
+            </w:r>
+          </w:p>
+          <w:p>
+            <w:pPr>
+              <w:spacing w:after="20" w:line="240" w:lineRule="auto"/>
+              <w:rPr>
+                <w:lang/>
+                <w:rFonts w:ascii="Consolas" w:hAnsi="Consolas"/>
+                <w:rtl w:val="off"/>
+              </w:rPr>
+            </w:pPr>
+          </w:p>
+          <w:p>
+            <w:pPr>
+              <w:spacing w:after="20" w:line="240" w:lineRule="auto"/>
+              <w:rPr>
+                <w:lang/>
+                <w:rFonts w:ascii="Consolas" w:hAnsi="Consolas"/>
+                <w:rtl w:val="off"/>
+              </w:rPr>
+            </w:pPr>
+            <w:r>
+              <w:rPr>
+                <w:lang/>
+                <w:rFonts w:ascii="Consolas" w:hAnsi="Consolas"/>
+                <w:rtl w:val="off"/>
+              </w:rPr>
+              <w:t xml:space="preserve">        # TODO ①-B : maxpool_1  →  MaxPool2d(kernel_size=(2,2), stride=2)</w:t>
+            </w:r>
+          </w:p>
+          <w:p>
+            <w:pPr>
+              <w:spacing w:after="20" w:line="240" w:lineRule="auto"/>
+              <w:rPr>
+                <w:lang/>
+                <w:rFonts w:ascii="Consolas" w:hAnsi="Consolas"/>
+                <w:rtl w:val="off"/>
+              </w:rPr>
+            </w:pPr>
+            <w:r>
+              <w:rPr>
+                <w:lang/>
+                <w:rFonts w:ascii="Consolas" w:hAnsi="Consolas"/>
+                <w:rtl w:val="off"/>
+              </w:rPr>
+              <w:t xml:space="preserve">        self.maxpool_1 = nn.MaxPool2d(kernel_size=(2,2), stride=2)   # ← 교체하세요</w:t>
+            </w:r>
+          </w:p>
+          <w:p>
+            <w:pPr>
+              <w:spacing w:after="20" w:line="240" w:lineRule="auto"/>
+              <w:rPr>
+                <w:lang/>
+                <w:rFonts w:ascii="Consolas" w:hAnsi="Consolas"/>
+                <w:rtl w:val="off"/>
+              </w:rPr>
+            </w:pPr>
+          </w:p>
+          <w:p>
+            <w:pPr>
+              <w:spacing w:after="20" w:line="240" w:lineRule="auto"/>
+              <w:rPr>
+                <w:lang/>
+                <w:rFonts w:ascii="Consolas" w:hAnsi="Consolas"/>
+                <w:rtl w:val="off"/>
+              </w:rPr>
+            </w:pPr>
+            <w:r>
+              <w:rPr>
+                <w:lang/>
+                <w:rFonts w:ascii="Consolas" w:hAnsi="Consolas"/>
+                <w:rtl w:val="off"/>
+              </w:rPr>
+              <w:t xml:space="preserve">        # TODO ①-C : conv_2  →  Conv2d(32, 64, kernel_size=5)</w:t>
+            </w:r>
+          </w:p>
+          <w:p>
+            <w:pPr>
+              <w:spacing w:after="20" w:line="240" w:lineRule="auto"/>
+              <w:rPr>
+                <w:lang/>
+                <w:rFonts w:ascii="Consolas" w:hAnsi="Consolas"/>
+                <w:rtl w:val="off"/>
+              </w:rPr>
+            </w:pPr>
+            <w:r>
+              <w:rPr>
+                <w:lang/>
+                <w:rFonts w:ascii="Consolas" w:hAnsi="Consolas"/>
+                <w:rtl w:val="off"/>
+              </w:rPr>
+              <w:t xml:space="preserve">        self.conv_2    = nn.Conv2d(32, 64, kernel_size=5)   # ← 교체하세요</w:t>
+            </w:r>
+          </w:p>
+          <w:p>
+            <w:pPr>
+              <w:spacing w:after="20" w:line="240" w:lineRule="auto"/>
+              <w:rPr>
+                <w:lang/>
+                <w:rFonts w:ascii="Consolas" w:hAnsi="Consolas"/>
+                <w:rtl w:val="off"/>
+              </w:rPr>
+            </w:pPr>
+          </w:p>
+          <w:p>
+            <w:pPr>
+              <w:spacing w:after="20" w:line="240" w:lineRule="auto"/>
+              <w:rPr>
+                <w:lang/>
+                <w:rFonts w:ascii="Consolas" w:hAnsi="Consolas"/>
+                <w:rtl w:val="off"/>
+              </w:rPr>
+            </w:pPr>
+            <w:r>
+              <w:rPr>
+                <w:lang/>
+                <w:rFonts w:ascii="Consolas" w:hAnsi="Consolas"/>
+                <w:rtl w:val="off"/>
+              </w:rPr>
+              <w:t xml:space="preserve">        # TODO ①-D : maxpool_2  →  MaxPool2d(kernel_size=(2,2), stride=2)</w:t>
+            </w:r>
+          </w:p>
+          <w:p>
+            <w:pPr>
+              <w:spacing w:after="20" w:line="240" w:lineRule="auto"/>
+              <w:rPr>
+                <w:lang/>
+                <w:rFonts w:ascii="Consolas" w:hAnsi="Consolas"/>
+                <w:rtl w:val="off"/>
+              </w:rPr>
+            </w:pPr>
+            <w:r>
+              <w:rPr>
+                <w:lang/>
+                <w:rFonts w:ascii="Consolas" w:hAnsi="Consolas"/>
+                <w:rtl w:val="off"/>
+              </w:rPr>
+              <w:t xml:space="preserve">        self.maxpool_2 = nn.MaxPool2d(kernel_size=(2,2), stride=2)   # ← 교체하세요</w:t>
+            </w:r>
+          </w:p>
+          <w:p>
+            <w:pPr>
+              <w:spacing w:after="20" w:line="240" w:lineRule="auto"/>
+              <w:rPr>
+                <w:lang/>
+                <w:rFonts w:ascii="Consolas" w:hAnsi="Consolas"/>
+                <w:rtl w:val="off"/>
+              </w:rPr>
+            </w:pPr>
+          </w:p>
+          <w:p>
+            <w:pPr>
+              <w:spacing w:after="20" w:line="240" w:lineRule="auto"/>
+              <w:rPr>
+                <w:lang/>
+                <w:rFonts w:ascii="Consolas" w:hAnsi="Consolas"/>
+                <w:rtl w:val="off"/>
+              </w:rPr>
+            </w:pPr>
+            <w:r>
+              <w:rPr>
+                <w:lang/>
+                <w:rFonts w:ascii="Consolas" w:hAnsi="Consolas"/>
+                <w:rtl w:val="off"/>
+              </w:rPr>
+              <w:t xml:space="preserve">        # TODO ①-E : conv_3  →  Conv2d(64, 256, kernel_size=5)</w:t>
+            </w:r>
+          </w:p>
+          <w:p>
+            <w:pPr>
+              <w:spacing w:after="20" w:line="240" w:lineRule="auto"/>
+              <w:rPr>
+                <w:lang/>
+                <w:rFonts w:ascii="Consolas" w:hAnsi="Consolas"/>
+                <w:rtl w:val="off"/>
+              </w:rPr>
+            </w:pPr>
+            <w:r>
+              <w:rPr>
+                <w:lang/>
+                <w:rFonts w:ascii="Consolas" w:hAnsi="Consolas"/>
+                <w:rtl w:val="off"/>
+              </w:rPr>
+              <w:t xml:space="preserve">        self.conv_3    = nn.Conv2d(64, 256, kernel_size=5)   # ← 교체하세요</w:t>
+            </w:r>
+          </w:p>
+          <w:p>
+            <w:pPr>
+              <w:spacing w:after="20" w:line="240" w:lineRule="auto"/>
+              <w:rPr>
+                <w:lang/>
+                <w:rFonts w:ascii="Consolas" w:hAnsi="Consolas"/>
+                <w:rtl w:val="off"/>
+              </w:rPr>
+            </w:pPr>
+          </w:p>
+          <w:p>
+            <w:pPr>
+              <w:spacing w:after="20" w:line="240" w:lineRule="auto"/>
+              <w:rPr>
+                <w:lang/>
+                <w:rFonts w:ascii="Consolas" w:hAnsi="Consolas"/>
+                <w:rtl w:val="off"/>
+              </w:rPr>
+            </w:pPr>
+            <w:r>
+              <w:rPr>
+                <w:lang/>
+                <w:rFonts w:ascii="Consolas" w:hAnsi="Consolas"/>
+                <w:rtl w:val="off"/>
+              </w:rPr>
+              <w:t xml:space="preserve">        # TODO ①-F : relu  →  nn.ReLU()</w:t>
+            </w:r>
+          </w:p>
+          <w:p>
+            <w:pPr>
+              <w:spacing w:after="20" w:line="240" w:lineRule="auto"/>
+              <w:rPr>
+                <w:lang/>
+                <w:rFonts w:ascii="Consolas" w:hAnsi="Consolas"/>
+                <w:rtl w:val="off"/>
+              </w:rPr>
+            </w:pPr>
+            <w:r>
+              <w:rPr>
+                <w:lang/>
+                <w:rFonts w:ascii="Consolas" w:hAnsi="Consolas"/>
+                <w:rtl w:val="off"/>
+              </w:rPr>
+              <w:t xml:space="preserve">        self.relu      = nn.ReLU()   # ← 교체하세요</w:t>
+            </w:r>
+          </w:p>
+          <w:p>
+            <w:pPr>
+              <w:spacing w:after="20" w:line="240" w:lineRule="auto"/>
+              <w:rPr>
+                <w:lang/>
+                <w:rFonts w:ascii="Consolas" w:hAnsi="Consolas"/>
+                <w:rtl w:val="off"/>
+              </w:rPr>
+            </w:pPr>
+          </w:p>
+          <w:p>
+            <w:pPr>
+              <w:spacing w:after="20" w:line="240" w:lineRule="auto"/>
+              <w:rPr>
+                <w:lang/>
+                <w:rFonts w:ascii="Consolas" w:hAnsi="Consolas"/>
+                <w:rtl w:val="off"/>
+              </w:rPr>
+            </w:pPr>
+            <w:r>
+              <w:rPr>
+                <w:lang/>
+                <w:rFonts w:ascii="Consolas" w:hAnsi="Consolas"/>
+                <w:rtl w:val="off"/>
+              </w:rPr>
+              <w:t xml:space="preserve">        # TODO ①-G : fc_1  →  Linear(256, 128)</w:t>
+            </w:r>
+          </w:p>
+          <w:p>
+            <w:pPr>
+              <w:spacing w:after="20" w:line="240" w:lineRule="auto"/>
+              <w:rPr>
+                <w:lang/>
+                <w:rFonts w:ascii="Consolas" w:hAnsi="Consolas"/>
+                <w:rtl w:val="off"/>
+              </w:rPr>
+            </w:pPr>
+            <w:r>
+              <w:rPr>
+                <w:lang/>
+                <w:rFonts w:ascii="Consolas" w:hAnsi="Consolas"/>
+                <w:rtl w:val="off"/>
+              </w:rPr>
+              <w:t xml:space="preserve">        self.fc_1      = nn.Linear(256, 128)   # ← 교체하세요</w:t>
+            </w:r>
+          </w:p>
+          <w:p>
+            <w:pPr>
+              <w:spacing w:after="20" w:line="240" w:lineRule="auto"/>
+              <w:rPr>
+                <w:lang/>
+                <w:rFonts w:ascii="Consolas" w:hAnsi="Consolas"/>
+                <w:rtl w:val="off"/>
+              </w:rPr>
+            </w:pPr>
+          </w:p>
+          <w:p>
+            <w:pPr>
+              <w:spacing w:after="20" w:line="240" w:lineRule="auto"/>
+              <w:rPr>
+                <w:lang/>
+                <w:rFonts w:ascii="Consolas" w:hAnsi="Consolas"/>
+                <w:rtl w:val="off"/>
+              </w:rPr>
+            </w:pPr>
+            <w:r>
+              <w:rPr>
+                <w:lang/>
+                <w:rFonts w:ascii="Consolas" w:hAnsi="Consolas"/>
+                <w:rtl w:val="off"/>
+              </w:rPr>
+              <w:t xml:space="preserve">        # TODO ①-H : fc_2  →  Linear(128, 10)</w:t>
+            </w:r>
+          </w:p>
+          <w:p>
+            <w:pPr>
+              <w:spacing w:after="20" w:line="240" w:lineRule="auto"/>
+              <w:rPr>
+                <w:lang/>
+                <w:rFonts w:ascii="Consolas" w:hAnsi="Consolas"/>
+                <w:rtl w:val="off"/>
+              </w:rPr>
+            </w:pPr>
+            <w:r>
+              <w:rPr>
+                <w:lang/>
+                <w:rFonts w:ascii="Consolas" w:hAnsi="Consolas"/>
+                <w:rtl w:val="off"/>
+              </w:rPr>
+              <w:t xml:space="preserve">        self.fc_2      = nn.Linear(128, 10)   # ← 교체하세요</w:t>
+            </w:r>
+          </w:p>
+          <w:p>
+            <w:pPr>
+              <w:spacing w:after="20" w:line="240" w:lineRule="auto"/>
+              <w:rPr>
+                <w:lang/>
+                <w:rFonts w:ascii="Consolas" w:hAnsi="Consolas"/>
+                <w:rtl w:val="off"/>
+              </w:rPr>
+            </w:pPr>
+          </w:p>
+          <w:p>
+            <w:pPr>
+              <w:spacing w:after="20" w:line="240" w:lineRule="auto"/>
+              <w:rPr>
+                <w:lang/>
+                <w:rFonts w:ascii="Consolas" w:hAnsi="Consolas"/>
+                <w:rtl w:val="off"/>
+              </w:rPr>
+            </w:pPr>
+            <w:r>
+              <w:rPr>
+                <w:lang/>
+                <w:rFonts w:ascii="Consolas" w:hAnsi="Consolas"/>
+                <w:rtl w:val="off"/>
+              </w:rPr>
+              <w:t xml:space="preserve">    def forward(self, x):</w:t>
+            </w:r>
+          </w:p>
+          <w:p>
+            <w:pPr>
+              <w:spacing w:after="20" w:line="240" w:lineRule="auto"/>
+              <w:rPr>
+                <w:lang/>
+                <w:rFonts w:ascii="Consolas" w:hAnsi="Consolas"/>
+                <w:rtl w:val="off"/>
+              </w:rPr>
+            </w:pPr>
+            <w:r>
+              <w:rPr>
+                <w:lang/>
+                <w:rFonts w:ascii="Consolas" w:hAnsi="Consolas"/>
+                <w:rtl w:val="off"/>
+              </w:rPr>
+              <w:t xml:space="preserve">        # TODO ② : 순전파 구현</w:t>
+            </w:r>
+          </w:p>
+          <w:p>
+            <w:pPr>
+              <w:spacing w:after="20" w:line="240" w:lineRule="auto"/>
+              <w:rPr>
+                <w:lang/>
+                <w:rFonts w:ascii="Consolas" w:hAnsi="Consolas"/>
+                <w:rtl w:val="off"/>
+              </w:rPr>
+            </w:pPr>
+            <w:r>
+              <w:rPr>
+                <w:lang/>
+                <w:rFonts w:ascii="Consolas" w:hAnsi="Consolas"/>
+                <w:rtl w:val="off"/>
+              </w:rPr>
+              <w:t xml:space="preserve">        x = self.conv_1(x) # ← 이 줄을 지우고 구현하세요</w:t>
+            </w:r>
+          </w:p>
+          <w:p>
+            <w:pPr>
+              <w:spacing w:after="20" w:line="240" w:lineRule="auto"/>
+              <w:rPr>
+                <w:lang/>
+                <w:rFonts w:ascii="Consolas" w:hAnsi="Consolas"/>
+                <w:rtl w:val="off"/>
+              </w:rPr>
+            </w:pPr>
+            <w:r>
+              <w:rPr>
+                <w:lang/>
+                <w:rFonts w:ascii="Consolas" w:hAnsi="Consolas"/>
+                <w:rtl w:val="off"/>
+              </w:rPr>
+              <w:t xml:space="preserve">        x = self.relu(x)</w:t>
+            </w:r>
+          </w:p>
+          <w:p>
+            <w:pPr>
+              <w:spacing w:after="20" w:line="240" w:lineRule="auto"/>
+              <w:rPr>
+                <w:lang/>
+                <w:rFonts w:ascii="Consolas" w:hAnsi="Consolas"/>
+                <w:rtl w:val="off"/>
+              </w:rPr>
+            </w:pPr>
+            <w:r>
+              <w:rPr>
+                <w:lang/>
+                <w:rFonts w:ascii="Consolas" w:hAnsi="Consolas"/>
+                <w:rtl w:val="off"/>
+              </w:rPr>
+              <w:t xml:space="preserve">        x = self.maxpool_1(x)</w:t>
+            </w:r>
+          </w:p>
+          <w:p>
+            <w:pPr>
+              <w:spacing w:after="20" w:line="240" w:lineRule="auto"/>
+              <w:rPr>
+                <w:lang/>
+                <w:rFonts w:ascii="Consolas" w:hAnsi="Consolas"/>
+                <w:rtl w:val="off"/>
+              </w:rPr>
+            </w:pPr>
+            <w:r>
+              <w:rPr>
+                <w:lang/>
+                <w:rFonts w:ascii="Consolas" w:hAnsi="Consolas"/>
+                <w:rtl w:val="off"/>
+              </w:rPr>
+              <w:t xml:space="preserve">        x = self.conv_2(x)</w:t>
+            </w:r>
+          </w:p>
+          <w:p>
+            <w:pPr>
+              <w:spacing w:after="20" w:line="240" w:lineRule="auto"/>
+              <w:rPr>
+                <w:lang/>
+                <w:rFonts w:ascii="Consolas" w:hAnsi="Consolas"/>
+                <w:rtl w:val="off"/>
+              </w:rPr>
+            </w:pPr>
+            <w:r>
+              <w:rPr>
+                <w:lang/>
+                <w:rFonts w:ascii="Consolas" w:hAnsi="Consolas"/>
+                <w:rtl w:val="off"/>
+              </w:rPr>
+              <w:t xml:space="preserve">        x = self.relu(x)</w:t>
+            </w:r>
+          </w:p>
+          <w:p>
+            <w:pPr>
+              <w:spacing w:after="20" w:line="240" w:lineRule="auto"/>
+              <w:rPr>
+                <w:lang/>
+                <w:rFonts w:ascii="Consolas" w:hAnsi="Consolas"/>
+                <w:rtl w:val="off"/>
+              </w:rPr>
+            </w:pPr>
+            <w:r>
+              <w:rPr>
+                <w:lang/>
+                <w:rFonts w:ascii="Consolas" w:hAnsi="Consolas"/>
+                <w:rtl w:val="off"/>
+              </w:rPr>
+              <w:t xml:space="preserve">        x = self.maxpool_2(x)</w:t>
+            </w:r>
+          </w:p>
+          <w:p>
+            <w:pPr>
+              <w:spacing w:after="20" w:line="240" w:lineRule="auto"/>
+              <w:rPr>
+                <w:lang/>
+                <w:rFonts w:ascii="Consolas" w:hAnsi="Consolas"/>
+                <w:rtl w:val="off"/>
+              </w:rPr>
+            </w:pPr>
+            <w:r>
+              <w:rPr>
+                <w:lang/>
+                <w:rFonts w:ascii="Consolas" w:hAnsi="Consolas"/>
+                <w:rtl w:val="off"/>
+              </w:rPr>
+              <w:t xml:space="preserve">        x = self.conv_3(x)</w:t>
+            </w:r>
+          </w:p>
+          <w:p>
+            <w:pPr>
+              <w:spacing w:after="20" w:line="240" w:lineRule="auto"/>
+              <w:rPr>
+                <w:lang/>
+                <w:rFonts w:ascii="Consolas" w:hAnsi="Consolas"/>
+                <w:rtl w:val="off"/>
+              </w:rPr>
+            </w:pPr>
+            <w:r>
+              <w:rPr>
+                <w:lang/>
+                <w:rFonts w:ascii="Consolas" w:hAnsi="Consolas"/>
+                <w:rtl w:val="off"/>
+              </w:rPr>
+              <w:t xml:space="preserve">        x = x.view(-1,256)</w:t>
+            </w:r>
+          </w:p>
+          <w:p>
+            <w:pPr>
+              <w:spacing w:after="20" w:line="240" w:lineRule="auto"/>
+              <w:rPr>
+                <w:lang/>
+                <w:rFonts w:ascii="Consolas" w:hAnsi="Consolas"/>
+                <w:rtl w:val="off"/>
+              </w:rPr>
+            </w:pPr>
+            <w:r>
+              <w:rPr>
+                <w:lang/>
+                <w:rFonts w:ascii="Consolas" w:hAnsi="Consolas"/>
+                <w:rtl w:val="off"/>
+              </w:rPr>
+              <w:t xml:space="preserve">        x = self.fc_1(x)</w:t>
+            </w:r>
+          </w:p>
+          <w:p>
+            <w:pPr>
+              <w:spacing w:after="20" w:line="240" w:lineRule="auto"/>
+              <w:rPr>
+                <w:lang/>
+                <w:rFonts w:ascii="Consolas" w:hAnsi="Consolas"/>
+                <w:rtl w:val="off"/>
+              </w:rPr>
+            </w:pPr>
+            <w:r>
+              <w:rPr>
+                <w:lang/>
+                <w:rFonts w:ascii="Consolas" w:hAnsi="Consolas"/>
+                <w:rtl w:val="off"/>
+              </w:rPr>
+              <w:t xml:space="preserve">        x = self.relu(x)</w:t>
+            </w:r>
+          </w:p>
+          <w:p>
+            <w:pPr>
+              <w:spacing w:after="20" w:line="240" w:lineRule="auto"/>
+              <w:rPr>
+                <w:lang/>
+                <w:rFonts w:ascii="Consolas" w:hAnsi="Consolas"/>
+                <w:rtl w:val="off"/>
+              </w:rPr>
+            </w:pPr>
+            <w:r>
+              <w:rPr>
+                <w:lang/>
+                <w:rFonts w:ascii="Consolas" w:hAnsi="Consolas"/>
+                <w:rtl w:val="off"/>
+              </w:rPr>
+              <w:t xml:space="preserve">        res = self.fc_2(x)</w:t>
+            </w:r>
+          </w:p>
+          <w:p>
+            <w:pPr>
+              <w:spacing w:after="20" w:line="240" w:lineRule="auto"/>
+              <w:rPr>
+                <w:lang/>
+                <w:rFonts w:ascii="Consolas" w:hAnsi="Consolas"/>
+                <w:rtl w:val="off"/>
+              </w:rPr>
+            </w:pPr>
+            <w:r>
+              <w:rPr>
+                <w:lang/>
+                <w:rFonts w:ascii="Consolas" w:hAnsi="Consolas"/>
+                <w:rtl w:val="off"/>
+              </w:rPr>
+              <w:t xml:space="preserve">        return res</w:t>
+            </w:r>
+          </w:p>
+          <w:p>
+            <w:pPr>
+              <w:spacing w:after="20" w:line="240" w:lineRule="auto"/>
+              <w:rPr>
+                <w:lang/>
+                <w:rFonts w:ascii="Consolas" w:hAnsi="Consolas"/>
+                <w:rtl w:val="off"/>
+              </w:rPr>
+            </w:pPr>
+          </w:p>
+          <w:p>
+            <w:pPr>
+              <w:spacing w:after="20" w:line="240" w:lineRule="auto"/>
+              <w:rPr>
+                <w:lang/>
+                <w:rFonts w:ascii="Consolas" w:hAnsi="Consolas"/>
+                <w:rtl w:val="off"/>
+              </w:rPr>
+            </w:pPr>
+            <w:r>
+              <w:rPr>
+                <w:lang/>
+                <w:rFonts w:ascii="Consolas" w:hAnsi="Consolas"/>
+                <w:rtl w:val="off"/>
+              </w:rPr>
+              <w:t># ===== 수정 금지 =====</w:t>
+            </w:r>
+          </w:p>
+          <w:p>
+            <w:pPr>
+              <w:spacing w:after="20" w:line="240" w:lineRule="auto"/>
+              <w:rPr>
+                <w:lang/>
+                <w:rFonts w:ascii="Consolas" w:hAnsi="Consolas"/>
+                <w:rtl w:val="off"/>
+              </w:rPr>
+            </w:pPr>
+            <w:r>
+              <w:rPr>
+                <w:lang/>
+                <w:rFonts w:ascii="Consolas" w:hAnsi="Consolas"/>
+                <w:rtl w:val="off"/>
+              </w:rPr>
+              <w:t>model_test = MyLeNet5_2()</w:t>
+            </w:r>
+          </w:p>
+          <w:p>
+            <w:pPr>
+              <w:spacing w:after="20" w:line="240" w:lineRule="auto"/>
+              <w:rPr>
+                <w:lang/>
+                <w:rFonts w:ascii="Consolas" w:hAnsi="Consolas"/>
+                <w:rtl w:val="off"/>
+              </w:rPr>
+            </w:pPr>
+            <w:r>
+              <w:rPr>
+                <w:lang/>
+                <w:rFonts w:ascii="Consolas" w:hAnsi="Consolas"/>
+                <w:rtl w:val="off"/>
+              </w:rPr>
+              <w:t>print(model_test)</w:t>
+            </w:r>
+          </w:p>
+          <w:p>
+            <w:pPr>
+              <w:spacing w:after="20" w:line="240" w:lineRule="auto"/>
+              <w:rPr>
+                <w:lang/>
+                <w:rFonts w:ascii="Consolas" w:hAnsi="Consolas"/>
+                <w:rtl w:val="off"/>
+              </w:rPr>
+            </w:pPr>
+            <w:r>
+              <w:rPr>
+                <w:lang/>
+                <w:rFonts w:ascii="Consolas" w:hAnsi="Consolas"/>
+                <w:rtl w:val="off"/>
+              </w:rPr>
+              <w:t>total_params = sum(p.numel() for p in model_test.parameters())</w:t>
+            </w:r>
+          </w:p>
+          <w:p>
+            <w:pPr>
+              <w:spacing w:after="20" w:line="240" w:lineRule="auto"/>
+              <w:rPr>
+                <w:lang/>
+                <w:rFonts w:ascii="Consolas" w:hAnsi="Consolas"/>
+                <w:rtl w:val="off"/>
+              </w:rPr>
+            </w:pPr>
+            <w:r>
+              <w:rPr>
+                <w:lang/>
+                <w:rFonts w:ascii="Consolas" w:hAnsi="Consolas"/>
+                <w:rtl w:val="off"/>
+              </w:rPr>
+              <w:t>print(f"파라미터 수: {total_params:,}개")</w:t>
+            </w:r>
+          </w:p>
+          <w:p>
+            <w:pPr>
+              <w:spacing w:after="20" w:line="240" w:lineRule="auto"/>
+              <w:rPr>
+                <w:lang/>
+                <w:rFonts w:ascii="Consolas" w:hAnsi="Consolas"/>
+                <w:rtl w:val="off"/>
+              </w:rPr>
+            </w:pPr>
+            <w:r>
+              <w:rPr>
+                <w:lang/>
+                <w:rFonts w:ascii="Consolas" w:hAnsi="Consolas"/>
+                <w:rtl w:val="off"/>
+              </w:rPr>
+              <w:t># ===== 수정 금지 끝 =====</w:t>
+            </w:r>
+          </w:p>
+          <w:p>
+            <w:pPr>
+              <w:spacing w:after="20" w:line="240" w:lineRule="auto"/>
+              <w:rPr>
+                <w:lang/>
+                <w:rFonts w:ascii="Consolas" w:hAnsi="Consolas"/>
+                <w:rtl w:val="off"/>
+              </w:rPr>
+            </w:pPr>
+          </w:p>
+          <w:p>
+            <w:pPr>
+              <w:spacing w:after="20" w:line="240" w:lineRule="auto"/>
+              <w:rPr>
+                <w:lang/>
+                <w:rFonts w:ascii="Consolas" w:hAnsi="Consolas"/>
+                <w:rtl w:val="off"/>
+              </w:rPr>
+            </w:pPr>
+            <w:r>
+              <w:rPr>
+                <w:lang/>
+                <w:rFonts w:ascii="Consolas" w:hAnsi="Consolas"/>
+                <w:rtl w:val="off"/>
+              </w:rPr>
+              <w:t># TODO ③ : epochs 수정</w:t>
+            </w:r>
+          </w:p>
+          <w:p>
+            <w:pPr>
+              <w:spacing w:after="20" w:line="240" w:lineRule="auto"/>
+              <w:rPr>
+                <w:lang/>
+                <w:rFonts w:ascii="Consolas" w:hAnsi="Consolas"/>
+                <w:rtl w:val="off"/>
+              </w:rPr>
+            </w:pPr>
+            <w:r>
+              <w:rPr>
+                <w:lang/>
+                <w:rFonts w:ascii="Consolas" w:hAnsi="Consolas"/>
+                <w:rtl w:val="off"/>
+              </w:rPr>
+              <w:t>epochs        = 3</w:t>
+            </w:r>
+          </w:p>
+          <w:p>
+            <w:pPr>
+              <w:spacing w:after="20" w:line="240" w:lineRule="auto"/>
+              <w:rPr>
+                <w:lang/>
+                <w:rFonts w:ascii="Consolas" w:hAnsi="Consolas"/>
+                <w:rtl w:val="off"/>
+              </w:rPr>
+            </w:pPr>
+            <w:r>
+              <w:rPr>
+                <w:lang/>
+                <w:rFonts w:ascii="Consolas" w:hAnsi="Consolas"/>
+                <w:rtl w:val="off"/>
+              </w:rPr>
+              <w:t>learning_rate = 0.01</w:t>
+            </w:r>
+          </w:p>
+          <w:p>
+            <w:pPr>
+              <w:spacing w:after="20" w:line="240" w:lineRule="auto"/>
+              <w:rPr>
+                <w:lang/>
+                <w:rFonts w:ascii="Consolas" w:hAnsi="Consolas"/>
+                <w:rtl w:val="off"/>
+              </w:rPr>
+            </w:pPr>
+          </w:p>
+          <w:p>
+            <w:pPr>
+              <w:spacing w:after="20" w:line="240" w:lineRule="auto"/>
+              <w:rPr>
+                <w:lang/>
+                <w:rFonts w:ascii="Consolas" w:hAnsi="Consolas"/>
+                <w:rtl w:val="off"/>
+              </w:rPr>
+            </w:pPr>
+            <w:r>
+              <w:rPr>
+                <w:lang/>
+                <w:rFonts w:ascii="Consolas" w:hAnsi="Consolas"/>
+                <w:rtl w:val="off"/>
+              </w:rPr>
+              <w:t># TODO ④ : 학번/이름 (필수)</w:t>
+            </w:r>
+          </w:p>
+          <w:p>
+            <w:pPr>
+              <w:spacing w:after="20" w:line="240" w:lineRule="auto"/>
+              <w:rPr>
+                <w:lang/>
+                <w:rFonts w:ascii="Consolas" w:hAnsi="Consolas"/>
+                <w:rtl w:val="off"/>
+              </w:rPr>
+            </w:pPr>
+            <w:r>
+              <w:rPr>
+                <w:lang/>
+                <w:rFonts w:ascii="Consolas" w:hAnsi="Consolas"/>
+                <w:rtl w:val="off"/>
+              </w:rPr>
+              <w:t>STUDENT_ID   = "2021103635" #e.g., 20201111111</w:t>
+            </w:r>
+          </w:p>
+          <w:p>
+            <w:pPr>
+              <w:spacing w:after="20" w:line="240" w:lineRule="auto"/>
+              <w:rPr>
+                <w:lang/>
+                <w:rFonts w:ascii="Consolas" w:hAnsi="Consolas"/>
+                <w:rtl w:val="off"/>
+              </w:rPr>
+            </w:pPr>
+            <w:r>
+              <w:rPr>
+                <w:lang/>
+                <w:rFonts w:ascii="Consolas" w:hAnsi="Consolas"/>
+                <w:rtl w:val="off"/>
+              </w:rPr>
+              <w:t>STUDENT_NAME = "LEE Min Seok" #e.g., Hong Gil Dong</w:t>
+            </w:r>
+          </w:p>
+          <w:p>
+            <w:pPr>
+              <w:spacing w:after="20" w:line="240" w:lineRule="auto"/>
+              <w:rPr>
+                <w:lang/>
+                <w:rFonts w:ascii="Consolas" w:hAnsi="Consolas"/>
+                <w:rtl w:val="off"/>
+              </w:rPr>
+            </w:pPr>
+          </w:p>
+          <w:p>
+            <w:pPr>
+              <w:spacing w:after="20" w:line="240" w:lineRule="auto"/>
+              <w:rPr>
+                <w:lang/>
+                <w:rFonts w:ascii="Consolas" w:hAnsi="Consolas"/>
+                <w:rtl w:val="off"/>
+              </w:rPr>
+            </w:pPr>
+            <w:r>
+              <w:rPr>
+                <w:lang/>
+                <w:rFonts w:ascii="Consolas" w:hAnsi="Consolas"/>
+                <w:rtl w:val="off"/>
+              </w:rPr>
+              <w:t># ===== 수정 금지 =====</w:t>
+            </w:r>
+          </w:p>
+          <w:p>
+            <w:pPr>
+              <w:spacing w:after="20" w:line="240" w:lineRule="auto"/>
+              <w:rPr>
+                <w:lang/>
+                <w:rFonts w:ascii="Consolas" w:hAnsi="Consolas"/>
+                <w:rtl w:val="off"/>
+              </w:rPr>
+            </w:pPr>
+            <w:r>
+              <w:rPr>
+                <w:lang/>
+                <w:rFonts w:ascii="Consolas" w:hAnsi="Consolas"/>
+                <w:rtl w:val="off"/>
+              </w:rPr>
+              <w:t>model         = MyLeNet5_2().to(device)</w:t>
+            </w:r>
+          </w:p>
+          <w:p>
+            <w:pPr>
+              <w:spacing w:after="20" w:line="240" w:lineRule="auto"/>
+              <w:rPr>
+                <w:lang/>
+                <w:rFonts w:ascii="Consolas" w:hAnsi="Consolas"/>
+                <w:rtl w:val="off"/>
+              </w:rPr>
+            </w:pPr>
+            <w:r>
+              <w:rPr>
+                <w:lang/>
+                <w:rFonts w:ascii="Consolas" w:hAnsi="Consolas"/>
+                <w:rtl w:val="off"/>
+              </w:rPr>
+              <w:t>optimizer     = optim.Adadelta(model.parameters(), lr=learning_rate)</w:t>
+            </w:r>
+          </w:p>
+          <w:p>
+            <w:pPr>
+              <w:spacing w:after="20" w:line="240" w:lineRule="auto"/>
+              <w:rPr>
+                <w:lang/>
+                <w:rFonts w:ascii="Consolas" w:hAnsi="Consolas"/>
+                <w:rtl w:val="off"/>
+              </w:rPr>
+            </w:pPr>
+            <w:r>
+              <w:rPr>
+                <w:lang/>
+                <w:rFonts w:ascii="Consolas" w:hAnsi="Consolas"/>
+                <w:rtl w:val="off"/>
+              </w:rPr>
+              <w:t>scheduler     = optim.lr_scheduler.StepLR(optimizer, step_size=1, gamma=0.1)</w:t>
+            </w:r>
+          </w:p>
+          <w:p>
+            <w:pPr>
+              <w:spacing w:after="20" w:line="240" w:lineRule="auto"/>
+              <w:rPr>
+                <w:lang/>
+                <w:rFonts w:ascii="Consolas" w:hAnsi="Consolas"/>
+                <w:rtl w:val="off"/>
+              </w:rPr>
+            </w:pPr>
+            <w:r>
+              <w:rPr>
+                <w:lang/>
+                <w:rFonts w:ascii="Consolas" w:hAnsi="Consolas"/>
+                <w:rtl w:val="off"/>
+              </w:rPr>
+              <w:t>loss_function = nn.CrossEntropyLoss()</w:t>
+            </w:r>
+          </w:p>
+          <w:p>
+            <w:pPr>
+              <w:spacing w:after="20" w:line="240" w:lineRule="auto"/>
+              <w:rPr>
+                <w:lang/>
+                <w:rFonts w:ascii="Consolas" w:hAnsi="Consolas"/>
+                <w:rtl w:val="off"/>
+              </w:rPr>
+            </w:pPr>
+          </w:p>
+          <w:p>
+            <w:pPr>
+              <w:spacing w:after="20" w:line="240" w:lineRule="auto"/>
+              <w:rPr>
+                <w:lang/>
+                <w:rFonts w:ascii="Consolas" w:hAnsi="Consolas"/>
+                <w:rtl w:val="off"/>
+              </w:rPr>
+            </w:pPr>
+            <w:r>
+              <w:rPr>
+                <w:lang/>
+                <w:rFonts w:ascii="Consolas" w:hAnsi="Consolas"/>
+                <w:rtl w:val="off"/>
+              </w:rPr>
+              <w:t>print(f"학번: {STUDENT_ID}  이름: {STUDENT_NAME}")</w:t>
+            </w:r>
+          </w:p>
+          <w:p>
+            <w:pPr>
+              <w:spacing w:after="20" w:line="240" w:lineRule="auto"/>
+              <w:rPr>
+                <w:lang/>
+                <w:rFonts w:ascii="Consolas" w:hAnsi="Consolas"/>
+                <w:rtl w:val="off"/>
+              </w:rPr>
+            </w:pPr>
+            <w:r>
+              <w:rPr>
+                <w:lang/>
+                <w:rFonts w:ascii="Consolas" w:hAnsi="Consolas"/>
+                <w:rtl w:val="off"/>
+              </w:rPr>
+              <w:t>print(f"epochs={epochs}  lr={learning_rate}  optimizer=Adadelta")</w:t>
+            </w:r>
+          </w:p>
+          <w:p>
+            <w:pPr>
+              <w:spacing w:after="20" w:line="240" w:lineRule="auto"/>
+              <w:rPr>
+                <w:rFonts w:ascii="Consolas" w:hAnsi="Consolas"/>
+              </w:rPr>
+            </w:pPr>
+            <w:r>
+              <w:rPr>
+                <w:lang/>
+                <w:rFonts w:ascii="Consolas" w:hAnsi="Consolas"/>
+                <w:rtl w:val="off"/>
+              </w:rPr>
+              <w:t># ===== 수정 금지 끝 =====</w:t>
+            </w:r>
           </w:p>
         </w:tc>
       </w:tr>
@@ -497,19 +1310,19 @@
       <w:tr>
         <w:trPr>
           <w:cnfStyle w:val="100000000000" w:firstRow="1" w:lastRow="0" w:firstColumn="0" w:lastColumn="0" w:oddVBand="0" w:evenVBand="0" w:oddHBand="0" w:evenHBand="0" w:firstRowFirstColumn="0" w:firstRowLastColumn="0" w:lastRowFirstColumn="0" w:lastRowLastColumn="0"/>
-          <w:trHeight w:val="322"/>
+          <w:trHeight w:val="322" w:hRule="atLeast"/>
         </w:trPr>
         <w:tc>
           <w:tcPr>
             <w:cnfStyle w:val="001000000000" w:firstRow="0" w:lastRow="0" w:firstColumn="1" w:lastColumn="0" w:oddVBand="0" w:evenVBand="0" w:oddHBand="0" w:evenHBand="0" w:firstRowFirstColumn="0" w:firstRowLastColumn="0" w:lastRowFirstColumn="0" w:lastRowLastColumn="0"/>
             <w:tcW w:w="439" w:type="dxa"/>
-            <w:shd w:val="clear" w:color="auto" w:fill="D9E2F3" w:themeFill="accent5" w:themeFillTint="33"/>
+            <w:shd w:val="clear" w:color="auto" w:fill="E9EBF5" w:themeFill="accent5" w:themeFillTint="33"/>
             <w:vAlign w:val="center"/>
           </w:tcPr>
           <w:p>
             <w:pPr>
+              <w:jc w:val="both"/>
               <w:spacing w:after="0" w:line="240" w:lineRule="auto"/>
-              <w:jc w:val="both"/>
               <w:rPr>
                 <w:rFonts w:ascii="Arial" w:hAnsi="Arial" w:cs="Arial"/>
                 <w:b w:val="0"/>
@@ -533,9 +1346,9 @@
           </w:tcPr>
           <w:p>
             <w:pPr>
+              <w:cnfStyle w:val="100000000000" w:firstRow="1" w:lastRow="0" w:firstColumn="0" w:lastColumn="0" w:oddVBand="0" w:evenVBand="0" w:oddHBand="0" w:evenHBand="0" w:firstRowFirstColumn="0" w:firstRowLastColumn="0" w:lastRowFirstColumn="0" w:lastRowLastColumn="0"/>
+              <w:jc w:val="both"/>
               <w:spacing w:after="0" w:line="240" w:lineRule="auto"/>
-              <w:jc w:val="both"/>
-              <w:cnfStyle w:val="100000000000" w:firstRow="1" w:lastRow="0" w:firstColumn="0" w:lastColumn="0" w:oddVBand="0" w:evenVBand="0" w:oddHBand="0" w:evenHBand="0" w:firstRowFirstColumn="0" w:firstRowLastColumn="0" w:lastRowFirstColumn="0" w:lastRowLastColumn="0"/>
               <w:rPr>
                 <w:rFonts w:ascii="Arial" w:hAnsi="Arial" w:cs="Arial"/>
                 <w:b w:val="0"/>
@@ -587,7 +1400,7 @@
       </w:tr>
       <w:tr>
         <w:trPr>
-          <w:trHeight w:val="979"/>
+          <w:trHeight w:val="979" w:hRule="atLeast"/>
         </w:trPr>
         <w:tc>
           <w:tcPr>
@@ -603,6 +1416,55 @@
                 <w:sz w:val="20"/>
               </w:rPr>
             </w:pPr>
+            <w:r>
+              <w:rPr>
+                <w:rFonts w:ascii="Arial" w:hAnsi="Arial" w:cs="Arial"/>
+                <w:sz w:val="20"/>
+              </w:rPr>
+              <w:drawing>
+                <wp:inline distT="0" distB="0" distL="0" distR="0">
+                  <wp:extent cx="3029796" cy="2663933"/>
+                  <wp:effectExtent l="0" t="0" r="0" b="0"/>
+                  <wp:docPr id="1025" name=""/>
+                  <wp:cNvGraphicFramePr>
+                    <a:graphicFrameLocks xmlns:a="http://schemas.openxmlformats.org/drawingml/2006/main" noChangeAspect="1"/>
+                  </wp:cNvGraphicFramePr>
+                  <a:graphic xmlns:a="http://schemas.openxmlformats.org/drawingml/2006/main">
+                    <a:graphicData uri="http://schemas.openxmlformats.org/drawingml/2006/picture">
+                      <pic:pic xmlns:pic="http://schemas.openxmlformats.org/drawingml/2006/picture">
+                        <pic:nvPicPr>
+                          <pic:cNvPr id="1025" name=""/>
+                          <pic:cNvPicPr>
+                            <a:picLocks noChangeAspect="1" noUngrp="1"/>
+                          </pic:cNvPicPr>
+                        </pic:nvPicPr>
+                        <pic:blipFill>
+                          <a:blip r:embed="rId1">
+                            <a:extLst>
+                              <a:ext uri="{28A0092B-C50C-407E-A947-70E740481C1C}">
+                                <a14:useLocalDpi xmlns:a14="http://schemas.microsoft.com/office/drawing/2010/main" val="0"/>
+                              </a:ext>
+                            </a:extLst>
+                          </a:blip>
+                          <a:stretch>
+                            <a:fillRect/>
+                          </a:stretch>
+                        </pic:blipFill>
+                        <pic:spPr>
+                          <a:xfrm>
+                            <a:off x="0" y="0"/>
+                            <a:ext cx="3029796" cy="2663933"/>
+                          </a:xfrm>
+                          <a:prstGeom prst="rect">
+                            <a:avLst/>
+                          </a:prstGeom>
+                        </pic:spPr>
+                      </pic:pic>
+                    </a:graphicData>
+                  </a:graphic>
+                </wp:inline>
+              </w:drawing>
+            </w:r>
           </w:p>
           <w:p>
             <w:pPr>
@@ -618,36 +1480,59 @@
               <w:spacing w:after="0" w:line="240" w:lineRule="auto"/>
               <w:rPr>
                 <w:rFonts w:ascii="Arial" w:hAnsi="Arial" w:cs="Arial"/>
-                <w:sz w:val="20"/>
-              </w:rPr>
-            </w:pPr>
-          </w:p>
-          <w:p>
-            <w:pPr>
-              <w:spacing w:after="0" w:line="240" w:lineRule="auto"/>
+                <w:b w:val="0"/>
+                <w:bCs w:val="0"/>
+                <w:sz w:val="20"/>
+              </w:rPr>
+            </w:pPr>
+            <w:r>
               <w:rPr>
                 <w:rFonts w:ascii="Arial" w:hAnsi="Arial" w:cs="Arial"/>
                 <w:sz w:val="20"/>
               </w:rPr>
-            </w:pPr>
-          </w:p>
-          <w:p>
-            <w:pPr>
-              <w:spacing w:after="0" w:line="240" w:lineRule="auto"/>
-              <w:rPr>
-                <w:rFonts w:ascii="Arial" w:hAnsi="Arial" w:cs="Arial"/>
-                <w:b w:val="0"/>
-                <w:bCs w:val="0"/>
-                <w:sz w:val="20"/>
-              </w:rPr>
-            </w:pPr>
-            <w:r>
-              <w:rPr>
-                <w:b w:val="0"/>
-                <w:bCs w:val="0"/>
-                <w:color w:val="FF0000"/>
-              </w:rPr>
-              <w:br/>
+              <w:drawing>
+                <wp:inline distT="0" distB="0" distL="0" distR="0">
+                  <wp:extent cx="5731510" cy="3312160"/>
+                  <wp:effectExtent l="0" t="0" r="0" b="0"/>
+                  <wp:docPr id="1026" name=""/>
+                  <wp:cNvGraphicFramePr>
+                    <a:graphicFrameLocks xmlns:a="http://schemas.openxmlformats.org/drawingml/2006/main" noChangeAspect="1"/>
+                  </wp:cNvGraphicFramePr>
+                  <a:graphic xmlns:a="http://schemas.openxmlformats.org/drawingml/2006/main">
+                    <a:graphicData uri="http://schemas.openxmlformats.org/drawingml/2006/picture">
+                      <pic:pic xmlns:pic="http://schemas.openxmlformats.org/drawingml/2006/picture">
+                        <pic:nvPicPr>
+                          <pic:cNvPr id="1026" name=""/>
+                          <pic:cNvPicPr>
+                            <a:picLocks noChangeAspect="1" noUngrp="1"/>
+                          </pic:cNvPicPr>
+                        </pic:nvPicPr>
+                        <pic:blipFill>
+                          <a:blip r:embed="rId2">
+                            <a:extLst>
+                              <a:ext uri="{28A0092B-C50C-407E-A947-70E740481C1C}">
+                                <a14:useLocalDpi xmlns:a14="http://schemas.microsoft.com/office/drawing/2010/main" val="0"/>
+                              </a:ext>
+                            </a:extLst>
+                          </a:blip>
+                          <a:stretch>
+                            <a:fillRect/>
+                          </a:stretch>
+                        </pic:blipFill>
+                        <pic:spPr>
+                          <a:xfrm>
+                            <a:off x="0" y="0"/>
+                            <a:ext cx="5731510" cy="3312160"/>
+                          </a:xfrm>
+                          <a:prstGeom prst="rect">
+                            <a:avLst/>
+                          </a:prstGeom>
+                        </pic:spPr>
+                      </pic:pic>
+                    </a:graphicData>
+                  </a:graphic>
+                </wp:inline>
+              </w:drawing>
             </w:r>
           </w:p>
         </w:tc>
@@ -680,19 +1565,19 @@
       <w:tr>
         <w:trPr>
           <w:cnfStyle w:val="100000000000" w:firstRow="1" w:lastRow="0" w:firstColumn="0" w:lastColumn="0" w:oddVBand="0" w:evenVBand="0" w:oddHBand="0" w:evenHBand="0" w:firstRowFirstColumn="0" w:firstRowLastColumn="0" w:lastRowFirstColumn="0" w:lastRowLastColumn="0"/>
-          <w:trHeight w:val="322"/>
+          <w:trHeight w:val="322" w:hRule="atLeast"/>
         </w:trPr>
         <w:tc>
           <w:tcPr>
             <w:cnfStyle w:val="001000000000" w:firstRow="0" w:lastRow="0" w:firstColumn="1" w:lastColumn="0" w:oddVBand="0" w:evenVBand="0" w:oddHBand="0" w:evenHBand="0" w:firstRowFirstColumn="0" w:firstRowLastColumn="0" w:lastRowFirstColumn="0" w:lastRowLastColumn="0"/>
             <w:tcW w:w="439" w:type="dxa"/>
-            <w:shd w:val="clear" w:color="auto" w:fill="D9E2F3" w:themeFill="accent5" w:themeFillTint="33"/>
+            <w:shd w:val="clear" w:color="auto" w:fill="E9EBF5" w:themeFill="accent5" w:themeFillTint="33"/>
             <w:vAlign w:val="center"/>
           </w:tcPr>
           <w:p>
             <w:pPr>
+              <w:jc w:val="both"/>
               <w:spacing w:after="0" w:line="240" w:lineRule="auto"/>
-              <w:jc w:val="both"/>
               <w:rPr>
                 <w:rFonts w:ascii="Arial" w:hAnsi="Arial" w:cs="Arial"/>
                 <w:b w:val="0"/>
@@ -716,9 +1601,9 @@
           </w:tcPr>
           <w:p>
             <w:pPr>
+              <w:cnfStyle w:val="100000000000" w:firstRow="1" w:lastRow="0" w:firstColumn="0" w:lastColumn="0" w:oddVBand="0" w:evenVBand="0" w:oddHBand="0" w:evenHBand="0" w:firstRowFirstColumn="0" w:firstRowLastColumn="0" w:lastRowFirstColumn="0" w:lastRowLastColumn="0"/>
+              <w:jc w:val="both"/>
               <w:spacing w:after="0" w:line="240" w:lineRule="auto"/>
-              <w:jc w:val="both"/>
-              <w:cnfStyle w:val="100000000000" w:firstRow="1" w:lastRow="0" w:firstColumn="0" w:lastColumn="0" w:oddVBand="0" w:evenVBand="0" w:oddHBand="0" w:evenHBand="0" w:firstRowFirstColumn="0" w:firstRowLastColumn="0" w:lastRowFirstColumn="0" w:lastRowLastColumn="0"/>
               <w:rPr>
                 <w:rFonts w:ascii="Arial" w:hAnsi="Arial" w:cs="Arial"/>
                 <w:b w:val="0"/>
@@ -874,7 +1759,7 @@
       </w:tr>
       <w:tr>
         <w:trPr>
-          <w:trHeight w:val="979"/>
+          <w:trHeight w:val="979" w:hRule="atLeast"/>
         </w:trPr>
         <w:tc>
           <w:tcPr>
@@ -942,13 +1827,13 @@
     </w:tbl>
     <w:p>
       <w:pPr>
+        <w:jc w:val="both"/>
         <w:spacing w:after="160" w:line="259" w:lineRule="auto"/>
-        <w:jc w:val="both"/>
         <w:rPr>
+          <w:caps/>
           <w:b/>
           <w:bCs/>
-          <w:caps/>
-          <w:color w:val="1F4E79" w:themeColor="accent1" w:themeShade="80"/>
+          <w:color w:val="1F4F79"/>
           <w:sz w:val="28"/>
         </w:rPr>
       </w:pPr>
@@ -959,13 +1844,12 @@
     <w:p>
       <w:pPr>
         <w:pStyle w:val="1"/>
-        <w:spacing w:before="360" w:after="120"/>
+        <w:spacing w:after="120" w:before="360"/>
       </w:pPr>
       <w:r>
         <w:rPr>
           <w:rFonts w:hint="eastAsia"/>
         </w:rPr>
-        <w:lastRenderedPageBreak/>
         <w:t xml:space="preserve">문제2 </w:t>
       </w:r>
       <w:r>
@@ -1006,7 +1890,7 @@
       </w:tblGrid>
       <w:tr>
         <w:trPr>
-          <w:trHeight w:val="761"/>
+          <w:trHeight w:val="761" w:hRule="atLeast"/>
         </w:trPr>
         <w:tc>
           <w:tcPr>
@@ -1014,13 +1898,13 @@
           </w:tcPr>
           <w:p>
             <w:pPr>
-              <w:widowControl w:val="0"/>
-              <w:autoSpaceDE w:val="0"/>
-              <w:autoSpaceDN w:val="0"/>
-              <w:adjustRightInd w:val="0"/>
+              <w:adjustRightInd/>
+              <w:autoSpaceDE w:val="off"/>
+              <w:autoSpaceDN w:val="off"/>
+              <w:widowControl w:val="off"/>
               <w:spacing w:after="0" w:line="240" w:lineRule="auto"/>
               <w:rPr>
-                <w:rFonts w:ascii="Consolas" w:eastAsiaTheme="minorEastAsia" w:hAnsi="Consolas" w:cs="Consolas"/>
+                <w:rFonts w:ascii="Consolas" w:eastAsiaTheme="minorHAnsi" w:hAnsi="Consolas" w:cs="Consolas"/>
                 <w:b/>
                 <w:bCs/>
                 <w:color w:val="7F0055"/>
@@ -1029,7 +1913,7 @@
             </w:pPr>
             <w:r>
               <w:rPr>
-                <w:rFonts w:ascii="Consolas" w:eastAsiaTheme="minorEastAsia" w:hAnsi="Consolas" w:cs="Consolas" w:hint="eastAsia"/>
+                <w:rFonts w:ascii="Consolas" w:eastAsiaTheme="minorHAnsi" w:hAnsi="Consolas" w:cs="Consolas"/>
                 <w:b/>
                 <w:bCs/>
                 <w:color w:val="7F0055"/>
@@ -1039,7 +1923,7 @@
             </w:r>
             <w:r>
               <w:rPr>
-                <w:rFonts w:ascii="Consolas" w:eastAsiaTheme="minorEastAsia" w:hAnsi="Consolas" w:cs="Consolas" w:hint="eastAsia"/>
+                <w:rFonts w:ascii="Consolas" w:eastAsiaTheme="minorHAnsi" w:hAnsi="Consolas" w:cs="Consolas"/>
                 <w:b/>
                 <w:bCs/>
                 <w:color w:val="7F0055"/>
@@ -1049,7 +1933,7 @@
             </w:r>
             <w:r>
               <w:rPr>
-                <w:rFonts w:ascii="Consolas" w:eastAsiaTheme="minorEastAsia" w:hAnsi="Consolas" w:cs="Consolas" w:hint="eastAsia"/>
+                <w:rFonts w:ascii="Consolas" w:eastAsiaTheme="minorHAnsi" w:hAnsi="Consolas" w:cs="Consolas"/>
                 <w:b/>
                 <w:bCs/>
                 <w:color w:val="7F0055"/>
@@ -1059,7 +1943,7 @@
             </w:r>
             <w:r>
               <w:rPr>
-                <w:rFonts w:ascii="Consolas" w:eastAsiaTheme="minorEastAsia" w:hAnsi="Consolas" w:cs="Consolas" w:hint="eastAsia"/>
+                <w:rFonts w:ascii="Consolas" w:eastAsiaTheme="minorHAnsi" w:hAnsi="Consolas" w:cs="Consolas"/>
                 <w:b/>
                 <w:bCs/>
                 <w:color w:val="7F0055"/>
@@ -1069,7 +1953,7 @@
             </w:r>
             <w:r>
               <w:rPr>
-                <w:rFonts w:ascii="Consolas" w:eastAsiaTheme="minorEastAsia" w:hAnsi="Consolas" w:cs="Consolas" w:hint="eastAsia"/>
+                <w:rFonts w:ascii="Consolas" w:eastAsiaTheme="minorHAnsi" w:hAnsi="Consolas" w:cs="Consolas"/>
                 <w:b/>
                 <w:bCs/>
                 <w:color w:val="7F0055"/>
@@ -1079,7 +1963,7 @@
             </w:r>
             <w:r>
               <w:rPr>
-                <w:rFonts w:ascii="Consolas" w:eastAsiaTheme="minorEastAsia" w:hAnsi="Consolas" w:cs="Consolas" w:hint="eastAsia"/>
+                <w:rFonts w:ascii="Consolas" w:eastAsiaTheme="minorHAnsi" w:hAnsi="Consolas" w:cs="Consolas"/>
                 <w:b/>
                 <w:bCs/>
                 <w:color w:val="7F0055"/>
@@ -1089,7 +1973,7 @@
             </w:r>
             <w:r>
               <w:rPr>
-                <w:rFonts w:ascii="Consolas" w:eastAsiaTheme="minorEastAsia" w:hAnsi="Consolas" w:cs="Consolas" w:hint="eastAsia"/>
+                <w:rFonts w:ascii="Consolas" w:eastAsiaTheme="minorHAnsi" w:hAnsi="Consolas" w:cs="Consolas"/>
                 <w:b/>
                 <w:bCs/>
                 <w:color w:val="7F0055"/>
@@ -1099,7 +1983,7 @@
             </w:r>
             <w:r>
               <w:rPr>
-                <w:rFonts w:ascii="Consolas" w:eastAsiaTheme="minorEastAsia" w:hAnsi="Consolas" w:cs="Consolas" w:hint="eastAsia"/>
+                <w:rFonts w:ascii="Consolas" w:eastAsiaTheme="minorHAnsi" w:hAnsi="Consolas" w:cs="Consolas"/>
                 <w:b/>
                 <w:bCs/>
                 <w:color w:val="7F0055"/>
@@ -1109,7 +1993,7 @@
             </w:r>
             <w:r>
               <w:rPr>
-                <w:rFonts w:ascii="Consolas" w:eastAsiaTheme="minorEastAsia" w:hAnsi="Consolas" w:cs="Consolas" w:hint="eastAsia"/>
+                <w:rFonts w:ascii="Consolas" w:eastAsiaTheme="minorHAnsi" w:hAnsi="Consolas" w:cs="Consolas"/>
                 <w:b/>
                 <w:bCs/>
                 <w:color w:val="7F0055"/>
@@ -1119,7 +2003,7 @@
             </w:r>
             <w:r>
               <w:rPr>
-                <w:rFonts w:ascii="Consolas" w:eastAsiaTheme="minorEastAsia" w:hAnsi="Consolas" w:cs="Consolas" w:hint="eastAsia"/>
+                <w:rFonts w:ascii="Consolas" w:eastAsiaTheme="minorHAnsi" w:hAnsi="Consolas" w:cs="Consolas"/>
                 <w:b/>
                 <w:bCs/>
                 <w:color w:val="7F0055"/>
@@ -1129,7 +2013,7 @@
             </w:r>
             <w:r>
               <w:rPr>
-                <w:rFonts w:ascii="Consolas" w:eastAsiaTheme="minorEastAsia" w:hAnsi="Consolas" w:cs="Consolas" w:hint="eastAsia"/>
+                <w:rFonts w:ascii="Consolas" w:eastAsiaTheme="minorHAnsi" w:hAnsi="Consolas" w:cs="Consolas"/>
                 <w:b/>
                 <w:bCs/>
                 <w:color w:val="7F0055"/>
@@ -1139,7 +2023,7 @@
             </w:r>
             <w:r>
               <w:rPr>
-                <w:rFonts w:ascii="Consolas" w:eastAsiaTheme="minorEastAsia" w:hAnsi="Consolas" w:cs="Consolas" w:hint="eastAsia"/>
+                <w:rFonts w:ascii="Consolas" w:eastAsiaTheme="minorHAnsi" w:hAnsi="Consolas" w:cs="Consolas"/>
                 <w:b/>
                 <w:bCs/>
                 <w:color w:val="7F0055"/>
@@ -1149,7 +2033,7 @@
             </w:r>
             <w:r>
               <w:rPr>
-                <w:rFonts w:ascii="Consolas" w:eastAsiaTheme="minorEastAsia" w:hAnsi="Consolas" w:cs="Consolas" w:hint="eastAsia"/>
+                <w:rFonts w:ascii="Consolas" w:eastAsiaTheme="minorHAnsi" w:hAnsi="Consolas" w:cs="Consolas"/>
                 <w:b/>
                 <w:bCs/>
                 <w:color w:val="7F0055"/>
@@ -1159,7 +2043,7 @@
             </w:r>
             <w:r>
               <w:rPr>
-                <w:rFonts w:ascii="Consolas" w:eastAsiaTheme="minorEastAsia" w:hAnsi="Consolas" w:cs="Consolas" w:hint="eastAsia"/>
+                <w:rFonts w:ascii="Consolas" w:eastAsiaTheme="minorHAnsi" w:hAnsi="Consolas" w:cs="Consolas"/>
                 <w:b/>
                 <w:bCs/>
                 <w:color w:val="7F0055"/>
@@ -1169,7 +2053,7 @@
             </w:r>
             <w:r>
               <w:rPr>
-                <w:rFonts w:ascii="Consolas" w:eastAsiaTheme="minorEastAsia" w:hAnsi="Consolas" w:cs="Consolas" w:hint="eastAsia"/>
+                <w:rFonts w:ascii="Consolas" w:eastAsiaTheme="minorHAnsi" w:hAnsi="Consolas" w:cs="Consolas"/>
                 <w:b/>
                 <w:bCs/>
                 <w:color w:val="7F0055"/>
@@ -1180,13 +2064,13 @@
           </w:p>
           <w:p>
             <w:pPr>
-              <w:widowControl w:val="0"/>
-              <w:autoSpaceDE w:val="0"/>
-              <w:autoSpaceDN w:val="0"/>
-              <w:adjustRightInd w:val="0"/>
+              <w:adjustRightInd/>
+              <w:autoSpaceDE w:val="off"/>
+              <w:autoSpaceDN w:val="off"/>
+              <w:widowControl w:val="off"/>
               <w:spacing w:after="0" w:line="240" w:lineRule="auto"/>
               <w:rPr>
-                <w:rFonts w:ascii="Consolas" w:eastAsiaTheme="minorEastAsia" w:hAnsi="Consolas" w:cs="Consolas"/>
+                <w:rFonts w:ascii="Consolas" w:eastAsiaTheme="minorHAnsi" w:hAnsi="Consolas" w:cs="Consolas"/>
                 <w:b/>
                 <w:bCs/>
                 <w:color w:val="7F0055"/>
@@ -1196,20 +2080,20 @@
           </w:p>
           <w:p>
             <w:pPr>
-              <w:widowControl w:val="0"/>
-              <w:autoSpaceDE w:val="0"/>
-              <w:autoSpaceDN w:val="0"/>
-              <w:adjustRightInd w:val="0"/>
+              <w:adjustRightInd/>
+              <w:autoSpaceDE w:val="off"/>
+              <w:autoSpaceDN w:val="off"/>
+              <w:widowControl w:val="off"/>
               <w:spacing w:after="0" w:line="240" w:lineRule="auto"/>
               <w:rPr>
-                <w:rFonts w:ascii="Consolas" w:eastAsiaTheme="minorEastAsia" w:hAnsi="Consolas" w:cs="Consolas"/>
+                <w:rFonts w:ascii="Consolas" w:eastAsiaTheme="minorHAnsi" w:hAnsi="Consolas" w:cs="Consolas"/>
                 <w:color w:val="auto"/>
                 <w:sz w:val="20"/>
               </w:rPr>
             </w:pPr>
             <w:r>
               <w:rPr>
-                <w:rFonts w:ascii="Consolas" w:eastAsiaTheme="minorEastAsia" w:hAnsi="Consolas" w:cs="Consolas"/>
+                <w:rFonts w:ascii="Consolas" w:eastAsiaTheme="minorHAnsi" w:hAnsi="Consolas" w:cs="Consolas"/>
                 <w:b/>
                 <w:bCs/>
                 <w:color w:val="7F0055"/>
@@ -1219,7 +2103,7 @@
             </w:r>
             <w:r>
               <w:rPr>
-                <w:rFonts w:ascii="Consolas" w:eastAsiaTheme="minorEastAsia" w:hAnsi="Consolas" w:cs="Consolas"/>
+                <w:rFonts w:ascii="Consolas" w:eastAsiaTheme="minorHAnsi" w:hAnsi="Consolas" w:cs="Consolas"/>
                 <w:color w:val="000000"/>
                 <w:sz w:val="20"/>
               </w:rPr>
@@ -1228,13 +2112,13 @@
           </w:p>
           <w:p>
             <w:pPr>
-              <w:widowControl w:val="0"/>
-              <w:autoSpaceDE w:val="0"/>
-              <w:autoSpaceDN w:val="0"/>
-              <w:adjustRightInd w:val="0"/>
+              <w:adjustRightInd/>
+              <w:autoSpaceDE w:val="off"/>
+              <w:autoSpaceDN w:val="off"/>
+              <w:widowControl w:val="off"/>
               <w:spacing w:after="0" w:line="240" w:lineRule="auto"/>
               <w:rPr>
-                <w:rFonts w:ascii="Consolas" w:eastAsiaTheme="minorEastAsia" w:hAnsi="Consolas" w:cs="Consolas"/>
+                <w:rFonts w:ascii="Consolas" w:eastAsiaTheme="minorHAnsi" w:hAnsi="Consolas" w:cs="Consolas"/>
                 <w:color w:val="auto"/>
                 <w:sz w:val="20"/>
               </w:rPr>
@@ -1242,20 +2126,20 @@
           </w:p>
           <w:p>
             <w:pPr>
-              <w:widowControl w:val="0"/>
-              <w:autoSpaceDE w:val="0"/>
-              <w:autoSpaceDN w:val="0"/>
-              <w:adjustRightInd w:val="0"/>
+              <w:adjustRightInd/>
+              <w:autoSpaceDE w:val="off"/>
+              <w:autoSpaceDN w:val="off"/>
+              <w:widowControl w:val="off"/>
               <w:spacing w:after="0" w:line="240" w:lineRule="auto"/>
               <w:rPr>
-                <w:rFonts w:ascii="Consolas" w:eastAsiaTheme="minorEastAsia" w:hAnsi="Consolas" w:cs="Consolas"/>
+                <w:rFonts w:ascii="Consolas" w:eastAsiaTheme="minorHAnsi" w:hAnsi="Consolas" w:cs="Consolas"/>
                 <w:color w:val="auto"/>
                 <w:sz w:val="20"/>
               </w:rPr>
             </w:pPr>
             <w:r>
               <w:rPr>
-                <w:rFonts w:ascii="Consolas" w:eastAsiaTheme="minorEastAsia" w:hAnsi="Consolas" w:cs="Consolas"/>
+                <w:rFonts w:ascii="Consolas" w:eastAsiaTheme="minorHAnsi" w:hAnsi="Consolas" w:cs="Consolas"/>
                 <w:b/>
                 <w:bCs/>
                 <w:color w:val="7F0055"/>
@@ -1265,7 +2149,7 @@
             </w:r>
             <w:r>
               <w:rPr>
-                <w:rFonts w:ascii="Consolas" w:eastAsiaTheme="minorEastAsia" w:hAnsi="Consolas" w:cs="Consolas"/>
+                <w:rFonts w:ascii="Consolas" w:eastAsiaTheme="minorHAnsi" w:hAnsi="Consolas" w:cs="Consolas"/>
                 <w:color w:val="000000"/>
                 <w:sz w:val="20"/>
               </w:rPr>
@@ -1273,7 +2157,7 @@
             </w:r>
             <w:r>
               <w:rPr>
-                <w:rFonts w:ascii="Consolas" w:eastAsiaTheme="minorEastAsia" w:hAnsi="Consolas" w:cs="Consolas"/>
+                <w:rFonts w:ascii="Consolas" w:eastAsiaTheme="minorHAnsi" w:hAnsi="Consolas" w:cs="Consolas"/>
                 <w:b/>
                 <w:bCs/>
                 <w:color w:val="7F0055"/>
@@ -1283,7 +2167,7 @@
             </w:r>
             <w:r>
               <w:rPr>
-                <w:rFonts w:ascii="Consolas" w:eastAsiaTheme="minorEastAsia" w:hAnsi="Consolas" w:cs="Consolas"/>
+                <w:rFonts w:ascii="Consolas" w:eastAsiaTheme="minorHAnsi" w:hAnsi="Consolas" w:cs="Consolas"/>
                 <w:color w:val="000000"/>
                 <w:sz w:val="20"/>
               </w:rPr>
@@ -1292,13 +2176,13 @@
           </w:p>
           <w:p>
             <w:pPr>
-              <w:widowControl w:val="0"/>
-              <w:autoSpaceDE w:val="0"/>
-              <w:autoSpaceDN w:val="0"/>
-              <w:adjustRightInd w:val="0"/>
+              <w:adjustRightInd/>
+              <w:autoSpaceDE w:val="off"/>
+              <w:autoSpaceDN w:val="off"/>
+              <w:widowControl w:val="off"/>
               <w:spacing w:after="0" w:line="240" w:lineRule="auto"/>
               <w:rPr>
-                <w:rFonts w:ascii="Consolas" w:eastAsiaTheme="minorEastAsia" w:hAnsi="Consolas" w:cs="Consolas"/>
+                <w:rFonts w:ascii="Consolas" w:eastAsiaTheme="minorHAnsi" w:hAnsi="Consolas" w:cs="Consolas"/>
                 <w:color w:val="auto"/>
                 <w:sz w:val="20"/>
               </w:rPr>
@@ -1306,10 +2190,10 @@
           </w:p>
           <w:p>
             <w:pPr>
-              <w:widowControl w:val="0"/>
-              <w:autoSpaceDE w:val="0"/>
-              <w:autoSpaceDN w:val="0"/>
-              <w:adjustRightInd w:val="0"/>
+              <w:adjustRightInd/>
+              <w:autoSpaceDE w:val="off"/>
+              <w:autoSpaceDN w:val="off"/>
+              <w:widowControl w:val="off"/>
               <w:spacing w:after="0" w:line="240" w:lineRule="auto"/>
               <w:rPr>
                 <w:rFonts w:ascii="Consolas" w:hAnsi="Consolas"/>
@@ -1317,7 +2201,7 @@
             </w:pPr>
             <w:r>
               <w:rPr>
-                <w:rFonts w:ascii="Consolas" w:eastAsiaTheme="minorEastAsia" w:hAnsi="Consolas" w:cs="Consolas"/>
+                <w:rFonts w:ascii="Consolas" w:eastAsiaTheme="minorHAnsi" w:hAnsi="Consolas" w:cs="Consolas"/>
                 <w:color w:val="000000"/>
                 <w:sz w:val="20"/>
               </w:rPr>
@@ -1356,19 +2240,19 @@
       <w:tr>
         <w:trPr>
           <w:cnfStyle w:val="100000000000" w:firstRow="1" w:lastRow="0" w:firstColumn="0" w:lastColumn="0" w:oddVBand="0" w:evenVBand="0" w:oddHBand="0" w:evenHBand="0" w:firstRowFirstColumn="0" w:firstRowLastColumn="0" w:lastRowFirstColumn="0" w:lastRowLastColumn="0"/>
-          <w:trHeight w:val="322"/>
+          <w:trHeight w:val="322" w:hRule="atLeast"/>
         </w:trPr>
         <w:tc>
           <w:tcPr>
             <w:cnfStyle w:val="001000000000" w:firstRow="0" w:lastRow="0" w:firstColumn="1" w:lastColumn="0" w:oddVBand="0" w:evenVBand="0" w:oddHBand="0" w:evenHBand="0" w:firstRowFirstColumn="0" w:firstRowLastColumn="0" w:lastRowFirstColumn="0" w:lastRowLastColumn="0"/>
             <w:tcW w:w="439" w:type="dxa"/>
-            <w:shd w:val="clear" w:color="auto" w:fill="D9E2F3" w:themeFill="accent5" w:themeFillTint="33"/>
+            <w:shd w:val="clear" w:color="auto" w:fill="E9EBF5" w:themeFill="accent5" w:themeFillTint="33"/>
             <w:vAlign w:val="center"/>
           </w:tcPr>
           <w:p>
             <w:pPr>
+              <w:jc w:val="both"/>
               <w:spacing w:after="0" w:line="240" w:lineRule="auto"/>
-              <w:jc w:val="both"/>
               <w:rPr>
                 <w:rFonts w:ascii="Arial" w:hAnsi="Arial" w:cs="Arial"/>
                 <w:b w:val="0"/>
@@ -1400,9 +2284,9 @@
           </w:tcPr>
           <w:p>
             <w:pPr>
+              <w:cnfStyle w:val="100000000000" w:firstRow="1" w:lastRow="0" w:firstColumn="0" w:lastColumn="0" w:oddVBand="0" w:evenVBand="0" w:oddHBand="0" w:evenHBand="0" w:firstRowFirstColumn="0" w:firstRowLastColumn="0" w:lastRowFirstColumn="0" w:lastRowLastColumn="0"/>
+              <w:jc w:val="both"/>
               <w:spacing w:after="0" w:line="240" w:lineRule="auto"/>
-              <w:jc w:val="both"/>
-              <w:cnfStyle w:val="100000000000" w:firstRow="1" w:lastRow="0" w:firstColumn="0" w:lastColumn="0" w:oddVBand="0" w:evenVBand="0" w:oddHBand="0" w:evenHBand="0" w:firstRowFirstColumn="0" w:firstRowLastColumn="0" w:lastRowFirstColumn="0" w:lastRowLastColumn="0"/>
               <w:rPr>
                 <w:rFonts w:ascii="Arial" w:hAnsi="Arial" w:cs="Arial"/>
                 <w:b w:val="0"/>
@@ -1454,7 +2338,7 @@
       </w:tr>
       <w:tr>
         <w:trPr>
-          <w:trHeight w:val="979"/>
+          <w:trHeight w:val="979" w:hRule="atLeast"/>
         </w:trPr>
         <w:tc>
           <w:tcPr>
@@ -1547,19 +2431,19 @@
       <w:tr>
         <w:trPr>
           <w:cnfStyle w:val="100000000000" w:firstRow="1" w:lastRow="0" w:firstColumn="0" w:lastColumn="0" w:oddVBand="0" w:evenVBand="0" w:oddHBand="0" w:evenHBand="0" w:firstRowFirstColumn="0" w:firstRowLastColumn="0" w:lastRowFirstColumn="0" w:lastRowLastColumn="0"/>
-          <w:trHeight w:val="322"/>
+          <w:trHeight w:val="322" w:hRule="atLeast"/>
         </w:trPr>
         <w:tc>
           <w:tcPr>
             <w:cnfStyle w:val="001000000000" w:firstRow="0" w:lastRow="0" w:firstColumn="1" w:lastColumn="0" w:oddVBand="0" w:evenVBand="0" w:oddHBand="0" w:evenHBand="0" w:firstRowFirstColumn="0" w:firstRowLastColumn="0" w:lastRowFirstColumn="0" w:lastRowLastColumn="0"/>
             <w:tcW w:w="439" w:type="dxa"/>
-            <w:shd w:val="clear" w:color="auto" w:fill="D9E2F3" w:themeFill="accent5" w:themeFillTint="33"/>
+            <w:shd w:val="clear" w:color="auto" w:fill="E9EBF5" w:themeFill="accent5" w:themeFillTint="33"/>
             <w:vAlign w:val="center"/>
           </w:tcPr>
           <w:p>
             <w:pPr>
+              <w:jc w:val="both"/>
               <w:spacing w:after="0" w:line="240" w:lineRule="auto"/>
-              <w:jc w:val="both"/>
               <w:rPr>
                 <w:rFonts w:ascii="Arial" w:hAnsi="Arial" w:cs="Arial"/>
                 <w:b w:val="0"/>
@@ -1591,9 +2475,9 @@
           </w:tcPr>
           <w:p>
             <w:pPr>
+              <w:cnfStyle w:val="100000000000" w:firstRow="1" w:lastRow="0" w:firstColumn="0" w:lastColumn="0" w:oddVBand="0" w:evenVBand="0" w:oddHBand="0" w:evenHBand="0" w:firstRowFirstColumn="0" w:firstRowLastColumn="0" w:lastRowFirstColumn="0" w:lastRowLastColumn="0"/>
+              <w:jc w:val="both"/>
               <w:spacing w:after="0" w:line="240" w:lineRule="auto"/>
-              <w:jc w:val="both"/>
-              <w:cnfStyle w:val="100000000000" w:firstRow="1" w:lastRow="0" w:firstColumn="0" w:lastColumn="0" w:oddVBand="0" w:evenVBand="0" w:oddHBand="0" w:evenHBand="0" w:firstRowFirstColumn="0" w:firstRowLastColumn="0" w:lastRowFirstColumn="0" w:lastRowLastColumn="0"/>
               <w:rPr>
                 <w:rFonts w:ascii="Arial" w:hAnsi="Arial" w:cs="Arial"/>
                 <w:b w:val="0"/>
@@ -1741,7 +2625,7 @@
       </w:tr>
       <w:tr>
         <w:trPr>
-          <w:trHeight w:val="979"/>
+          <w:trHeight w:val="979" w:hRule="atLeast"/>
         </w:trPr>
         <w:tc>
           <w:tcPr>
@@ -1809,13 +2693,13 @@
     </w:tbl>
     <w:p>
       <w:pPr>
+        <w:jc w:val="both"/>
         <w:spacing w:after="160" w:line="259" w:lineRule="auto"/>
-        <w:jc w:val="both"/>
         <w:rPr>
+          <w:caps/>
           <w:b/>
           <w:bCs/>
-          <w:caps/>
-          <w:color w:val="1F4E79" w:themeColor="accent1" w:themeShade="80"/>
+          <w:color w:val="1F4F79"/>
           <w:sz w:val="28"/>
         </w:rPr>
       </w:pPr>
@@ -1826,13 +2710,12 @@
     <w:p>
       <w:pPr>
         <w:pStyle w:val="1"/>
-        <w:spacing w:before="360" w:after="120"/>
+        <w:spacing w:after="120" w:before="360"/>
       </w:pPr>
       <w:r>
         <w:rPr>
           <w:rFonts w:hint="eastAsia"/>
         </w:rPr>
-        <w:lastRenderedPageBreak/>
         <w:t xml:space="preserve">문제3 </w:t>
       </w:r>
       <w:r>
@@ -1873,7 +2756,7 @@
       </w:tblGrid>
       <w:tr>
         <w:trPr>
-          <w:trHeight w:val="761"/>
+          <w:trHeight w:val="761" w:hRule="atLeast"/>
         </w:trPr>
         <w:tc>
           <w:tcPr>
@@ -1881,13 +2764,13 @@
           </w:tcPr>
           <w:p>
             <w:pPr>
-              <w:widowControl w:val="0"/>
-              <w:autoSpaceDE w:val="0"/>
-              <w:autoSpaceDN w:val="0"/>
-              <w:adjustRightInd w:val="0"/>
+              <w:adjustRightInd/>
+              <w:autoSpaceDE w:val="off"/>
+              <w:autoSpaceDN w:val="off"/>
+              <w:widowControl w:val="off"/>
               <w:spacing w:after="0" w:line="240" w:lineRule="auto"/>
               <w:rPr>
-                <w:rFonts w:ascii="Consolas" w:eastAsiaTheme="minorEastAsia" w:hAnsi="Consolas" w:cs="Consolas"/>
+                <w:rFonts w:ascii="Consolas" w:eastAsiaTheme="minorHAnsi" w:hAnsi="Consolas" w:cs="Consolas"/>
                 <w:b/>
                 <w:bCs/>
                 <w:color w:val="7F0055"/>
@@ -1896,7 +2779,7 @@
             </w:pPr>
             <w:r>
               <w:rPr>
-                <w:rFonts w:ascii="Consolas" w:eastAsiaTheme="minorEastAsia" w:hAnsi="Consolas" w:cs="Consolas" w:hint="eastAsia"/>
+                <w:rFonts w:ascii="Consolas" w:eastAsiaTheme="minorHAnsi" w:hAnsi="Consolas" w:cs="Consolas"/>
                 <w:b/>
                 <w:bCs/>
                 <w:color w:val="7F0055"/>
@@ -1906,7 +2789,7 @@
             </w:r>
             <w:r>
               <w:rPr>
-                <w:rFonts w:ascii="Consolas" w:eastAsiaTheme="minorEastAsia" w:hAnsi="Consolas" w:cs="Consolas" w:hint="eastAsia"/>
+                <w:rFonts w:ascii="Consolas" w:eastAsiaTheme="minorHAnsi" w:hAnsi="Consolas" w:cs="Consolas"/>
                 <w:b/>
                 <w:bCs/>
                 <w:color w:val="7F0055"/>
@@ -1916,7 +2799,7 @@
             </w:r>
             <w:r>
               <w:rPr>
-                <w:rFonts w:ascii="Consolas" w:eastAsiaTheme="minorEastAsia" w:hAnsi="Consolas" w:cs="Consolas" w:hint="eastAsia"/>
+                <w:rFonts w:ascii="Consolas" w:eastAsiaTheme="minorHAnsi" w:hAnsi="Consolas" w:cs="Consolas"/>
                 <w:b/>
                 <w:bCs/>
                 <w:color w:val="7F0055"/>
@@ -1926,7 +2809,7 @@
             </w:r>
             <w:r>
               <w:rPr>
-                <w:rFonts w:ascii="Consolas" w:eastAsiaTheme="minorEastAsia" w:hAnsi="Consolas" w:cs="Consolas" w:hint="eastAsia"/>
+                <w:rFonts w:ascii="Consolas" w:eastAsiaTheme="minorHAnsi" w:hAnsi="Consolas" w:cs="Consolas"/>
                 <w:b/>
                 <w:bCs/>
                 <w:color w:val="7F0055"/>
@@ -1936,7 +2819,7 @@
             </w:r>
             <w:r>
               <w:rPr>
-                <w:rFonts w:ascii="Consolas" w:eastAsiaTheme="minorEastAsia" w:hAnsi="Consolas" w:cs="Consolas" w:hint="eastAsia"/>
+                <w:rFonts w:ascii="Consolas" w:eastAsiaTheme="minorHAnsi" w:hAnsi="Consolas" w:cs="Consolas"/>
                 <w:b/>
                 <w:bCs/>
                 <w:color w:val="7F0055"/>
@@ -1946,7 +2829,7 @@
             </w:r>
             <w:r>
               <w:rPr>
-                <w:rFonts w:ascii="Consolas" w:eastAsiaTheme="minorEastAsia" w:hAnsi="Consolas" w:cs="Consolas" w:hint="eastAsia"/>
+                <w:rFonts w:ascii="Consolas" w:eastAsiaTheme="minorHAnsi" w:hAnsi="Consolas" w:cs="Consolas"/>
                 <w:b/>
                 <w:bCs/>
                 <w:color w:val="7F0055"/>
@@ -1956,7 +2839,7 @@
             </w:r>
             <w:r>
               <w:rPr>
-                <w:rFonts w:ascii="Consolas" w:eastAsiaTheme="minorEastAsia" w:hAnsi="Consolas" w:cs="Consolas" w:hint="eastAsia"/>
+                <w:rFonts w:ascii="Consolas" w:eastAsiaTheme="minorHAnsi" w:hAnsi="Consolas" w:cs="Consolas"/>
                 <w:b/>
                 <w:bCs/>
                 <w:color w:val="7F0055"/>
@@ -1966,7 +2849,7 @@
             </w:r>
             <w:r>
               <w:rPr>
-                <w:rFonts w:ascii="Consolas" w:eastAsiaTheme="minorEastAsia" w:hAnsi="Consolas" w:cs="Consolas" w:hint="eastAsia"/>
+                <w:rFonts w:ascii="Consolas" w:eastAsiaTheme="minorHAnsi" w:hAnsi="Consolas" w:cs="Consolas"/>
                 <w:b/>
                 <w:bCs/>
                 <w:color w:val="7F0055"/>
@@ -1976,7 +2859,7 @@
             </w:r>
             <w:r>
               <w:rPr>
-                <w:rFonts w:ascii="Consolas" w:eastAsiaTheme="minorEastAsia" w:hAnsi="Consolas" w:cs="Consolas" w:hint="eastAsia"/>
+                <w:rFonts w:ascii="Consolas" w:eastAsiaTheme="minorHAnsi" w:hAnsi="Consolas" w:cs="Consolas"/>
                 <w:b/>
                 <w:bCs/>
                 <w:color w:val="7F0055"/>
@@ -1986,7 +2869,7 @@
             </w:r>
             <w:r>
               <w:rPr>
-                <w:rFonts w:ascii="Consolas" w:eastAsiaTheme="minorEastAsia" w:hAnsi="Consolas" w:cs="Consolas" w:hint="eastAsia"/>
+                <w:rFonts w:ascii="Consolas" w:eastAsiaTheme="minorHAnsi" w:hAnsi="Consolas" w:cs="Consolas"/>
                 <w:b/>
                 <w:bCs/>
                 <w:color w:val="7F0055"/>
@@ -1996,7 +2879,7 @@
             </w:r>
             <w:r>
               <w:rPr>
-                <w:rFonts w:ascii="Consolas" w:eastAsiaTheme="minorEastAsia" w:hAnsi="Consolas" w:cs="Consolas" w:hint="eastAsia"/>
+                <w:rFonts w:ascii="Consolas" w:eastAsiaTheme="minorHAnsi" w:hAnsi="Consolas" w:cs="Consolas"/>
                 <w:b/>
                 <w:bCs/>
                 <w:color w:val="7F0055"/>
@@ -2006,7 +2889,7 @@
             </w:r>
             <w:r>
               <w:rPr>
-                <w:rFonts w:ascii="Consolas" w:eastAsiaTheme="minorEastAsia" w:hAnsi="Consolas" w:cs="Consolas" w:hint="eastAsia"/>
+                <w:rFonts w:ascii="Consolas" w:eastAsiaTheme="minorHAnsi" w:hAnsi="Consolas" w:cs="Consolas"/>
                 <w:b/>
                 <w:bCs/>
                 <w:color w:val="7F0055"/>
@@ -2016,7 +2899,7 @@
             </w:r>
             <w:r>
               <w:rPr>
-                <w:rFonts w:ascii="Consolas" w:eastAsiaTheme="minorEastAsia" w:hAnsi="Consolas" w:cs="Consolas" w:hint="eastAsia"/>
+                <w:rFonts w:ascii="Consolas" w:eastAsiaTheme="minorHAnsi" w:hAnsi="Consolas" w:cs="Consolas"/>
                 <w:b/>
                 <w:bCs/>
                 <w:color w:val="7F0055"/>
@@ -2026,7 +2909,7 @@
             </w:r>
             <w:r>
               <w:rPr>
-                <w:rFonts w:ascii="Consolas" w:eastAsiaTheme="minorEastAsia" w:hAnsi="Consolas" w:cs="Consolas" w:hint="eastAsia"/>
+                <w:rFonts w:ascii="Consolas" w:eastAsiaTheme="minorHAnsi" w:hAnsi="Consolas" w:cs="Consolas"/>
                 <w:b/>
                 <w:bCs/>
                 <w:color w:val="7F0055"/>
@@ -2036,7 +2919,7 @@
             </w:r>
             <w:r>
               <w:rPr>
-                <w:rFonts w:ascii="Consolas" w:eastAsiaTheme="minorEastAsia" w:hAnsi="Consolas" w:cs="Consolas" w:hint="eastAsia"/>
+                <w:rFonts w:ascii="Consolas" w:eastAsiaTheme="minorHAnsi" w:hAnsi="Consolas" w:cs="Consolas"/>
                 <w:b/>
                 <w:bCs/>
                 <w:color w:val="7F0055"/>
@@ -2047,13 +2930,13 @@
           </w:p>
           <w:p>
             <w:pPr>
-              <w:widowControl w:val="0"/>
-              <w:autoSpaceDE w:val="0"/>
-              <w:autoSpaceDN w:val="0"/>
-              <w:adjustRightInd w:val="0"/>
+              <w:adjustRightInd/>
+              <w:autoSpaceDE w:val="off"/>
+              <w:autoSpaceDN w:val="off"/>
+              <w:widowControl w:val="off"/>
               <w:spacing w:after="0" w:line="240" w:lineRule="auto"/>
               <w:rPr>
-                <w:rFonts w:ascii="Consolas" w:eastAsiaTheme="minorEastAsia" w:hAnsi="Consolas" w:cs="Consolas"/>
+                <w:rFonts w:ascii="Consolas" w:eastAsiaTheme="minorHAnsi" w:hAnsi="Consolas" w:cs="Consolas"/>
                 <w:b/>
                 <w:bCs/>
                 <w:color w:val="7F0055"/>
@@ -2063,20 +2946,20 @@
           </w:p>
           <w:p>
             <w:pPr>
-              <w:widowControl w:val="0"/>
-              <w:autoSpaceDE w:val="0"/>
-              <w:autoSpaceDN w:val="0"/>
-              <w:adjustRightInd w:val="0"/>
+              <w:adjustRightInd/>
+              <w:autoSpaceDE w:val="off"/>
+              <w:autoSpaceDN w:val="off"/>
+              <w:widowControl w:val="off"/>
               <w:spacing w:after="0" w:line="240" w:lineRule="auto"/>
               <w:rPr>
-                <w:rFonts w:ascii="Consolas" w:eastAsiaTheme="minorEastAsia" w:hAnsi="Consolas" w:cs="Consolas"/>
+                <w:rFonts w:ascii="Consolas" w:eastAsiaTheme="minorHAnsi" w:hAnsi="Consolas" w:cs="Consolas"/>
                 <w:color w:val="auto"/>
                 <w:sz w:val="20"/>
               </w:rPr>
             </w:pPr>
             <w:r>
               <w:rPr>
-                <w:rFonts w:ascii="Consolas" w:eastAsiaTheme="minorEastAsia" w:hAnsi="Consolas" w:cs="Consolas"/>
+                <w:rFonts w:ascii="Consolas" w:eastAsiaTheme="minorHAnsi" w:hAnsi="Consolas" w:cs="Consolas"/>
                 <w:b/>
                 <w:bCs/>
                 <w:color w:val="7F0055"/>
@@ -2086,7 +2969,7 @@
             </w:r>
             <w:r>
               <w:rPr>
-                <w:rFonts w:ascii="Consolas" w:eastAsiaTheme="minorEastAsia" w:hAnsi="Consolas" w:cs="Consolas"/>
+                <w:rFonts w:ascii="Consolas" w:eastAsiaTheme="minorHAnsi" w:hAnsi="Consolas" w:cs="Consolas"/>
                 <w:color w:val="000000"/>
                 <w:sz w:val="20"/>
               </w:rPr>
@@ -2095,13 +2978,13 @@
           </w:p>
           <w:p>
             <w:pPr>
-              <w:widowControl w:val="0"/>
-              <w:autoSpaceDE w:val="0"/>
-              <w:autoSpaceDN w:val="0"/>
-              <w:adjustRightInd w:val="0"/>
+              <w:adjustRightInd/>
+              <w:autoSpaceDE w:val="off"/>
+              <w:autoSpaceDN w:val="off"/>
+              <w:widowControl w:val="off"/>
               <w:spacing w:after="0" w:line="240" w:lineRule="auto"/>
               <w:rPr>
-                <w:rFonts w:ascii="Consolas" w:eastAsiaTheme="minorEastAsia" w:hAnsi="Consolas" w:cs="Consolas"/>
+                <w:rFonts w:ascii="Consolas" w:eastAsiaTheme="minorHAnsi" w:hAnsi="Consolas" w:cs="Consolas"/>
                 <w:color w:val="auto"/>
                 <w:sz w:val="20"/>
               </w:rPr>
@@ -2109,20 +2992,20 @@
           </w:p>
           <w:p>
             <w:pPr>
-              <w:widowControl w:val="0"/>
-              <w:autoSpaceDE w:val="0"/>
-              <w:autoSpaceDN w:val="0"/>
-              <w:adjustRightInd w:val="0"/>
+              <w:adjustRightInd/>
+              <w:autoSpaceDE w:val="off"/>
+              <w:autoSpaceDN w:val="off"/>
+              <w:widowControl w:val="off"/>
               <w:spacing w:after="0" w:line="240" w:lineRule="auto"/>
               <w:rPr>
-                <w:rFonts w:ascii="Consolas" w:eastAsiaTheme="minorEastAsia" w:hAnsi="Consolas" w:cs="Consolas"/>
+                <w:rFonts w:ascii="Consolas" w:eastAsiaTheme="minorHAnsi" w:hAnsi="Consolas" w:cs="Consolas"/>
                 <w:color w:val="auto"/>
                 <w:sz w:val="20"/>
               </w:rPr>
             </w:pPr>
             <w:r>
               <w:rPr>
-                <w:rFonts w:ascii="Consolas" w:eastAsiaTheme="minorEastAsia" w:hAnsi="Consolas" w:cs="Consolas"/>
+                <w:rFonts w:ascii="Consolas" w:eastAsiaTheme="minorHAnsi" w:hAnsi="Consolas" w:cs="Consolas"/>
                 <w:b/>
                 <w:bCs/>
                 <w:color w:val="7F0055"/>
@@ -2132,7 +3015,7 @@
             </w:r>
             <w:r>
               <w:rPr>
-                <w:rFonts w:ascii="Consolas" w:eastAsiaTheme="minorEastAsia" w:hAnsi="Consolas" w:cs="Consolas"/>
+                <w:rFonts w:ascii="Consolas" w:eastAsiaTheme="minorHAnsi" w:hAnsi="Consolas" w:cs="Consolas"/>
                 <w:color w:val="000000"/>
                 <w:sz w:val="20"/>
               </w:rPr>
@@ -2140,7 +3023,7 @@
             </w:r>
             <w:r>
               <w:rPr>
-                <w:rFonts w:ascii="Consolas" w:eastAsiaTheme="minorEastAsia" w:hAnsi="Consolas" w:cs="Consolas"/>
+                <w:rFonts w:ascii="Consolas" w:eastAsiaTheme="minorHAnsi" w:hAnsi="Consolas" w:cs="Consolas"/>
                 <w:b/>
                 <w:bCs/>
                 <w:color w:val="7F0055"/>
@@ -2150,7 +3033,7 @@
             </w:r>
             <w:r>
               <w:rPr>
-                <w:rFonts w:ascii="Consolas" w:eastAsiaTheme="minorEastAsia" w:hAnsi="Consolas" w:cs="Consolas"/>
+                <w:rFonts w:ascii="Consolas" w:eastAsiaTheme="minorHAnsi" w:hAnsi="Consolas" w:cs="Consolas"/>
                 <w:color w:val="000000"/>
                 <w:sz w:val="20"/>
               </w:rPr>
@@ -2159,13 +3042,13 @@
           </w:p>
           <w:p>
             <w:pPr>
-              <w:widowControl w:val="0"/>
-              <w:autoSpaceDE w:val="0"/>
-              <w:autoSpaceDN w:val="0"/>
-              <w:adjustRightInd w:val="0"/>
+              <w:adjustRightInd/>
+              <w:autoSpaceDE w:val="off"/>
+              <w:autoSpaceDN w:val="off"/>
+              <w:widowControl w:val="off"/>
               <w:spacing w:after="0" w:line="240" w:lineRule="auto"/>
               <w:rPr>
-                <w:rFonts w:ascii="Consolas" w:eastAsiaTheme="minorEastAsia" w:hAnsi="Consolas" w:cs="Consolas"/>
+                <w:rFonts w:ascii="Consolas" w:eastAsiaTheme="minorHAnsi" w:hAnsi="Consolas" w:cs="Consolas"/>
                 <w:color w:val="auto"/>
                 <w:sz w:val="20"/>
               </w:rPr>
@@ -2173,20 +3056,20 @@
           </w:p>
           <w:p>
             <w:pPr>
-              <w:widowControl w:val="0"/>
-              <w:autoSpaceDE w:val="0"/>
-              <w:autoSpaceDN w:val="0"/>
-              <w:adjustRightInd w:val="0"/>
+              <w:adjustRightInd/>
+              <w:autoSpaceDE w:val="off"/>
+              <w:autoSpaceDN w:val="off"/>
+              <w:widowControl w:val="off"/>
               <w:spacing w:after="0" w:line="240" w:lineRule="auto"/>
               <w:rPr>
-                <w:rFonts w:ascii="Consolas" w:eastAsiaTheme="minorEastAsia" w:hAnsi="Consolas" w:cs="Consolas"/>
+                <w:rFonts w:ascii="Consolas" w:eastAsiaTheme="minorHAnsi" w:hAnsi="Consolas" w:cs="Consolas"/>
                 <w:color w:val="auto"/>
                 <w:sz w:val="20"/>
               </w:rPr>
             </w:pPr>
             <w:r>
               <w:rPr>
-                <w:rFonts w:ascii="Consolas" w:eastAsiaTheme="minorEastAsia" w:hAnsi="Consolas" w:cs="Consolas"/>
+                <w:rFonts w:ascii="Consolas" w:eastAsiaTheme="minorHAnsi" w:hAnsi="Consolas" w:cs="Consolas"/>
                 <w:color w:val="000000"/>
                 <w:sz w:val="20"/>
               </w:rPr>
@@ -2194,7 +3077,7 @@
             </w:r>
             <w:r>
               <w:rPr>
-                <w:rFonts w:ascii="Consolas" w:eastAsiaTheme="minorEastAsia" w:hAnsi="Consolas" w:cs="Consolas"/>
+                <w:rFonts w:ascii="Consolas" w:eastAsiaTheme="minorHAnsi" w:hAnsi="Consolas" w:cs="Consolas"/>
                 <w:b/>
                 <w:bCs/>
                 <w:color w:val="7F0055"/>
@@ -2204,7 +3087,7 @@
             </w:r>
             <w:r>
               <w:rPr>
-                <w:rFonts w:ascii="Consolas" w:eastAsiaTheme="minorEastAsia" w:hAnsi="Consolas" w:cs="Consolas"/>
+                <w:rFonts w:ascii="Consolas" w:eastAsiaTheme="minorHAnsi" w:hAnsi="Consolas" w:cs="Consolas"/>
                 <w:color w:val="000000"/>
                 <w:sz w:val="20"/>
               </w:rPr>
@@ -2212,7 +3095,7 @@
             </w:r>
             <w:r>
               <w:rPr>
-                <w:rFonts w:ascii="Consolas" w:eastAsiaTheme="minorEastAsia" w:hAnsi="Consolas" w:cs="Consolas"/>
+                <w:rFonts w:ascii="Consolas" w:eastAsiaTheme="minorHAnsi" w:hAnsi="Consolas" w:cs="Consolas"/>
                 <w:b/>
                 <w:bCs/>
                 <w:color w:val="7F0055"/>
@@ -2222,7 +3105,7 @@
             </w:r>
             <w:r>
               <w:rPr>
-                <w:rFonts w:ascii="Consolas" w:eastAsiaTheme="minorEastAsia" w:hAnsi="Consolas" w:cs="Consolas"/>
+                <w:rFonts w:ascii="Consolas" w:eastAsiaTheme="minorHAnsi" w:hAnsi="Consolas" w:cs="Consolas"/>
                 <w:color w:val="000000"/>
                 <w:sz w:val="20"/>
               </w:rPr>
@@ -2230,7 +3113,7 @@
             </w:r>
             <w:r>
               <w:rPr>
-                <w:rFonts w:ascii="Consolas" w:eastAsiaTheme="minorEastAsia" w:hAnsi="Consolas" w:cs="Consolas"/>
+                <w:rFonts w:ascii="Consolas" w:eastAsiaTheme="minorHAnsi" w:hAnsi="Consolas" w:cs="Consolas"/>
                 <w:b/>
                 <w:bCs/>
                 <w:color w:val="7F0055"/>
@@ -2240,7 +3123,7 @@
             </w:r>
             <w:r>
               <w:rPr>
-                <w:rFonts w:ascii="Consolas" w:eastAsiaTheme="minorEastAsia" w:hAnsi="Consolas" w:cs="Consolas"/>
+                <w:rFonts w:ascii="Consolas" w:eastAsiaTheme="minorHAnsi" w:hAnsi="Consolas" w:cs="Consolas"/>
                 <w:color w:val="000000"/>
                 <w:sz w:val="20"/>
               </w:rPr>
@@ -2248,7 +3131,7 @@
             </w:r>
             <w:r>
               <w:rPr>
-                <w:rFonts w:ascii="Consolas" w:eastAsiaTheme="minorEastAsia" w:hAnsi="Consolas" w:cs="Consolas"/>
+                <w:rFonts w:ascii="Consolas" w:eastAsiaTheme="minorHAnsi" w:hAnsi="Consolas" w:cs="Consolas"/>
                 <w:color w:val="6A3E3E"/>
                 <w:sz w:val="20"/>
               </w:rPr>
@@ -2256,7 +3139,7 @@
             </w:r>
             <w:r>
               <w:rPr>
-                <w:rFonts w:ascii="Consolas" w:eastAsiaTheme="minorEastAsia" w:hAnsi="Consolas" w:cs="Consolas"/>
+                <w:rFonts w:ascii="Consolas" w:eastAsiaTheme="minorHAnsi" w:hAnsi="Consolas" w:cs="Consolas"/>
                 <w:color w:val="000000"/>
                 <w:sz w:val="20"/>
               </w:rPr>
@@ -2265,20 +3148,20 @@
           </w:p>
           <w:p>
             <w:pPr>
-              <w:widowControl w:val="0"/>
-              <w:autoSpaceDE w:val="0"/>
-              <w:autoSpaceDN w:val="0"/>
-              <w:adjustRightInd w:val="0"/>
+              <w:adjustRightInd/>
+              <w:autoSpaceDE w:val="off"/>
+              <w:autoSpaceDN w:val="off"/>
+              <w:widowControl w:val="off"/>
               <w:spacing w:after="0" w:line="240" w:lineRule="auto"/>
               <w:rPr>
-                <w:rFonts w:ascii="Consolas" w:eastAsiaTheme="minorEastAsia" w:hAnsi="Consolas" w:cs="Consolas"/>
+                <w:rFonts w:ascii="Consolas" w:eastAsiaTheme="minorHAnsi" w:hAnsi="Consolas" w:cs="Consolas"/>
                 <w:color w:val="auto"/>
                 <w:sz w:val="20"/>
               </w:rPr>
             </w:pPr>
             <w:r>
               <w:rPr>
-                <w:rFonts w:ascii="Consolas" w:eastAsiaTheme="minorEastAsia" w:hAnsi="Consolas" w:cs="Consolas"/>
+                <w:rFonts w:ascii="Consolas" w:eastAsiaTheme="minorHAnsi" w:hAnsi="Consolas" w:cs="Consolas"/>
                 <w:color w:val="000000"/>
                 <w:sz w:val="20"/>
               </w:rPr>
@@ -2286,7 +3169,7 @@
             </w:r>
             <w:r>
               <w:rPr>
-                <w:rFonts w:ascii="Consolas" w:eastAsiaTheme="minorEastAsia" w:hAnsi="Consolas" w:cs="Consolas"/>
+                <w:rFonts w:ascii="Consolas" w:eastAsiaTheme="minorHAnsi" w:hAnsi="Consolas" w:cs="Consolas"/>
                 <w:color w:val="000000"/>
                 <w:sz w:val="20"/>
               </w:rPr>
@@ -2294,7 +3177,7 @@
             </w:r>
             <w:r>
               <w:rPr>
-                <w:rFonts w:ascii="Consolas" w:eastAsiaTheme="minorEastAsia" w:hAnsi="Consolas" w:cs="Consolas"/>
+                <w:rFonts w:ascii="Consolas" w:eastAsiaTheme="minorHAnsi" w:hAnsi="Consolas" w:cs="Consolas"/>
                 <w:color w:val="3F7F5F"/>
                 <w:sz w:val="20"/>
               </w:rPr>
@@ -2302,7 +3185,7 @@
             </w:r>
             <w:r>
               <w:rPr>
-                <w:rFonts w:ascii="Consolas" w:eastAsiaTheme="minorEastAsia" w:hAnsi="Consolas" w:cs="Consolas"/>
+                <w:rFonts w:ascii="Consolas" w:eastAsiaTheme="minorHAnsi" w:hAnsi="Consolas" w:cs="Consolas"/>
                 <w:b/>
                 <w:bCs/>
                 <w:color w:val="7F9FBF"/>
@@ -2312,7 +3195,7 @@
             </w:r>
             <w:r>
               <w:rPr>
-                <w:rFonts w:ascii="Consolas" w:eastAsiaTheme="minorEastAsia" w:hAnsi="Consolas" w:cs="Consolas"/>
+                <w:rFonts w:ascii="Consolas" w:eastAsiaTheme="minorHAnsi" w:hAnsi="Consolas" w:cs="Consolas"/>
                 <w:color w:val="3F7F5F"/>
                 <w:sz w:val="20"/>
               </w:rPr>
@@ -2321,10 +3204,10 @@
           </w:p>
           <w:p>
             <w:pPr>
-              <w:widowControl w:val="0"/>
-              <w:autoSpaceDE w:val="0"/>
-              <w:autoSpaceDN w:val="0"/>
-              <w:adjustRightInd w:val="0"/>
+              <w:adjustRightInd/>
+              <w:autoSpaceDE w:val="off"/>
+              <w:autoSpaceDN w:val="off"/>
+              <w:widowControl w:val="off"/>
               <w:spacing w:after="0" w:line="240" w:lineRule="auto"/>
               <w:rPr>
                 <w:rFonts w:ascii="Consolas" w:hAnsi="Consolas"/>
@@ -2332,7 +3215,7 @@
             </w:pPr>
             <w:r>
               <w:rPr>
-                <w:rFonts w:ascii="Consolas" w:eastAsiaTheme="minorEastAsia" w:hAnsi="Consolas" w:cs="Consolas"/>
+                <w:rFonts w:ascii="Consolas" w:eastAsiaTheme="minorHAnsi" w:hAnsi="Consolas" w:cs="Consolas"/>
                 <w:color w:val="000000"/>
                 <w:sz w:val="20"/>
               </w:rPr>
@@ -2340,7 +3223,7 @@
             </w:r>
             <w:r>
               <w:rPr>
-                <w:rFonts w:ascii="Consolas" w:eastAsiaTheme="minorEastAsia" w:hAnsi="Consolas" w:cs="Consolas"/>
+                <w:rFonts w:ascii="Consolas" w:eastAsiaTheme="minorHAnsi" w:hAnsi="Consolas" w:cs="Consolas"/>
                 <w:color w:val="000000"/>
                 <w:sz w:val="20"/>
               </w:rPr>
@@ -2379,19 +3262,19 @@
       <w:tr>
         <w:trPr>
           <w:cnfStyle w:val="100000000000" w:firstRow="1" w:lastRow="0" w:firstColumn="0" w:lastColumn="0" w:oddVBand="0" w:evenVBand="0" w:oddHBand="0" w:evenHBand="0" w:firstRowFirstColumn="0" w:firstRowLastColumn="0" w:lastRowFirstColumn="0" w:lastRowLastColumn="0"/>
-          <w:trHeight w:val="322"/>
+          <w:trHeight w:val="322" w:hRule="atLeast"/>
         </w:trPr>
         <w:tc>
           <w:tcPr>
             <w:cnfStyle w:val="001000000000" w:firstRow="0" w:lastRow="0" w:firstColumn="1" w:lastColumn="0" w:oddVBand="0" w:evenVBand="0" w:oddHBand="0" w:evenHBand="0" w:firstRowFirstColumn="0" w:firstRowLastColumn="0" w:lastRowFirstColumn="0" w:lastRowLastColumn="0"/>
             <w:tcW w:w="439" w:type="dxa"/>
-            <w:shd w:val="clear" w:color="auto" w:fill="D9E2F3" w:themeFill="accent5" w:themeFillTint="33"/>
+            <w:shd w:val="clear" w:color="auto" w:fill="E9EBF5" w:themeFill="accent5" w:themeFillTint="33"/>
             <w:vAlign w:val="center"/>
           </w:tcPr>
           <w:p>
             <w:pPr>
+              <w:jc w:val="both"/>
               <w:spacing w:after="0" w:line="240" w:lineRule="auto"/>
-              <w:jc w:val="both"/>
               <w:rPr>
                 <w:rFonts w:ascii="Arial" w:hAnsi="Arial" w:cs="Arial" w:hint="eastAsia"/>
                 <w:b w:val="0"/>
@@ -2423,9 +3306,9 @@
           </w:tcPr>
           <w:p>
             <w:pPr>
+              <w:cnfStyle w:val="100000000000" w:firstRow="1" w:lastRow="0" w:firstColumn="0" w:lastColumn="0" w:oddVBand="0" w:evenVBand="0" w:oddHBand="0" w:evenHBand="0" w:firstRowFirstColumn="0" w:firstRowLastColumn="0" w:lastRowFirstColumn="0" w:lastRowLastColumn="0"/>
+              <w:jc w:val="both"/>
               <w:spacing w:after="0" w:line="240" w:lineRule="auto"/>
-              <w:jc w:val="both"/>
-              <w:cnfStyle w:val="100000000000" w:firstRow="1" w:lastRow="0" w:firstColumn="0" w:lastColumn="0" w:oddVBand="0" w:evenVBand="0" w:oddHBand="0" w:evenHBand="0" w:firstRowFirstColumn="0" w:firstRowLastColumn="0" w:lastRowFirstColumn="0" w:lastRowLastColumn="0"/>
               <w:rPr>
                 <w:rFonts w:ascii="Arial" w:hAnsi="Arial" w:cs="Arial"/>
                 <w:b w:val="0"/>
@@ -2477,7 +3360,7 @@
       </w:tr>
       <w:tr>
         <w:trPr>
-          <w:trHeight w:val="979"/>
+          <w:trHeight w:val="979" w:hRule="atLeast"/>
         </w:trPr>
         <w:tc>
           <w:tcPr>
@@ -2571,19 +3454,19 @@
       <w:tr>
         <w:trPr>
           <w:cnfStyle w:val="100000000000" w:firstRow="1" w:lastRow="0" w:firstColumn="0" w:lastColumn="0" w:oddVBand="0" w:evenVBand="0" w:oddHBand="0" w:evenHBand="0" w:firstRowFirstColumn="0" w:firstRowLastColumn="0" w:lastRowFirstColumn="0" w:lastRowLastColumn="0"/>
-          <w:trHeight w:val="322"/>
+          <w:trHeight w:val="322" w:hRule="atLeast"/>
         </w:trPr>
         <w:tc>
           <w:tcPr>
             <w:cnfStyle w:val="001000000000" w:firstRow="0" w:lastRow="0" w:firstColumn="1" w:lastColumn="0" w:oddVBand="0" w:evenVBand="0" w:oddHBand="0" w:evenHBand="0" w:firstRowFirstColumn="0" w:firstRowLastColumn="0" w:lastRowFirstColumn="0" w:lastRowLastColumn="0"/>
             <w:tcW w:w="439" w:type="dxa"/>
-            <w:shd w:val="clear" w:color="auto" w:fill="D9E2F3" w:themeFill="accent5" w:themeFillTint="33"/>
+            <w:shd w:val="clear" w:color="auto" w:fill="E9EBF5" w:themeFill="accent5" w:themeFillTint="33"/>
             <w:vAlign w:val="center"/>
           </w:tcPr>
           <w:p>
             <w:pPr>
+              <w:jc w:val="both"/>
               <w:spacing w:after="0" w:line="240" w:lineRule="auto"/>
-              <w:jc w:val="both"/>
               <w:rPr>
                 <w:rFonts w:ascii="Arial" w:hAnsi="Arial" w:cs="Arial" w:hint="eastAsia"/>
                 <w:b w:val="0"/>
@@ -2615,9 +3498,9 @@
           </w:tcPr>
           <w:p>
             <w:pPr>
+              <w:cnfStyle w:val="100000000000" w:firstRow="1" w:lastRow="0" w:firstColumn="0" w:lastColumn="0" w:oddVBand="0" w:evenVBand="0" w:oddHBand="0" w:evenHBand="0" w:firstRowFirstColumn="0" w:firstRowLastColumn="0" w:lastRowFirstColumn="0" w:lastRowLastColumn="0"/>
+              <w:jc w:val="both"/>
               <w:spacing w:after="0" w:line="240" w:lineRule="auto"/>
-              <w:jc w:val="both"/>
-              <w:cnfStyle w:val="100000000000" w:firstRow="1" w:lastRow="0" w:firstColumn="0" w:lastColumn="0" w:oddVBand="0" w:evenVBand="0" w:oddHBand="0" w:evenHBand="0" w:firstRowFirstColumn="0" w:firstRowLastColumn="0" w:lastRowFirstColumn="0" w:lastRowLastColumn="0"/>
               <w:rPr>
                 <w:rFonts w:ascii="Arial" w:hAnsi="Arial" w:cs="Arial"/>
                 <w:b w:val="0"/>
@@ -2765,7 +3648,7 @@
       </w:tr>
       <w:tr>
         <w:trPr>
-          <w:trHeight w:val="979"/>
+          <w:trHeight w:val="979" w:hRule="atLeast"/>
         </w:trPr>
         <w:tc>
           <w:tcPr>
@@ -2833,13 +3716,13 @@
     </w:tbl>
     <w:p>
       <w:pPr>
+        <w:jc w:val="both"/>
         <w:spacing w:after="160" w:line="259" w:lineRule="auto"/>
-        <w:jc w:val="both"/>
         <w:rPr>
+          <w:caps/>
           <w:b/>
           <w:bCs/>
-          <w:caps/>
-          <w:color w:val="1F4E79" w:themeColor="accent1" w:themeShade="80"/>
+          <w:color w:val="1F4F79"/>
           <w:sz w:val="28"/>
         </w:rPr>
       </w:pPr>
@@ -2847,313 +3730,37 @@
     <w:sectPr>
       <w:pgSz w:w="11906" w:h="16838"/>
       <w:pgMar w:top="1701" w:right="1440" w:bottom="1440" w:left="1440" w:header="851" w:footer="992" w:gutter="0"/>
-      <w:cols w:space="425"/>
+      <w:cols/>
       <w:docGrid w:linePitch="360"/>
     </w:sectPr>
   </w:body>
 </w:document>
 </file>
 
-<file path=word/endnotes.xml><?xml version="1.0" encoding="utf-8"?>
-<w:endnotes xmlns:wpc="http://schemas.microsoft.com/office/word/2010/wordprocessingCanvas" xmlns:cx="http://schemas.microsoft.com/office/drawing/2014/chartex" xmlns:cx1="http://schemas.microsoft.com/office/drawing/2015/9/8/chartex" xmlns:cx2="http://schemas.microsoft.com/office/drawing/2015/10/21/chartex" xmlns:cx3="http://schemas.microsoft.com/office/drawing/2016/5/9/chartex" xmlns:cx4="http://schemas.microsoft.com/office/drawing/2016/5/10/chartex" xmlns:cx5="http://schemas.microsoft.com/office/drawing/2016/5/11/chartex" xmlns:cx6="http://schemas.microsoft.com/office/drawing/2016/5/12/chartex" xmlns:cx7="http://schemas.microsoft.com/office/drawing/2016/5/13/chartex" xmlns:cx8="http://schemas.microsoft.com/office/drawing/2016/5/14/chartex" xmlns:mc="http://schemas.openxmlformats.org/markup-compatibility/2006" xmlns:aink="http://schemas.microsoft.com/office/drawing/2016/ink" xmlns:am3d="http://schemas.microsoft.com/office/drawing/2017/model3d" xmlns:o="urn:schemas-microsoft-com:office:office" xmlns:oel="http://schemas.microsoft.com/office/2019/extlst" xmlns:r="http://schemas.openxmlformats.org/officeDocument/2006/relationships" xmlns:m="http://schemas.openxmlformats.org/officeDocument/2006/math" xmlns:v="urn:schemas-microsoft-com:vml" xmlns:wp14="http://schemas.microsoft.com/office/word/2010/wordprocessingDrawing" xmlns:wp="http://schemas.openxmlformats.org/drawingml/2006/wordprocessingDrawing" xmlns:w10="urn:schemas-microsoft-com:office:word" xmlns:w="http://schemas.openxmlformats.org/wordprocessingml/2006/main" xmlns:w14="http://schemas.microsoft.com/office/word/2010/wordml" xmlns:w15="http://schemas.microsoft.com/office/word/2012/wordml" xmlns:w16cex="http://schemas.microsoft.com/office/word/2018/wordml/cex" xmlns:w16cid="http://schemas.microsoft.com/office/word/2016/wordml/cid" xmlns:w16="http://schemas.microsoft.com/office/word/2018/wordml" xmlns:w16du="http://schemas.microsoft.com/office/word/2023/wordml/word16du" xmlns:w16sdtdh="http://schemas.microsoft.com/office/word/2020/wordml/sdtdatahash" xmlns:w16sdtfl="http://schemas.microsoft.com/office/word/2024/wordml/sdtformatlock" xmlns:w16se="http://schemas.microsoft.com/office/word/2015/wordml/symex" xmlns:wpg="http://schemas.microsoft.com/office/word/2010/wordprocessingGroup" xmlns:wpi="http://schemas.microsoft.com/office/word/2010/wordprocessingInk" xmlns:wne="http://schemas.microsoft.com/office/word/2006/wordml" xmlns:wps="http://schemas.microsoft.com/office/word/2010/wordprocessingShape" mc:Ignorable="w14 w15 w16se w16cid w16 w16cex w16sdtdh w16sdtfl w16du wp14">
-  <w:endnote w:type="separator" w:id="-1">
-    <w:p>
-      <w:pPr>
-        <w:spacing w:after="0" w:line="240" w:lineRule="auto"/>
-      </w:pPr>
-      <w:r>
-        <w:separator/>
-      </w:r>
-    </w:p>
-  </w:endnote>
-  <w:endnote w:type="continuationSeparator" w:id="0">
-    <w:p>
-      <w:pPr>
-        <w:spacing w:after="0" w:line="240" w:lineRule="auto"/>
-      </w:pPr>
-      <w:r>
-        <w:continuationSeparator/>
-      </w:r>
-    </w:p>
-  </w:endnote>
-</w:endnotes>
-</file>
-
-<file path=word/footnotes.xml><?xml version="1.0" encoding="utf-8"?>
-<w:footnotes xmlns:wpc="http://schemas.microsoft.com/office/word/2010/wordprocessingCanvas" xmlns:cx="http://schemas.microsoft.com/office/drawing/2014/chartex" xmlns:cx1="http://schemas.microsoft.com/office/drawing/2015/9/8/chartex" xmlns:cx2="http://schemas.microsoft.com/office/drawing/2015/10/21/chartex" xmlns:cx3="http://schemas.microsoft.com/office/drawing/2016/5/9/chartex" xmlns:cx4="http://schemas.microsoft.com/office/drawing/2016/5/10/chartex" xmlns:cx5="http://schemas.microsoft.com/office/drawing/2016/5/11/chartex" xmlns:cx6="http://schemas.microsoft.com/office/drawing/2016/5/12/chartex" xmlns:cx7="http://schemas.microsoft.com/office/drawing/2016/5/13/chartex" xmlns:cx8="http://schemas.microsoft.com/office/drawing/2016/5/14/chartex" xmlns:mc="http://schemas.openxmlformats.org/markup-compatibility/2006" xmlns:aink="http://schemas.microsoft.com/office/drawing/2016/ink" xmlns:am3d="http://schemas.microsoft.com/office/drawing/2017/model3d" xmlns:o="urn:schemas-microsoft-com:office:office" xmlns:oel="http://schemas.microsoft.com/office/2019/extlst" xmlns:r="http://schemas.openxmlformats.org/officeDocument/2006/relationships" xmlns:m="http://schemas.openxmlformats.org/officeDocument/2006/math" xmlns:v="urn:schemas-microsoft-com:vml" xmlns:wp14="http://schemas.microsoft.com/office/word/2010/wordprocessingDrawing" xmlns:wp="http://schemas.openxmlformats.org/drawingml/2006/wordprocessingDrawing" xmlns:w10="urn:schemas-microsoft-com:office:word" xmlns:w="http://schemas.openxmlformats.org/wordprocessingml/2006/main" xmlns:w14="http://schemas.microsoft.com/office/word/2010/wordml" xmlns:w15="http://schemas.microsoft.com/office/word/2012/wordml" xmlns:w16cex="http://schemas.microsoft.com/office/word/2018/wordml/cex" xmlns:w16cid="http://schemas.microsoft.com/office/word/2016/wordml/cid" xmlns:w16="http://schemas.microsoft.com/office/word/2018/wordml" xmlns:w16du="http://schemas.microsoft.com/office/word/2023/wordml/word16du" xmlns:w16sdtdh="http://schemas.microsoft.com/office/word/2020/wordml/sdtdatahash" xmlns:w16sdtfl="http://schemas.microsoft.com/office/word/2024/wordml/sdtformatlock" xmlns:w16se="http://schemas.microsoft.com/office/word/2015/wordml/symex" xmlns:wpg="http://schemas.microsoft.com/office/word/2010/wordprocessingGroup" xmlns:wpi="http://schemas.microsoft.com/office/word/2010/wordprocessingInk" xmlns:wne="http://schemas.microsoft.com/office/word/2006/wordml" xmlns:wps="http://schemas.microsoft.com/office/word/2010/wordprocessingShape" mc:Ignorable="w14 w15 w16se w16cid w16 w16cex w16sdtdh w16sdtfl w16du wp14">
-  <w:footnote w:type="separator" w:id="-1">
-    <w:p>
-      <w:pPr>
-        <w:spacing w:after="0" w:line="240" w:lineRule="auto"/>
-      </w:pPr>
-      <w:r>
-        <w:separator/>
-      </w:r>
-    </w:p>
-  </w:footnote>
-  <w:footnote w:type="continuationSeparator" w:id="0">
-    <w:p>
-      <w:pPr>
-        <w:spacing w:after="0" w:line="240" w:lineRule="auto"/>
-      </w:pPr>
-      <w:r>
-        <w:continuationSeparator/>
-      </w:r>
-    </w:p>
-  </w:footnote>
-</w:footnotes>
-</file>
-
 <file path=word/numbering.xml><?xml version="1.0" encoding="utf-8"?>
-<w:numbering xmlns:wpc="http://schemas.microsoft.com/office/word/2010/wordprocessingCanvas" xmlns:cx="http://schemas.microsoft.com/office/drawing/2014/chartex" xmlns:cx1="http://schemas.microsoft.com/office/drawing/2015/9/8/chartex" xmlns:cx2="http://schemas.microsoft.com/office/drawing/2015/10/21/chartex" xmlns:cx3="http://schemas.microsoft.com/office/drawing/2016/5/9/chartex" xmlns:cx4="http://schemas.microsoft.com/office/drawing/2016/5/10/chartex" xmlns:cx5="http://schemas.microsoft.com/office/drawing/2016/5/11/chartex" xmlns:cx6="http://schemas.microsoft.com/office/drawing/2016/5/12/chartex" xmlns:cx7="http://schemas.microsoft.com/office/drawing/2016/5/13/chartex" xmlns:cx8="http://schemas.microsoft.com/office/drawing/2016/5/14/chartex" xmlns:mc="http://schemas.openxmlformats.org/markup-compatibility/2006" xmlns:aink="http://schemas.microsoft.com/office/drawing/2016/ink" xmlns:am3d="http://schemas.microsoft.com/office/drawing/2017/model3d" xmlns:o="urn:schemas-microsoft-com:office:office" xmlns:oel="http://schemas.microsoft.com/office/2019/extlst" xmlns:r="http://schemas.openxmlformats.org/officeDocument/2006/relationships" xmlns:m="http://schemas.openxmlformats.org/officeDocument/2006/math" xmlns:v="urn:schemas-microsoft-com:vml" xmlns:wp14="http://schemas.microsoft.com/office/word/2010/wordprocessingDrawing" xmlns:wp="http://schemas.openxmlformats.org/drawingml/2006/wordprocessingDrawing" xmlns:w10="urn:schemas-microsoft-com:office:word" xmlns:w="http://schemas.openxmlformats.org/wordprocessingml/2006/main" xmlns:w14="http://schemas.microsoft.com/office/word/2010/wordml" xmlns:w15="http://schemas.microsoft.com/office/word/2012/wordml" xmlns:w16cex="http://schemas.microsoft.com/office/word/2018/wordml/cex" xmlns:w16cid="http://schemas.microsoft.com/office/word/2016/wordml/cid" xmlns:w16="http://schemas.microsoft.com/office/word/2018/wordml" xmlns:w16du="http://schemas.microsoft.com/office/word/2023/wordml/word16du" xmlns:w16sdtdh="http://schemas.microsoft.com/office/word/2020/wordml/sdtdatahash" xmlns:w16sdtfl="http://schemas.microsoft.com/office/word/2024/wordml/sdtformatlock" xmlns:w16se="http://schemas.microsoft.com/office/word/2015/wordml/symex" xmlns:wpg="http://schemas.microsoft.com/office/word/2010/wordprocessingGroup" xmlns:wpi="http://schemas.microsoft.com/office/word/2010/wordprocessingInk" xmlns:wne="http://schemas.microsoft.com/office/word/2006/wordml" xmlns:wps="http://schemas.microsoft.com/office/word/2010/wordprocessingShape" mc:Ignorable="w14 w15 w16se w16cid w16 w16cex w16sdtdh w16sdtfl w16du wp14">
-  <w:abstractNum w:abstractNumId="0" w15:restartNumberingAfterBreak="0">
-    <w:nsid w:val="343518F0"/>
+<w:numbering xmlns:ve="http://schemas.openxmlformats.org/markup-compatibility/2006" xmlns:o="urn:schemas-microsoft-com:office:office" xmlns:r="http://schemas.openxmlformats.org/officeDocument/2006/relationships" xmlns:m="http://schemas.openxmlformats.org/officeDocument/2006/math" xmlns:v="urn:schemas-microsoft-com:vml" xmlns:wp="http://schemas.openxmlformats.org/drawingml/2006/wordprocessingDrawing" xmlns:w10="urn:schemas-microsoft-com:office:word" xmlns:w="http://schemas.openxmlformats.org/wordprocessingml/2006/main" xmlns:w14="http://schemas.microsoft.com/office/word/2010/wordml" xmlns:wne="http://schemas.microsoft.com/office/word/2006/wordml">
+  <w:abstractNum w:abstractNumId="0">
+    <w:nsid w:val="657e5d71"/>
     <w:multiLevelType w:val="hybridMultilevel"/>
-    <w:tmpl w:val="D374B3AE"/>
-    <w:lvl w:ilvl="0" w:tplc="04090001">
+    <w:tmpl w:val="bfbe56b6"/>
+    <w:lvl w:ilvl="0" w:tplc="df622ce6">
       <w:start w:val="1"/>
       <w:numFmt w:val="bullet"/>
-      <w:lvlText w:val=""/>
-      <w:lvlJc w:val="left"/>
-      <w:pPr>
-        <w:ind w:left="880" w:hanging="440"/>
-      </w:pPr>
-      <w:rPr>
-        <w:rFonts w:ascii="Wingdings" w:hAnsi="Wingdings" w:hint="default"/>
-      </w:rPr>
-    </w:lvl>
-    <w:lvl w:ilvl="1" w:tplc="04090003" w:tentative="1">
-      <w:start w:val="1"/>
-      <w:numFmt w:val="bullet"/>
-      <w:lvlText w:val=""/>
-      <w:lvlJc w:val="left"/>
-      <w:pPr>
-        <w:ind w:left="1320" w:hanging="440"/>
-      </w:pPr>
-      <w:rPr>
-        <w:rFonts w:ascii="Wingdings" w:hAnsi="Wingdings" w:hint="default"/>
-      </w:rPr>
-    </w:lvl>
-    <w:lvl w:ilvl="2" w:tplc="04090005" w:tentative="1">
-      <w:start w:val="1"/>
-      <w:numFmt w:val="bullet"/>
-      <w:lvlText w:val=""/>
-      <w:lvlJc w:val="left"/>
-      <w:pPr>
-        <w:ind w:left="1760" w:hanging="440"/>
-      </w:pPr>
-      <w:rPr>
-        <w:rFonts w:ascii="Wingdings" w:hAnsi="Wingdings" w:hint="default"/>
-      </w:rPr>
-    </w:lvl>
-    <w:lvl w:ilvl="3" w:tplc="04090001" w:tentative="1">
-      <w:start w:val="1"/>
-      <w:numFmt w:val="bullet"/>
-      <w:lvlText w:val=""/>
-      <w:lvlJc w:val="left"/>
-      <w:pPr>
-        <w:ind w:left="2200" w:hanging="440"/>
-      </w:pPr>
-      <w:rPr>
-        <w:rFonts w:ascii="Wingdings" w:hAnsi="Wingdings" w:hint="default"/>
-      </w:rPr>
-    </w:lvl>
-    <w:lvl w:ilvl="4" w:tplc="04090003" w:tentative="1">
-      <w:start w:val="1"/>
-      <w:numFmt w:val="bullet"/>
-      <w:lvlText w:val=""/>
-      <w:lvlJc w:val="left"/>
-      <w:pPr>
-        <w:ind w:left="2640" w:hanging="440"/>
-      </w:pPr>
-      <w:rPr>
-        <w:rFonts w:ascii="Wingdings" w:hAnsi="Wingdings" w:hint="default"/>
-      </w:rPr>
-    </w:lvl>
-    <w:lvl w:ilvl="5" w:tplc="04090005" w:tentative="1">
-      <w:start w:val="1"/>
-      <w:numFmt w:val="bullet"/>
-      <w:lvlText w:val=""/>
-      <w:lvlJc w:val="left"/>
-      <w:pPr>
-        <w:ind w:left="3080" w:hanging="440"/>
-      </w:pPr>
-      <w:rPr>
-        <w:rFonts w:ascii="Wingdings" w:hAnsi="Wingdings" w:hint="default"/>
-      </w:rPr>
-    </w:lvl>
-    <w:lvl w:ilvl="6" w:tplc="04090001" w:tentative="1">
-      <w:start w:val="1"/>
-      <w:numFmt w:val="bullet"/>
-      <w:lvlText w:val=""/>
-      <w:lvlJc w:val="left"/>
-      <w:pPr>
-        <w:ind w:left="3520" w:hanging="440"/>
-      </w:pPr>
-      <w:rPr>
-        <w:rFonts w:ascii="Wingdings" w:hAnsi="Wingdings" w:hint="default"/>
-      </w:rPr>
-    </w:lvl>
-    <w:lvl w:ilvl="7" w:tplc="04090003" w:tentative="1">
-      <w:start w:val="1"/>
-      <w:numFmt w:val="bullet"/>
-      <w:lvlText w:val=""/>
-      <w:lvlJc w:val="left"/>
-      <w:pPr>
-        <w:ind w:left="3960" w:hanging="440"/>
-      </w:pPr>
-      <w:rPr>
-        <w:rFonts w:ascii="Wingdings" w:hAnsi="Wingdings" w:hint="default"/>
-      </w:rPr>
-    </w:lvl>
-    <w:lvl w:ilvl="8" w:tplc="04090005" w:tentative="1">
-      <w:start w:val="1"/>
-      <w:numFmt w:val="bullet"/>
-      <w:lvlText w:val=""/>
-      <w:lvlJc w:val="left"/>
-      <w:pPr>
-        <w:ind w:left="4400" w:hanging="440"/>
-      </w:pPr>
-      <w:rPr>
-        <w:rFonts w:ascii="Wingdings" w:hAnsi="Wingdings" w:hint="default"/>
-      </w:rPr>
-    </w:lvl>
-  </w:abstractNum>
-  <w:abstractNum w:abstractNumId="1" w15:restartNumberingAfterBreak="0">
-    <w:nsid w:val="36E94C54"/>
-    <w:multiLevelType w:val="hybridMultilevel"/>
-    <w:tmpl w:val="01AA3374"/>
-    <w:lvl w:ilvl="0" w:tplc="04090001">
-      <w:start w:val="1"/>
-      <w:numFmt w:val="bullet"/>
-      <w:lvlText w:val=""/>
-      <w:lvlJc w:val="left"/>
-      <w:pPr>
-        <w:ind w:left="800" w:hanging="400"/>
-      </w:pPr>
-      <w:rPr>
-        <w:rFonts w:ascii="Wingdings" w:hAnsi="Wingdings" w:hint="default"/>
-      </w:rPr>
-    </w:lvl>
-    <w:lvl w:ilvl="1" w:tplc="04090003" w:tentative="1">
-      <w:start w:val="1"/>
-      <w:numFmt w:val="bullet"/>
-      <w:lvlText w:val=""/>
-      <w:lvlJc w:val="left"/>
-      <w:pPr>
-        <w:ind w:left="1200" w:hanging="400"/>
-      </w:pPr>
-      <w:rPr>
-        <w:rFonts w:ascii="Wingdings" w:hAnsi="Wingdings" w:hint="default"/>
-      </w:rPr>
-    </w:lvl>
-    <w:lvl w:ilvl="2" w:tplc="04090005" w:tentative="1">
-      <w:start w:val="1"/>
-      <w:numFmt w:val="bullet"/>
-      <w:lvlText w:val=""/>
-      <w:lvlJc w:val="left"/>
-      <w:pPr>
-        <w:ind w:left="1600" w:hanging="400"/>
-      </w:pPr>
-      <w:rPr>
-        <w:rFonts w:ascii="Wingdings" w:hAnsi="Wingdings" w:hint="default"/>
-      </w:rPr>
-    </w:lvl>
-    <w:lvl w:ilvl="3" w:tplc="04090001" w:tentative="1">
-      <w:start w:val="1"/>
-      <w:numFmt w:val="bullet"/>
-      <w:lvlText w:val=""/>
-      <w:lvlJc w:val="left"/>
-      <w:pPr>
-        <w:ind w:left="2000" w:hanging="400"/>
-      </w:pPr>
-      <w:rPr>
-        <w:rFonts w:ascii="Wingdings" w:hAnsi="Wingdings" w:hint="default"/>
-      </w:rPr>
-    </w:lvl>
-    <w:lvl w:ilvl="4" w:tplc="04090003" w:tentative="1">
-      <w:start w:val="1"/>
-      <w:numFmt w:val="bullet"/>
-      <w:lvlText w:val=""/>
-      <w:lvlJc w:val="left"/>
-      <w:pPr>
-        <w:ind w:left="2400" w:hanging="400"/>
-      </w:pPr>
-      <w:rPr>
-        <w:rFonts w:ascii="Wingdings" w:hAnsi="Wingdings" w:hint="default"/>
-      </w:rPr>
-    </w:lvl>
-    <w:lvl w:ilvl="5" w:tplc="04090005" w:tentative="1">
-      <w:start w:val="1"/>
-      <w:numFmt w:val="bullet"/>
-      <w:lvlText w:val=""/>
-      <w:lvlJc w:val="left"/>
-      <w:pPr>
-        <w:ind w:left="2800" w:hanging="400"/>
-      </w:pPr>
-      <w:rPr>
-        <w:rFonts w:ascii="Wingdings" w:hAnsi="Wingdings" w:hint="default"/>
-      </w:rPr>
-    </w:lvl>
-    <w:lvl w:ilvl="6" w:tplc="04090001" w:tentative="1">
-      <w:start w:val="1"/>
-      <w:numFmt w:val="bullet"/>
-      <w:lvlText w:val=""/>
-      <w:lvlJc w:val="left"/>
-      <w:pPr>
-        <w:ind w:left="3200" w:hanging="400"/>
-      </w:pPr>
-      <w:rPr>
-        <w:rFonts w:ascii="Wingdings" w:hAnsi="Wingdings" w:hint="default"/>
-      </w:rPr>
-    </w:lvl>
-    <w:lvl w:ilvl="7" w:tplc="04090003" w:tentative="1">
-      <w:start w:val="1"/>
-      <w:numFmt w:val="bullet"/>
-      <w:lvlText w:val=""/>
-      <w:lvlJc w:val="left"/>
-      <w:pPr>
-        <w:ind w:left="3600" w:hanging="400"/>
-      </w:pPr>
-      <w:rPr>
-        <w:rFonts w:ascii="Wingdings" w:hAnsi="Wingdings" w:hint="default"/>
-      </w:rPr>
-    </w:lvl>
-    <w:lvl w:ilvl="8" w:tplc="04090005" w:tentative="1">
-      <w:start w:val="1"/>
-      <w:numFmt w:val="bullet"/>
-      <w:lvlText w:val=""/>
-      <w:lvlJc w:val="left"/>
-      <w:pPr>
-        <w:ind w:left="4000" w:hanging="400"/>
-      </w:pPr>
-      <w:rPr>
-        <w:rFonts w:ascii="Wingdings" w:hAnsi="Wingdings" w:hint="default"/>
-      </w:rPr>
-    </w:lvl>
-  </w:abstractNum>
-  <w:abstractNum w:abstractNumId="2" w15:restartNumberingAfterBreak="0">
-    <w:nsid w:val="657E5D71"/>
-    <w:multiLevelType w:val="hybridMultilevel"/>
-    <w:tmpl w:val="BFBE56B6"/>
-    <w:lvl w:ilvl="0" w:tplc="DF622CE6">
-      <w:start w:val="1"/>
-      <w:numFmt w:val="bullet"/>
-      <w:pStyle w:val="a"/>
       <w:lvlText w:val=""/>
       <w:lvlJc w:val="left"/>
+      <w:pStyle w:val="a"/>
       <w:pPr>
+        <w:ind w:left="432" w:hanging="288"/>
         <w:tabs>
           <w:tab w:val="num" w:pos="360"/>
         </w:tabs>
-        <w:ind w:left="432" w:hanging="288"/>
       </w:pPr>
       <w:rPr>
         <w:rFonts w:ascii="Symbol" w:hAnsi="Symbol" w:hint="default"/>
-        <w:color w:val="5B9BD5" w:themeColor="accent1"/>
+        <w:color w:val="5B9BD5"/>
       </w:rPr>
     </w:lvl>
-    <w:lvl w:ilvl="1" w:tplc="04090003" w:tentative="1">
+    <w:lvl w:ilvl="1" w:tentative="on" w:tplc="4090003">
       <w:start w:val="1"/>
       <w:numFmt w:val="bullet"/>
       <w:lvlText w:val="o"/>
@@ -3165,7 +3772,7 @@
         <w:rFonts w:ascii="Courier New" w:hAnsi="Courier New" w:cs="Courier New" w:hint="default"/>
       </w:rPr>
     </w:lvl>
-    <w:lvl w:ilvl="2" w:tplc="04090005" w:tentative="1">
+    <w:lvl w:ilvl="2" w:tentative="on" w:tplc="4090005">
       <w:start w:val="1"/>
       <w:numFmt w:val="bullet"/>
       <w:lvlText w:val=""/>
@@ -3177,7 +3784,7 @@
         <w:rFonts w:ascii="Wingdings" w:hAnsi="Wingdings" w:hint="default"/>
       </w:rPr>
     </w:lvl>
-    <w:lvl w:ilvl="3" w:tplc="04090001" w:tentative="1">
+    <w:lvl w:ilvl="3" w:tentative="on" w:tplc="4090001">
       <w:start w:val="1"/>
       <w:numFmt w:val="bullet"/>
       <w:lvlText w:val=""/>
@@ -3189,7 +3796,7 @@
         <w:rFonts w:ascii="Symbol" w:hAnsi="Symbol" w:hint="default"/>
       </w:rPr>
     </w:lvl>
-    <w:lvl w:ilvl="4" w:tplc="04090003" w:tentative="1">
+    <w:lvl w:ilvl="4" w:tentative="on" w:tplc="4090003">
       <w:start w:val="1"/>
       <w:numFmt w:val="bullet"/>
       <w:lvlText w:val="o"/>
@@ -3201,7 +3808,7 @@
         <w:rFonts w:ascii="Courier New" w:hAnsi="Courier New" w:cs="Courier New" w:hint="default"/>
       </w:rPr>
     </w:lvl>
-    <w:lvl w:ilvl="5" w:tplc="04090005" w:tentative="1">
+    <w:lvl w:ilvl="5" w:tentative="on" w:tplc="4090005">
       <w:start w:val="1"/>
       <w:numFmt w:val="bullet"/>
       <w:lvlText w:val=""/>
@@ -3213,7 +3820,7 @@
         <w:rFonts w:ascii="Wingdings" w:hAnsi="Wingdings" w:hint="default"/>
       </w:rPr>
     </w:lvl>
-    <w:lvl w:ilvl="6" w:tplc="04090001" w:tentative="1">
+    <w:lvl w:ilvl="6" w:tentative="on" w:tplc="4090001">
       <w:start w:val="1"/>
       <w:numFmt w:val="bullet"/>
       <w:lvlText w:val=""/>
@@ -3225,7 +3832,7 @@
         <w:rFonts w:ascii="Symbol" w:hAnsi="Symbol" w:hint="default"/>
       </w:rPr>
     </w:lvl>
-    <w:lvl w:ilvl="7" w:tplc="04090003" w:tentative="1">
+    <w:lvl w:ilvl="7" w:tentative="on" w:tplc="4090003">
       <w:start w:val="1"/>
       <w:numFmt w:val="bullet"/>
       <w:lvlText w:val="o"/>
@@ -3237,7 +3844,7 @@
         <w:rFonts w:ascii="Courier New" w:hAnsi="Courier New" w:cs="Courier New" w:hint="default"/>
       </w:rPr>
     </w:lvl>
-    <w:lvl w:ilvl="8" w:tplc="04090005" w:tentative="1">
+    <w:lvl w:ilvl="8" w:tentative="on" w:tplc="4090005">
       <w:start w:val="1"/>
       <w:numFmt w:val="bullet"/>
       <w:lvlText w:val=""/>
@@ -3250,33 +3857,27 @@
       </w:rPr>
     </w:lvl>
   </w:abstractNum>
-  <w:num w:numId="1" w16cid:durableId="1937708843">
-    <w:abstractNumId w:val="2"/>
-  </w:num>
-  <w:num w:numId="2" w16cid:durableId="2001420861">
-    <w:abstractNumId w:val="1"/>
-  </w:num>
-  <w:num w:numId="3" w16cid:durableId="254560682">
+  <w:num w:numId="1">
     <w:abstractNumId w:val="0"/>
   </w:num>
 </w:numbering>
 </file>
 
 <file path=word/styles.xml><?xml version="1.0" encoding="utf-8"?>
-<w:styles xmlns:mc="http://schemas.openxmlformats.org/markup-compatibility/2006" xmlns:r="http://schemas.openxmlformats.org/officeDocument/2006/relationships" xmlns:w="http://schemas.openxmlformats.org/wordprocessingml/2006/main" xmlns:w14="http://schemas.microsoft.com/office/word/2010/wordml" xmlns:w15="http://schemas.microsoft.com/office/word/2012/wordml" xmlns:w16cex="http://schemas.microsoft.com/office/word/2018/wordml/cex" xmlns:w16cid="http://schemas.microsoft.com/office/word/2016/wordml/cid" xmlns:w16="http://schemas.microsoft.com/office/word/2018/wordml" xmlns:w16du="http://schemas.microsoft.com/office/word/2023/wordml/word16du" xmlns:w16sdtdh="http://schemas.microsoft.com/office/word/2020/wordml/sdtdatahash" xmlns:w16sdtfl="http://schemas.microsoft.com/office/word/2024/wordml/sdtformatlock" xmlns:w16se="http://schemas.microsoft.com/office/word/2015/wordml/symex" mc:Ignorable="w14 w15 w16se w16cid w16 w16cex w16sdtdh w16sdtfl w16du">
+<w:styles xmlns:r="http://schemas.openxmlformats.org/officeDocument/2006/relationships" xmlns:w="http://schemas.openxmlformats.org/wordprocessingml/2006/main">
   <w:docDefaults>
     <w:rPrDefault>
       <w:rPr>
-        <w:rFonts w:asciiTheme="minorHAnsi" w:eastAsiaTheme="minorEastAsia" w:hAnsiTheme="minorHAnsi" w:cstheme="minorBidi"/>
+        <w:lang w:val="en-US" w:eastAsia="ko-KR" w:bidi="ar-SA"/>
+        <w:rFonts w:asciiTheme="minorHAnsi" w:eastAsiaTheme="minorHAnsi" w:hAnsiTheme="minorHAnsi" w:cstheme="minorEastAsia"/>
+        <w:szCs w:val="22"/>
         <w:kern w:val="2"/>
-        <w:szCs w:val="22"/>
-        <w:lang w:val="en-US" w:eastAsia="ko-KR" w:bidi="ar-SA"/>
       </w:rPr>
     </w:rPrDefault>
     <w:pPrDefault>
       <w:pPr>
+        <w:jc w:val="both"/>
         <w:spacing w:after="160" w:line="259" w:lineRule="auto"/>
-        <w:jc w:val="both"/>
       </w:pPr>
     </w:pPrDefault>
   </w:docDefaults>
@@ -3300,22 +3901,22 @@
     <w:lsdException w:name="index 7" w:semiHidden="1" w:unhideWhenUsed="1"/>
     <w:lsdException w:name="index 8" w:semiHidden="1" w:unhideWhenUsed="1"/>
     <w:lsdException w:name="index 9" w:semiHidden="1" w:unhideWhenUsed="1"/>
-    <w:lsdException w:name="toc 1" w:semiHidden="1" w:uiPriority="39" w:unhideWhenUsed="1"/>
-    <w:lsdException w:name="toc 2" w:semiHidden="1" w:uiPriority="39" w:unhideWhenUsed="1"/>
-    <w:lsdException w:name="toc 3" w:semiHidden="1" w:uiPriority="39" w:unhideWhenUsed="1"/>
-    <w:lsdException w:name="toc 4" w:semiHidden="1" w:uiPriority="39" w:unhideWhenUsed="1"/>
-    <w:lsdException w:name="toc 5" w:semiHidden="1" w:uiPriority="39" w:unhideWhenUsed="1"/>
-    <w:lsdException w:name="toc 6" w:semiHidden="1" w:uiPriority="39" w:unhideWhenUsed="1"/>
-    <w:lsdException w:name="toc 7" w:semiHidden="1" w:uiPriority="39" w:unhideWhenUsed="1"/>
-    <w:lsdException w:name="toc 8" w:semiHidden="1" w:uiPriority="39" w:unhideWhenUsed="1"/>
-    <w:lsdException w:name="toc 9" w:semiHidden="1" w:uiPriority="39" w:unhideWhenUsed="1"/>
+    <w:lsdException w:name="toc 1" w:semiHidden="1" w:uiPriority="135" w:unhideWhenUsed="1"/>
+    <w:lsdException w:name="toc 2" w:semiHidden="1" w:uiPriority="135" w:unhideWhenUsed="1"/>
+    <w:lsdException w:name="toc 3" w:semiHidden="1" w:uiPriority="135" w:unhideWhenUsed="1"/>
+    <w:lsdException w:name="toc 4" w:semiHidden="1" w:uiPriority="135" w:unhideWhenUsed="1"/>
+    <w:lsdException w:name="toc 5" w:semiHidden="1" w:uiPriority="135" w:unhideWhenUsed="1"/>
+    <w:lsdException w:name="toc 6" w:semiHidden="1" w:uiPriority="135" w:unhideWhenUsed="1"/>
+    <w:lsdException w:name="toc 7" w:semiHidden="1" w:uiPriority="135" w:unhideWhenUsed="1"/>
+    <w:lsdException w:name="toc 8" w:semiHidden="1" w:uiPriority="135" w:unhideWhenUsed="1"/>
+    <w:lsdException w:name="toc 9" w:semiHidden="1" w:uiPriority="135" w:unhideWhenUsed="1"/>
     <w:lsdException w:name="Normal Indent" w:semiHidden="1" w:unhideWhenUsed="1"/>
     <w:lsdException w:name="footnote text" w:semiHidden="1" w:unhideWhenUsed="1"/>
     <w:lsdException w:name="annotation text" w:semiHidden="1" w:unhideWhenUsed="1"/>
     <w:lsdException w:name="header" w:semiHidden="1" w:unhideWhenUsed="1"/>
     <w:lsdException w:name="footer" w:semiHidden="1" w:unhideWhenUsed="1"/>
     <w:lsdException w:name="index heading" w:semiHidden="1" w:unhideWhenUsed="1"/>
-    <w:lsdException w:name="caption" w:semiHidden="1" w:uiPriority="35" w:unhideWhenUsed="1" w:qFormat="1"/>
+    <w:lsdException w:name="caption" w:semiHidden="1" w:uiPriority="131" w:unhideWhenUsed="1" w:qFormat="1"/>
     <w:lsdException w:name="table of figures" w:semiHidden="1" w:unhideWhenUsed="1"/>
     <w:lsdException w:name="envelope address" w:semiHidden="1" w:unhideWhenUsed="1"/>
     <w:lsdException w:name="envelope return" w:semiHidden="1" w:unhideWhenUsed="1"/>
@@ -3343,7 +3944,7 @@
     <w:lsdException w:name="List Number 3" w:semiHidden="1" w:unhideWhenUsed="1"/>
     <w:lsdException w:name="List Number 4" w:semiHidden="1" w:unhideWhenUsed="1"/>
     <w:lsdException w:name="List Number 5" w:semiHidden="1" w:unhideWhenUsed="1"/>
-    <w:lsdException w:name="Title" w:uiPriority="10" w:qFormat="1"/>
+    <w:lsdException w:name="Title" w:uiPriority="34" w:qFormat="1"/>
     <w:lsdException w:name="Closing" w:semiHidden="1" w:unhideWhenUsed="1"/>
     <w:lsdException w:name="Signature" w:semiHidden="1" w:unhideWhenUsed="1"/>
     <w:lsdException w:name="Default Paragraph Font" w:semiHidden="1" w:uiPriority="1" w:unhideWhenUsed="1"/>
@@ -3355,7 +3956,7 @@
     <w:lsdException w:name="List Continue 4" w:semiHidden="1" w:unhideWhenUsed="1"/>
     <w:lsdException w:name="List Continue 5" w:semiHidden="1" w:unhideWhenUsed="1"/>
     <w:lsdException w:name="Message Header" w:semiHidden="1" w:unhideWhenUsed="1"/>
-    <w:lsdException w:name="Subtitle" w:uiPriority="11" w:qFormat="1"/>
+    <w:lsdException w:name="Subtitle" w:uiPriority="35" w:qFormat="1"/>
     <w:lsdException w:name="Salutation" w:semiHidden="1" w:unhideWhenUsed="1"/>
     <w:lsdException w:name="Date" w:semiHidden="1" w:unhideWhenUsed="1"/>
     <w:lsdException w:name="Body Text First Indent" w:semiHidden="1" w:unhideWhenUsed="1"/>
@@ -3368,7 +3969,7 @@
     <w:lsdException w:name="Block Text" w:semiHidden="1" w:unhideWhenUsed="1"/>
     <w:lsdException w:name="Hyperlink" w:semiHidden="1" w:unhideWhenUsed="1"/>
     <w:lsdException w:name="FollowedHyperlink" w:semiHidden="1" w:unhideWhenUsed="1"/>
-    <w:lsdException w:name="Strong" w:uiPriority="22" w:qFormat="1"/>
+    <w:lsdException w:name="Strong" w:uiPriority="82" w:qFormat="1"/>
     <w:lsdException w:name="Emphasis" w:uiPriority="0" w:qFormat="1"/>
     <w:lsdException w:name="Document Map" w:semiHidden="1" w:unhideWhenUsed="1"/>
     <w:lsdException w:name="Plain Text" w:semiHidden="1" w:unhideWhenUsed="1"/>
@@ -3435,223 +4036,223 @@
     <w:lsdException w:name="Table Web 2" w:semiHidden="1" w:unhideWhenUsed="1"/>
     <w:lsdException w:name="Table Web 3" w:semiHidden="1" w:unhideWhenUsed="1"/>
     <w:lsdException w:name="Balloon Text" w:semiHidden="1" w:unhideWhenUsed="1"/>
-    <w:lsdException w:name="Table Grid" w:uiPriority="39"/>
+    <w:lsdException w:name="Table Grid" w:uiPriority="135"/>
     <w:lsdException w:name="Table Theme" w:semiHidden="1" w:unhideWhenUsed="1"/>
     <w:lsdException w:name="Placeholder Text" w:semiHidden="1"/>
-    <w:lsdException w:name="No Spacing" w:uiPriority="36" w:qFormat="1"/>
-    <w:lsdException w:name="Light Shading" w:uiPriority="60"/>
-    <w:lsdException w:name="Light List" w:uiPriority="61"/>
-    <w:lsdException w:name="Light Grid" w:uiPriority="62"/>
-    <w:lsdException w:name="Medium Shading 1" w:uiPriority="63"/>
-    <w:lsdException w:name="Medium Shading 2" w:uiPriority="64"/>
-    <w:lsdException w:name="Medium List 1" w:uiPriority="65"/>
-    <w:lsdException w:name="Medium List 2" w:uiPriority="66"/>
-    <w:lsdException w:name="Medium Grid 1" w:uiPriority="67"/>
-    <w:lsdException w:name="Medium Grid 2" w:uiPriority="68"/>
-    <w:lsdException w:name="Medium Grid 3" w:uiPriority="69"/>
-    <w:lsdException w:name="Dark List" w:uiPriority="70"/>
-    <w:lsdException w:name="Colorful Shading" w:uiPriority="71"/>
-    <w:lsdException w:name="Colorful List" w:uiPriority="72"/>
-    <w:lsdException w:name="Colorful Grid" w:uiPriority="73"/>
-    <w:lsdException w:name="Light Shading Accent 1" w:uiPriority="60"/>
-    <w:lsdException w:name="Light List Accent 1" w:uiPriority="61"/>
-    <w:lsdException w:name="Light Grid Accent 1" w:uiPriority="62"/>
-    <w:lsdException w:name="Medium Shading 1 Accent 1" w:uiPriority="63"/>
-    <w:lsdException w:name="Medium Shading 2 Accent 1" w:uiPriority="64"/>
-    <w:lsdException w:name="Medium List 1 Accent 1" w:uiPriority="65"/>
+    <w:lsdException w:name="No Spacing" w:uiPriority="132" w:qFormat="1"/>
+    <w:lsdException w:name="Light Shading" w:uiPriority="336"/>
+    <w:lsdException w:name="Light List" w:uiPriority="337"/>
+    <w:lsdException w:name="Light Grid" w:uiPriority="338"/>
+    <w:lsdException w:name="Medium Shading 1" w:uiPriority="339"/>
+    <w:lsdException w:name="Medium Shading 2" w:uiPriority="598"/>
+    <w:lsdException w:name="Medium List 1" w:uiPriority="599"/>
+    <w:lsdException w:name="Medium List 2" w:uiPriority="600"/>
+    <w:lsdException w:name="Medium Grid 1" w:uiPriority="601"/>
+    <w:lsdException w:name="Medium Grid 2" w:uiPriority="608"/>
+    <w:lsdException w:name="Medium Grid 3" w:uiPriority="609"/>
+    <w:lsdException w:name="Dark List" w:uiPriority="628"/>
+    <w:lsdException w:name="Colorful Shading" w:uiPriority="629"/>
+    <w:lsdException w:name="Colorful List" w:uiPriority="630"/>
+    <w:lsdException w:name="Colorful Grid" w:uiPriority="631"/>
+    <w:lsdException w:name="Light Shading Accent 1" w:uiPriority="336"/>
+    <w:lsdException w:name="Light List Accent 1" w:uiPriority="337"/>
+    <w:lsdException w:name="Light Grid Accent 1" w:uiPriority="338"/>
+    <w:lsdException w:name="Medium Shading 1 Accent 1" w:uiPriority="339"/>
+    <w:lsdException w:name="Medium Shading 2 Accent 1" w:uiPriority="598"/>
+    <w:lsdException w:name="Medium List 1 Accent 1" w:uiPriority="599"/>
     <w:lsdException w:name="Revision" w:semiHidden="1"/>
-    <w:lsdException w:name="List Paragraph" w:uiPriority="34" w:qFormat="1"/>
-    <w:lsdException w:name="Quote" w:uiPriority="29" w:qFormat="1"/>
-    <w:lsdException w:name="Intense Quote" w:uiPriority="30" w:qFormat="1"/>
-    <w:lsdException w:name="Medium List 2 Accent 1" w:uiPriority="66"/>
-    <w:lsdException w:name="Medium Grid 1 Accent 1" w:uiPriority="67"/>
-    <w:lsdException w:name="Medium Grid 2 Accent 1" w:uiPriority="68"/>
-    <w:lsdException w:name="Medium Grid 3 Accent 1" w:uiPriority="69"/>
-    <w:lsdException w:name="Dark List Accent 1" w:uiPriority="70"/>
-    <w:lsdException w:name="Colorful Shading Accent 1" w:uiPriority="71"/>
-    <w:lsdException w:name="Colorful List Accent 1" w:uiPriority="72"/>
-    <w:lsdException w:name="Colorful Grid Accent 1" w:uiPriority="73"/>
-    <w:lsdException w:name="Light Shading Accent 2" w:uiPriority="60"/>
-    <w:lsdException w:name="Light List Accent 2" w:uiPriority="61"/>
-    <w:lsdException w:name="Light Grid Accent 2" w:uiPriority="62"/>
-    <w:lsdException w:name="Medium Shading 1 Accent 2" w:uiPriority="63"/>
-    <w:lsdException w:name="Medium Shading 2 Accent 2" w:uiPriority="64"/>
-    <w:lsdException w:name="Medium List 1 Accent 2" w:uiPriority="65"/>
-    <w:lsdException w:name="Medium List 2 Accent 2" w:uiPriority="66"/>
-    <w:lsdException w:name="Medium Grid 1 Accent 2" w:uiPriority="67"/>
-    <w:lsdException w:name="Medium Grid 2 Accent 2" w:uiPriority="68"/>
-    <w:lsdException w:name="Medium Grid 3 Accent 2" w:uiPriority="69"/>
-    <w:lsdException w:name="Dark List Accent 2" w:uiPriority="70"/>
-    <w:lsdException w:name="Colorful Shading Accent 2" w:uiPriority="71"/>
-    <w:lsdException w:name="Colorful List Accent 2" w:uiPriority="72"/>
-    <w:lsdException w:name="Colorful Grid Accent 2" w:uiPriority="73"/>
-    <w:lsdException w:name="Light Shading Accent 3" w:uiPriority="60"/>
-    <w:lsdException w:name="Light List Accent 3" w:uiPriority="61"/>
-    <w:lsdException w:name="Light Grid Accent 3" w:uiPriority="62"/>
-    <w:lsdException w:name="Medium Shading 1 Accent 3" w:uiPriority="63"/>
-    <w:lsdException w:name="Medium Shading 2 Accent 3" w:uiPriority="64"/>
-    <w:lsdException w:name="Medium List 1 Accent 3" w:uiPriority="65"/>
-    <w:lsdException w:name="Medium List 2 Accent 3" w:uiPriority="66"/>
-    <w:lsdException w:name="Medium Grid 1 Accent 3" w:uiPriority="67"/>
-    <w:lsdException w:name="Medium Grid 2 Accent 3" w:uiPriority="68"/>
-    <w:lsdException w:name="Medium Grid 3 Accent 3" w:uiPriority="69"/>
-    <w:lsdException w:name="Dark List Accent 3" w:uiPriority="70"/>
-    <w:lsdException w:name="Colorful Shading Accent 3" w:uiPriority="71"/>
-    <w:lsdException w:name="Colorful List Accent 3" w:uiPriority="72"/>
-    <w:lsdException w:name="Colorful Grid Accent 3" w:uiPriority="73"/>
-    <w:lsdException w:name="Light Shading Accent 4" w:uiPriority="60"/>
-    <w:lsdException w:name="Light List Accent 4" w:uiPriority="61"/>
-    <w:lsdException w:name="Light Grid Accent 4" w:uiPriority="62"/>
-    <w:lsdException w:name="Medium Shading 1 Accent 4" w:uiPriority="63"/>
-    <w:lsdException w:name="Medium Shading 2 Accent 4" w:uiPriority="64"/>
-    <w:lsdException w:name="Medium List 1 Accent 4" w:uiPriority="65"/>
-    <w:lsdException w:name="Medium List 2 Accent 4" w:uiPriority="66"/>
-    <w:lsdException w:name="Medium Grid 1 Accent 4" w:uiPriority="67"/>
-    <w:lsdException w:name="Medium Grid 2 Accent 4" w:uiPriority="68"/>
-    <w:lsdException w:name="Medium Grid 3 Accent 4" w:uiPriority="69"/>
-    <w:lsdException w:name="Dark List Accent 4" w:uiPriority="70"/>
-    <w:lsdException w:name="Colorful Shading Accent 4" w:uiPriority="71"/>
-    <w:lsdException w:name="Colorful List Accent 4" w:uiPriority="72"/>
-    <w:lsdException w:name="Colorful Grid Accent 4" w:uiPriority="73"/>
-    <w:lsdException w:name="Light Shading Accent 5" w:uiPriority="60"/>
-    <w:lsdException w:name="Light List Accent 5" w:uiPriority="61"/>
-    <w:lsdException w:name="Light Grid Accent 5" w:uiPriority="62"/>
-    <w:lsdException w:name="Medium Shading 1 Accent 5" w:uiPriority="63"/>
-    <w:lsdException w:name="Medium Shading 2 Accent 5" w:uiPriority="64"/>
-    <w:lsdException w:name="Medium List 1 Accent 5" w:uiPriority="65"/>
-    <w:lsdException w:name="Medium List 2 Accent 5" w:uiPriority="66"/>
-    <w:lsdException w:name="Medium Grid 1 Accent 5" w:uiPriority="67"/>
-    <w:lsdException w:name="Medium Grid 2 Accent 5" w:uiPriority="68"/>
-    <w:lsdException w:name="Medium Grid 3 Accent 5" w:uiPriority="69"/>
-    <w:lsdException w:name="Dark List Accent 5" w:uiPriority="70"/>
-    <w:lsdException w:name="Colorful Shading Accent 5" w:uiPriority="71"/>
-    <w:lsdException w:name="Colorful List Accent 5" w:uiPriority="72"/>
-    <w:lsdException w:name="Colorful Grid Accent 5" w:uiPriority="73"/>
-    <w:lsdException w:name="Light Shading Accent 6" w:uiPriority="60"/>
-    <w:lsdException w:name="Light List Accent 6" w:uiPriority="61"/>
-    <w:lsdException w:name="Light Grid Accent 6" w:uiPriority="62"/>
-    <w:lsdException w:name="Medium Shading 1 Accent 6" w:uiPriority="63"/>
-    <w:lsdException w:name="Medium Shading 2 Accent 6" w:uiPriority="64"/>
-    <w:lsdException w:name="Medium List 1 Accent 6" w:uiPriority="65"/>
-    <w:lsdException w:name="Medium List 2 Accent 6" w:uiPriority="66"/>
-    <w:lsdException w:name="Medium Grid 1 Accent 6" w:uiPriority="67"/>
-    <w:lsdException w:name="Medium Grid 2 Accent 6" w:uiPriority="68"/>
-    <w:lsdException w:name="Medium Grid 3 Accent 6" w:uiPriority="69"/>
-    <w:lsdException w:name="Dark List Accent 6" w:uiPriority="70"/>
-    <w:lsdException w:name="Colorful Shading Accent 6" w:uiPriority="71"/>
-    <w:lsdException w:name="Colorful List Accent 6" w:uiPriority="72"/>
-    <w:lsdException w:name="Colorful Grid Accent 6" w:uiPriority="73"/>
-    <w:lsdException w:name="Subtle Emphasis" w:uiPriority="19" w:qFormat="1"/>
-    <w:lsdException w:name="Intense Emphasis" w:uiPriority="21" w:qFormat="1"/>
-    <w:lsdException w:name="Subtle Reference" w:uiPriority="31" w:qFormat="1"/>
-    <w:lsdException w:name="Intense Reference" w:uiPriority="32" w:qFormat="1"/>
-    <w:lsdException w:name="Book Title" w:uiPriority="33" w:qFormat="1"/>
-    <w:lsdException w:name="Bibliography" w:semiHidden="1" w:uiPriority="37" w:unhideWhenUsed="1"/>
-    <w:lsdException w:name="TOC Heading" w:semiHidden="1" w:uiPriority="39" w:unhideWhenUsed="1" w:qFormat="1"/>
-    <w:lsdException w:name="Plain Table 1" w:uiPriority="41"/>
-    <w:lsdException w:name="Plain Table 2" w:uiPriority="42"/>
-    <w:lsdException w:name="Plain Table 3" w:uiPriority="43"/>
-    <w:lsdException w:name="Plain Table 4" w:uiPriority="44"/>
-    <w:lsdException w:name="Plain Table 5" w:uiPriority="45"/>
-    <w:lsdException w:name="Grid Table Light" w:uiPriority="40"/>
-    <w:lsdException w:name="Grid Table 1 Light" w:uiPriority="46"/>
-    <w:lsdException w:name="Grid Table 2" w:uiPriority="47"/>
-    <w:lsdException w:name="Grid Table 3" w:uiPriority="48"/>
-    <w:lsdException w:name="Grid Table 4" w:uiPriority="49"/>
-    <w:lsdException w:name="Grid Table 5 Dark" w:uiPriority="50"/>
-    <w:lsdException w:name="Grid Table 6 Colorful" w:uiPriority="51"/>
-    <w:lsdException w:name="Grid Table 7 Colorful" w:uiPriority="52"/>
-    <w:lsdException w:name="Grid Table 1 Light Accent 1" w:uiPriority="46"/>
-    <w:lsdException w:name="Grid Table 2 Accent 1" w:uiPriority="47"/>
-    <w:lsdException w:name="Grid Table 3 Accent 1" w:uiPriority="48"/>
-    <w:lsdException w:name="Grid Table 4 Accent 1" w:uiPriority="49"/>
-    <w:lsdException w:name="Grid Table 5 Dark Accent 1" w:uiPriority="50"/>
-    <w:lsdException w:name="Grid Table 6 Colorful Accent 1" w:uiPriority="51"/>
-    <w:lsdException w:name="Grid Table 7 Colorful Accent 1" w:uiPriority="52"/>
-    <w:lsdException w:name="Grid Table 1 Light Accent 2" w:uiPriority="46"/>
-    <w:lsdException w:name="Grid Table 2 Accent 2" w:uiPriority="47"/>
-    <w:lsdException w:name="Grid Table 3 Accent 2" w:uiPriority="48"/>
-    <w:lsdException w:name="Grid Table 4 Accent 2" w:uiPriority="49"/>
-    <w:lsdException w:name="Grid Table 5 Dark Accent 2" w:uiPriority="50"/>
-    <w:lsdException w:name="Grid Table 6 Colorful Accent 2" w:uiPriority="51"/>
-    <w:lsdException w:name="Grid Table 7 Colorful Accent 2" w:uiPriority="52"/>
-    <w:lsdException w:name="Grid Table 1 Light Accent 3" w:uiPriority="46"/>
-    <w:lsdException w:name="Grid Table 2 Accent 3" w:uiPriority="47"/>
-    <w:lsdException w:name="Grid Table 3 Accent 3" w:uiPriority="48"/>
-    <w:lsdException w:name="Grid Table 4 Accent 3" w:uiPriority="49"/>
-    <w:lsdException w:name="Grid Table 5 Dark Accent 3" w:uiPriority="50"/>
-    <w:lsdException w:name="Grid Table 6 Colorful Accent 3" w:uiPriority="51"/>
-    <w:lsdException w:name="Grid Table 7 Colorful Accent 3" w:uiPriority="52"/>
-    <w:lsdException w:name="Grid Table 1 Light Accent 4" w:uiPriority="46"/>
-    <w:lsdException w:name="Grid Table 2 Accent 4" w:uiPriority="47"/>
-    <w:lsdException w:name="Grid Table 3 Accent 4" w:uiPriority="48"/>
-    <w:lsdException w:name="Grid Table 4 Accent 4" w:uiPriority="49"/>
-    <w:lsdException w:name="Grid Table 5 Dark Accent 4" w:uiPriority="50"/>
-    <w:lsdException w:name="Grid Table 6 Colorful Accent 4" w:uiPriority="51"/>
-    <w:lsdException w:name="Grid Table 7 Colorful Accent 4" w:uiPriority="52"/>
-    <w:lsdException w:name="Grid Table 1 Light Accent 5" w:uiPriority="46"/>
-    <w:lsdException w:name="Grid Table 2 Accent 5" w:uiPriority="47"/>
-    <w:lsdException w:name="Grid Table 3 Accent 5" w:uiPriority="48"/>
-    <w:lsdException w:name="Grid Table 4 Accent 5" w:uiPriority="49"/>
-    <w:lsdException w:name="Grid Table 5 Dark Accent 5" w:uiPriority="50"/>
-    <w:lsdException w:name="Grid Table 6 Colorful Accent 5" w:uiPriority="51"/>
-    <w:lsdException w:name="Grid Table 7 Colorful Accent 5" w:uiPriority="52"/>
-    <w:lsdException w:name="Grid Table 1 Light Accent 6" w:uiPriority="46"/>
-    <w:lsdException w:name="Grid Table 2 Accent 6" w:uiPriority="47"/>
-    <w:lsdException w:name="Grid Table 3 Accent 6" w:uiPriority="48"/>
-    <w:lsdException w:name="Grid Table 4 Accent 6" w:uiPriority="49"/>
-    <w:lsdException w:name="Grid Table 5 Dark Accent 6" w:uiPriority="50"/>
-    <w:lsdException w:name="Grid Table 6 Colorful Accent 6" w:uiPriority="51"/>
-    <w:lsdException w:name="Grid Table 7 Colorful Accent 6" w:uiPriority="52"/>
-    <w:lsdException w:name="List Table 1 Light" w:uiPriority="46"/>
-    <w:lsdException w:name="List Table 2" w:uiPriority="47"/>
-    <w:lsdException w:name="List Table 3" w:uiPriority="48"/>
-    <w:lsdException w:name="List Table 4" w:uiPriority="49"/>
-    <w:lsdException w:name="List Table 5 Dark" w:uiPriority="50"/>
-    <w:lsdException w:name="List Table 6 Colorful" w:uiPriority="51"/>
-    <w:lsdException w:name="List Table 7 Colorful" w:uiPriority="52"/>
-    <w:lsdException w:name="List Table 1 Light Accent 1" w:uiPriority="46"/>
-    <w:lsdException w:name="List Table 2 Accent 1" w:uiPriority="47"/>
-    <w:lsdException w:name="List Table 3 Accent 1" w:uiPriority="48"/>
-    <w:lsdException w:name="List Table 4 Accent 1" w:uiPriority="49"/>
-    <w:lsdException w:name="List Table 5 Dark Accent 1" w:uiPriority="50"/>
-    <w:lsdException w:name="List Table 6 Colorful Accent 1" w:uiPriority="51"/>
-    <w:lsdException w:name="List Table 7 Colorful Accent 1" w:uiPriority="52"/>
-    <w:lsdException w:name="List Table 1 Light Accent 2" w:uiPriority="46"/>
-    <w:lsdException w:name="List Table 2 Accent 2" w:uiPriority="47"/>
-    <w:lsdException w:name="List Table 3 Accent 2" w:uiPriority="48"/>
-    <w:lsdException w:name="List Table 4 Accent 2" w:uiPriority="49"/>
-    <w:lsdException w:name="List Table 5 Dark Accent 2" w:uiPriority="50"/>
-    <w:lsdException w:name="List Table 6 Colorful Accent 2" w:uiPriority="51"/>
-    <w:lsdException w:name="List Table 7 Colorful Accent 2" w:uiPriority="52"/>
-    <w:lsdException w:name="List Table 1 Light Accent 3" w:uiPriority="46"/>
-    <w:lsdException w:name="List Table 2 Accent 3" w:uiPriority="47"/>
-    <w:lsdException w:name="List Table 3 Accent 3" w:uiPriority="48"/>
-    <w:lsdException w:name="List Table 4 Accent 3" w:uiPriority="49"/>
-    <w:lsdException w:name="List Table 5 Dark Accent 3" w:uiPriority="50"/>
-    <w:lsdException w:name="List Table 6 Colorful Accent 3" w:uiPriority="51"/>
-    <w:lsdException w:name="List Table 7 Colorful Accent 3" w:uiPriority="52"/>
-    <w:lsdException w:name="List Table 1 Light Accent 4" w:uiPriority="46"/>
-    <w:lsdException w:name="List Table 2 Accent 4" w:uiPriority="47"/>
-    <w:lsdException w:name="List Table 3 Accent 4" w:uiPriority="48"/>
-    <w:lsdException w:name="List Table 4 Accent 4" w:uiPriority="49"/>
-    <w:lsdException w:name="List Table 5 Dark Accent 4" w:uiPriority="50"/>
-    <w:lsdException w:name="List Table 6 Colorful Accent 4" w:uiPriority="51"/>
-    <w:lsdException w:name="List Table 7 Colorful Accent 4" w:uiPriority="52"/>
-    <w:lsdException w:name="List Table 1 Light Accent 5" w:uiPriority="46"/>
-    <w:lsdException w:name="List Table 2 Accent 5" w:uiPriority="47"/>
-    <w:lsdException w:name="List Table 3 Accent 5" w:uiPriority="48"/>
-    <w:lsdException w:name="List Table 4 Accent 5" w:uiPriority="49"/>
-    <w:lsdException w:name="List Table 5 Dark Accent 5" w:uiPriority="50"/>
-    <w:lsdException w:name="List Table 6 Colorful Accent 5" w:uiPriority="51"/>
-    <w:lsdException w:name="List Table 7 Colorful Accent 5" w:uiPriority="52"/>
-    <w:lsdException w:name="List Table 1 Light Accent 6" w:uiPriority="46"/>
-    <w:lsdException w:name="List Table 2 Accent 6" w:uiPriority="47"/>
-    <w:lsdException w:name="List Table 3 Accent 6" w:uiPriority="48"/>
-    <w:lsdException w:name="List Table 4 Accent 6" w:uiPriority="49"/>
-    <w:lsdException w:name="List Table 5 Dark Accent 6" w:uiPriority="50"/>
-    <w:lsdException w:name="List Table 6 Colorful Accent 6" w:uiPriority="51"/>
-    <w:lsdException w:name="List Table 7 Colorful Accent 6" w:uiPriority="52"/>
+    <w:lsdException w:name="List Paragraph" w:uiPriority="130" w:qFormat="1"/>
+    <w:lsdException w:name="Quote" w:uiPriority="101" w:qFormat="1"/>
+    <w:lsdException w:name="Intense Quote" w:uiPriority="114" w:qFormat="1"/>
+    <w:lsdException w:name="Medium List 2 Accent 1" w:uiPriority="600"/>
+    <w:lsdException w:name="Medium Grid 1 Accent 1" w:uiPriority="601"/>
+    <w:lsdException w:name="Medium Grid 2 Accent 1" w:uiPriority="608"/>
+    <w:lsdException w:name="Medium Grid 3 Accent 1" w:uiPriority="609"/>
+    <w:lsdException w:name="Dark List Accent 1" w:uiPriority="628"/>
+    <w:lsdException w:name="Colorful Shading Accent 1" w:uiPriority="629"/>
+    <w:lsdException w:name="Colorful List Accent 1" w:uiPriority="630"/>
+    <w:lsdException w:name="Colorful Grid Accent 1" w:uiPriority="631"/>
+    <w:lsdException w:name="Light Shading Accent 2" w:uiPriority="336"/>
+    <w:lsdException w:name="Light List Accent 2" w:uiPriority="337"/>
+    <w:lsdException w:name="Light Grid Accent 2" w:uiPriority="338"/>
+    <w:lsdException w:name="Medium Shading 1 Accent 2" w:uiPriority="339"/>
+    <w:lsdException w:name="Medium Shading 2 Accent 2" w:uiPriority="598"/>
+    <w:lsdException w:name="Medium List 1 Accent 2" w:uiPriority="599"/>
+    <w:lsdException w:name="Medium List 2 Accent 2" w:uiPriority="600"/>
+    <w:lsdException w:name="Medium Grid 1 Accent 2" w:uiPriority="601"/>
+    <w:lsdException w:name="Medium Grid 2 Accent 2" w:uiPriority="608"/>
+    <w:lsdException w:name="Medium Grid 3 Accent 2" w:uiPriority="609"/>
+    <w:lsdException w:name="Dark List Accent 2" w:uiPriority="628"/>
+    <w:lsdException w:name="Colorful Shading Accent 2" w:uiPriority="629"/>
+    <w:lsdException w:name="Colorful List Accent 2" w:uiPriority="630"/>
+    <w:lsdException w:name="Colorful Grid Accent 2" w:uiPriority="631"/>
+    <w:lsdException w:name="Light Shading Accent 3" w:uiPriority="336"/>
+    <w:lsdException w:name="Light List Accent 3" w:uiPriority="337"/>
+    <w:lsdException w:name="Light Grid Accent 3" w:uiPriority="338"/>
+    <w:lsdException w:name="Medium Shading 1 Accent 3" w:uiPriority="339"/>
+    <w:lsdException w:name="Medium Shading 2 Accent 3" w:uiPriority="598"/>
+    <w:lsdException w:name="Medium List 1 Accent 3" w:uiPriority="599"/>
+    <w:lsdException w:name="Medium List 2 Accent 3" w:uiPriority="600"/>
+    <w:lsdException w:name="Medium Grid 1 Accent 3" w:uiPriority="601"/>
+    <w:lsdException w:name="Medium Grid 2 Accent 3" w:uiPriority="608"/>
+    <w:lsdException w:name="Medium Grid 3 Accent 3" w:uiPriority="609"/>
+    <w:lsdException w:name="Dark List Accent 3" w:uiPriority="628"/>
+    <w:lsdException w:name="Colorful Shading Accent 3" w:uiPriority="629"/>
+    <w:lsdException w:name="Colorful List Accent 3" w:uiPriority="630"/>
+    <w:lsdException w:name="Colorful Grid Accent 3" w:uiPriority="631"/>
+    <w:lsdException w:name="Light Shading Accent 4" w:uiPriority="336"/>
+    <w:lsdException w:name="Light List Accent 4" w:uiPriority="337"/>
+    <w:lsdException w:name="Light Grid Accent 4" w:uiPriority="338"/>
+    <w:lsdException w:name="Medium Shading 1 Accent 4" w:uiPriority="339"/>
+    <w:lsdException w:name="Medium Shading 2 Accent 4" w:uiPriority="598"/>
+    <w:lsdException w:name="Medium List 1 Accent 4" w:uiPriority="599"/>
+    <w:lsdException w:name="Medium List 2 Accent 4" w:uiPriority="600"/>
+    <w:lsdException w:name="Medium Grid 1 Accent 4" w:uiPriority="601"/>
+    <w:lsdException w:name="Medium Grid 2 Accent 4" w:uiPriority="608"/>
+    <w:lsdException w:name="Medium Grid 3 Accent 4" w:uiPriority="609"/>
+    <w:lsdException w:name="Dark List Accent 4" w:uiPriority="628"/>
+    <w:lsdException w:name="Colorful Shading Accent 4" w:uiPriority="629"/>
+    <w:lsdException w:name="Colorful List Accent 4" w:uiPriority="630"/>
+    <w:lsdException w:name="Colorful Grid Accent 4" w:uiPriority="631"/>
+    <w:lsdException w:name="Light Shading Accent 5" w:uiPriority="336"/>
+    <w:lsdException w:name="Light List Accent 5" w:uiPriority="337"/>
+    <w:lsdException w:name="Light Grid Accent 5" w:uiPriority="338"/>
+    <w:lsdException w:name="Medium Shading 1 Accent 5" w:uiPriority="339"/>
+    <w:lsdException w:name="Medium Shading 2 Accent 5" w:uiPriority="598"/>
+    <w:lsdException w:name="Medium List 1 Accent 5" w:uiPriority="599"/>
+    <w:lsdException w:name="Medium List 2 Accent 5" w:uiPriority="600"/>
+    <w:lsdException w:name="Medium Grid 1 Accent 5" w:uiPriority="601"/>
+    <w:lsdException w:name="Medium Grid 2 Accent 5" w:uiPriority="608"/>
+    <w:lsdException w:name="Medium Grid 3 Accent 5" w:uiPriority="609"/>
+    <w:lsdException w:name="Dark List Accent 5" w:uiPriority="628"/>
+    <w:lsdException w:name="Colorful Shading Accent 5" w:uiPriority="629"/>
+    <w:lsdException w:name="Colorful List Accent 5" w:uiPriority="630"/>
+    <w:lsdException w:name="Colorful Grid Accent 5" w:uiPriority="631"/>
+    <w:lsdException w:name="Light Shading Accent 6" w:uiPriority="336"/>
+    <w:lsdException w:name="Light List Accent 6" w:uiPriority="337"/>
+    <w:lsdException w:name="Light Grid Accent 6" w:uiPriority="338"/>
+    <w:lsdException w:name="Medium Shading 1 Accent 6" w:uiPriority="339"/>
+    <w:lsdException w:name="Medium Shading 2 Accent 6" w:uiPriority="598"/>
+    <w:lsdException w:name="Medium List 1 Accent 6" w:uiPriority="599"/>
+    <w:lsdException w:name="Medium List 2 Accent 6" w:uiPriority="600"/>
+    <w:lsdException w:name="Medium Grid 1 Accent 6" w:uiPriority="601"/>
+    <w:lsdException w:name="Medium Grid 2 Accent 6" w:uiPriority="608"/>
+    <w:lsdException w:name="Medium Grid 3 Accent 6" w:uiPriority="609"/>
+    <w:lsdException w:name="Dark List Accent 6" w:uiPriority="628"/>
+    <w:lsdException w:name="Colorful Shading Accent 6" w:uiPriority="629"/>
+    <w:lsdException w:name="Colorful List Accent 6" w:uiPriority="630"/>
+    <w:lsdException w:name="Colorful Grid Accent 6" w:uiPriority="631"/>
+    <w:lsdException w:name="Subtle Emphasis" w:uiPriority="55" w:qFormat="1"/>
+    <w:lsdException w:name="Intense Emphasis" w:uiPriority="81" w:qFormat="1"/>
+    <w:lsdException w:name="Subtle Reference" w:uiPriority="115" w:qFormat="1"/>
+    <w:lsdException w:name="Intense Reference" w:uiPriority="128" w:qFormat="1"/>
+    <w:lsdException w:name="Book Title" w:uiPriority="129" w:qFormat="1"/>
+    <w:lsdException w:name="Bibliography" w:semiHidden="1" w:uiPriority="133" w:unhideWhenUsed="1"/>
+    <w:lsdException w:name="TOC Heading" w:semiHidden="1" w:uiPriority="135" w:unhideWhenUsed="1" w:qFormat="1"/>
+    <w:lsdException w:name="Plain Table 1" w:uiPriority="257"/>
+    <w:lsdException w:name="Plain Table 2" w:uiPriority="258"/>
+    <w:lsdException w:name="Plain Table 3" w:uiPriority="259"/>
+    <w:lsdException w:name="Plain Table 4" w:uiPriority="260"/>
+    <w:lsdException w:name="Plain Table 5" w:uiPriority="261"/>
+    <w:lsdException w:name="Grid Table Light" w:uiPriority="256"/>
+    <w:lsdException w:name="Grid Table 1 Light" w:uiPriority="274"/>
+    <w:lsdException w:name="Grid Table 2" w:uiPriority="275"/>
+    <w:lsdException w:name="Grid Table 3" w:uiPriority="276"/>
+    <w:lsdException w:name="Grid Table 4" w:uiPriority="277"/>
+    <w:lsdException w:name="Grid Table 5 Dark" w:uiPriority="296"/>
+    <w:lsdException w:name="Grid Table 6 Colorful" w:uiPriority="297"/>
+    <w:lsdException w:name="Grid Table 7 Colorful" w:uiPriority="304"/>
+    <w:lsdException w:name="Grid Table 1 Light Accent 1" w:uiPriority="274"/>
+    <w:lsdException w:name="Grid Table 2 Accent 1" w:uiPriority="275"/>
+    <w:lsdException w:name="Grid Table 3 Accent 1" w:uiPriority="276"/>
+    <w:lsdException w:name="Grid Table 4 Accent 1" w:uiPriority="277"/>
+    <w:lsdException w:name="Grid Table 5 Dark Accent 1" w:uiPriority="296"/>
+    <w:lsdException w:name="Grid Table 6 Colorful Accent 1" w:uiPriority="297"/>
+    <w:lsdException w:name="Grid Table 7 Colorful Accent 1" w:uiPriority="304"/>
+    <w:lsdException w:name="Grid Table 1 Light Accent 2" w:uiPriority="274"/>
+    <w:lsdException w:name="Grid Table 2 Accent 2" w:uiPriority="275"/>
+    <w:lsdException w:name="Grid Table 3 Accent 2" w:uiPriority="276"/>
+    <w:lsdException w:name="Grid Table 4 Accent 2" w:uiPriority="277"/>
+    <w:lsdException w:name="Grid Table 5 Dark Accent 2" w:uiPriority="296"/>
+    <w:lsdException w:name="Grid Table 6 Colorful Accent 2" w:uiPriority="297"/>
+    <w:lsdException w:name="Grid Table 7 Colorful Accent 2" w:uiPriority="304"/>
+    <w:lsdException w:name="Grid Table 1 Light Accent 3" w:uiPriority="274"/>
+    <w:lsdException w:name="Grid Table 2 Accent 3" w:uiPriority="275"/>
+    <w:lsdException w:name="Grid Table 3 Accent 3" w:uiPriority="276"/>
+    <w:lsdException w:name="Grid Table 4 Accent 3" w:uiPriority="277"/>
+    <w:lsdException w:name="Grid Table 5 Dark Accent 3" w:uiPriority="296"/>
+    <w:lsdException w:name="Grid Table 6 Colorful Accent 3" w:uiPriority="297"/>
+    <w:lsdException w:name="Grid Table 7 Colorful Accent 3" w:uiPriority="304"/>
+    <w:lsdException w:name="Grid Table 1 Light Accent 4" w:uiPriority="274"/>
+    <w:lsdException w:name="Grid Table 2 Accent 4" w:uiPriority="275"/>
+    <w:lsdException w:name="Grid Table 3 Accent 4" w:uiPriority="276"/>
+    <w:lsdException w:name="Grid Table 4 Accent 4" w:uiPriority="277"/>
+    <w:lsdException w:name="Grid Table 5 Dark Accent 4" w:uiPriority="296"/>
+    <w:lsdException w:name="Grid Table 6 Colorful Accent 4" w:uiPriority="297"/>
+    <w:lsdException w:name="Grid Table 7 Colorful Accent 4" w:uiPriority="304"/>
+    <w:lsdException w:name="Grid Table 1 Light Accent 5" w:uiPriority="274"/>
+    <w:lsdException w:name="Grid Table 2 Accent 5" w:uiPriority="275"/>
+    <w:lsdException w:name="Grid Table 3 Accent 5" w:uiPriority="276"/>
+    <w:lsdException w:name="Grid Table 4 Accent 5" w:uiPriority="277"/>
+    <w:lsdException w:name="Grid Table 5 Dark Accent 5" w:uiPriority="296"/>
+    <w:lsdException w:name="Grid Table 6 Colorful Accent 5" w:uiPriority="297"/>
+    <w:lsdException w:name="Grid Table 7 Colorful Accent 5" w:uiPriority="304"/>
+    <w:lsdException w:name="Grid Table 1 Light Accent 6" w:uiPriority="274"/>
+    <w:lsdException w:name="Grid Table 2 Accent 6" w:uiPriority="275"/>
+    <w:lsdException w:name="Grid Table 3 Accent 6" w:uiPriority="276"/>
+    <w:lsdException w:name="Grid Table 4 Accent 6" w:uiPriority="277"/>
+    <w:lsdException w:name="Grid Table 5 Dark Accent 6" w:uiPriority="296"/>
+    <w:lsdException w:name="Grid Table 6 Colorful Accent 6" w:uiPriority="297"/>
+    <w:lsdException w:name="Grid Table 7 Colorful Accent 6" w:uiPriority="304"/>
+    <w:lsdException w:name="List Table 1 Light" w:uiPriority="274"/>
+    <w:lsdException w:name="List Table 2" w:uiPriority="275"/>
+    <w:lsdException w:name="List Table 3" w:uiPriority="276"/>
+    <w:lsdException w:name="List Table 4" w:uiPriority="277"/>
+    <w:lsdException w:name="List Table 5 Dark" w:uiPriority="296"/>
+    <w:lsdException w:name="List Table 6 Colorful" w:uiPriority="297"/>
+    <w:lsdException w:name="List Table 7 Colorful" w:uiPriority="304"/>
+    <w:lsdException w:name="List Table 1 Light Accent 1" w:uiPriority="274"/>
+    <w:lsdException w:name="List Table 2 Accent 1" w:uiPriority="275"/>
+    <w:lsdException w:name="List Table 3 Accent 1" w:uiPriority="276"/>
+    <w:lsdException w:name="List Table 4 Accent 1" w:uiPriority="277"/>
+    <w:lsdException w:name="List Table 5 Dark Accent 1" w:uiPriority="296"/>
+    <w:lsdException w:name="List Table 6 Colorful Accent 1" w:uiPriority="297"/>
+    <w:lsdException w:name="List Table 7 Colorful Accent 1" w:uiPriority="304"/>
+    <w:lsdException w:name="List Table 1 Light Accent 2" w:uiPriority="274"/>
+    <w:lsdException w:name="List Table 2 Accent 2" w:uiPriority="275"/>
+    <w:lsdException w:name="List Table 3 Accent 2" w:uiPriority="276"/>
+    <w:lsdException w:name="List Table 4 Accent 2" w:uiPriority="277"/>
+    <w:lsdException w:name="List Table 5 Dark Accent 2" w:uiPriority="296"/>
+    <w:lsdException w:name="List Table 6 Colorful Accent 2" w:uiPriority="297"/>
+    <w:lsdException w:name="List Table 7 Colorful Accent 2" w:uiPriority="304"/>
+    <w:lsdException w:name="List Table 1 Light Accent 3" w:uiPriority="274"/>
+    <w:lsdException w:name="List Table 2 Accent 3" w:uiPriority="275"/>
+    <w:lsdException w:name="List Table 3 Accent 3" w:uiPriority="276"/>
+    <w:lsdException w:name="List Table 4 Accent 3" w:uiPriority="277"/>
+    <w:lsdException w:name="List Table 5 Dark Accent 3" w:uiPriority="296"/>
+    <w:lsdException w:name="List Table 6 Colorful Accent 3" w:uiPriority="297"/>
+    <w:lsdException w:name="List Table 7 Colorful Accent 3" w:uiPriority="304"/>
+    <w:lsdException w:name="List Table 1 Light Accent 4" w:uiPriority="274"/>
+    <w:lsdException w:name="List Table 2 Accent 4" w:uiPriority="275"/>
+    <w:lsdException w:name="List Table 3 Accent 4" w:uiPriority="276"/>
+    <w:lsdException w:name="List Table 4 Accent 4" w:uiPriority="277"/>
+    <w:lsdException w:name="List Table 5 Dark Accent 4" w:uiPriority="296"/>
+    <w:lsdException w:name="List Table 6 Colorful Accent 4" w:uiPriority="297"/>
+    <w:lsdException w:name="List Table 7 Colorful Accent 4" w:uiPriority="304"/>
+    <w:lsdException w:name="List Table 1 Light Accent 5" w:uiPriority="274"/>
+    <w:lsdException w:name="List Table 2 Accent 5" w:uiPriority="275"/>
+    <w:lsdException w:name="List Table 3 Accent 5" w:uiPriority="276"/>
+    <w:lsdException w:name="List Table 4 Accent 5" w:uiPriority="277"/>
+    <w:lsdException w:name="List Table 5 Dark Accent 5" w:uiPriority="296"/>
+    <w:lsdException w:name="List Table 6 Colorful Accent 5" w:uiPriority="297"/>
+    <w:lsdException w:name="List Table 7 Colorful Accent 5" w:uiPriority="304"/>
+    <w:lsdException w:name="List Table 1 Light Accent 6" w:uiPriority="274"/>
+    <w:lsdException w:name="List Table 2 Accent 6" w:uiPriority="275"/>
+    <w:lsdException w:name="List Table 3 Accent 6" w:uiPriority="276"/>
+    <w:lsdException w:name="List Table 4 Accent 6" w:uiPriority="277"/>
+    <w:lsdException w:name="List Table 5 Dark Accent 6" w:uiPriority="296"/>
+    <w:lsdException w:name="List Table 6 Colorful Accent 6" w:uiPriority="297"/>
+    <w:lsdException w:name="List Table 7 Colorful Accent 6" w:uiPriority="304"/>
     <w:lsdException w:name="Mention" w:semiHidden="1" w:unhideWhenUsed="1"/>
     <w:lsdException w:name="Smart Hyperlink" w:semiHidden="1" w:unhideWhenUsed="1"/>
     <w:lsdException w:name="Hashtag" w:semiHidden="1" w:unhideWhenUsed="1"/>
@@ -3661,60 +4262,57 @@
   <w:style w:type="paragraph" w:default="1" w:styleId="a0">
     <w:name w:val="Normal"/>
     <w:qFormat/>
-    <w:rsid w:val="003B76EC"/>
     <w:pPr>
+      <w:jc w:val="left"/>
       <w:spacing w:after="180" w:line="288" w:lineRule="auto"/>
-      <w:jc w:val="left"/>
     </w:pPr>
     <w:rPr>
       <w:rFonts w:ascii="맑은 고딕" w:eastAsia="맑은 고딕" w:hAnsi="맑은 고딕" w:cs="맑은 고딕"/>
-      <w:color w:val="404040" w:themeColor="text1" w:themeTint="BF"/>
-      <w:kern w:val="0"/>
+      <w:color w:val="8C8C8C"/>
       <w:sz w:val="18"/>
       <w:szCs w:val="20"/>
+      <w:kern w:val="0"/>
     </w:rPr>
   </w:style>
   <w:style w:type="paragraph" w:styleId="1">
     <w:name w:val="heading 1"/>
+    <w:uiPriority w:val="9"/>
     <w:basedOn w:val="a0"/>
     <w:next w:val="a0"/>
     <w:link w:val="1Char"/>
-    <w:uiPriority w:val="9"/>
     <w:qFormat/>
-    <w:rsid w:val="003B76EC"/>
     <w:pPr>
       <w:keepNext/>
       <w:keepLines/>
-      <w:spacing w:before="600" w:after="240" w:line="240" w:lineRule="auto"/>
       <w:outlineLvl w:val="0"/>
+      <w:spacing w:after="240" w:before="600" w:line="240" w:lineRule="auto"/>
     </w:pPr>
     <w:rPr>
+      <w:caps/>
       <w:b/>
       <w:bCs/>
-      <w:caps/>
-      <w:color w:val="1F4E79" w:themeColor="accent1" w:themeShade="80"/>
+      <w:color w:val="1F4F79"/>
       <w:sz w:val="28"/>
     </w:rPr>
   </w:style>
   <w:style w:type="paragraph" w:styleId="2">
     <w:name w:val="heading 2"/>
+    <w:uiPriority w:val="9"/>
     <w:basedOn w:val="a0"/>
     <w:next w:val="a0"/>
     <w:link w:val="2Char"/>
-    <w:uiPriority w:val="9"/>
+    <w:qFormat/>
     <w:unhideWhenUsed/>
-    <w:qFormat/>
-    <w:rsid w:val="003B76EC"/>
     <w:pPr>
       <w:keepNext/>
       <w:keepLines/>
-      <w:spacing w:before="360" w:after="120" w:line="240" w:lineRule="auto"/>
       <w:outlineLvl w:val="1"/>
+      <w:spacing w:after="120" w:before="360" w:line="240" w:lineRule="auto"/>
     </w:pPr>
     <w:rPr>
       <w:b/>
       <w:bCs/>
-      <w:color w:val="5B9BD5" w:themeColor="accent1"/>
+      <w:color w:val="5B9BD5"/>
       <w:sz w:val="24"/>
     </w:rPr>
   </w:style>
@@ -3747,127 +4345,120 @@
   </w:style>
   <w:style w:type="character" w:customStyle="1" w:styleId="1Char">
     <w:name w:val="제목 1 Char"/>
+    <w:uiPriority w:val="9"/>
     <w:basedOn w:val="a1"/>
     <w:link w:val="1"/>
+    <w:rPr>
+      <w:caps/>
+      <w:rFonts w:ascii="맑은 고딕" w:eastAsia="맑은 고딕" w:hAnsi="맑은 고딕" w:cs="맑은 고딕"/>
+      <w:b/>
+      <w:bCs/>
+      <w:color w:val="1F4F79"/>
+      <w:sz w:val="28"/>
+      <w:szCs w:val="20"/>
+      <w:kern w:val="0"/>
+    </w:rPr>
+  </w:style>
+  <w:style w:type="character" w:customStyle="1" w:styleId="2Char">
+    <w:name w:val="제목 2 Char"/>
     <w:uiPriority w:val="9"/>
-    <w:rsid w:val="003B76EC"/>
+    <w:basedOn w:val="a1"/>
+    <w:link w:val="2"/>
     <w:rPr>
       <w:rFonts w:ascii="맑은 고딕" w:eastAsia="맑은 고딕" w:hAnsi="맑은 고딕" w:cs="맑은 고딕"/>
       <w:b/>
       <w:bCs/>
-      <w:caps/>
-      <w:color w:val="1F4E79" w:themeColor="accent1" w:themeShade="80"/>
-      <w:kern w:val="0"/>
-      <w:sz w:val="28"/>
-      <w:szCs w:val="20"/>
-    </w:rPr>
-  </w:style>
-  <w:style w:type="character" w:customStyle="1" w:styleId="2Char">
-    <w:name w:val="제목 2 Char"/>
-    <w:basedOn w:val="a1"/>
-    <w:link w:val="2"/>
-    <w:uiPriority w:val="9"/>
-    <w:rsid w:val="003B76EC"/>
-    <w:rPr>
-      <w:rFonts w:ascii="맑은 고딕" w:eastAsia="맑은 고딕" w:hAnsi="맑은 고딕" w:cs="맑은 고딕"/>
-      <w:b/>
-      <w:bCs/>
-      <w:color w:val="5B9BD5" w:themeColor="accent1"/>
-      <w:kern w:val="0"/>
+      <w:color w:val="5B9BD5"/>
       <w:sz w:val="24"/>
       <w:szCs w:val="20"/>
+      <w:kern w:val="0"/>
     </w:rPr>
   </w:style>
   <w:style w:type="paragraph" w:styleId="a4">
     <w:name w:val="Title"/>
+    <w:uiPriority w:val="10"/>
     <w:basedOn w:val="a0"/>
     <w:next w:val="a0"/>
     <w:link w:val="Char"/>
-    <w:uiPriority w:val="10"/>
     <w:qFormat/>
-    <w:rsid w:val="003B76EC"/>
     <w:pPr>
       <w:pBdr>
-        <w:left w:val="double" w:sz="18" w:space="4" w:color="1F4E79" w:themeColor="accent1" w:themeShade="80"/>
+        <w:left w:val="double" w:sz="18" w:space="4" w:color="1F4F79" w:themeColor="accent1" w:themeShade="80"/>
       </w:pBdr>
       <w:spacing w:after="0" w:line="420" w:lineRule="exact"/>
     </w:pPr>
     <w:rPr>
       <w:caps/>
-      <w:color w:val="1F4E79" w:themeColor="accent1" w:themeShade="80"/>
+      <w:color w:val="1F4F79"/>
+      <w:sz w:val="38"/>
       <w:kern w:val="28"/>
-      <w:sz w:val="38"/>
     </w:rPr>
   </w:style>
   <w:style w:type="character" w:customStyle="1" w:styleId="Char">
     <w:name w:val="제목 Char"/>
+    <w:uiPriority w:val="10"/>
     <w:basedOn w:val="a1"/>
     <w:link w:val="a4"/>
-    <w:uiPriority w:val="10"/>
-    <w:rsid w:val="003B76EC"/>
     <w:rPr>
+      <w:caps/>
       <w:rFonts w:ascii="맑은 고딕" w:eastAsia="맑은 고딕" w:hAnsi="맑은 고딕" w:cs="맑은 고딕"/>
-      <w:caps/>
-      <w:color w:val="1F4E79" w:themeColor="accent1" w:themeShade="80"/>
-      <w:kern w:val="28"/>
+      <w:color w:val="1F4F79"/>
       <w:sz w:val="38"/>
       <w:szCs w:val="20"/>
+      <w:kern w:val="28"/>
     </w:rPr>
   </w:style>
   <w:style w:type="paragraph" w:styleId="a5">
     <w:name w:val="Subtitle"/>
+    <w:uiPriority w:val="11"/>
     <w:basedOn w:val="a0"/>
     <w:next w:val="a0"/>
     <w:link w:val="Char0"/>
-    <w:uiPriority w:val="11"/>
     <w:qFormat/>
-    <w:rsid w:val="003B76EC"/>
     <w:pPr>
+      <w:pBdr>
+        <w:left w:val="double" w:sz="18" w:space="4" w:color="1F4F79" w:themeColor="accent1" w:themeShade="80"/>
+      </w:pBdr>
       <w:numPr>
         <w:ilvl w:val="1"/>
       </w:numPr>
-      <w:pBdr>
-        <w:left w:val="double" w:sz="18" w:space="4" w:color="1F4E79" w:themeColor="accent1" w:themeShade="80"/>
-      </w:pBdr>
-      <w:spacing w:before="80" w:after="0" w:line="280" w:lineRule="exact"/>
+      <w:spacing w:after="0" w:before="80" w:line="280" w:lineRule="exact"/>
     </w:pPr>
     <w:rPr>
       <w:b/>
       <w:bCs/>
-      <w:color w:val="5B9BD5" w:themeColor="accent1"/>
+      <w:color w:val="5B9BD5"/>
       <w:sz w:val="24"/>
     </w:rPr>
   </w:style>
   <w:style w:type="character" w:customStyle="1" w:styleId="Char0">
     <w:name w:val="부제 Char"/>
+    <w:uiPriority w:val="11"/>
     <w:basedOn w:val="a1"/>
     <w:link w:val="a5"/>
-    <w:uiPriority w:val="11"/>
-    <w:rsid w:val="003B76EC"/>
     <w:rPr>
       <w:rFonts w:ascii="맑은 고딕" w:eastAsia="맑은 고딕" w:hAnsi="맑은 고딕" w:cs="맑은 고딕"/>
       <w:b/>
       <w:bCs/>
-      <w:color w:val="5B9BD5" w:themeColor="accent1"/>
-      <w:kern w:val="0"/>
+      <w:color w:val="5B9BD5"/>
       <w:sz w:val="24"/>
       <w:szCs w:val="20"/>
+      <w:kern w:val="0"/>
     </w:rPr>
   </w:style>
   <w:style w:type="table" w:customStyle="1" w:styleId="a6">
     <w:name w:val="팁 표"/>
+    <w:uiPriority w:val="99"/>
     <w:basedOn w:val="a2"/>
-    <w:uiPriority w:val="99"/>
-    <w:rsid w:val="003B76EC"/>
     <w:pPr>
+      <w:jc w:val="left"/>
       <w:spacing w:after="0" w:line="240" w:lineRule="auto"/>
-      <w:jc w:val="left"/>
     </w:pPr>
     <w:rPr>
-      <w:color w:val="404040" w:themeColor="text1" w:themeTint="BF"/>
-      <w:kern w:val="0"/>
+      <w:color w:val="8C8C8C"/>
       <w:sz w:val="18"/>
       <w:szCs w:val="20"/>
+      <w:kern w:val="0"/>
     </w:rPr>
     <w:tblPr>
       <w:tblCellMar>
@@ -3877,7 +4468,7 @@
       </w:tblCellMar>
     </w:tblPr>
     <w:tcPr>
-      <w:shd w:val="clear" w:color="auto" w:fill="DEEAF6" w:themeFill="accent1" w:themeFillTint="33"/>
+      <w:shd w:val="clear" w:color="auto" w:fill="EAEFF7" w:themeFill="accent1" w:themeFillTint="33"/>
     </w:tcPr>
     <w:tblStylePr w:type="firstCol">
       <w:pPr>
@@ -3888,26 +4479,24 @@
   </w:style>
   <w:style w:type="paragraph" w:customStyle="1" w:styleId="a7">
     <w:name w:val="팁 텍스트"/>
+    <w:uiPriority w:val="99"/>
     <w:basedOn w:val="a0"/>
-    <w:uiPriority w:val="99"/>
-    <w:rsid w:val="003B76EC"/>
     <w:pPr>
+      <w:ind w:right="576"/>
       <w:spacing w:after="160" w:line="264" w:lineRule="auto"/>
-      <w:ind w:right="576"/>
     </w:pPr>
     <w:rPr>
       <w:i/>
       <w:iCs/>
-      <w:color w:val="7F7F7F" w:themeColor="text1" w:themeTint="80"/>
+      <w:color w:val="BCBCBC"/>
       <w:sz w:val="16"/>
     </w:rPr>
   </w:style>
   <w:style w:type="character" w:customStyle="1" w:styleId="a8">
     <w:name w:val="개체 틀 텍스트"/>
+    <w:uiPriority w:val="99"/>
     <w:basedOn w:val="a1"/>
-    <w:uiPriority w:val="99"/>
     <w:semiHidden/>
-    <w:rsid w:val="003B76EC"/>
     <w:rPr>
       <w:color w:val="808080"/>
     </w:rPr>
@@ -3916,140 +4505,131 @@
     <w:name w:val="No Spacing"/>
     <w:uiPriority w:val="36"/>
     <w:qFormat/>
-    <w:rsid w:val="003B76EC"/>
     <w:pPr>
+      <w:jc w:val="left"/>
       <w:spacing w:after="0" w:line="240" w:lineRule="auto"/>
-      <w:jc w:val="left"/>
     </w:pPr>
     <w:rPr>
       <w:rFonts w:ascii="맑은 고딕" w:eastAsia="맑은 고딕" w:hAnsi="맑은 고딕" w:cs="맑은 고딕"/>
-      <w:color w:val="404040" w:themeColor="text1" w:themeTint="BF"/>
-      <w:kern w:val="0"/>
+      <w:color w:val="8C8C8C"/>
       <w:sz w:val="18"/>
       <w:szCs w:val="20"/>
+      <w:kern w:val="0"/>
     </w:rPr>
   </w:style>
   <w:style w:type="paragraph" w:styleId="a">
     <w:name w:val="List Bullet"/>
+    <w:uiPriority w:val="1"/>
     <w:basedOn w:val="a0"/>
-    <w:uiPriority w:val="1"/>
+    <w:qFormat/>
     <w:unhideWhenUsed/>
-    <w:qFormat/>
-    <w:rsid w:val="003B76EC"/>
     <w:pPr>
+      <w:ind w:left="431" w:hanging="289"/>
       <w:numPr>
         <w:numId w:val="1"/>
       </w:numPr>
       <w:spacing w:after="60" w:line="240" w:lineRule="auto"/>
-      <w:ind w:left="431" w:hanging="289"/>
     </w:pPr>
   </w:style>
   <w:style w:type="paragraph" w:styleId="aa">
     <w:name w:val="header"/>
+    <w:uiPriority w:val="99"/>
     <w:basedOn w:val="a0"/>
     <w:link w:val="Char1"/>
-    <w:uiPriority w:val="99"/>
     <w:unhideWhenUsed/>
-    <w:rsid w:val="003B76EC"/>
     <w:pPr>
+      <w:snapToGrid w:val="0"/>
       <w:tabs>
         <w:tab w:val="center" w:pos="4513"/>
         <w:tab w:val="right" w:pos="9026"/>
       </w:tabs>
-      <w:snapToGrid w:val="0"/>
     </w:pPr>
   </w:style>
   <w:style w:type="character" w:customStyle="1" w:styleId="Char1">
     <w:name w:val="머리글 Char"/>
+    <w:uiPriority w:val="99"/>
     <w:basedOn w:val="a1"/>
     <w:link w:val="aa"/>
-    <w:uiPriority w:val="99"/>
-    <w:rsid w:val="003B76EC"/>
     <w:rPr>
       <w:rFonts w:ascii="맑은 고딕" w:eastAsia="맑은 고딕" w:hAnsi="맑은 고딕" w:cs="맑은 고딕"/>
-      <w:color w:val="404040" w:themeColor="text1" w:themeTint="BF"/>
-      <w:kern w:val="0"/>
+      <w:color w:val="8C8C8C"/>
       <w:sz w:val="18"/>
       <w:szCs w:val="20"/>
+      <w:kern w:val="0"/>
     </w:rPr>
   </w:style>
   <w:style w:type="paragraph" w:styleId="ab">
     <w:name w:val="footer"/>
+    <w:uiPriority w:val="99"/>
     <w:basedOn w:val="a0"/>
     <w:link w:val="Char2"/>
-    <w:uiPriority w:val="99"/>
     <w:unhideWhenUsed/>
-    <w:rsid w:val="003B76EC"/>
     <w:pPr>
+      <w:snapToGrid w:val="0"/>
       <w:tabs>
         <w:tab w:val="center" w:pos="4513"/>
         <w:tab w:val="right" w:pos="9026"/>
       </w:tabs>
-      <w:snapToGrid w:val="0"/>
     </w:pPr>
   </w:style>
   <w:style w:type="character" w:customStyle="1" w:styleId="Char2">
     <w:name w:val="바닥글 Char"/>
+    <w:uiPriority w:val="99"/>
     <w:basedOn w:val="a1"/>
     <w:link w:val="ab"/>
-    <w:uiPriority w:val="99"/>
-    <w:rsid w:val="003B76EC"/>
     <w:rPr>
       <w:rFonts w:ascii="맑은 고딕" w:eastAsia="맑은 고딕" w:hAnsi="맑은 고딕" w:cs="맑은 고딕"/>
-      <w:color w:val="404040" w:themeColor="text1" w:themeTint="BF"/>
-      <w:kern w:val="0"/>
+      <w:color w:val="8C8C8C"/>
       <w:sz w:val="18"/>
       <w:szCs w:val="20"/>
+      <w:kern w:val="0"/>
     </w:rPr>
   </w:style>
   <w:style w:type="paragraph" w:customStyle="1" w:styleId="ac">
     <w:name w:val="글머리 기호 목록"/>
+    <w:uiPriority w:val="1"/>
     <w:basedOn w:val="a0"/>
-    <w:uiPriority w:val="1"/>
+    <w:qFormat/>
     <w:unhideWhenUsed/>
-    <w:qFormat/>
-    <w:rsid w:val="003B76EC"/>
     <w:pPr>
+      <w:ind w:left="431" w:hanging="289"/>
       <w:tabs>
         <w:tab w:val="num" w:pos="360"/>
       </w:tabs>
       <w:spacing w:after="60" w:line="192" w:lineRule="auto"/>
-      <w:ind w:left="431" w:hanging="289"/>
     </w:pPr>
     <w:rPr>
-      <w:rFonts w:asciiTheme="minorHAnsi" w:hAnsiTheme="minorHAnsi" w:cstheme="minorBidi"/>
+      <w:lang w:val="ko-KR"/>
+      <w:rFonts w:asciiTheme="minorHAnsi" w:hAnsiTheme="minorHAnsi" w:cstheme="minorEastAsia"/>
       <w:szCs w:val="18"/>
-      <w:lang w:val="ko-KR"/>
     </w:rPr>
   </w:style>
   <w:style w:type="paragraph" w:customStyle="1" w:styleId="ad">
     <w:name w:val="앞에 공백 둠"/>
+    <w:uiPriority w:val="2"/>
     <w:basedOn w:val="a0"/>
-    <w:uiPriority w:val="2"/>
     <w:qFormat/>
-    <w:rsid w:val="003B76EC"/>
     <w:pPr>
-      <w:spacing w:before="120" w:after="120" w:line="180" w:lineRule="auto"/>
+      <w:spacing w:after="120" w:before="120" w:line="180" w:lineRule="auto"/>
     </w:pPr>
     <w:rPr>
-      <w:rFonts w:asciiTheme="minorHAnsi" w:hAnsiTheme="minorHAnsi" w:cstheme="minorBidi"/>
+      <w:lang w:val="ko-KR"/>
+      <w:rFonts w:asciiTheme="minorHAnsi" w:hAnsiTheme="minorHAnsi" w:cstheme="minorEastAsia"/>
       <w:szCs w:val="18"/>
-      <w:lang w:val="ko-KR"/>
     </w:rPr>
   </w:style>
   <w:style w:type="table" w:customStyle="1" w:styleId="ae">
     <w:name w:val="이력서 표"/>
+    <w:uiPriority w:val="99"/>
     <w:basedOn w:val="a2"/>
-    <w:uiPriority w:val="99"/>
-    <w:rsid w:val="003B76EC"/>
     <w:pPr>
+      <w:jc w:val="left"/>
       <w:spacing w:before="40" w:line="288" w:lineRule="auto"/>
-      <w:jc w:val="left"/>
     </w:pPr>
     <w:rPr>
-      <w:color w:val="595959" w:themeColor="text1" w:themeTint="A6"/>
+      <w:color w:val="A1A1A1"/>
+      <w:szCs w:val="20"/>
       <w:kern w:val="0"/>
-      <w:szCs w:val="20"/>
     </w:rPr>
     <w:tblPr>
       <w:tblBorders>
@@ -4066,27 +4646,25 @@
   <w:style w:type="character" w:styleId="af">
     <w:name w:val="Emphasis"/>
     <w:basedOn w:val="a1"/>
+    <w:qFormat/>
     <w:unhideWhenUsed/>
-    <w:qFormat/>
-    <w:rsid w:val="003B76EC"/>
     <w:rPr>
-      <w:color w:val="5B9BD5" w:themeColor="accent1"/>
+      <w:color w:val="5B9BD5"/>
     </w:rPr>
   </w:style>
   <w:style w:type="paragraph" w:customStyle="1" w:styleId="af0">
     <w:name w:val="연락처 정보"/>
     <w:basedOn w:val="a0"/>
     <w:qFormat/>
-    <w:rsid w:val="003B76EC"/>
     <w:pPr>
-      <w:spacing w:before="40" w:after="0" w:line="240" w:lineRule="auto"/>
       <w:jc w:val="right"/>
+      <w:spacing w:after="0" w:before="40" w:line="240" w:lineRule="auto"/>
     </w:pPr>
     <w:rPr>
-      <w:rFonts w:asciiTheme="minorHAnsi" w:eastAsiaTheme="minorEastAsia" w:hAnsiTheme="minorHAnsi" w:cstheme="minorBidi"/>
-      <w:color w:val="595959" w:themeColor="text1" w:themeTint="A6"/>
+      <w:rFonts w:asciiTheme="minorHAnsi" w:eastAsiaTheme="minorHAnsi" w:hAnsiTheme="minorHAnsi" w:cstheme="minorEastAsia"/>
+      <w:color w:val="A1A1A1"/>
+      <w:szCs w:val="18"/>
       <w:kern w:val="20"/>
-      <w:szCs w:val="18"/>
     </w:rPr>
   </w:style>
   <w:style w:type="paragraph" w:customStyle="1" w:styleId="af1">
@@ -4094,8 +4672,8 @@
     <w:basedOn w:val="a0"/>
     <w:next w:val="a0"/>
     <w:qFormat/>
-    <w:rsid w:val="003B76EC"/>
     <w:pPr>
+      <w:ind w:left="144" w:right="144"/>
       <w:pBdr>
         <w:top w:val="single" w:sz="4" w:space="4" w:color="5B9BD5" w:themeColor="accent1"/>
         <w:left w:val="single" w:sz="4" w:space="6" w:color="5B9BD5" w:themeColor="accent1"/>
@@ -4103,47 +4681,45 @@
         <w:right w:val="single" w:sz="4" w:space="6" w:color="5B9BD5" w:themeColor="accent1"/>
       </w:pBdr>
       <w:shd w:val="clear" w:color="auto" w:fill="5B9BD5" w:themeFill="accent1"/>
-      <w:spacing w:before="240" w:after="160"/>
-      <w:ind w:left="144" w:right="144"/>
+      <w:spacing w:after="160" w:before="240"/>
     </w:pPr>
     <w:rPr>
-      <w:rFonts w:asciiTheme="majorHAnsi" w:eastAsiaTheme="majorEastAsia" w:hAnsiTheme="majorHAnsi" w:cstheme="majorBidi"/>
       <w:caps/>
-      <w:color w:val="FFFFFF" w:themeColor="background1"/>
-      <w:kern w:val="20"/>
+      <w:rFonts w:asciiTheme="majorHAnsi" w:eastAsiaTheme="majorHAnsi" w:hAnsiTheme="majorHAnsi" w:cstheme="majorEastAsia"/>
+      <w:color w:val="FFFFFF"/>
       <w:sz w:val="32"/>
       <w:szCs w:val="32"/>
+      <w:kern w:val="20"/>
     </w:rPr>
   </w:style>
   <w:style w:type="table" w:customStyle="1" w:styleId="af2">
     <w:name w:val="작업 목록 표"/>
+    <w:uiPriority w:val="99"/>
     <w:basedOn w:val="a2"/>
-    <w:uiPriority w:val="99"/>
-    <w:rsid w:val="003B76EC"/>
     <w:pPr>
-      <w:spacing w:before="80" w:after="80" w:line="288" w:lineRule="auto"/>
       <w:jc w:val="center"/>
+      <w:spacing w:after="80" w:before="80" w:line="288" w:lineRule="auto"/>
     </w:pPr>
     <w:rPr>
-      <w:color w:val="595959" w:themeColor="text1" w:themeTint="A6"/>
-      <w:kern w:val="0"/>
+      <w:color w:val="A1A1A1"/>
       <w:sz w:val="17"/>
       <w:szCs w:val="20"/>
+      <w:kern w:val="0"/>
     </w:rPr>
     <w:tblPr>
-      <w:tblStyleRowBandSize w:val="1"/>
       <w:tblBorders>
-        <w:top w:val="single" w:sz="4" w:space="0" w:color="A6A6A6" w:themeColor="background1" w:themeShade="A6"/>
-        <w:left w:val="single" w:sz="4" w:space="0" w:color="A6A6A6" w:themeColor="background1" w:themeShade="A6"/>
-        <w:bottom w:val="single" w:sz="4" w:space="0" w:color="A6A6A6" w:themeColor="background1" w:themeShade="A6"/>
-        <w:right w:val="single" w:sz="4" w:space="0" w:color="A6A6A6" w:themeColor="background1" w:themeShade="A6"/>
-        <w:insideH w:val="single" w:sz="4" w:space="0" w:color="A6A6A6" w:themeColor="background1" w:themeShade="A6"/>
-        <w:insideV w:val="single" w:sz="4" w:space="0" w:color="A6A6A6" w:themeColor="background1" w:themeShade="A6"/>
+        <w:top w:val="single" w:sz="4" w:space="0" w:color="A6A6A6" w:themeColor="background1" w:themeShade="a6"/>
+        <w:left w:val="single" w:sz="4" w:space="0" w:color="A6A6A6" w:themeColor="background1" w:themeShade="a6"/>
+        <w:bottom w:val="single" w:sz="4" w:space="0" w:color="A6A6A6" w:themeColor="background1" w:themeShade="a6"/>
+        <w:right w:val="single" w:sz="4" w:space="0" w:color="A6A6A6" w:themeColor="background1" w:themeShade="a6"/>
+        <w:insideH w:val="single" w:sz="4" w:space="0" w:color="A6A6A6" w:themeColor="background1" w:themeShade="a6"/>
+        <w:insideV w:val="single" w:sz="4" w:space="0" w:color="A6A6A6" w:themeColor="background1" w:themeShade="a6"/>
       </w:tblBorders>
       <w:tblCellMar>
         <w:left w:w="173" w:type="dxa"/>
         <w:right w:w="173" w:type="dxa"/>
       </w:tblCellMar>
+      <w:tblStyleRowBandSize w:val="1"/>
     </w:tblPr>
     <w:tblStylePr w:type="firstRow">
       <w:pPr>
@@ -4151,11 +4727,11 @@
         <w:spacing w:line="240" w:lineRule="auto"/>
       </w:pPr>
       <w:rPr>
+        <w:caps/>
         <w:rFonts w:asciiTheme="majorHAnsi" w:hAnsiTheme="majorHAnsi"/>
         <w:b/>
-        <w:caps/>
-        <w:smallCaps w:val="0"/>
-        <w:color w:val="FFFFFF" w:themeColor="background1"/>
+        <w:smallCaps w:val="off"/>
+        <w:color w:val="FFFFFF"/>
         <w:sz w:val="18"/>
       </w:rPr>
       <w:tblPr/>
@@ -4177,28 +4753,28 @@
       <w:tblPr/>
       <w:tcPr>
         <w:tcBorders>
-          <w:top w:val="single" w:sz="4" w:space="0" w:color="7F7F7F" w:themeColor="text1" w:themeTint="80"/>
-          <w:left w:val="single" w:sz="4" w:space="0" w:color="7F7F7F" w:themeColor="text1" w:themeTint="80"/>
-          <w:bottom w:val="single" w:sz="4" w:space="0" w:color="7F7F7F" w:themeColor="text1" w:themeTint="80"/>
-          <w:right w:val="single" w:sz="4" w:space="0" w:color="7F7F7F" w:themeColor="text1" w:themeTint="80"/>
-          <w:insideH w:val="single" w:sz="4" w:space="0" w:color="7F7F7F" w:themeColor="text1" w:themeTint="80"/>
-          <w:insideV w:val="single" w:sz="4" w:space="0" w:color="7F7F7F" w:themeColor="text1" w:themeTint="80"/>
+          <w:top w:val="single" w:sz="4" w:space="0" w:color="BCBCBC" w:themeColor="text1" w:themeTint="80"/>
+          <w:left w:val="single" w:sz="4" w:space="0" w:color="BCBCBC" w:themeColor="text1" w:themeTint="80"/>
+          <w:bottom w:val="single" w:sz="4" w:space="0" w:color="BCBCBC" w:themeColor="text1" w:themeTint="80"/>
+          <w:right w:val="single" w:sz="4" w:space="0" w:color="BCBCBC" w:themeColor="text1" w:themeTint="80"/>
+          <w:insideH w:val="single" w:sz="4" w:space="0" w:color="BCBCBC" w:themeColor="text1" w:themeTint="80"/>
+          <w:insideV w:val="single" w:sz="4" w:space="0" w:color="BCBCBC" w:themeColor="text1" w:themeTint="80"/>
           <w:tl2br w:val="nil"/>
           <w:tr2bl w:val="nil"/>
         </w:tcBorders>
-        <w:shd w:val="clear" w:color="auto" w:fill="F2F2F2" w:themeFill="background1" w:themeFillShade="F2"/>
+        <w:shd w:val="clear" w:color="auto" w:fill="F2F2F2" w:themeFill="background1" w:themeFillShade="f2"/>
       </w:tcPr>
     </w:tblStylePr>
     <w:tblStylePr w:type="band2Horz">
       <w:tblPr/>
       <w:tcPr>
         <w:tcBorders>
-          <w:top w:val="single" w:sz="4" w:space="0" w:color="7F7F7F" w:themeColor="text1" w:themeTint="80"/>
-          <w:left w:val="single" w:sz="4" w:space="0" w:color="7F7F7F" w:themeColor="text1" w:themeTint="80"/>
-          <w:bottom w:val="single" w:sz="4" w:space="0" w:color="7F7F7F" w:themeColor="text1" w:themeTint="80"/>
-          <w:right w:val="single" w:sz="4" w:space="0" w:color="7F7F7F" w:themeColor="text1" w:themeTint="80"/>
-          <w:insideH w:val="single" w:sz="4" w:space="0" w:color="7F7F7F" w:themeColor="text1" w:themeTint="80"/>
-          <w:insideV w:val="single" w:sz="4" w:space="0" w:color="7F7F7F" w:themeColor="text1" w:themeTint="80"/>
+          <w:top w:val="single" w:sz="4" w:space="0" w:color="BCBCBC" w:themeColor="text1" w:themeTint="80"/>
+          <w:left w:val="single" w:sz="4" w:space="0" w:color="BCBCBC" w:themeColor="text1" w:themeTint="80"/>
+          <w:bottom w:val="single" w:sz="4" w:space="0" w:color="BCBCBC" w:themeColor="text1" w:themeTint="80"/>
+          <w:right w:val="single" w:sz="4" w:space="0" w:color="BCBCBC" w:themeColor="text1" w:themeTint="80"/>
+          <w:insideH w:val="single" w:sz="4" w:space="0" w:color="BCBCBC" w:themeColor="text1" w:themeTint="80"/>
+          <w:insideV w:val="single" w:sz="4" w:space="0" w:color="BCBCBC" w:themeColor="text1" w:themeTint="80"/>
           <w:tl2br w:val="nil"/>
           <w:tr2bl w:val="nil"/>
         </w:tcBorders>
@@ -4207,19 +4783,17 @@
   </w:style>
   <w:style w:type="paragraph" w:styleId="af3">
     <w:name w:val="List Paragraph"/>
+    <w:uiPriority w:val="34"/>
     <w:basedOn w:val="a0"/>
-    <w:uiPriority w:val="34"/>
     <w:qFormat/>
-    <w:rsid w:val="003B76EC"/>
     <w:pPr>
       <w:ind w:leftChars="400" w:left="800"/>
     </w:pPr>
   </w:style>
   <w:style w:type="table" w:styleId="af4">
     <w:name w:val="Table Grid"/>
+    <w:uiPriority w:val="39"/>
     <w:basedOn w:val="a2"/>
-    <w:uiPriority w:val="39"/>
-    <w:rsid w:val="003B76EC"/>
     <w:pPr>
       <w:spacing w:after="0" w:line="240" w:lineRule="auto"/>
     </w:pPr>
@@ -4236,15 +4810,12 @@
   </w:style>
   <w:style w:type="table" w:styleId="5-1">
     <w:name w:val="Grid Table 5 Dark Accent 1"/>
+    <w:uiPriority w:val="50"/>
     <w:basedOn w:val="a2"/>
-    <w:uiPriority w:val="50"/>
-    <w:rsid w:val="007D5A22"/>
     <w:pPr>
       <w:spacing w:after="0" w:line="240" w:lineRule="auto"/>
     </w:pPr>
     <w:tblPr>
-      <w:tblStyleRowBandSize w:val="1"/>
-      <w:tblStyleColBandSize w:val="1"/>
       <w:tblBorders>
         <w:top w:val="single" w:sz="4" w:space="0" w:color="FFFFFF" w:themeColor="background1"/>
         <w:left w:val="single" w:sz="4" w:space="0" w:color="FFFFFF" w:themeColor="background1"/>
@@ -4253,15 +4824,17 @@
         <w:insideH w:val="single" w:sz="4" w:space="0" w:color="FFFFFF" w:themeColor="background1"/>
         <w:insideV w:val="single" w:sz="4" w:space="0" w:color="FFFFFF" w:themeColor="background1"/>
       </w:tblBorders>
+      <w:tblStyleColBandSize w:val="1"/>
+      <w:tblStyleRowBandSize w:val="1"/>
     </w:tblPr>
     <w:tcPr>
-      <w:shd w:val="clear" w:color="auto" w:fill="DEEAF6" w:themeFill="accent1" w:themeFillTint="33"/>
+      <w:shd w:val="clear" w:color="auto" w:fill="EAEFF7" w:themeFill="accent1" w:themeFillTint="33"/>
     </w:tcPr>
     <w:tblStylePr w:type="firstRow">
       <w:rPr>
         <w:b/>
         <w:bCs/>
-        <w:color w:val="FFFFFF" w:themeColor="background1"/>
+        <w:color w:val="FFFFFF"/>
       </w:rPr>
       <w:tblPr/>
       <w:tcPr>
@@ -4279,7 +4852,7 @@
       <w:rPr>
         <w:b/>
         <w:bCs/>
-        <w:color w:val="FFFFFF" w:themeColor="background1"/>
+        <w:color w:val="FFFFFF"/>
       </w:rPr>
       <w:tblPr/>
       <w:tcPr>
@@ -4297,7 +4870,7 @@
       <w:rPr>
         <w:b/>
         <w:bCs/>
-        <w:color w:val="FFFFFF" w:themeColor="background1"/>
+        <w:color w:val="FFFFFF"/>
       </w:rPr>
       <w:tblPr/>
       <w:tcPr>
@@ -4314,7 +4887,7 @@
       <w:rPr>
         <w:b/>
         <w:bCs/>
-        <w:color w:val="FFFFFF" w:themeColor="background1"/>
+        <w:color w:val="FFFFFF"/>
       </w:rPr>
       <w:tblPr/>
       <w:tcPr>
@@ -4330,35 +4903,34 @@
     <w:tblStylePr w:type="band1Vert">
       <w:tblPr/>
       <w:tcPr>
-        <w:shd w:val="clear" w:color="auto" w:fill="BDD6EE" w:themeFill="accent1" w:themeFillTint="66"/>
+        <w:shd w:val="clear" w:color="auto" w:fill="D2DEEF" w:themeFill="accent1" w:themeFillTint="66"/>
       </w:tcPr>
     </w:tblStylePr>
     <w:tblStylePr w:type="band1Horz">
       <w:tblPr/>
       <w:tcPr>
-        <w:shd w:val="clear" w:color="auto" w:fill="BDD6EE" w:themeFill="accent1" w:themeFillTint="66"/>
+        <w:shd w:val="clear" w:color="auto" w:fill="D2DEEF" w:themeFill="accent1" w:themeFillTint="66"/>
       </w:tcPr>
     </w:tblStylePr>
   </w:style>
   <w:style w:type="table" w:styleId="1-5">
     <w:name w:val="Grid Table 1 Light Accent 5"/>
+    <w:uiPriority w:val="46"/>
     <w:basedOn w:val="a2"/>
-    <w:uiPriority w:val="46"/>
-    <w:rsid w:val="007D5A22"/>
     <w:pPr>
       <w:spacing w:after="0" w:line="240" w:lineRule="auto"/>
     </w:pPr>
     <w:tblPr>
+      <w:tblBorders>
+        <w:top w:val="single" w:sz="4" w:space="0" w:color="CFD5EA" w:themeColor="accent5" w:themeTint="66"/>
+        <w:left w:val="single" w:sz="4" w:space="0" w:color="CFD5EA" w:themeColor="accent5" w:themeTint="66"/>
+        <w:bottom w:val="single" w:sz="4" w:space="0" w:color="CFD5EA" w:themeColor="accent5" w:themeTint="66"/>
+        <w:right w:val="single" w:sz="4" w:space="0" w:color="CFD5EA" w:themeColor="accent5" w:themeTint="66"/>
+        <w:insideH w:val="single" w:sz="4" w:space="0" w:color="CFD5EA" w:themeColor="accent5" w:themeTint="66"/>
+        <w:insideV w:val="single" w:sz="4" w:space="0" w:color="CFD5EA" w:themeColor="accent5" w:themeTint="66"/>
+      </w:tblBorders>
+      <w:tblStyleColBandSize w:val="1"/>
       <w:tblStyleRowBandSize w:val="1"/>
-      <w:tblStyleColBandSize w:val="1"/>
-      <w:tblBorders>
-        <w:top w:val="single" w:sz="4" w:space="0" w:color="B4C6E7" w:themeColor="accent5" w:themeTint="66"/>
-        <w:left w:val="single" w:sz="4" w:space="0" w:color="B4C6E7" w:themeColor="accent5" w:themeTint="66"/>
-        <w:bottom w:val="single" w:sz="4" w:space="0" w:color="B4C6E7" w:themeColor="accent5" w:themeTint="66"/>
-        <w:right w:val="single" w:sz="4" w:space="0" w:color="B4C6E7" w:themeColor="accent5" w:themeTint="66"/>
-        <w:insideH w:val="single" w:sz="4" w:space="0" w:color="B4C6E7" w:themeColor="accent5" w:themeTint="66"/>
-        <w:insideV w:val="single" w:sz="4" w:space="0" w:color="B4C6E7" w:themeColor="accent5" w:themeTint="66"/>
-      </w:tblBorders>
     </w:tblPr>
     <w:tblStylePr w:type="firstRow">
       <w:rPr>
@@ -4368,7 +4940,7 @@
       <w:tblPr/>
       <w:tcPr>
         <w:tcBorders>
-          <w:bottom w:val="single" w:sz="12" w:space="0" w:color="8EAADB" w:themeColor="accent5" w:themeTint="99"/>
+          <w:bottom w:val="single" w:sz="12" w:space="0" w:color="B0BCDE" w:themeColor="accent5" w:themeTint="99"/>
         </w:tcBorders>
       </w:tcPr>
     </w:tblStylePr>
@@ -4380,7 +4952,7 @@
       <w:tblPr/>
       <w:tcPr>
         <w:tcBorders>
-          <w:top w:val="double" w:sz="2" w:space="0" w:color="8EAADB" w:themeColor="accent5" w:themeTint="99"/>
+          <w:top w:val="double" w:sz="2" w:space="0" w:color="B0BCDE" w:themeColor="accent5" w:themeTint="99"/>
         </w:tcBorders>
       </w:tcPr>
     </w:tblStylePr>
@@ -4399,22 +4971,20 @@
   </w:style>
   <w:style w:type="character" w:styleId="af5">
     <w:name w:val="Hyperlink"/>
+    <w:uiPriority w:val="99"/>
     <w:basedOn w:val="a1"/>
-    <w:uiPriority w:val="99"/>
     <w:unhideWhenUsed/>
-    <w:rsid w:val="00503CAA"/>
     <w:rPr>
-      <w:color w:val="0563C1" w:themeColor="hyperlink"/>
-      <w:u w:val="single"/>
+      <w:color w:val="0563C1"/>
+      <w:u w:val="single" w:color="auto"/>
     </w:rPr>
   </w:style>
-  <w:style w:type="character" w:styleId="af6">
+  <w:style w:type="character" w:customStyle="1" w:styleId="af6">
     <w:name w:val="Unresolved Mention"/>
+    <w:uiPriority w:val="99"/>
     <w:basedOn w:val="a1"/>
-    <w:uiPriority w:val="99"/>
     <w:semiHidden/>
     <w:unhideWhenUsed/>
-    <w:rsid w:val="00503CAA"/>
     <w:rPr>
       <w:color w:val="605E5C"/>
       <w:shd w:val="clear" w:color="auto" w:fill="E1DFDD"/>
@@ -4424,7 +4994,7 @@
 </file>
 
 <file path=word/glossary/document.xml><?xml version="1.0" encoding="utf-8"?>
-<w:glossaryDocument xmlns:wpc="http://schemas.microsoft.com/office/word/2010/wordprocessingCanvas" xmlns:cx="http://schemas.microsoft.com/office/drawing/2014/chartex" xmlns:cx1="http://schemas.microsoft.com/office/drawing/2015/9/8/chartex" xmlns:cx2="http://schemas.microsoft.com/office/drawing/2015/10/21/chartex" xmlns:cx3="http://schemas.microsoft.com/office/drawing/2016/5/9/chartex" xmlns:cx4="http://schemas.microsoft.com/office/drawing/2016/5/10/chartex" xmlns:cx5="http://schemas.microsoft.com/office/drawing/2016/5/11/chartex" xmlns:cx6="http://schemas.microsoft.com/office/drawing/2016/5/12/chartex" xmlns:cx7="http://schemas.microsoft.com/office/drawing/2016/5/13/chartex" xmlns:cx8="http://schemas.microsoft.com/office/drawing/2016/5/14/chartex" xmlns:mc="http://schemas.openxmlformats.org/markup-compatibility/2006" xmlns:aink="http://schemas.microsoft.com/office/drawing/2016/ink" xmlns:am3d="http://schemas.microsoft.com/office/drawing/2017/model3d" xmlns:o="urn:schemas-microsoft-com:office:office" xmlns:oel="http://schemas.microsoft.com/office/2019/extlst" xmlns:r="http://schemas.openxmlformats.org/officeDocument/2006/relationships" xmlns:m="http://schemas.openxmlformats.org/officeDocument/2006/math" xmlns:v="urn:schemas-microsoft-com:vml" xmlns:wp14="http://schemas.microsoft.com/office/word/2010/wordprocessingDrawing" xmlns:wp="http://schemas.openxmlformats.org/drawingml/2006/wordprocessingDrawing" xmlns:w10="urn:schemas-microsoft-com:office:word" xmlns:w="http://schemas.openxmlformats.org/wordprocessingml/2006/main" xmlns:w14="http://schemas.microsoft.com/office/word/2010/wordml" xmlns:w15="http://schemas.microsoft.com/office/word/2012/wordml" xmlns:w16cex="http://schemas.microsoft.com/office/word/2018/wordml/cex" xmlns:w16cid="http://schemas.microsoft.com/office/word/2016/wordml/cid" xmlns:w16="http://schemas.microsoft.com/office/word/2018/wordml" xmlns:w16du="http://schemas.microsoft.com/office/word/2023/wordml/word16du" xmlns:w16sdtdh="http://schemas.microsoft.com/office/word/2020/wordml/sdtdatahash" xmlns:w16sdtfl="http://schemas.microsoft.com/office/word/2024/wordml/sdtformatlock" xmlns:w16se="http://schemas.microsoft.com/office/word/2015/wordml/symex" xmlns:wpg="http://schemas.microsoft.com/office/word/2010/wordprocessingGroup" xmlns:wpi="http://schemas.microsoft.com/office/word/2010/wordprocessingInk" xmlns:wne="http://schemas.microsoft.com/office/word/2006/wordml" xmlns:wps="http://schemas.microsoft.com/office/word/2010/wordprocessingShape" mc:Ignorable="w14 w15 w16se w16cid w16 w16cex w16sdtdh w16sdtfl w16du wp14">
+<w:glossaryDocument xmlns:wpc="http://schemas.microsoft.com/office/word/2010/wordprocessingCanvas" xmlns:mc="http://schemas.openxmlformats.org/markup-compatibility/2006" xmlns:o="urn:schemas-microsoft-com:office:office" xmlns:r="http://schemas.openxmlformats.org/officeDocument/2006/relationships" xmlns:m="http://schemas.openxmlformats.org/officeDocument/2006/math" xmlns:v="urn:schemas-microsoft-com:vml" xmlns:wp14="http://schemas.microsoft.com/office/word/2010/wordprocessingDrawing" xmlns:wp="http://schemas.openxmlformats.org/drawingml/2006/wordprocessingDrawing" xmlns:w10="urn:schemas-microsoft-com:office:word" xmlns:w="http://schemas.openxmlformats.org/wordprocessingml/2006/main" xmlns:w14="http://schemas.microsoft.com/office/word/2010/wordml" xmlns:wpg="http://schemas.microsoft.com/office/word/2010/wordprocessingGroup" xmlns:wpi="http://schemas.microsoft.com/office/word/2010/wordprocessingInk" xmlns:wne="http://schemas.microsoft.com/office/word/2006/wordml" xmlns:wps="http://schemas.microsoft.com/office/word/2010/wordprocessingShape">
   <w:docParts>
     <w:docPart>
       <w:docPartPr>
@@ -4461,144 +5031,58 @@
 </file>
 
 <file path=word/glossary/fontTable.xml><?xml version="1.0" encoding="utf-8"?>
-<w:fonts xmlns:mc="http://schemas.openxmlformats.org/markup-compatibility/2006" xmlns:r="http://schemas.openxmlformats.org/officeDocument/2006/relationships" xmlns:w="http://schemas.openxmlformats.org/wordprocessingml/2006/main" xmlns:w14="http://schemas.microsoft.com/office/word/2010/wordml" xmlns:w15="http://schemas.microsoft.com/office/word/2012/wordml" xmlns:w16cex="http://schemas.microsoft.com/office/word/2018/wordml/cex" xmlns:w16cid="http://schemas.microsoft.com/office/word/2016/wordml/cid" xmlns:w16="http://schemas.microsoft.com/office/word/2018/wordml" xmlns:w16du="http://schemas.microsoft.com/office/word/2023/wordml/word16du" xmlns:w16sdtdh="http://schemas.microsoft.com/office/word/2020/wordml/sdtdatahash" xmlns:w16sdtfl="http://schemas.microsoft.com/office/word/2024/wordml/sdtformatlock" xmlns:w16se="http://schemas.microsoft.com/office/word/2015/wordml/symex" mc:Ignorable="w14 w15 w16se w16cid w16 w16cex w16sdtdh w16sdtfl w16du">
-  <w:font w:name="Wingdings">
-    <w:panose1 w:val="05000000000000000000"/>
-    <w:charset w:val="02"/>
-    <w:family w:val="auto"/>
-    <w:pitch w:val="variable"/>
-    <w:sig w:usb0="00000000" w:usb1="10000000" w:usb2="00000000" w:usb3="00000000" w:csb0="80000000" w:csb1="00000000"/>
-  </w:font>
-  <w:font w:name="Times New Roman">
-    <w:panose1 w:val="02020603050405020304"/>
-    <w:charset w:val="00"/>
-    <w:family w:val="roman"/>
-    <w:pitch w:val="variable"/>
-    <w:sig w:usb0="E0002EFF" w:usb1="C000785B" w:usb2="00000009" w:usb3="00000000" w:csb0="000001FF" w:csb1="00000000"/>
-  </w:font>
-  <w:font w:name="Symbol">
-    <w:panose1 w:val="05050102010706020507"/>
-    <w:charset w:val="02"/>
-    <w:family w:val="roman"/>
-    <w:pitch w:val="variable"/>
-    <w:sig w:usb0="00000000" w:usb1="10000000" w:usb2="00000000" w:usb3="00000000" w:csb0="80000000" w:csb1="00000000"/>
-  </w:font>
-  <w:font w:name="Courier New">
-    <w:panose1 w:val="02070309020205020404"/>
-    <w:charset w:val="00"/>
-    <w:family w:val="modern"/>
-    <w:pitch w:val="fixed"/>
-    <w:sig w:usb0="E0002EFF" w:usb1="C0007843" w:usb2="00000009" w:usb3="00000000" w:csb0="000001FF" w:csb1="00000000"/>
-  </w:font>
-  <w:font w:name="맑은 고딕">
-    <w:panose1 w:val="020B0503020000020004"/>
-    <w:charset w:val="81"/>
-    <w:family w:val="modern"/>
-    <w:pitch w:val="variable"/>
-    <w:sig w:usb0="9000002F" w:usb1="29D77CFB" w:usb2="00000012" w:usb3="00000000" w:csb0="00080001" w:csb1="00000000"/>
-  </w:font>
-  <w:font w:name="Consolas">
-    <w:panose1 w:val="020B0609020204030204"/>
-    <w:charset w:val="00"/>
-    <w:family w:val="modern"/>
-    <w:pitch w:val="fixed"/>
-    <w:sig w:usb0="E00006FF" w:usb1="0000FCFF" w:usb2="00000001" w:usb3="00000000" w:csb0="0000019F" w:csb1="00000000"/>
-  </w:font>
-  <w:font w:name="Arial">
-    <w:panose1 w:val="020B0604020202020204"/>
-    <w:charset w:val="00"/>
-    <w:family w:val="swiss"/>
-    <w:pitch w:val="variable"/>
-    <w:sig w:usb0="E0002EFF" w:usb1="C000785B" w:usb2="00000009" w:usb3="00000000" w:csb0="000001FF" w:csb1="00000000"/>
-  </w:font>
-</w:fonts>
+<w:fonts xmlns:mc="http://schemas.openxmlformats.org/markup-compatibility/2006" xmlns:r="http://schemas.openxmlformats.org/officeDocument/2006/relationships" xmlns:w="http://schemas.openxmlformats.org/wordprocessingml/2006/main" xmlns:w14="http://schemas.microsoft.com/office/word/2010/wordml"/>
 </file>
 
 <file path=word/glossary/settings.xml><?xml version="1.0" encoding="utf-8"?>
-<w:settings xmlns:mc="http://schemas.openxmlformats.org/markup-compatibility/2006" xmlns:o="urn:schemas-microsoft-com:office:office" xmlns:r="http://schemas.openxmlformats.org/officeDocument/2006/relationships" xmlns:m="http://schemas.openxmlformats.org/officeDocument/2006/math" xmlns:v="urn:schemas-microsoft-com:vml" xmlns:w10="urn:schemas-microsoft-com:office:word" xmlns:w="http://schemas.openxmlformats.org/wordprocessingml/2006/main" xmlns:w14="http://schemas.microsoft.com/office/word/2010/wordml" xmlns:w15="http://schemas.microsoft.com/office/word/2012/wordml" xmlns:w16cex="http://schemas.microsoft.com/office/word/2018/wordml/cex" xmlns:w16cid="http://schemas.microsoft.com/office/word/2016/wordml/cid" xmlns:w16="http://schemas.microsoft.com/office/word/2018/wordml" xmlns:w16du="http://schemas.microsoft.com/office/word/2023/wordml/word16du" xmlns:w16sdtdh="http://schemas.microsoft.com/office/word/2020/wordml/sdtdatahash" xmlns:w16sdtfl="http://schemas.microsoft.com/office/word/2024/wordml/sdtformatlock" xmlns:w16se="http://schemas.microsoft.com/office/word/2015/wordml/symex" xmlns:sl="http://schemas.openxmlformats.org/schemaLibrary/2006/main" mc:Ignorable="w14 w15 w16se w16cid w16 w16cex w16sdtdh w16sdtfl w16du">
-  <w:view w:val="normal"/>
-  <w:bordersDoNotSurroundHeader/>
-  <w:bordersDoNotSurroundFooter/>
-  <w:defaultTabStop w:val="800"/>
-  <w:displayHorizontalDrawingGridEvery w:val="0"/>
-  <w:displayVerticalDrawingGridEvery w:val="2"/>
-  <w:noPunctuationKerning/>
+<w:settings xmlns:mc="http://schemas.openxmlformats.org/markup-compatibility/2006" xmlns:o="urn:schemas-microsoft-com:office:office" xmlns:r="http://schemas.openxmlformats.org/officeDocument/2006/relationships" xmlns:m="http://schemas.openxmlformats.org/officeDocument/2006/math" xmlns:v="urn:schemas-microsoft-com:vml" xmlns:w10="urn:schemas-microsoft-com:office:word" xmlns:w="http://schemas.openxmlformats.org/wordprocessingml/2006/main" xmlns:w14="http://schemas.microsoft.com/office/word/2010/wordml" xmlns:sl="http://schemas.openxmlformats.org/schemaLibrary/2006/main">
+  <w:removePersonalInformation/>
+  <w:bordersDontSurroundHeader/>
+  <w:bordersDontSurroundFooter/>
+  <w:hideGrammaticalErrors/>
+  <w:proofState w:spelling="clean" w:grammar="clean"/>
+  <w:hyphenationZone w:val="360"/>
+  <w:stylePaneFormatFilter w:val="4024" w:allStyles="0" w:customStyles="0" w:latentStyles="1" w:stylesInUse="0" w:headingStyles="1" w:numberingStyles="0" w:tableStyles="0" w:directFormattingOnRuns="0" w:directFormattingOnParagraphs="0" w:directFormattingOnNumbering="0" w:directFormattingOnTables="0" w:clearFormatting="0" w:top3HeadingStyles="0" w:visibleStyles="1" w:alternateStyleNames="0"/>
+  <w:displayHorizontalDrawingGridEvery w:val="1"/>
+  <w:displayVerticalDrawingGridEvery w:val="1"/>
   <w:characterSpacingControl w:val="doNotCompress"/>
-  <w:compat>
-    <w:spaceForUL/>
-    <w:balanceSingleByteDoubleByteWidth/>
-    <w:doNotLeaveBackslashAlone/>
-    <w:ulTrailSpace/>
-    <w:doNotExpandShiftReturn/>
-    <w:adjustLineHeightInTable/>
-    <w:useFELayout/>
-    <w:compatSetting w:name="compatibilityMode" w:uri="http://schemas.microsoft.com/office/word" w:val="15"/>
-    <w:compatSetting w:name="overrideTableStyleFontSizeAndJustification" w:uri="http://schemas.microsoft.com/office/word" w:val="1"/>
-    <w:compatSetting w:name="enableOpenTypeFeatures" w:uri="http://schemas.microsoft.com/office/word" w:val="1"/>
-    <w:compatSetting w:name="doNotFlipMirrorIndents" w:uri="http://schemas.microsoft.com/office/word" w:val="1"/>
-    <w:compatSetting w:name="differentiateMultirowTableHeaders" w:uri="http://schemas.microsoft.com/office/word" w:val="1"/>
-    <w:compatSetting w:name="useWord2013TrackBottomHyphenation" w:uri="http://schemas.microsoft.com/office/word" w:val="1"/>
-  </w:compat>
-  <w:rsids>
-    <w:rsidRoot w:val="000151A2"/>
-    <w:rsid w:val="000151A2"/>
-    <w:rsid w:val="000F43F7"/>
-    <w:rsid w:val="001C771F"/>
-    <w:rsid w:val="001E37F5"/>
-    <w:rsid w:val="00416E4F"/>
-    <w:rsid w:val="00503D2D"/>
-    <w:rsid w:val="00576A1B"/>
-    <w:rsid w:val="005A346B"/>
-    <w:rsid w:val="005A7F25"/>
-    <w:rsid w:val="007C31F8"/>
-    <w:rsid w:val="007E1B40"/>
-    <w:rsid w:val="007E5BD9"/>
-    <w:rsid w:val="00881CFC"/>
-    <w:rsid w:val="008D1FC3"/>
-    <w:rsid w:val="00A3634D"/>
-    <w:rsid w:val="00B07AA4"/>
-    <w:rsid w:val="00BA581E"/>
-    <w:rsid w:val="00C330BD"/>
-    <w:rsid w:val="00EF0A92"/>
-    <w:rsid w:val="00F16EAE"/>
-    <w:rsid w:val="00F277B0"/>
-  </w:rsids>
   <m:mathPr>
     <m:mathFont m:val="Cambria Math"/>
     <m:brkBin m:val="before"/>
     <m:brkBinSub m:val="--"/>
     <m:smallFrac m:val="0"/>
-    <m:dispDef/>
+    <m:dispDef m:val="1"/>
     <m:lMargin m:val="0"/>
     <m:rMargin m:val="0"/>
     <m:defJc m:val="centerGroup"/>
     <m:wrapIndent m:val="1440"/>
+    <m:wrapRight m:val="0"/>
     <m:intLim m:val="subSup"/>
     <m:naryLim m:val="undOvr"/>
+    <m:interSp m:val="0"/>
+    <m:intraSp m:val="0"/>
+    <m:preSp m:val="0"/>
+    <m:postSp m:val="0"/>
   </m:mathPr>
-  <w:themeFontLang w:val="en-US" w:eastAsia="ko-KR"/>
-  <w:clrSchemeMapping w:bg1="light1" w:t1="dark1" w:bg2="light2" w:t2="dark2" w:accent1="accent1" w:accent2="accent2" w:accent3="accent3" w:accent4="accent4" w:accent5="accent5" w:accent6="accent6" w:hyperlink="hyperlink" w:followedHyperlink="followedHyperlink"/>
-  <w:decimalSymbol w:val="."/>
-  <w:listSeparator w:val=","/>
-  <w15:chartTrackingRefBased/>
+  <w:themeFontLang w:val="" w:eastAsia="" w:bidi=""/>
 </w:settings>
 </file>
 
 <file path=word/glossary/styles.xml><?xml version="1.0" encoding="utf-8"?>
-<w:styles xmlns:mc="http://schemas.openxmlformats.org/markup-compatibility/2006" xmlns:r="http://schemas.openxmlformats.org/officeDocument/2006/relationships" xmlns:w="http://schemas.openxmlformats.org/wordprocessingml/2006/main" xmlns:w14="http://schemas.microsoft.com/office/word/2010/wordml" xmlns:w15="http://schemas.microsoft.com/office/word/2012/wordml" xmlns:w16cex="http://schemas.microsoft.com/office/word/2018/wordml/cex" xmlns:w16cid="http://schemas.microsoft.com/office/word/2016/wordml/cid" xmlns:w16="http://schemas.microsoft.com/office/word/2018/wordml" xmlns:w16du="http://schemas.microsoft.com/office/word/2023/wordml/word16du" xmlns:w16sdtdh="http://schemas.microsoft.com/office/word/2020/wordml/sdtdatahash" xmlns:w16sdtfl="http://schemas.microsoft.com/office/word/2024/wordml/sdtformatlock" xmlns:w16se="http://schemas.microsoft.com/office/word/2015/wordml/symex" mc:Ignorable="w14 w15 w16se w16cid w16 w16cex w16sdtdh w16sdtfl w16du">
+<w:styles xmlns:r="http://schemas.openxmlformats.org/officeDocument/2006/relationships" xmlns:w="http://schemas.openxmlformats.org/wordprocessingml/2006/main">
   <w:docDefaults>
     <w:rPrDefault>
       <w:rPr>
-        <w:rFonts w:asciiTheme="minorHAnsi" w:eastAsiaTheme="minorEastAsia" w:hAnsiTheme="minorHAnsi" w:cstheme="minorBidi"/>
+        <w:lang w:val="en-US" w:eastAsia="ko-KR" w:bidi="ar-SA"/>
+        <w:rFonts w:asciiTheme="minorHAnsi" w:eastAsiaTheme="minorHAnsi" w:hAnsiTheme="minorHAnsi" w:cstheme="minorEastAsia"/>
+        <w:szCs w:val="22"/>
         <w:kern w:val="2"/>
-        <w:szCs w:val="22"/>
-        <w:lang w:val="en-US" w:eastAsia="ko-KR" w:bidi="ar-SA"/>
       </w:rPr>
     </w:rPrDefault>
     <w:pPrDefault>
       <w:pPr>
+        <w:jc w:val="both"/>
         <w:spacing w:after="160" w:line="259" w:lineRule="auto"/>
-        <w:jc w:val="both"/>
       </w:pPr>
     </w:pPrDefault>
   </w:docDefaults>
@@ -4622,22 +5106,22 @@
     <w:lsdException w:name="index 7" w:semiHidden="1" w:unhideWhenUsed="1"/>
     <w:lsdException w:name="index 8" w:semiHidden="1" w:unhideWhenUsed="1"/>
     <w:lsdException w:name="index 9" w:semiHidden="1" w:unhideWhenUsed="1"/>
-    <w:lsdException w:name="toc 1" w:semiHidden="1" w:uiPriority="39" w:unhideWhenUsed="1"/>
-    <w:lsdException w:name="toc 2" w:semiHidden="1" w:uiPriority="39" w:unhideWhenUsed="1"/>
-    <w:lsdException w:name="toc 3" w:semiHidden="1" w:uiPriority="39" w:unhideWhenUsed="1"/>
-    <w:lsdException w:name="toc 4" w:semiHidden="1" w:uiPriority="39" w:unhideWhenUsed="1"/>
-    <w:lsdException w:name="toc 5" w:semiHidden="1" w:uiPriority="39" w:unhideWhenUsed="1"/>
-    <w:lsdException w:name="toc 6" w:semiHidden="1" w:uiPriority="39" w:unhideWhenUsed="1"/>
-    <w:lsdException w:name="toc 7" w:semiHidden="1" w:uiPriority="39" w:unhideWhenUsed="1"/>
-    <w:lsdException w:name="toc 8" w:semiHidden="1" w:uiPriority="39" w:unhideWhenUsed="1"/>
-    <w:lsdException w:name="toc 9" w:semiHidden="1" w:uiPriority="39" w:unhideWhenUsed="1"/>
+    <w:lsdException w:name="toc 1" w:semiHidden="1" w:uiPriority="135" w:unhideWhenUsed="1"/>
+    <w:lsdException w:name="toc 2" w:semiHidden="1" w:uiPriority="135" w:unhideWhenUsed="1"/>
+    <w:lsdException w:name="toc 3" w:semiHidden="1" w:uiPriority="135" w:unhideWhenUsed="1"/>
+    <w:lsdException w:name="toc 4" w:semiHidden="1" w:uiPriority="135" w:unhideWhenUsed="1"/>
+    <w:lsdException w:name="toc 5" w:semiHidden="1" w:uiPriority="135" w:unhideWhenUsed="1"/>
+    <w:lsdException w:name="toc 6" w:semiHidden="1" w:uiPriority="135" w:unhideWhenUsed="1"/>
+    <w:lsdException w:name="toc 7" w:semiHidden="1" w:uiPriority="135" w:unhideWhenUsed="1"/>
+    <w:lsdException w:name="toc 8" w:semiHidden="1" w:uiPriority="135" w:unhideWhenUsed="1"/>
+    <w:lsdException w:name="toc 9" w:semiHidden="1" w:uiPriority="135" w:unhideWhenUsed="1"/>
     <w:lsdException w:name="Normal Indent" w:semiHidden="1" w:unhideWhenUsed="1"/>
     <w:lsdException w:name="footnote text" w:semiHidden="1" w:unhideWhenUsed="1"/>
     <w:lsdException w:name="annotation text" w:semiHidden="1" w:unhideWhenUsed="1"/>
     <w:lsdException w:name="header" w:semiHidden="1" w:unhideWhenUsed="1"/>
     <w:lsdException w:name="footer" w:semiHidden="1" w:unhideWhenUsed="1"/>
     <w:lsdException w:name="index heading" w:semiHidden="1" w:unhideWhenUsed="1"/>
-    <w:lsdException w:name="caption" w:semiHidden="1" w:uiPriority="35" w:unhideWhenUsed="1" w:qFormat="1"/>
+    <w:lsdException w:name="caption" w:semiHidden="1" w:uiPriority="131" w:unhideWhenUsed="1" w:qFormat="1"/>
     <w:lsdException w:name="table of figures" w:semiHidden="1" w:unhideWhenUsed="1"/>
     <w:lsdException w:name="envelope address" w:semiHidden="1" w:unhideWhenUsed="1"/>
     <w:lsdException w:name="envelope return" w:semiHidden="1" w:unhideWhenUsed="1"/>
@@ -4665,7 +5149,7 @@
     <w:lsdException w:name="List Number 3" w:semiHidden="1" w:unhideWhenUsed="1"/>
     <w:lsdException w:name="List Number 4" w:semiHidden="1" w:unhideWhenUsed="1"/>
     <w:lsdException w:name="List Number 5" w:semiHidden="1" w:unhideWhenUsed="1"/>
-    <w:lsdException w:name="Title" w:uiPriority="10" w:qFormat="1"/>
+    <w:lsdException w:name="Title" w:uiPriority="34" w:qFormat="1"/>
     <w:lsdException w:name="Closing" w:semiHidden="1" w:unhideWhenUsed="1"/>
     <w:lsdException w:name="Signature" w:semiHidden="1" w:unhideWhenUsed="1"/>
     <w:lsdException w:name="Default Paragraph Font" w:semiHidden="1" w:uiPriority="1" w:unhideWhenUsed="1"/>
@@ -4677,7 +5161,7 @@
     <w:lsdException w:name="List Continue 4" w:semiHidden="1" w:unhideWhenUsed="1"/>
     <w:lsdException w:name="List Continue 5" w:semiHidden="1" w:unhideWhenUsed="1"/>
     <w:lsdException w:name="Message Header" w:semiHidden="1" w:unhideWhenUsed="1"/>
-    <w:lsdException w:name="Subtitle" w:uiPriority="11" w:qFormat="1"/>
+    <w:lsdException w:name="Subtitle" w:uiPriority="35" w:qFormat="1"/>
     <w:lsdException w:name="Salutation" w:semiHidden="1" w:unhideWhenUsed="1"/>
     <w:lsdException w:name="Date" w:semiHidden="1" w:unhideWhenUsed="1"/>
     <w:lsdException w:name="Body Text First Indent" w:semiHidden="1" w:unhideWhenUsed="1"/>
@@ -4690,7 +5174,7 @@
     <w:lsdException w:name="Block Text" w:semiHidden="1" w:unhideWhenUsed="1"/>
     <w:lsdException w:name="Hyperlink" w:semiHidden="1" w:unhideWhenUsed="1"/>
     <w:lsdException w:name="FollowedHyperlink" w:semiHidden="1" w:unhideWhenUsed="1"/>
-    <w:lsdException w:name="Strong" w:uiPriority="22" w:qFormat="1"/>
+    <w:lsdException w:name="Strong" w:uiPriority="82" w:qFormat="1"/>
     <w:lsdException w:name="Emphasis" w:uiPriority="0" w:qFormat="1"/>
     <w:lsdException w:name="Document Map" w:semiHidden="1" w:unhideWhenUsed="1"/>
     <w:lsdException w:name="Plain Text" w:semiHidden="1" w:unhideWhenUsed="1"/>
@@ -4757,223 +5241,223 @@
     <w:lsdException w:name="Table Web 2" w:semiHidden="1" w:unhideWhenUsed="1"/>
     <w:lsdException w:name="Table Web 3" w:semiHidden="1" w:unhideWhenUsed="1"/>
     <w:lsdException w:name="Balloon Text" w:semiHidden="1" w:unhideWhenUsed="1"/>
-    <w:lsdException w:name="Table Grid" w:uiPriority="39"/>
+    <w:lsdException w:name="Table Grid" w:uiPriority="135"/>
     <w:lsdException w:name="Table Theme" w:semiHidden="1" w:unhideWhenUsed="1"/>
     <w:lsdException w:name="Placeholder Text" w:semiHidden="1"/>
     <w:lsdException w:name="No Spacing" w:uiPriority="1" w:qFormat="1"/>
-    <w:lsdException w:name="Light Shading" w:uiPriority="60"/>
-    <w:lsdException w:name="Light List" w:uiPriority="61"/>
-    <w:lsdException w:name="Light Grid" w:uiPriority="62"/>
-    <w:lsdException w:name="Medium Shading 1" w:uiPriority="63"/>
-    <w:lsdException w:name="Medium Shading 2" w:uiPriority="64"/>
-    <w:lsdException w:name="Medium List 1" w:uiPriority="65"/>
-    <w:lsdException w:name="Medium List 2" w:uiPriority="66"/>
-    <w:lsdException w:name="Medium Grid 1" w:uiPriority="67"/>
-    <w:lsdException w:name="Medium Grid 2" w:uiPriority="68"/>
-    <w:lsdException w:name="Medium Grid 3" w:uiPriority="69"/>
-    <w:lsdException w:name="Dark List" w:uiPriority="70"/>
-    <w:lsdException w:name="Colorful Shading" w:uiPriority="71"/>
-    <w:lsdException w:name="Colorful List" w:uiPriority="72"/>
-    <w:lsdException w:name="Colorful Grid" w:uiPriority="73"/>
-    <w:lsdException w:name="Light Shading Accent 1" w:uiPriority="60"/>
-    <w:lsdException w:name="Light List Accent 1" w:uiPriority="61"/>
-    <w:lsdException w:name="Light Grid Accent 1" w:uiPriority="62"/>
-    <w:lsdException w:name="Medium Shading 1 Accent 1" w:uiPriority="63"/>
-    <w:lsdException w:name="Medium Shading 2 Accent 1" w:uiPriority="64"/>
-    <w:lsdException w:name="Medium List 1 Accent 1" w:uiPriority="65"/>
+    <w:lsdException w:name="Light Shading" w:uiPriority="336"/>
+    <w:lsdException w:name="Light List" w:uiPriority="337"/>
+    <w:lsdException w:name="Light Grid" w:uiPriority="338"/>
+    <w:lsdException w:name="Medium Shading 1" w:uiPriority="339"/>
+    <w:lsdException w:name="Medium Shading 2" w:uiPriority="598"/>
+    <w:lsdException w:name="Medium List 1" w:uiPriority="599"/>
+    <w:lsdException w:name="Medium List 2" w:uiPriority="600"/>
+    <w:lsdException w:name="Medium Grid 1" w:uiPriority="601"/>
+    <w:lsdException w:name="Medium Grid 2" w:uiPriority="608"/>
+    <w:lsdException w:name="Medium Grid 3" w:uiPriority="609"/>
+    <w:lsdException w:name="Dark List" w:uiPriority="628"/>
+    <w:lsdException w:name="Colorful Shading" w:uiPriority="629"/>
+    <w:lsdException w:name="Colorful List" w:uiPriority="630"/>
+    <w:lsdException w:name="Colorful Grid" w:uiPriority="631"/>
+    <w:lsdException w:name="Light Shading Accent 1" w:uiPriority="336"/>
+    <w:lsdException w:name="Light List Accent 1" w:uiPriority="337"/>
+    <w:lsdException w:name="Light Grid Accent 1" w:uiPriority="338"/>
+    <w:lsdException w:name="Medium Shading 1 Accent 1" w:uiPriority="339"/>
+    <w:lsdException w:name="Medium Shading 2 Accent 1" w:uiPriority="598"/>
+    <w:lsdException w:name="Medium List 1 Accent 1" w:uiPriority="599"/>
     <w:lsdException w:name="Revision" w:semiHidden="1"/>
-    <w:lsdException w:name="List Paragraph" w:uiPriority="34" w:qFormat="1"/>
-    <w:lsdException w:name="Quote" w:uiPriority="29" w:qFormat="1"/>
-    <w:lsdException w:name="Intense Quote" w:uiPriority="30" w:qFormat="1"/>
-    <w:lsdException w:name="Medium List 2 Accent 1" w:uiPriority="66"/>
-    <w:lsdException w:name="Medium Grid 1 Accent 1" w:uiPriority="67"/>
-    <w:lsdException w:name="Medium Grid 2 Accent 1" w:uiPriority="68"/>
-    <w:lsdException w:name="Medium Grid 3 Accent 1" w:uiPriority="69"/>
-    <w:lsdException w:name="Dark List Accent 1" w:uiPriority="70"/>
-    <w:lsdException w:name="Colorful Shading Accent 1" w:uiPriority="71"/>
-    <w:lsdException w:name="Colorful List Accent 1" w:uiPriority="72"/>
-    <w:lsdException w:name="Colorful Grid Accent 1" w:uiPriority="73"/>
-    <w:lsdException w:name="Light Shading Accent 2" w:uiPriority="60"/>
-    <w:lsdException w:name="Light List Accent 2" w:uiPriority="61"/>
-    <w:lsdException w:name="Light Grid Accent 2" w:uiPriority="62"/>
-    <w:lsdException w:name="Medium Shading 1 Accent 2" w:uiPriority="63"/>
-    <w:lsdException w:name="Medium Shading 2 Accent 2" w:uiPriority="64"/>
-    <w:lsdException w:name="Medium List 1 Accent 2" w:uiPriority="65"/>
-    <w:lsdException w:name="Medium List 2 Accent 2" w:uiPriority="66"/>
-    <w:lsdException w:name="Medium Grid 1 Accent 2" w:uiPriority="67"/>
-    <w:lsdException w:name="Medium Grid 2 Accent 2" w:uiPriority="68"/>
-    <w:lsdException w:name="Medium Grid 3 Accent 2" w:uiPriority="69"/>
-    <w:lsdException w:name="Dark List Accent 2" w:uiPriority="70"/>
-    <w:lsdException w:name="Colorful Shading Accent 2" w:uiPriority="71"/>
-    <w:lsdException w:name="Colorful List Accent 2" w:uiPriority="72"/>
-    <w:lsdException w:name="Colorful Grid Accent 2" w:uiPriority="73"/>
-    <w:lsdException w:name="Light Shading Accent 3" w:uiPriority="60"/>
-    <w:lsdException w:name="Light List Accent 3" w:uiPriority="61"/>
-    <w:lsdException w:name="Light Grid Accent 3" w:uiPriority="62"/>
-    <w:lsdException w:name="Medium Shading 1 Accent 3" w:uiPriority="63"/>
-    <w:lsdException w:name="Medium Shading 2 Accent 3" w:uiPriority="64"/>
-    <w:lsdException w:name="Medium List 1 Accent 3" w:uiPriority="65"/>
-    <w:lsdException w:name="Medium List 2 Accent 3" w:uiPriority="66"/>
-    <w:lsdException w:name="Medium Grid 1 Accent 3" w:uiPriority="67"/>
-    <w:lsdException w:name="Medium Grid 2 Accent 3" w:uiPriority="68"/>
-    <w:lsdException w:name="Medium Grid 3 Accent 3" w:uiPriority="69"/>
-    <w:lsdException w:name="Dark List Accent 3" w:uiPriority="70"/>
-    <w:lsdException w:name="Colorful Shading Accent 3" w:uiPriority="71"/>
-    <w:lsdException w:name="Colorful List Accent 3" w:uiPriority="72"/>
-    <w:lsdException w:name="Colorful Grid Accent 3" w:uiPriority="73"/>
-    <w:lsdException w:name="Light Shading Accent 4" w:uiPriority="60"/>
-    <w:lsdException w:name="Light List Accent 4" w:uiPriority="61"/>
-    <w:lsdException w:name="Light Grid Accent 4" w:uiPriority="62"/>
-    <w:lsdException w:name="Medium Shading 1 Accent 4" w:uiPriority="63"/>
-    <w:lsdException w:name="Medium Shading 2 Accent 4" w:uiPriority="64"/>
-    <w:lsdException w:name="Medium List 1 Accent 4" w:uiPriority="65"/>
-    <w:lsdException w:name="Medium List 2 Accent 4" w:uiPriority="66"/>
-    <w:lsdException w:name="Medium Grid 1 Accent 4" w:uiPriority="67"/>
-    <w:lsdException w:name="Medium Grid 2 Accent 4" w:uiPriority="68"/>
-    <w:lsdException w:name="Medium Grid 3 Accent 4" w:uiPriority="69"/>
-    <w:lsdException w:name="Dark List Accent 4" w:uiPriority="70"/>
-    <w:lsdException w:name="Colorful Shading Accent 4" w:uiPriority="71"/>
-    <w:lsdException w:name="Colorful List Accent 4" w:uiPriority="72"/>
-    <w:lsdException w:name="Colorful Grid Accent 4" w:uiPriority="73"/>
-    <w:lsdException w:name="Light Shading Accent 5" w:uiPriority="60"/>
-    <w:lsdException w:name="Light List Accent 5" w:uiPriority="61"/>
-    <w:lsdException w:name="Light Grid Accent 5" w:uiPriority="62"/>
-    <w:lsdException w:name="Medium Shading 1 Accent 5" w:uiPriority="63"/>
-    <w:lsdException w:name="Medium Shading 2 Accent 5" w:uiPriority="64"/>
-    <w:lsdException w:name="Medium List 1 Accent 5" w:uiPriority="65"/>
-    <w:lsdException w:name="Medium List 2 Accent 5" w:uiPriority="66"/>
-    <w:lsdException w:name="Medium Grid 1 Accent 5" w:uiPriority="67"/>
-    <w:lsdException w:name="Medium Grid 2 Accent 5" w:uiPriority="68"/>
-    <w:lsdException w:name="Medium Grid 3 Accent 5" w:uiPriority="69"/>
-    <w:lsdException w:name="Dark List Accent 5" w:uiPriority="70"/>
-    <w:lsdException w:name="Colorful Shading Accent 5" w:uiPriority="71"/>
-    <w:lsdException w:name="Colorful List Accent 5" w:uiPriority="72"/>
-    <w:lsdException w:name="Colorful Grid Accent 5" w:uiPriority="73"/>
-    <w:lsdException w:name="Light Shading Accent 6" w:uiPriority="60"/>
-    <w:lsdException w:name="Light List Accent 6" w:uiPriority="61"/>
-    <w:lsdException w:name="Light Grid Accent 6" w:uiPriority="62"/>
-    <w:lsdException w:name="Medium Shading 1 Accent 6" w:uiPriority="63"/>
-    <w:lsdException w:name="Medium Shading 2 Accent 6" w:uiPriority="64"/>
-    <w:lsdException w:name="Medium List 1 Accent 6" w:uiPriority="65"/>
-    <w:lsdException w:name="Medium List 2 Accent 6" w:uiPriority="66"/>
-    <w:lsdException w:name="Medium Grid 1 Accent 6" w:uiPriority="67"/>
-    <w:lsdException w:name="Medium Grid 2 Accent 6" w:uiPriority="68"/>
-    <w:lsdException w:name="Medium Grid 3 Accent 6" w:uiPriority="69"/>
-    <w:lsdException w:name="Dark List Accent 6" w:uiPriority="70"/>
-    <w:lsdException w:name="Colorful Shading Accent 6" w:uiPriority="71"/>
-    <w:lsdException w:name="Colorful List Accent 6" w:uiPriority="72"/>
-    <w:lsdException w:name="Colorful Grid Accent 6" w:uiPriority="73"/>
-    <w:lsdException w:name="Subtle Emphasis" w:uiPriority="19" w:qFormat="1"/>
-    <w:lsdException w:name="Intense Emphasis" w:uiPriority="21" w:qFormat="1"/>
-    <w:lsdException w:name="Subtle Reference" w:uiPriority="31" w:qFormat="1"/>
-    <w:lsdException w:name="Intense Reference" w:uiPriority="32" w:qFormat="1"/>
-    <w:lsdException w:name="Book Title" w:uiPriority="33" w:qFormat="1"/>
-    <w:lsdException w:name="Bibliography" w:semiHidden="1" w:uiPriority="37" w:unhideWhenUsed="1"/>
-    <w:lsdException w:name="TOC Heading" w:semiHidden="1" w:uiPriority="39" w:unhideWhenUsed="1" w:qFormat="1"/>
-    <w:lsdException w:name="Plain Table 1" w:uiPriority="41"/>
-    <w:lsdException w:name="Plain Table 2" w:uiPriority="42"/>
-    <w:lsdException w:name="Plain Table 3" w:uiPriority="43"/>
-    <w:lsdException w:name="Plain Table 4" w:uiPriority="44"/>
-    <w:lsdException w:name="Plain Table 5" w:uiPriority="45"/>
-    <w:lsdException w:name="Grid Table Light" w:uiPriority="40"/>
-    <w:lsdException w:name="Grid Table 1 Light" w:uiPriority="46"/>
-    <w:lsdException w:name="Grid Table 2" w:uiPriority="47"/>
-    <w:lsdException w:name="Grid Table 3" w:uiPriority="48"/>
-    <w:lsdException w:name="Grid Table 4" w:uiPriority="49"/>
-    <w:lsdException w:name="Grid Table 5 Dark" w:uiPriority="50"/>
-    <w:lsdException w:name="Grid Table 6 Colorful" w:uiPriority="51"/>
-    <w:lsdException w:name="Grid Table 7 Colorful" w:uiPriority="52"/>
-    <w:lsdException w:name="Grid Table 1 Light Accent 1" w:uiPriority="46"/>
-    <w:lsdException w:name="Grid Table 2 Accent 1" w:uiPriority="47"/>
-    <w:lsdException w:name="Grid Table 3 Accent 1" w:uiPriority="48"/>
-    <w:lsdException w:name="Grid Table 4 Accent 1" w:uiPriority="49"/>
-    <w:lsdException w:name="Grid Table 5 Dark Accent 1" w:uiPriority="50"/>
-    <w:lsdException w:name="Grid Table 6 Colorful Accent 1" w:uiPriority="51"/>
-    <w:lsdException w:name="Grid Table 7 Colorful Accent 1" w:uiPriority="52"/>
-    <w:lsdException w:name="Grid Table 1 Light Accent 2" w:uiPriority="46"/>
-    <w:lsdException w:name="Grid Table 2 Accent 2" w:uiPriority="47"/>
-    <w:lsdException w:name="Grid Table 3 Accent 2" w:uiPriority="48"/>
-    <w:lsdException w:name="Grid Table 4 Accent 2" w:uiPriority="49"/>
-    <w:lsdException w:name="Grid Table 5 Dark Accent 2" w:uiPriority="50"/>
-    <w:lsdException w:name="Grid Table 6 Colorful Accent 2" w:uiPriority="51"/>
-    <w:lsdException w:name="Grid Table 7 Colorful Accent 2" w:uiPriority="52"/>
-    <w:lsdException w:name="Grid Table 1 Light Accent 3" w:uiPriority="46"/>
-    <w:lsdException w:name="Grid Table 2 Accent 3" w:uiPriority="47"/>
-    <w:lsdException w:name="Grid Table 3 Accent 3" w:uiPriority="48"/>
-    <w:lsdException w:name="Grid Table 4 Accent 3" w:uiPriority="49"/>
-    <w:lsdException w:name="Grid Table 5 Dark Accent 3" w:uiPriority="50"/>
-    <w:lsdException w:name="Grid Table 6 Colorful Accent 3" w:uiPriority="51"/>
-    <w:lsdException w:name="Grid Table 7 Colorful Accent 3" w:uiPriority="52"/>
-    <w:lsdException w:name="Grid Table 1 Light Accent 4" w:uiPriority="46"/>
-    <w:lsdException w:name="Grid Table 2 Accent 4" w:uiPriority="47"/>
-    <w:lsdException w:name="Grid Table 3 Accent 4" w:uiPriority="48"/>
-    <w:lsdException w:name="Grid Table 4 Accent 4" w:uiPriority="49"/>
-    <w:lsdException w:name="Grid Table 5 Dark Accent 4" w:uiPriority="50"/>
-    <w:lsdException w:name="Grid Table 6 Colorful Accent 4" w:uiPriority="51"/>
-    <w:lsdException w:name="Grid Table 7 Colorful Accent 4" w:uiPriority="52"/>
-    <w:lsdException w:name="Grid Table 1 Light Accent 5" w:uiPriority="46"/>
-    <w:lsdException w:name="Grid Table 2 Accent 5" w:uiPriority="47"/>
-    <w:lsdException w:name="Grid Table 3 Accent 5" w:uiPriority="48"/>
-    <w:lsdException w:name="Grid Table 4 Accent 5" w:uiPriority="49"/>
-    <w:lsdException w:name="Grid Table 5 Dark Accent 5" w:uiPriority="50"/>
-    <w:lsdException w:name="Grid Table 6 Colorful Accent 5" w:uiPriority="51"/>
-    <w:lsdException w:name="Grid Table 7 Colorful Accent 5" w:uiPriority="52"/>
-    <w:lsdException w:name="Grid Table 1 Light Accent 6" w:uiPriority="46"/>
-    <w:lsdException w:name="Grid Table 2 Accent 6" w:uiPriority="47"/>
-    <w:lsdException w:name="Grid Table 3 Accent 6" w:uiPriority="48"/>
-    <w:lsdException w:name="Grid Table 4 Accent 6" w:uiPriority="49"/>
-    <w:lsdException w:name="Grid Table 5 Dark Accent 6" w:uiPriority="50"/>
-    <w:lsdException w:name="Grid Table 6 Colorful Accent 6" w:uiPriority="51"/>
-    <w:lsdException w:name="Grid Table 7 Colorful Accent 6" w:uiPriority="52"/>
-    <w:lsdException w:name="List Table 1 Light" w:uiPriority="46"/>
-    <w:lsdException w:name="List Table 2" w:uiPriority="47"/>
-    <w:lsdException w:name="List Table 3" w:uiPriority="48"/>
-    <w:lsdException w:name="List Table 4" w:uiPriority="49"/>
-    <w:lsdException w:name="List Table 5 Dark" w:uiPriority="50"/>
-    <w:lsdException w:name="List Table 6 Colorful" w:uiPriority="51"/>
-    <w:lsdException w:name="List Table 7 Colorful" w:uiPriority="52"/>
-    <w:lsdException w:name="List Table 1 Light Accent 1" w:uiPriority="46"/>
-    <w:lsdException w:name="List Table 2 Accent 1" w:uiPriority="47"/>
-    <w:lsdException w:name="List Table 3 Accent 1" w:uiPriority="48"/>
-    <w:lsdException w:name="List Table 4 Accent 1" w:uiPriority="49"/>
-    <w:lsdException w:name="List Table 5 Dark Accent 1" w:uiPriority="50"/>
-    <w:lsdException w:name="List Table 6 Colorful Accent 1" w:uiPriority="51"/>
-    <w:lsdException w:name="List Table 7 Colorful Accent 1" w:uiPriority="52"/>
-    <w:lsdException w:name="List Table 1 Light Accent 2" w:uiPriority="46"/>
-    <w:lsdException w:name="List Table 2 Accent 2" w:uiPriority="47"/>
-    <w:lsdException w:name="List Table 3 Accent 2" w:uiPriority="48"/>
-    <w:lsdException w:name="List Table 4 Accent 2" w:uiPriority="49"/>
-    <w:lsdException w:name="List Table 5 Dark Accent 2" w:uiPriority="50"/>
-    <w:lsdException w:name="List Table 6 Colorful Accent 2" w:uiPriority="51"/>
-    <w:lsdException w:name="List Table 7 Colorful Accent 2" w:uiPriority="52"/>
-    <w:lsdException w:name="List Table 1 Light Accent 3" w:uiPriority="46"/>
-    <w:lsdException w:name="List Table 2 Accent 3" w:uiPriority="47"/>
-    <w:lsdException w:name="List Table 3 Accent 3" w:uiPriority="48"/>
-    <w:lsdException w:name="List Table 4 Accent 3" w:uiPriority="49"/>
-    <w:lsdException w:name="List Table 5 Dark Accent 3" w:uiPriority="50"/>
-    <w:lsdException w:name="List Table 6 Colorful Accent 3" w:uiPriority="51"/>
-    <w:lsdException w:name="List Table 7 Colorful Accent 3" w:uiPriority="52"/>
-    <w:lsdException w:name="List Table 1 Light Accent 4" w:uiPriority="46"/>
-    <w:lsdException w:name="List Table 2 Accent 4" w:uiPriority="47"/>
-    <w:lsdException w:name="List Table 3 Accent 4" w:uiPriority="48"/>
-    <w:lsdException w:name="List Table 4 Accent 4" w:uiPriority="49"/>
-    <w:lsdException w:name="List Table 5 Dark Accent 4" w:uiPriority="50"/>
-    <w:lsdException w:name="List Table 6 Colorful Accent 4" w:uiPriority="51"/>
-    <w:lsdException w:name="List Table 7 Colorful Accent 4" w:uiPriority="52"/>
-    <w:lsdException w:name="List Table 1 Light Accent 5" w:uiPriority="46"/>
-    <w:lsdException w:name="List Table 2 Accent 5" w:uiPriority="47"/>
-    <w:lsdException w:name="List Table 3 Accent 5" w:uiPriority="48"/>
-    <w:lsdException w:name="List Table 4 Accent 5" w:uiPriority="49"/>
-    <w:lsdException w:name="List Table 5 Dark Accent 5" w:uiPriority="50"/>
-    <w:lsdException w:name="List Table 6 Colorful Accent 5" w:uiPriority="51"/>
-    <w:lsdException w:name="List Table 7 Colorful Accent 5" w:uiPriority="52"/>
-    <w:lsdException w:name="List Table 1 Light Accent 6" w:uiPriority="46"/>
-    <w:lsdException w:name="List Table 2 Accent 6" w:uiPriority="47"/>
-    <w:lsdException w:name="List Table 3 Accent 6" w:uiPriority="48"/>
-    <w:lsdException w:name="List Table 4 Accent 6" w:uiPriority="49"/>
-    <w:lsdException w:name="List Table 5 Dark Accent 6" w:uiPriority="50"/>
-    <w:lsdException w:name="List Table 6 Colorful Accent 6" w:uiPriority="51"/>
-    <w:lsdException w:name="List Table 7 Colorful Accent 6" w:uiPriority="52"/>
+    <w:lsdException w:name="List Paragraph" w:uiPriority="130" w:qFormat="1"/>
+    <w:lsdException w:name="Quote" w:uiPriority="101" w:qFormat="1"/>
+    <w:lsdException w:name="Intense Quote" w:uiPriority="114" w:qFormat="1"/>
+    <w:lsdException w:name="Medium List 2 Accent 1" w:uiPriority="600"/>
+    <w:lsdException w:name="Medium Grid 1 Accent 1" w:uiPriority="601"/>
+    <w:lsdException w:name="Medium Grid 2 Accent 1" w:uiPriority="608"/>
+    <w:lsdException w:name="Medium Grid 3 Accent 1" w:uiPriority="609"/>
+    <w:lsdException w:name="Dark List Accent 1" w:uiPriority="628"/>
+    <w:lsdException w:name="Colorful Shading Accent 1" w:uiPriority="629"/>
+    <w:lsdException w:name="Colorful List Accent 1" w:uiPriority="630"/>
+    <w:lsdException w:name="Colorful Grid Accent 1" w:uiPriority="631"/>
+    <w:lsdException w:name="Light Shading Accent 2" w:uiPriority="336"/>
+    <w:lsdException w:name="Light List Accent 2" w:uiPriority="337"/>
+    <w:lsdException w:name="Light Grid Accent 2" w:uiPriority="338"/>
+    <w:lsdException w:name="Medium Shading 1 Accent 2" w:uiPriority="339"/>
+    <w:lsdException w:name="Medium Shading 2 Accent 2" w:uiPriority="598"/>
+    <w:lsdException w:name="Medium List 1 Accent 2" w:uiPriority="599"/>
+    <w:lsdException w:name="Medium List 2 Accent 2" w:uiPriority="600"/>
+    <w:lsdException w:name="Medium Grid 1 Accent 2" w:uiPriority="601"/>
+    <w:lsdException w:name="Medium Grid 2 Accent 2" w:uiPriority="608"/>
+    <w:lsdException w:name="Medium Grid 3 Accent 2" w:uiPriority="609"/>
+    <w:lsdException w:name="Dark List Accent 2" w:uiPriority="628"/>
+    <w:lsdException w:name="Colorful Shading Accent 2" w:uiPriority="629"/>
+    <w:lsdException w:name="Colorful List Accent 2" w:uiPriority="630"/>
+    <w:lsdException w:name="Colorful Grid Accent 2" w:uiPriority="631"/>
+    <w:lsdException w:name="Light Shading Accent 3" w:uiPriority="336"/>
+    <w:lsdException w:name="Light List Accent 3" w:uiPriority="337"/>
+    <w:lsdException w:name="Light Grid Accent 3" w:uiPriority="338"/>
+    <w:lsdException w:name="Medium Shading 1 Accent 3" w:uiPriority="339"/>
+    <w:lsdException w:name="Medium Shading 2 Accent 3" w:uiPriority="598"/>
+    <w:lsdException w:name="Medium List 1 Accent 3" w:uiPriority="599"/>
+    <w:lsdException w:name="Medium List 2 Accent 3" w:uiPriority="600"/>
+    <w:lsdException w:name="Medium Grid 1 Accent 3" w:uiPriority="601"/>
+    <w:lsdException w:name="Medium Grid 2 Accent 3" w:uiPriority="608"/>
+    <w:lsdException w:name="Medium Grid 3 Accent 3" w:uiPriority="609"/>
+    <w:lsdException w:name="Dark List Accent 3" w:uiPriority="628"/>
+    <w:lsdException w:name="Colorful Shading Accent 3" w:uiPriority="629"/>
+    <w:lsdException w:name="Colorful List Accent 3" w:uiPriority="630"/>
+    <w:lsdException w:name="Colorful Grid Accent 3" w:uiPriority="631"/>
+    <w:lsdException w:name="Light Shading Accent 4" w:uiPriority="336"/>
+    <w:lsdException w:name="Light List Accent 4" w:uiPriority="337"/>
+    <w:lsdException w:name="Light Grid Accent 4" w:uiPriority="338"/>
+    <w:lsdException w:name="Medium Shading 1 Accent 4" w:uiPriority="339"/>
+    <w:lsdException w:name="Medium Shading 2 Accent 4" w:uiPriority="598"/>
+    <w:lsdException w:name="Medium List 1 Accent 4" w:uiPriority="599"/>
+    <w:lsdException w:name="Medium List 2 Accent 4" w:uiPriority="600"/>
+    <w:lsdException w:name="Medium Grid 1 Accent 4" w:uiPriority="601"/>
+    <w:lsdException w:name="Medium Grid 2 Accent 4" w:uiPriority="608"/>
+    <w:lsdException w:name="Medium Grid 3 Accent 4" w:uiPriority="609"/>
+    <w:lsdException w:name="Dark List Accent 4" w:uiPriority="628"/>
+    <w:lsdException w:name="Colorful Shading Accent 4" w:uiPriority="629"/>
+    <w:lsdException w:name="Colorful List Accent 4" w:uiPriority="630"/>
+    <w:lsdException w:name="Colorful Grid Accent 4" w:uiPriority="631"/>
+    <w:lsdException w:name="Light Shading Accent 5" w:uiPriority="336"/>
+    <w:lsdException w:name="Light List Accent 5" w:uiPriority="337"/>
+    <w:lsdException w:name="Light Grid Accent 5" w:uiPriority="338"/>
+    <w:lsdException w:name="Medium Shading 1 Accent 5" w:uiPriority="339"/>
+    <w:lsdException w:name="Medium Shading 2 Accent 5" w:uiPriority="598"/>
+    <w:lsdException w:name="Medium List 1 Accent 5" w:uiPriority="599"/>
+    <w:lsdException w:name="Medium List 2 Accent 5" w:uiPriority="600"/>
+    <w:lsdException w:name="Medium Grid 1 Accent 5" w:uiPriority="601"/>
+    <w:lsdException w:name="Medium Grid 2 Accent 5" w:uiPriority="608"/>
+    <w:lsdException w:name="Medium Grid 3 Accent 5" w:uiPriority="609"/>
+    <w:lsdException w:name="Dark List Accent 5" w:uiPriority="628"/>
+    <w:lsdException w:name="Colorful Shading Accent 5" w:uiPriority="629"/>
+    <w:lsdException w:name="Colorful List Accent 5" w:uiPriority="630"/>
+    <w:lsdException w:name="Colorful Grid Accent 5" w:uiPriority="631"/>
+    <w:lsdException w:name="Light Shading Accent 6" w:uiPriority="336"/>
+    <w:lsdException w:name="Light List Accent 6" w:uiPriority="337"/>
+    <w:lsdException w:name="Light Grid Accent 6" w:uiPriority="338"/>
+    <w:lsdException w:name="Medium Shading 1 Accent 6" w:uiPriority="339"/>
+    <w:lsdException w:name="Medium Shading 2 Accent 6" w:uiPriority="598"/>
+    <w:lsdException w:name="Medium List 1 Accent 6" w:uiPriority="599"/>
+    <w:lsdException w:name="Medium List 2 Accent 6" w:uiPriority="600"/>
+    <w:lsdException w:name="Medium Grid 1 Accent 6" w:uiPriority="601"/>
+    <w:lsdException w:name="Medium Grid 2 Accent 6" w:uiPriority="608"/>
+    <w:lsdException w:name="Medium Grid 3 Accent 6" w:uiPriority="609"/>
+    <w:lsdException w:name="Dark List Accent 6" w:uiPriority="628"/>
+    <w:lsdException w:name="Colorful Shading Accent 6" w:uiPriority="629"/>
+    <w:lsdException w:name="Colorful List Accent 6" w:uiPriority="630"/>
+    <w:lsdException w:name="Colorful Grid Accent 6" w:uiPriority="631"/>
+    <w:lsdException w:name="Subtle Emphasis" w:uiPriority="55" w:qFormat="1"/>
+    <w:lsdException w:name="Intense Emphasis" w:uiPriority="81" w:qFormat="1"/>
+    <w:lsdException w:name="Subtle Reference" w:uiPriority="115" w:qFormat="1"/>
+    <w:lsdException w:name="Intense Reference" w:uiPriority="128" w:qFormat="1"/>
+    <w:lsdException w:name="Book Title" w:uiPriority="129" w:qFormat="1"/>
+    <w:lsdException w:name="Bibliography" w:semiHidden="1" w:uiPriority="133" w:unhideWhenUsed="1"/>
+    <w:lsdException w:name="TOC Heading" w:semiHidden="1" w:uiPriority="135" w:unhideWhenUsed="1" w:qFormat="1"/>
+    <w:lsdException w:name="Plain Table 1" w:uiPriority="257"/>
+    <w:lsdException w:name="Plain Table 2" w:uiPriority="258"/>
+    <w:lsdException w:name="Plain Table 3" w:uiPriority="259"/>
+    <w:lsdException w:name="Plain Table 4" w:uiPriority="260"/>
+    <w:lsdException w:name="Plain Table 5" w:uiPriority="261"/>
+    <w:lsdException w:name="Grid Table Light" w:uiPriority="256"/>
+    <w:lsdException w:name="Grid Table 1 Light" w:uiPriority="274"/>
+    <w:lsdException w:name="Grid Table 2" w:uiPriority="275"/>
+    <w:lsdException w:name="Grid Table 3" w:uiPriority="276"/>
+    <w:lsdException w:name="Grid Table 4" w:uiPriority="277"/>
+    <w:lsdException w:name="Grid Table 5 Dark" w:uiPriority="296"/>
+    <w:lsdException w:name="Grid Table 6 Colorful" w:uiPriority="297"/>
+    <w:lsdException w:name="Grid Table 7 Colorful" w:uiPriority="304"/>
+    <w:lsdException w:name="Grid Table 1 Light Accent 1" w:uiPriority="274"/>
+    <w:lsdException w:name="Grid Table 2 Accent 1" w:uiPriority="275"/>
+    <w:lsdException w:name="Grid Table 3 Accent 1" w:uiPriority="276"/>
+    <w:lsdException w:name="Grid Table 4 Accent 1" w:uiPriority="277"/>
+    <w:lsdException w:name="Grid Table 5 Dark Accent 1" w:uiPriority="296"/>
+    <w:lsdException w:name="Grid Table 6 Colorful Accent 1" w:uiPriority="297"/>
+    <w:lsdException w:name="Grid Table 7 Colorful Accent 1" w:uiPriority="304"/>
+    <w:lsdException w:name="Grid Table 1 Light Accent 2" w:uiPriority="274"/>
+    <w:lsdException w:name="Grid Table 2 Accent 2" w:uiPriority="275"/>
+    <w:lsdException w:name="Grid Table 3 Accent 2" w:uiPriority="276"/>
+    <w:lsdException w:name="Grid Table 4 Accent 2" w:uiPriority="277"/>
+    <w:lsdException w:name="Grid Table 5 Dark Accent 2" w:uiPriority="296"/>
+    <w:lsdException w:name="Grid Table 6 Colorful Accent 2" w:uiPriority="297"/>
+    <w:lsdException w:name="Grid Table 7 Colorful Accent 2" w:uiPriority="304"/>
+    <w:lsdException w:name="Grid Table 1 Light Accent 3" w:uiPriority="274"/>
+    <w:lsdException w:name="Grid Table 2 Accent 3" w:uiPriority="275"/>
+    <w:lsdException w:name="Grid Table 3 Accent 3" w:uiPriority="276"/>
+    <w:lsdException w:name="Grid Table 4 Accent 3" w:uiPriority="277"/>
+    <w:lsdException w:name="Grid Table 5 Dark Accent 3" w:uiPriority="296"/>
+    <w:lsdException w:name="Grid Table 6 Colorful Accent 3" w:uiPriority="297"/>
+    <w:lsdException w:name="Grid Table 7 Colorful Accent 3" w:uiPriority="304"/>
+    <w:lsdException w:name="Grid Table 1 Light Accent 4" w:uiPriority="274"/>
+    <w:lsdException w:name="Grid Table 2 Accent 4" w:uiPriority="275"/>
+    <w:lsdException w:name="Grid Table 3 Accent 4" w:uiPriority="276"/>
+    <w:lsdException w:name="Grid Table 4 Accent 4" w:uiPriority="277"/>
+    <w:lsdException w:name="Grid Table 5 Dark Accent 4" w:uiPriority="296"/>
+    <w:lsdException w:name="Grid Table 6 Colorful Accent 4" w:uiPriority="297"/>
+    <w:lsdException w:name="Grid Table 7 Colorful Accent 4" w:uiPriority="304"/>
+    <w:lsdException w:name="Grid Table 1 Light Accent 5" w:uiPriority="274"/>
+    <w:lsdException w:name="Grid Table 2 Accent 5" w:uiPriority="275"/>
+    <w:lsdException w:name="Grid Table 3 Accent 5" w:uiPriority="276"/>
+    <w:lsdException w:name="Grid Table 4 Accent 5" w:uiPriority="277"/>
+    <w:lsdException w:name="Grid Table 5 Dark Accent 5" w:uiPriority="296"/>
+    <w:lsdException w:name="Grid Table 6 Colorful Accent 5" w:uiPriority="297"/>
+    <w:lsdException w:name="Grid Table 7 Colorful Accent 5" w:uiPriority="304"/>
+    <w:lsdException w:name="Grid Table 1 Light Accent 6" w:uiPriority="274"/>
+    <w:lsdException w:name="Grid Table 2 Accent 6" w:uiPriority="275"/>
+    <w:lsdException w:name="Grid Table 3 Accent 6" w:uiPriority="276"/>
+    <w:lsdException w:name="Grid Table 4 Accent 6" w:uiPriority="277"/>
+    <w:lsdException w:name="Grid Table 5 Dark Accent 6" w:uiPriority="296"/>
+    <w:lsdException w:name="Grid Table 6 Colorful Accent 6" w:uiPriority="297"/>
+    <w:lsdException w:name="Grid Table 7 Colorful Accent 6" w:uiPriority="304"/>
+    <w:lsdException w:name="List Table 1 Light" w:uiPriority="274"/>
+    <w:lsdException w:name="List Table 2" w:uiPriority="275"/>
+    <w:lsdException w:name="List Table 3" w:uiPriority="276"/>
+    <w:lsdException w:name="List Table 4" w:uiPriority="277"/>
+    <w:lsdException w:name="List Table 5 Dark" w:uiPriority="296"/>
+    <w:lsdException w:name="List Table 6 Colorful" w:uiPriority="297"/>
+    <w:lsdException w:name="List Table 7 Colorful" w:uiPriority="304"/>
+    <w:lsdException w:name="List Table 1 Light Accent 1" w:uiPriority="274"/>
+    <w:lsdException w:name="List Table 2 Accent 1" w:uiPriority="275"/>
+    <w:lsdException w:name="List Table 3 Accent 1" w:uiPriority="276"/>
+    <w:lsdException w:name="List Table 4 Accent 1" w:uiPriority="277"/>
+    <w:lsdException w:name="List Table 5 Dark Accent 1" w:uiPriority="296"/>
+    <w:lsdException w:name="List Table 6 Colorful Accent 1" w:uiPriority="297"/>
+    <w:lsdException w:name="List Table 7 Colorful Accent 1" w:uiPriority="304"/>
+    <w:lsdException w:name="List Table 1 Light Accent 2" w:uiPriority="274"/>
+    <w:lsdException w:name="List Table 2 Accent 2" w:uiPriority="275"/>
+    <w:lsdException w:name="List Table 3 Accent 2" w:uiPriority="276"/>
+    <w:lsdException w:name="List Table 4 Accent 2" w:uiPriority="277"/>
+    <w:lsdException w:name="List Table 5 Dark Accent 2" w:uiPriority="296"/>
+    <w:lsdException w:name="List Table 6 Colorful Accent 2" w:uiPriority="297"/>
+    <w:lsdException w:name="List Table 7 Colorful Accent 2" w:uiPriority="304"/>
+    <w:lsdException w:name="List Table 1 Light Accent 3" w:uiPriority="274"/>
+    <w:lsdException w:name="List Table 2 Accent 3" w:uiPriority="275"/>
+    <w:lsdException w:name="List Table 3 Accent 3" w:uiPriority="276"/>
+    <w:lsdException w:name="List Table 4 Accent 3" w:uiPriority="277"/>
+    <w:lsdException w:name="List Table 5 Dark Accent 3" w:uiPriority="296"/>
+    <w:lsdException w:name="List Table 6 Colorful Accent 3" w:uiPriority="297"/>
+    <w:lsdException w:name="List Table 7 Colorful Accent 3" w:uiPriority="304"/>
+    <w:lsdException w:name="List Table 1 Light Accent 4" w:uiPriority="274"/>
+    <w:lsdException w:name="List Table 2 Accent 4" w:uiPriority="275"/>
+    <w:lsdException w:name="List Table 3 Accent 4" w:uiPriority="276"/>
+    <w:lsdException w:name="List Table 4 Accent 4" w:uiPriority="277"/>
+    <w:lsdException w:name="List Table 5 Dark Accent 4" w:uiPriority="296"/>
+    <w:lsdException w:name="List Table 6 Colorful Accent 4" w:uiPriority="297"/>
+    <w:lsdException w:name="List Table 7 Colorful Accent 4" w:uiPriority="304"/>
+    <w:lsdException w:name="List Table 1 Light Accent 5" w:uiPriority="274"/>
+    <w:lsdException w:name="List Table 2 Accent 5" w:uiPriority="275"/>
+    <w:lsdException w:name="List Table 3 Accent 5" w:uiPriority="276"/>
+    <w:lsdException w:name="List Table 4 Accent 5" w:uiPriority="277"/>
+    <w:lsdException w:name="List Table 5 Dark Accent 5" w:uiPriority="296"/>
+    <w:lsdException w:name="List Table 6 Colorful Accent 5" w:uiPriority="297"/>
+    <w:lsdException w:name="List Table 7 Colorful Accent 5" w:uiPriority="304"/>
+    <w:lsdException w:name="List Table 1 Light Accent 6" w:uiPriority="274"/>
+    <w:lsdException w:name="List Table 2 Accent 6" w:uiPriority="275"/>
+    <w:lsdException w:name="List Table 3 Accent 6" w:uiPriority="276"/>
+    <w:lsdException w:name="List Table 4 Accent 6" w:uiPriority="277"/>
+    <w:lsdException w:name="List Table 5 Dark Accent 6" w:uiPriority="296"/>
+    <w:lsdException w:name="List Table 6 Colorful Accent 6" w:uiPriority="297"/>
+    <w:lsdException w:name="List Table 7 Colorful Accent 6" w:uiPriority="304"/>
     <w:lsdException w:name="Mention" w:semiHidden="1" w:unhideWhenUsed="1"/>
     <w:lsdException w:name="Smart Hyperlink" w:semiHidden="1" w:unhideWhenUsed="1"/>
     <w:lsdException w:name="Hashtag" w:semiHidden="1" w:unhideWhenUsed="1"/>
@@ -4984,10 +5468,10 @@
     <w:name w:val="Normal"/>
     <w:qFormat/>
     <w:pPr>
-      <w:widowControl w:val="0"/>
-      <w:wordWrap w:val="0"/>
-      <w:autoSpaceDE w:val="0"/>
-      <w:autoSpaceDN w:val="0"/>
+      <w:autoSpaceDE w:val="off"/>
+      <w:autoSpaceDN w:val="off"/>
+      <w:widowControl w:val="off"/>
+      <w:wordWrap w:val="off"/>
     </w:pPr>
   </w:style>
   <w:style w:type="character" w:default="1" w:styleId="a0">
@@ -5020,40 +5504,36 @@
   <w:style w:type="character" w:styleId="a3">
     <w:name w:val="Emphasis"/>
     <w:basedOn w:val="a0"/>
+    <w:qFormat/>
     <w:unhideWhenUsed/>
-    <w:qFormat/>
-    <w:rsid w:val="000151A2"/>
     <w:rPr>
-      <w:color w:val="156082" w:themeColor="accent1"/>
+      <w:color w:val="5B9BD5"/>
     </w:rPr>
   </w:style>
   <w:style w:type="character" w:styleId="a4">
     <w:name w:val="Placeholder Text"/>
+    <w:uiPriority w:val="99"/>
     <w:basedOn w:val="a0"/>
-    <w:uiPriority w:val="99"/>
     <w:semiHidden/>
-    <w:rsid w:val="000151A2"/>
     <w:rPr>
       <w:color w:val="808080"/>
     </w:rPr>
   </w:style>
   <w:style w:type="paragraph" w:customStyle="1" w:styleId="D19965E06BC6468D8F09D0D12A0452BE">
     <w:name w:val="D19965E06BC6468D8F09D0D12A0452BE"/>
-    <w:rsid w:val="000151A2"/>
     <w:pPr>
-      <w:widowControl w:val="0"/>
-      <w:wordWrap w:val="0"/>
-      <w:autoSpaceDE w:val="0"/>
-      <w:autoSpaceDN w:val="0"/>
+      <w:autoSpaceDE w:val="off"/>
+      <w:autoSpaceDN w:val="off"/>
+      <w:widowControl w:val="off"/>
+      <w:wordWrap w:val="off"/>
     </w:pPr>
   </w:style>
 </w:styles>
 </file>
 
 <file path=word/glossary/webSettings.xml><?xml version="1.0" encoding="utf-8"?>
-<w:webSettings xmlns:mc="http://schemas.openxmlformats.org/markup-compatibility/2006" xmlns:r="http://schemas.openxmlformats.org/officeDocument/2006/relationships" xmlns:w="http://schemas.openxmlformats.org/wordprocessingml/2006/main" xmlns:w14="http://schemas.microsoft.com/office/word/2010/wordml" xmlns:w15="http://schemas.microsoft.com/office/word/2012/wordml" xmlns:w16cex="http://schemas.microsoft.com/office/word/2018/wordml/cex" xmlns:w16cid="http://schemas.microsoft.com/office/word/2016/wordml/cid" xmlns:w16="http://schemas.microsoft.com/office/word/2018/wordml" xmlns:w16du="http://schemas.microsoft.com/office/word/2023/wordml/word16du" xmlns:w16sdtdh="http://schemas.microsoft.com/office/word/2020/wordml/sdtdatahash" xmlns:w16sdtfl="http://schemas.microsoft.com/office/word/2024/wordml/sdtformatlock" xmlns:w16se="http://schemas.microsoft.com/office/word/2015/wordml/symex" mc:Ignorable="w14 w15 w16se w16cid w16 w16cex w16sdtdh w16sdtfl w16du">
+<w:webSettings xmlns:r="http://schemas.openxmlformats.org/officeDocument/2006/relationships" xmlns:w="http://schemas.openxmlformats.org/wordprocessingml/2006/main">
   <w:optimizeForBrowser/>
-  <w:allowPNG/>
 </w:webSettings>
 </file>
 
@@ -5100,7 +5580,7 @@
     </a:clrScheme>
     <a:fontScheme name="Office">
       <a:majorFont>
-        <a:latin typeface="맑은 고딕" panose="020F0302020204030204"/>
+        <a:latin typeface="맑은 고딕"/>
         <a:ea typeface=""/>
         <a:cs typeface=""/>
         <a:font script="Jpan" typeface="ＭＳ ゴシック"/>
@@ -5133,9 +5613,10 @@
         <a:font script="Viet" typeface="Times New Roman"/>
         <a:font script="Uigh" typeface="Microsoft Uighur"/>
         <a:font script="Geor" typeface="Sylfaen"/>
+        <a:font script="Mymr" typeface=""/>
       </a:majorFont>
       <a:minorFont>
-        <a:latin typeface="맑은 고딕" panose="020F0502020204030204"/>
+        <a:latin typeface="맑은 고딕"/>
         <a:ea typeface=""/>
         <a:cs typeface=""/>
         <a:font script="Jpan" typeface="ＭＳ 明朝"/>
@@ -5168,6 +5649,7 @@
         <a:font script="Viet" typeface="Arial"/>
         <a:font script="Uigh" typeface="Microsoft Uighur"/>
         <a:font script="Geor" typeface="Sylfaen"/>
+        <a:font script="Mymr" typeface=""/>
       </a:minorFont>
     </a:fontScheme>
     <a:fmtScheme name="Office">
@@ -5253,67 +5735,97 @@
       </a:lnStyleLst>
       <a:effectStyleLst>
         <a:effectStyle>
-          <a:effectLst/>
-        </a:effectStyle>
-        <a:effectStyle>
-          <a:effectLst/>
+          <a:effectLst>
+            <a:outerShdw blurRad="40000" dist="20000" dir="5400000" rotWithShape="0">
+              <a:srgbClr val="000000">
+                <a:alpha val="38000"/>
+              </a:srgbClr>
+            </a:outerShdw>
+          </a:effectLst>
         </a:effectStyle>
         <a:effectStyle>
           <a:effectLst>
-            <a:outerShdw blurRad="57150" dist="19050" dir="5400000" algn="ctr" rotWithShape="0">
+            <a:outerShdw blurRad="40000" dist="23000" dir="5400000" rotWithShape="0">
               <a:srgbClr val="000000">
-                <a:alpha val="63000"/>
+                <a:alpha val="35000"/>
               </a:srgbClr>
             </a:outerShdw>
           </a:effectLst>
+        </a:effectStyle>
+        <a:effectStyle>
+          <a:effectLst>
+            <a:outerShdw blurRad="40000" dist="23000" dir="5400000" rotWithShape="0">
+              <a:srgbClr val="000000">
+                <a:alpha val="35000"/>
+              </a:srgbClr>
+            </a:outerShdw>
+          </a:effectLst>
+          <a:scene3d>
+            <a:camera prst="orthographicFront">
+              <a:rot lat="0" lon="0" rev="0"/>
+            </a:camera>
+            <a:lightRig rig="threePt" dir="t">
+              <a:rot lat="0" lon="0" rev="1200000"/>
+            </a:lightRig>
+          </a:scene3d>
+          <a:sp3d>
+            <a:bevelT w="63500" h="25400"/>
+          </a:sp3d>
         </a:effectStyle>
       </a:effectStyleLst>
       <a:bgFillStyleLst>
         <a:solidFill>
           <a:schemeClr val="phClr"/>
         </a:solidFill>
-        <a:solidFill>
-          <a:schemeClr val="phClr">
-            <a:tint val="95000"/>
-            <a:satMod val="170000"/>
-          </a:schemeClr>
-        </a:solidFill>
         <a:gradFill rotWithShape="1">
           <a:gsLst>
             <a:gs pos="0">
               <a:schemeClr val="phClr">
-                <a:tint val="93000"/>
-                <a:satMod val="150000"/>
-                <a:shade val="98000"/>
-                <a:lumMod val="102000"/>
+                <a:tint val="40000"/>
+                <a:satMod val="350000"/>
               </a:schemeClr>
             </a:gs>
-            <a:gs pos="50000">
+            <a:gs pos="40000">
               <a:schemeClr val="phClr">
-                <a:tint val="98000"/>
-                <a:satMod val="130000"/>
-                <a:shade val="90000"/>
-                <a:lumMod val="103000"/>
+                <a:tint val="45000"/>
+                <a:shade val="99000"/>
+                <a:satMod val="350000"/>
               </a:schemeClr>
             </a:gs>
             <a:gs pos="100000">
               <a:schemeClr val="phClr">
-                <a:shade val="63000"/>
-                <a:satMod val="120000"/>
+                <a:shade val="20000"/>
+                <a:satMod val="255000"/>
               </a:schemeClr>
             </a:gs>
           </a:gsLst>
-          <a:lin ang="5400000" scaled="0"/>
+          <a:path path="circle">
+            <a:fillToRect l="50000" t="-80000" r="50000" b="180000"/>
+          </a:path>
+        </a:gradFill>
+        <a:gradFill rotWithShape="1">
+          <a:gsLst>
+            <a:gs pos="0">
+              <a:schemeClr val="phClr">
+                <a:tint val="80000"/>
+                <a:satMod val="300000"/>
+              </a:schemeClr>
+            </a:gs>
+            <a:gs pos="100000">
+              <a:schemeClr val="phClr">
+                <a:shade val="30000"/>
+                <a:satMod val="200000"/>
+              </a:schemeClr>
+            </a:gs>
+          </a:gsLst>
+          <a:path path="circle">
+            <a:fillToRect l="50000" t="50000" r="50000" b="50000"/>
+          </a:path>
         </a:gradFill>
       </a:bgFillStyleLst>
     </a:fmtScheme>
   </a:themeElements>
   <a:objectDefaults/>
   <a:extraClrSchemeLst/>
-  <a:extLst>
-    <a:ext uri="{05A4C25C-085E-4340-85A3-A5531E510DB2}">
-      <thm15:themeFamily xmlns:thm15="http://schemas.microsoft.com/office/thememl/2012/main" name="Office Theme" id="{62F939B6-93AF-4DB8-9C6B-D6C7DFDC589F}" vid="{4A3C46E8-61CC-4603-A589-7422A47A8E4A}"/>
-    </a:ext>
-  </a:extLst>
 </a:theme>
 </file>
--- a/template_final_report.docx
+++ b/template_final_report.docx
@@ -1781,45 +1781,59 @@
               <w:spacing w:after="0" w:line="240" w:lineRule="auto"/>
               <w:rPr>
                 <w:rFonts w:ascii="Arial" w:hAnsi="Arial" w:cs="Arial"/>
-                <w:sz w:val="20"/>
-              </w:rPr>
-            </w:pPr>
-          </w:p>
-          <w:p>
-            <w:pPr>
-              <w:spacing w:after="0" w:line="240" w:lineRule="auto"/>
+                <w:b w:val="0"/>
+                <w:bCs w:val="0"/>
+                <w:sz w:val="20"/>
+              </w:rPr>
+            </w:pPr>
+            <w:r>
               <w:rPr>
                 <w:rFonts w:ascii="Arial" w:hAnsi="Arial" w:cs="Arial"/>
                 <w:sz w:val="20"/>
               </w:rPr>
-            </w:pPr>
-          </w:p>
-          <w:p>
-            <w:pPr>
-              <w:spacing w:after="0" w:line="240" w:lineRule="auto"/>
-              <w:rPr>
-                <w:rFonts w:ascii="Arial" w:hAnsi="Arial" w:cs="Arial"/>
-                <w:sz w:val="20"/>
-              </w:rPr>
-            </w:pPr>
-          </w:p>
-          <w:p>
-            <w:pPr>
-              <w:spacing w:after="0" w:line="240" w:lineRule="auto"/>
-              <w:rPr>
-                <w:rFonts w:ascii="Arial" w:hAnsi="Arial" w:cs="Arial"/>
-                <w:b w:val="0"/>
-                <w:bCs w:val="0"/>
-                <w:sz w:val="20"/>
-              </w:rPr>
-            </w:pPr>
-            <w:r>
-              <w:rPr>
-                <w:b w:val="0"/>
-                <w:bCs w:val="0"/>
-                <w:color w:val="FF0000"/>
-              </w:rPr>
-              <w:br/>
+              <w:drawing>
+                <wp:inline distT="0" distB="0" distL="180" distR="180">
+                  <wp:extent cx="5731510" cy="3235960"/>
+                  <wp:effectExtent l="0" t="0" r="0" b="0"/>
+                  <wp:docPr id="1027" name=""/>
+                  <wp:cNvGraphicFramePr>
+                    <a:graphicFrameLocks xmlns:a="http://schemas.openxmlformats.org/drawingml/2006/main" noChangeAspect="1"/>
+                  </wp:cNvGraphicFramePr>
+                  <a:graphic xmlns:a="http://schemas.openxmlformats.org/drawingml/2006/main">
+                    <a:graphicData uri="http://schemas.openxmlformats.org/drawingml/2006/picture">
+                      <pic:pic xmlns:pic="http://schemas.openxmlformats.org/drawingml/2006/picture">
+                        <pic:nvPicPr>
+                          <pic:cNvPr id="1027" name=""/>
+                          <pic:cNvPicPr>
+                            <a:picLocks noChangeAspect="1" noUngrp="1"/>
+                          </pic:cNvPicPr>
+                        </pic:nvPicPr>
+                        <pic:blipFill>
+                          <a:blip r:embed="rId3">
+                            <a:extLst>
+                              <a:ext uri="{28A0092B-C50C-407E-A947-70E740481C1C}">
+                                <a14:useLocalDpi xmlns:a14="http://schemas.microsoft.com/office/drawing/2010/main" val="0"/>
+                              </a:ext>
+                            </a:extLst>
+                          </a:blip>
+                          <a:stretch>
+                            <a:fillRect/>
+                          </a:stretch>
+                        </pic:blipFill>
+                        <pic:spPr>
+                          <a:xfrm>
+                            <a:off x="0" y="0"/>
+                            <a:ext cx="5731510" cy="3235960"/>
+                          </a:xfrm>
+                          <a:prstGeom prst="rect">
+                            <a:avLst/>
+                          </a:prstGeom>
+                        </pic:spPr>
+                      </pic:pic>
+                    </a:graphicData>
+                  </a:graphic>
+                </wp:inline>
+              </w:drawing>
             </w:r>
           </w:p>
         </w:tc>

--- a/template_final_report.docx
+++ b/template_final_report.docx
@@ -200,13 +200,15 @@
               <w:rPr>
                 <w:lang/>
                 <w:rFonts w:ascii="Consolas" w:hAnsi="Consolas"/>
-                <w:rtl w:val="off"/>
-              </w:rPr>
-            </w:pPr>
-            <w:r>
-              <w:rPr>
-                <w:lang/>
-                <w:rFonts w:ascii="Consolas" w:hAnsi="Consolas"/>
+                <w:color w:val="000000"/>
+                <w:rtl w:val="off"/>
+              </w:rPr>
+            </w:pPr>
+            <w:r>
+              <w:rPr>
+                <w:lang/>
+                <w:rFonts w:ascii="Consolas" w:hAnsi="Consolas"/>
+                <w:color w:val="000000"/>
                 <w:rtl w:val="off"/>
               </w:rPr>
               <w:t>class MyLeNet5_2(nn.Module):</w:t>
@@ -218,13 +220,15 @@
               <w:rPr>
                 <w:lang/>
                 <w:rFonts w:ascii="Consolas" w:hAnsi="Consolas"/>
-                <w:rtl w:val="off"/>
-              </w:rPr>
-            </w:pPr>
-            <w:r>
-              <w:rPr>
-                <w:lang/>
-                <w:rFonts w:ascii="Consolas" w:hAnsi="Consolas"/>
+                <w:color w:val="000000"/>
+                <w:rtl w:val="off"/>
+              </w:rPr>
+            </w:pPr>
+            <w:r>
+              <w:rPr>
+                <w:lang/>
+                <w:rFonts w:ascii="Consolas" w:hAnsi="Consolas"/>
+                <w:color w:val="000000"/>
                 <w:rtl w:val="off"/>
               </w:rPr>
               <w:t xml:space="preserve">    def __init__(self):</w:t>
@@ -236,13 +240,15 @@
               <w:rPr>
                 <w:lang/>
                 <w:rFonts w:ascii="Consolas" w:hAnsi="Consolas"/>
-                <w:rtl w:val="off"/>
-              </w:rPr>
-            </w:pPr>
-            <w:r>
-              <w:rPr>
-                <w:lang/>
-                <w:rFonts w:ascii="Consolas" w:hAnsi="Consolas"/>
+                <w:color w:val="000000"/>
+                <w:rtl w:val="off"/>
+              </w:rPr>
+            </w:pPr>
+            <w:r>
+              <w:rPr>
+                <w:lang/>
+                <w:rFonts w:ascii="Consolas" w:hAnsi="Consolas"/>
+                <w:color w:val="000000"/>
                 <w:rtl w:val="off"/>
               </w:rPr>
               <w:t xml:space="preserve">        super(MyLeNet5_2, self).__init__()</w:t>
@@ -254,23 +260,26 @@
               <w:rPr>
                 <w:lang/>
                 <w:rFonts w:ascii="Consolas" w:hAnsi="Consolas"/>
-                <w:rtl w:val="off"/>
-              </w:rPr>
-            </w:pPr>
-          </w:p>
-          <w:p>
-            <w:pPr>
-              <w:spacing w:after="20" w:line="240" w:lineRule="auto"/>
-              <w:rPr>
-                <w:lang/>
-                <w:rFonts w:ascii="Consolas" w:hAnsi="Consolas"/>
-                <w:rtl w:val="off"/>
-              </w:rPr>
-            </w:pPr>
-            <w:r>
-              <w:rPr>
-                <w:lang/>
-                <w:rFonts w:ascii="Consolas" w:hAnsi="Consolas"/>
+                <w:color w:val="000000"/>
+                <w:rtl w:val="off"/>
+              </w:rPr>
+            </w:pPr>
+          </w:p>
+          <w:p>
+            <w:pPr>
+              <w:spacing w:after="20" w:line="240" w:lineRule="auto"/>
+              <w:rPr>
+                <w:lang/>
+                <w:rFonts w:ascii="Consolas" w:hAnsi="Consolas"/>
+                <w:color w:val="000000"/>
+                <w:rtl w:val="off"/>
+              </w:rPr>
+            </w:pPr>
+            <w:r>
+              <w:rPr>
+                <w:lang/>
+                <w:rFonts w:ascii="Consolas" w:hAnsi="Consolas"/>
+                <w:color w:val="000000"/>
                 <w:rtl w:val="off"/>
               </w:rPr>
               <w:t xml:space="preserve">        # TODO ①-A : conv_1  →  Conv2d(1, 32, kernel_size=5, padding=2)</w:t>
@@ -282,13 +291,15 @@
               <w:rPr>
                 <w:lang/>
                 <w:rFonts w:ascii="Consolas" w:hAnsi="Consolas"/>
-                <w:rtl w:val="off"/>
-              </w:rPr>
-            </w:pPr>
-            <w:r>
-              <w:rPr>
-                <w:lang/>
-                <w:rFonts w:ascii="Consolas" w:hAnsi="Consolas"/>
+                <w:color w:val="000000"/>
+                <w:rtl w:val="off"/>
+              </w:rPr>
+            </w:pPr>
+            <w:r>
+              <w:rPr>
+                <w:lang/>
+                <w:rFonts w:ascii="Consolas" w:hAnsi="Consolas"/>
+                <w:color w:val="000000"/>
                 <w:rtl w:val="off"/>
               </w:rPr>
               <w:t xml:space="preserve">        self.conv_1    = nn.Conv2d(1, 32, kernel_size=5, padding=2)   # ← 교체하세요</w:t>
@@ -300,23 +311,26 @@
               <w:rPr>
                 <w:lang/>
                 <w:rFonts w:ascii="Consolas" w:hAnsi="Consolas"/>
-                <w:rtl w:val="off"/>
-              </w:rPr>
-            </w:pPr>
-          </w:p>
-          <w:p>
-            <w:pPr>
-              <w:spacing w:after="20" w:line="240" w:lineRule="auto"/>
-              <w:rPr>
-                <w:lang/>
-                <w:rFonts w:ascii="Consolas" w:hAnsi="Consolas"/>
-                <w:rtl w:val="off"/>
-              </w:rPr>
-            </w:pPr>
-            <w:r>
-              <w:rPr>
-                <w:lang/>
-                <w:rFonts w:ascii="Consolas" w:hAnsi="Consolas"/>
+                <w:color w:val="000000"/>
+                <w:rtl w:val="off"/>
+              </w:rPr>
+            </w:pPr>
+          </w:p>
+          <w:p>
+            <w:pPr>
+              <w:spacing w:after="20" w:line="240" w:lineRule="auto"/>
+              <w:rPr>
+                <w:lang/>
+                <w:rFonts w:ascii="Consolas" w:hAnsi="Consolas"/>
+                <w:color w:val="000000"/>
+                <w:rtl w:val="off"/>
+              </w:rPr>
+            </w:pPr>
+            <w:r>
+              <w:rPr>
+                <w:lang/>
+                <w:rFonts w:ascii="Consolas" w:hAnsi="Consolas"/>
+                <w:color w:val="000000"/>
                 <w:rtl w:val="off"/>
               </w:rPr>
               <w:t xml:space="preserve">        # TODO ①-B : maxpool_1  →  MaxPool2d(kernel_size=(2,2), stride=2)</w:t>
@@ -328,13 +342,15 @@
               <w:rPr>
                 <w:lang/>
                 <w:rFonts w:ascii="Consolas" w:hAnsi="Consolas"/>
-                <w:rtl w:val="off"/>
-              </w:rPr>
-            </w:pPr>
-            <w:r>
-              <w:rPr>
-                <w:lang/>
-                <w:rFonts w:ascii="Consolas" w:hAnsi="Consolas"/>
+                <w:color w:val="000000"/>
+                <w:rtl w:val="off"/>
+              </w:rPr>
+            </w:pPr>
+            <w:r>
+              <w:rPr>
+                <w:lang/>
+                <w:rFonts w:ascii="Consolas" w:hAnsi="Consolas"/>
+                <w:color w:val="000000"/>
                 <w:rtl w:val="off"/>
               </w:rPr>
               <w:t xml:space="preserve">        self.maxpool_1 = nn.MaxPool2d(kernel_size=(2,2), stride=2)   # ← 교체하세요</w:t>
@@ -346,23 +362,26 @@
               <w:rPr>
                 <w:lang/>
                 <w:rFonts w:ascii="Consolas" w:hAnsi="Consolas"/>
-                <w:rtl w:val="off"/>
-              </w:rPr>
-            </w:pPr>
-          </w:p>
-          <w:p>
-            <w:pPr>
-              <w:spacing w:after="20" w:line="240" w:lineRule="auto"/>
-              <w:rPr>
-                <w:lang/>
-                <w:rFonts w:ascii="Consolas" w:hAnsi="Consolas"/>
-                <w:rtl w:val="off"/>
-              </w:rPr>
-            </w:pPr>
-            <w:r>
-              <w:rPr>
-                <w:lang/>
-                <w:rFonts w:ascii="Consolas" w:hAnsi="Consolas"/>
+                <w:color w:val="000000"/>
+                <w:rtl w:val="off"/>
+              </w:rPr>
+            </w:pPr>
+          </w:p>
+          <w:p>
+            <w:pPr>
+              <w:spacing w:after="20" w:line="240" w:lineRule="auto"/>
+              <w:rPr>
+                <w:lang/>
+                <w:rFonts w:ascii="Consolas" w:hAnsi="Consolas"/>
+                <w:color w:val="000000"/>
+                <w:rtl w:val="off"/>
+              </w:rPr>
+            </w:pPr>
+            <w:r>
+              <w:rPr>
+                <w:lang/>
+                <w:rFonts w:ascii="Consolas" w:hAnsi="Consolas"/>
+                <w:color w:val="000000"/>
                 <w:rtl w:val="off"/>
               </w:rPr>
               <w:t xml:space="preserve">        # TODO ①-C : conv_2  →  Conv2d(32, 64, kernel_size=5)</w:t>
@@ -374,13 +393,15 @@
               <w:rPr>
                 <w:lang/>
                 <w:rFonts w:ascii="Consolas" w:hAnsi="Consolas"/>
-                <w:rtl w:val="off"/>
-              </w:rPr>
-            </w:pPr>
-            <w:r>
-              <w:rPr>
-                <w:lang/>
-                <w:rFonts w:ascii="Consolas" w:hAnsi="Consolas"/>
+                <w:color w:val="000000"/>
+                <w:rtl w:val="off"/>
+              </w:rPr>
+            </w:pPr>
+            <w:r>
+              <w:rPr>
+                <w:lang/>
+                <w:rFonts w:ascii="Consolas" w:hAnsi="Consolas"/>
+                <w:color w:val="000000"/>
                 <w:rtl w:val="off"/>
               </w:rPr>
               <w:t xml:space="preserve">        self.conv_2    = nn.Conv2d(32, 64, kernel_size=5)   # ← 교체하세요</w:t>
@@ -392,23 +413,26 @@
               <w:rPr>
                 <w:lang/>
                 <w:rFonts w:ascii="Consolas" w:hAnsi="Consolas"/>
-                <w:rtl w:val="off"/>
-              </w:rPr>
-            </w:pPr>
-          </w:p>
-          <w:p>
-            <w:pPr>
-              <w:spacing w:after="20" w:line="240" w:lineRule="auto"/>
-              <w:rPr>
-                <w:lang/>
-                <w:rFonts w:ascii="Consolas" w:hAnsi="Consolas"/>
-                <w:rtl w:val="off"/>
-              </w:rPr>
-            </w:pPr>
-            <w:r>
-              <w:rPr>
-                <w:lang/>
-                <w:rFonts w:ascii="Consolas" w:hAnsi="Consolas"/>
+                <w:color w:val="000000"/>
+                <w:rtl w:val="off"/>
+              </w:rPr>
+            </w:pPr>
+          </w:p>
+          <w:p>
+            <w:pPr>
+              <w:spacing w:after="20" w:line="240" w:lineRule="auto"/>
+              <w:rPr>
+                <w:lang/>
+                <w:rFonts w:ascii="Consolas" w:hAnsi="Consolas"/>
+                <w:color w:val="000000"/>
+                <w:rtl w:val="off"/>
+              </w:rPr>
+            </w:pPr>
+            <w:r>
+              <w:rPr>
+                <w:lang/>
+                <w:rFonts w:ascii="Consolas" w:hAnsi="Consolas"/>
+                <w:color w:val="000000"/>
                 <w:rtl w:val="off"/>
               </w:rPr>
               <w:t xml:space="preserve">        # TODO ①-D : maxpool_2  →  MaxPool2d(kernel_size=(2,2), stride=2)</w:t>
@@ -420,13 +444,15 @@
               <w:rPr>
                 <w:lang/>
                 <w:rFonts w:ascii="Consolas" w:hAnsi="Consolas"/>
-                <w:rtl w:val="off"/>
-              </w:rPr>
-            </w:pPr>
-            <w:r>
-              <w:rPr>
-                <w:lang/>
-                <w:rFonts w:ascii="Consolas" w:hAnsi="Consolas"/>
+                <w:color w:val="000000"/>
+                <w:rtl w:val="off"/>
+              </w:rPr>
+            </w:pPr>
+            <w:r>
+              <w:rPr>
+                <w:lang/>
+                <w:rFonts w:ascii="Consolas" w:hAnsi="Consolas"/>
+                <w:color w:val="000000"/>
                 <w:rtl w:val="off"/>
               </w:rPr>
               <w:t xml:space="preserve">        self.maxpool_2 = nn.MaxPool2d(kernel_size=(2,2), stride=2)   # ← 교체하세요</w:t>
@@ -438,23 +464,26 @@
               <w:rPr>
                 <w:lang/>
                 <w:rFonts w:ascii="Consolas" w:hAnsi="Consolas"/>
-                <w:rtl w:val="off"/>
-              </w:rPr>
-            </w:pPr>
-          </w:p>
-          <w:p>
-            <w:pPr>
-              <w:spacing w:after="20" w:line="240" w:lineRule="auto"/>
-              <w:rPr>
-                <w:lang/>
-                <w:rFonts w:ascii="Consolas" w:hAnsi="Consolas"/>
-                <w:rtl w:val="off"/>
-              </w:rPr>
-            </w:pPr>
-            <w:r>
-              <w:rPr>
-                <w:lang/>
-                <w:rFonts w:ascii="Consolas" w:hAnsi="Consolas"/>
+                <w:color w:val="000000"/>
+                <w:rtl w:val="off"/>
+              </w:rPr>
+            </w:pPr>
+          </w:p>
+          <w:p>
+            <w:pPr>
+              <w:spacing w:after="20" w:line="240" w:lineRule="auto"/>
+              <w:rPr>
+                <w:lang/>
+                <w:rFonts w:ascii="Consolas" w:hAnsi="Consolas"/>
+                <w:color w:val="000000"/>
+                <w:rtl w:val="off"/>
+              </w:rPr>
+            </w:pPr>
+            <w:r>
+              <w:rPr>
+                <w:lang/>
+                <w:rFonts w:ascii="Consolas" w:hAnsi="Consolas"/>
+                <w:color w:val="000000"/>
                 <w:rtl w:val="off"/>
               </w:rPr>
               <w:t xml:space="preserve">        # TODO ①-E : conv_3  →  Conv2d(64, 256, kernel_size=5)</w:t>
@@ -466,13 +495,15 @@
               <w:rPr>
                 <w:lang/>
                 <w:rFonts w:ascii="Consolas" w:hAnsi="Consolas"/>
-                <w:rtl w:val="off"/>
-              </w:rPr>
-            </w:pPr>
-            <w:r>
-              <w:rPr>
-                <w:lang/>
-                <w:rFonts w:ascii="Consolas" w:hAnsi="Consolas"/>
+                <w:color w:val="000000"/>
+                <w:rtl w:val="off"/>
+              </w:rPr>
+            </w:pPr>
+            <w:r>
+              <w:rPr>
+                <w:lang/>
+                <w:rFonts w:ascii="Consolas" w:hAnsi="Consolas"/>
+                <w:color w:val="000000"/>
                 <w:rtl w:val="off"/>
               </w:rPr>
               <w:t xml:space="preserve">        self.conv_3    = nn.Conv2d(64, 256, kernel_size=5)   # ← 교체하세요</w:t>
@@ -484,23 +515,26 @@
               <w:rPr>
                 <w:lang/>
                 <w:rFonts w:ascii="Consolas" w:hAnsi="Consolas"/>
-                <w:rtl w:val="off"/>
-              </w:rPr>
-            </w:pPr>
-          </w:p>
-          <w:p>
-            <w:pPr>
-              <w:spacing w:after="20" w:line="240" w:lineRule="auto"/>
-              <w:rPr>
-                <w:lang/>
-                <w:rFonts w:ascii="Consolas" w:hAnsi="Consolas"/>
-                <w:rtl w:val="off"/>
-              </w:rPr>
-            </w:pPr>
-            <w:r>
-              <w:rPr>
-                <w:lang/>
-                <w:rFonts w:ascii="Consolas" w:hAnsi="Consolas"/>
+                <w:color w:val="000000"/>
+                <w:rtl w:val="off"/>
+              </w:rPr>
+            </w:pPr>
+          </w:p>
+          <w:p>
+            <w:pPr>
+              <w:spacing w:after="20" w:line="240" w:lineRule="auto"/>
+              <w:rPr>
+                <w:lang/>
+                <w:rFonts w:ascii="Consolas" w:hAnsi="Consolas"/>
+                <w:color w:val="000000"/>
+                <w:rtl w:val="off"/>
+              </w:rPr>
+            </w:pPr>
+            <w:r>
+              <w:rPr>
+                <w:lang/>
+                <w:rFonts w:ascii="Consolas" w:hAnsi="Consolas"/>
+                <w:color w:val="000000"/>
                 <w:rtl w:val="off"/>
               </w:rPr>
               <w:t xml:space="preserve">        # TODO ①-F : relu  →  nn.ReLU()</w:t>
@@ -512,13 +546,15 @@
               <w:rPr>
                 <w:lang/>
                 <w:rFonts w:ascii="Consolas" w:hAnsi="Consolas"/>
-                <w:rtl w:val="off"/>
-              </w:rPr>
-            </w:pPr>
-            <w:r>
-              <w:rPr>
-                <w:lang/>
-                <w:rFonts w:ascii="Consolas" w:hAnsi="Consolas"/>
+                <w:color w:val="000000"/>
+                <w:rtl w:val="off"/>
+              </w:rPr>
+            </w:pPr>
+            <w:r>
+              <w:rPr>
+                <w:lang/>
+                <w:rFonts w:ascii="Consolas" w:hAnsi="Consolas"/>
+                <w:color w:val="000000"/>
                 <w:rtl w:val="off"/>
               </w:rPr>
               <w:t xml:space="preserve">        self.relu      = nn.ReLU()   # ← 교체하세요</w:t>
@@ -530,23 +566,26 @@
               <w:rPr>
                 <w:lang/>
                 <w:rFonts w:ascii="Consolas" w:hAnsi="Consolas"/>
-                <w:rtl w:val="off"/>
-              </w:rPr>
-            </w:pPr>
-          </w:p>
-          <w:p>
-            <w:pPr>
-              <w:spacing w:after="20" w:line="240" w:lineRule="auto"/>
-              <w:rPr>
-                <w:lang/>
-                <w:rFonts w:ascii="Consolas" w:hAnsi="Consolas"/>
-                <w:rtl w:val="off"/>
-              </w:rPr>
-            </w:pPr>
-            <w:r>
-              <w:rPr>
-                <w:lang/>
-                <w:rFonts w:ascii="Consolas" w:hAnsi="Consolas"/>
+                <w:color w:val="000000"/>
+                <w:rtl w:val="off"/>
+              </w:rPr>
+            </w:pPr>
+          </w:p>
+          <w:p>
+            <w:pPr>
+              <w:spacing w:after="20" w:line="240" w:lineRule="auto"/>
+              <w:rPr>
+                <w:lang/>
+                <w:rFonts w:ascii="Consolas" w:hAnsi="Consolas"/>
+                <w:color w:val="000000"/>
+                <w:rtl w:val="off"/>
+              </w:rPr>
+            </w:pPr>
+            <w:r>
+              <w:rPr>
+                <w:lang/>
+                <w:rFonts w:ascii="Consolas" w:hAnsi="Consolas"/>
+                <w:color w:val="000000"/>
                 <w:rtl w:val="off"/>
               </w:rPr>
               <w:t xml:space="preserve">        # TODO ①-G : fc_1  →  Linear(256, 128)</w:t>
@@ -558,13 +597,15 @@
               <w:rPr>
                 <w:lang/>
                 <w:rFonts w:ascii="Consolas" w:hAnsi="Consolas"/>
-                <w:rtl w:val="off"/>
-              </w:rPr>
-            </w:pPr>
-            <w:r>
-              <w:rPr>
-                <w:lang/>
-                <w:rFonts w:ascii="Consolas" w:hAnsi="Consolas"/>
+                <w:color w:val="000000"/>
+                <w:rtl w:val="off"/>
+              </w:rPr>
+            </w:pPr>
+            <w:r>
+              <w:rPr>
+                <w:lang/>
+                <w:rFonts w:ascii="Consolas" w:hAnsi="Consolas"/>
+                <w:color w:val="000000"/>
                 <w:rtl w:val="off"/>
               </w:rPr>
               <w:t xml:space="preserve">        self.fc_1      = nn.Linear(256, 128)   # ← 교체하세요</w:t>
@@ -576,23 +617,26 @@
               <w:rPr>
                 <w:lang/>
                 <w:rFonts w:ascii="Consolas" w:hAnsi="Consolas"/>
-                <w:rtl w:val="off"/>
-              </w:rPr>
-            </w:pPr>
-          </w:p>
-          <w:p>
-            <w:pPr>
-              <w:spacing w:after="20" w:line="240" w:lineRule="auto"/>
-              <w:rPr>
-                <w:lang/>
-                <w:rFonts w:ascii="Consolas" w:hAnsi="Consolas"/>
-                <w:rtl w:val="off"/>
-              </w:rPr>
-            </w:pPr>
-            <w:r>
-              <w:rPr>
-                <w:lang/>
-                <w:rFonts w:ascii="Consolas" w:hAnsi="Consolas"/>
+                <w:color w:val="000000"/>
+                <w:rtl w:val="off"/>
+              </w:rPr>
+            </w:pPr>
+          </w:p>
+          <w:p>
+            <w:pPr>
+              <w:spacing w:after="20" w:line="240" w:lineRule="auto"/>
+              <w:rPr>
+                <w:lang/>
+                <w:rFonts w:ascii="Consolas" w:hAnsi="Consolas"/>
+                <w:color w:val="000000"/>
+                <w:rtl w:val="off"/>
+              </w:rPr>
+            </w:pPr>
+            <w:r>
+              <w:rPr>
+                <w:lang/>
+                <w:rFonts w:ascii="Consolas" w:hAnsi="Consolas"/>
+                <w:color w:val="000000"/>
                 <w:rtl w:val="off"/>
               </w:rPr>
               <w:t xml:space="preserve">        # TODO ①-H : fc_2  →  Linear(128, 10)</w:t>
@@ -604,13 +648,15 @@
               <w:rPr>
                 <w:lang/>
                 <w:rFonts w:ascii="Consolas" w:hAnsi="Consolas"/>
-                <w:rtl w:val="off"/>
-              </w:rPr>
-            </w:pPr>
-            <w:r>
-              <w:rPr>
-                <w:lang/>
-                <w:rFonts w:ascii="Consolas" w:hAnsi="Consolas"/>
+                <w:color w:val="000000"/>
+                <w:rtl w:val="off"/>
+              </w:rPr>
+            </w:pPr>
+            <w:r>
+              <w:rPr>
+                <w:lang/>
+                <w:rFonts w:ascii="Consolas" w:hAnsi="Consolas"/>
+                <w:color w:val="000000"/>
                 <w:rtl w:val="off"/>
               </w:rPr>
               <w:t xml:space="preserve">        self.fc_2      = nn.Linear(128, 10)   # ← 교체하세요</w:t>
@@ -622,23 +668,26 @@
               <w:rPr>
                 <w:lang/>
                 <w:rFonts w:ascii="Consolas" w:hAnsi="Consolas"/>
-                <w:rtl w:val="off"/>
-              </w:rPr>
-            </w:pPr>
-          </w:p>
-          <w:p>
-            <w:pPr>
-              <w:spacing w:after="20" w:line="240" w:lineRule="auto"/>
-              <w:rPr>
-                <w:lang/>
-                <w:rFonts w:ascii="Consolas" w:hAnsi="Consolas"/>
-                <w:rtl w:val="off"/>
-              </w:rPr>
-            </w:pPr>
-            <w:r>
-              <w:rPr>
-                <w:lang/>
-                <w:rFonts w:ascii="Consolas" w:hAnsi="Consolas"/>
+                <w:color w:val="000000"/>
+                <w:rtl w:val="off"/>
+              </w:rPr>
+            </w:pPr>
+          </w:p>
+          <w:p>
+            <w:pPr>
+              <w:spacing w:after="20" w:line="240" w:lineRule="auto"/>
+              <w:rPr>
+                <w:lang/>
+                <w:rFonts w:ascii="Consolas" w:hAnsi="Consolas"/>
+                <w:color w:val="000000"/>
+                <w:rtl w:val="off"/>
+              </w:rPr>
+            </w:pPr>
+            <w:r>
+              <w:rPr>
+                <w:lang/>
+                <w:rFonts w:ascii="Consolas" w:hAnsi="Consolas"/>
+                <w:color w:val="000000"/>
                 <w:rtl w:val="off"/>
               </w:rPr>
               <w:t xml:space="preserve">    def forward(self, x):</w:t>
@@ -650,13 +699,15 @@
               <w:rPr>
                 <w:lang/>
                 <w:rFonts w:ascii="Consolas" w:hAnsi="Consolas"/>
-                <w:rtl w:val="off"/>
-              </w:rPr>
-            </w:pPr>
-            <w:r>
-              <w:rPr>
-                <w:lang/>
-                <w:rFonts w:ascii="Consolas" w:hAnsi="Consolas"/>
+                <w:color w:val="000000"/>
+                <w:rtl w:val="off"/>
+              </w:rPr>
+            </w:pPr>
+            <w:r>
+              <w:rPr>
+                <w:lang/>
+                <w:rFonts w:ascii="Consolas" w:hAnsi="Consolas"/>
+                <w:color w:val="000000"/>
                 <w:rtl w:val="off"/>
               </w:rPr>
               <w:t xml:space="preserve">        # TODO ② : 순전파 구현</w:t>
@@ -668,13 +719,15 @@
               <w:rPr>
                 <w:lang/>
                 <w:rFonts w:ascii="Consolas" w:hAnsi="Consolas"/>
-                <w:rtl w:val="off"/>
-              </w:rPr>
-            </w:pPr>
-            <w:r>
-              <w:rPr>
-                <w:lang/>
-                <w:rFonts w:ascii="Consolas" w:hAnsi="Consolas"/>
+                <w:color w:val="000000"/>
+                <w:rtl w:val="off"/>
+              </w:rPr>
+            </w:pPr>
+            <w:r>
+              <w:rPr>
+                <w:lang/>
+                <w:rFonts w:ascii="Consolas" w:hAnsi="Consolas"/>
+                <w:color w:val="000000"/>
                 <w:rtl w:val="off"/>
               </w:rPr>
               <w:t xml:space="preserve">        x = self.conv_1(x) # ← 이 줄을 지우고 구현하세요</w:t>
@@ -686,13 +739,15 @@
               <w:rPr>
                 <w:lang/>
                 <w:rFonts w:ascii="Consolas" w:hAnsi="Consolas"/>
-                <w:rtl w:val="off"/>
-              </w:rPr>
-            </w:pPr>
-            <w:r>
-              <w:rPr>
-                <w:lang/>
-                <w:rFonts w:ascii="Consolas" w:hAnsi="Consolas"/>
+                <w:color w:val="000000"/>
+                <w:rtl w:val="off"/>
+              </w:rPr>
+            </w:pPr>
+            <w:r>
+              <w:rPr>
+                <w:lang/>
+                <w:rFonts w:ascii="Consolas" w:hAnsi="Consolas"/>
+                <w:color w:val="000000"/>
                 <w:rtl w:val="off"/>
               </w:rPr>
               <w:t xml:space="preserve">        x = self.relu(x)</w:t>
@@ -704,13 +759,15 @@
               <w:rPr>
                 <w:lang/>
                 <w:rFonts w:ascii="Consolas" w:hAnsi="Consolas"/>
-                <w:rtl w:val="off"/>
-              </w:rPr>
-            </w:pPr>
-            <w:r>
-              <w:rPr>
-                <w:lang/>
-                <w:rFonts w:ascii="Consolas" w:hAnsi="Consolas"/>
+                <w:color w:val="000000"/>
+                <w:rtl w:val="off"/>
+              </w:rPr>
+            </w:pPr>
+            <w:r>
+              <w:rPr>
+                <w:lang/>
+                <w:rFonts w:ascii="Consolas" w:hAnsi="Consolas"/>
+                <w:color w:val="000000"/>
                 <w:rtl w:val="off"/>
               </w:rPr>
               <w:t xml:space="preserve">        x = self.maxpool_1(x)</w:t>
@@ -722,13 +779,15 @@
               <w:rPr>
                 <w:lang/>
                 <w:rFonts w:ascii="Consolas" w:hAnsi="Consolas"/>
-                <w:rtl w:val="off"/>
-              </w:rPr>
-            </w:pPr>
-            <w:r>
-              <w:rPr>
-                <w:lang/>
-                <w:rFonts w:ascii="Consolas" w:hAnsi="Consolas"/>
+                <w:color w:val="000000"/>
+                <w:rtl w:val="off"/>
+              </w:rPr>
+            </w:pPr>
+            <w:r>
+              <w:rPr>
+                <w:lang/>
+                <w:rFonts w:ascii="Consolas" w:hAnsi="Consolas"/>
+                <w:color w:val="000000"/>
                 <w:rtl w:val="off"/>
               </w:rPr>
               <w:t xml:space="preserve">        x = self.conv_2(x)</w:t>
@@ -740,13 +799,15 @@
               <w:rPr>
                 <w:lang/>
                 <w:rFonts w:ascii="Consolas" w:hAnsi="Consolas"/>
-                <w:rtl w:val="off"/>
-              </w:rPr>
-            </w:pPr>
-            <w:r>
-              <w:rPr>
-                <w:lang/>
-                <w:rFonts w:ascii="Consolas" w:hAnsi="Consolas"/>
+                <w:color w:val="000000"/>
+                <w:rtl w:val="off"/>
+              </w:rPr>
+            </w:pPr>
+            <w:r>
+              <w:rPr>
+                <w:lang/>
+                <w:rFonts w:ascii="Consolas" w:hAnsi="Consolas"/>
+                <w:color w:val="000000"/>
                 <w:rtl w:val="off"/>
               </w:rPr>
               <w:t xml:space="preserve">        x = self.relu(x)</w:t>
@@ -758,13 +819,15 @@
               <w:rPr>
                 <w:lang/>
                 <w:rFonts w:ascii="Consolas" w:hAnsi="Consolas"/>
-                <w:rtl w:val="off"/>
-              </w:rPr>
-            </w:pPr>
-            <w:r>
-              <w:rPr>
-                <w:lang/>
-                <w:rFonts w:ascii="Consolas" w:hAnsi="Consolas"/>
+                <w:color w:val="000000"/>
+                <w:rtl w:val="off"/>
+              </w:rPr>
+            </w:pPr>
+            <w:r>
+              <w:rPr>
+                <w:lang/>
+                <w:rFonts w:ascii="Consolas" w:hAnsi="Consolas"/>
+                <w:color w:val="000000"/>
                 <w:rtl w:val="off"/>
               </w:rPr>
               <w:t xml:space="preserve">        x = self.maxpool_2(x)</w:t>
@@ -776,13 +839,15 @@
               <w:rPr>
                 <w:lang/>
                 <w:rFonts w:ascii="Consolas" w:hAnsi="Consolas"/>
-                <w:rtl w:val="off"/>
-              </w:rPr>
-            </w:pPr>
-            <w:r>
-              <w:rPr>
-                <w:lang/>
-                <w:rFonts w:ascii="Consolas" w:hAnsi="Consolas"/>
+                <w:color w:val="000000"/>
+                <w:rtl w:val="off"/>
+              </w:rPr>
+            </w:pPr>
+            <w:r>
+              <w:rPr>
+                <w:lang/>
+                <w:rFonts w:ascii="Consolas" w:hAnsi="Consolas"/>
+                <w:color w:val="000000"/>
                 <w:rtl w:val="off"/>
               </w:rPr>
               <w:t xml:space="preserve">        x = self.conv_3(x)</w:t>
@@ -794,13 +859,15 @@
               <w:rPr>
                 <w:lang/>
                 <w:rFonts w:ascii="Consolas" w:hAnsi="Consolas"/>
-                <w:rtl w:val="off"/>
-              </w:rPr>
-            </w:pPr>
-            <w:r>
-              <w:rPr>
-                <w:lang/>
-                <w:rFonts w:ascii="Consolas" w:hAnsi="Consolas"/>
+                <w:color w:val="000000"/>
+                <w:rtl w:val="off"/>
+              </w:rPr>
+            </w:pPr>
+            <w:r>
+              <w:rPr>
+                <w:lang/>
+                <w:rFonts w:ascii="Consolas" w:hAnsi="Consolas"/>
+                <w:color w:val="000000"/>
                 <w:rtl w:val="off"/>
               </w:rPr>
               <w:t xml:space="preserve">        x = x.view(-1,256)</w:t>
@@ -812,13 +879,15 @@
               <w:rPr>
                 <w:lang/>
                 <w:rFonts w:ascii="Consolas" w:hAnsi="Consolas"/>
-                <w:rtl w:val="off"/>
-              </w:rPr>
-            </w:pPr>
-            <w:r>
-              <w:rPr>
-                <w:lang/>
-                <w:rFonts w:ascii="Consolas" w:hAnsi="Consolas"/>
+                <w:color w:val="000000"/>
+                <w:rtl w:val="off"/>
+              </w:rPr>
+            </w:pPr>
+            <w:r>
+              <w:rPr>
+                <w:lang/>
+                <w:rFonts w:ascii="Consolas" w:hAnsi="Consolas"/>
+                <w:color w:val="000000"/>
                 <w:rtl w:val="off"/>
               </w:rPr>
               <w:t xml:space="preserve">        x = self.fc_1(x)</w:t>
@@ -830,13 +899,15 @@
               <w:rPr>
                 <w:lang/>
                 <w:rFonts w:ascii="Consolas" w:hAnsi="Consolas"/>
-                <w:rtl w:val="off"/>
-              </w:rPr>
-            </w:pPr>
-            <w:r>
-              <w:rPr>
-                <w:lang/>
-                <w:rFonts w:ascii="Consolas" w:hAnsi="Consolas"/>
+                <w:color w:val="000000"/>
+                <w:rtl w:val="off"/>
+              </w:rPr>
+            </w:pPr>
+            <w:r>
+              <w:rPr>
+                <w:lang/>
+                <w:rFonts w:ascii="Consolas" w:hAnsi="Consolas"/>
+                <w:color w:val="000000"/>
                 <w:rtl w:val="off"/>
               </w:rPr>
               <w:t xml:space="preserve">        x = self.relu(x)</w:t>
@@ -848,13 +919,15 @@
               <w:rPr>
                 <w:lang/>
                 <w:rFonts w:ascii="Consolas" w:hAnsi="Consolas"/>
-                <w:rtl w:val="off"/>
-              </w:rPr>
-            </w:pPr>
-            <w:r>
-              <w:rPr>
-                <w:lang/>
-                <w:rFonts w:ascii="Consolas" w:hAnsi="Consolas"/>
+                <w:color w:val="000000"/>
+                <w:rtl w:val="off"/>
+              </w:rPr>
+            </w:pPr>
+            <w:r>
+              <w:rPr>
+                <w:lang/>
+                <w:rFonts w:ascii="Consolas" w:hAnsi="Consolas"/>
+                <w:color w:val="000000"/>
                 <w:rtl w:val="off"/>
               </w:rPr>
               <w:t xml:space="preserve">        res = self.fc_2(x)</w:t>
@@ -866,13 +939,15 @@
               <w:rPr>
                 <w:lang/>
                 <w:rFonts w:ascii="Consolas" w:hAnsi="Consolas"/>
-                <w:rtl w:val="off"/>
-              </w:rPr>
-            </w:pPr>
-            <w:r>
-              <w:rPr>
-                <w:lang/>
-                <w:rFonts w:ascii="Consolas" w:hAnsi="Consolas"/>
+                <w:color w:val="000000"/>
+                <w:rtl w:val="off"/>
+              </w:rPr>
+            </w:pPr>
+            <w:r>
+              <w:rPr>
+                <w:lang/>
+                <w:rFonts w:ascii="Consolas" w:hAnsi="Consolas"/>
+                <w:color w:val="000000"/>
                 <w:rtl w:val="off"/>
               </w:rPr>
               <w:t xml:space="preserve">        return res</w:t>
@@ -884,23 +959,26 @@
               <w:rPr>
                 <w:lang/>
                 <w:rFonts w:ascii="Consolas" w:hAnsi="Consolas"/>
-                <w:rtl w:val="off"/>
-              </w:rPr>
-            </w:pPr>
-          </w:p>
-          <w:p>
-            <w:pPr>
-              <w:spacing w:after="20" w:line="240" w:lineRule="auto"/>
-              <w:rPr>
-                <w:lang/>
-                <w:rFonts w:ascii="Consolas" w:hAnsi="Consolas"/>
-                <w:rtl w:val="off"/>
-              </w:rPr>
-            </w:pPr>
-            <w:r>
-              <w:rPr>
-                <w:lang/>
-                <w:rFonts w:ascii="Consolas" w:hAnsi="Consolas"/>
+                <w:color w:val="000000"/>
+                <w:rtl w:val="off"/>
+              </w:rPr>
+            </w:pPr>
+          </w:p>
+          <w:p>
+            <w:pPr>
+              <w:spacing w:after="20" w:line="240" w:lineRule="auto"/>
+              <w:rPr>
+                <w:lang/>
+                <w:rFonts w:ascii="Consolas" w:hAnsi="Consolas"/>
+                <w:color w:val="000000"/>
+                <w:rtl w:val="off"/>
+              </w:rPr>
+            </w:pPr>
+            <w:r>
+              <w:rPr>
+                <w:lang/>
+                <w:rFonts w:ascii="Consolas" w:hAnsi="Consolas"/>
+                <w:color w:val="000000"/>
                 <w:rtl w:val="off"/>
               </w:rPr>
               <w:t># ===== 수정 금지 =====</w:t>
@@ -912,13 +990,15 @@
               <w:rPr>
                 <w:lang/>
                 <w:rFonts w:ascii="Consolas" w:hAnsi="Consolas"/>
-                <w:rtl w:val="off"/>
-              </w:rPr>
-            </w:pPr>
-            <w:r>
-              <w:rPr>
-                <w:lang/>
-                <w:rFonts w:ascii="Consolas" w:hAnsi="Consolas"/>
+                <w:color w:val="000000"/>
+                <w:rtl w:val="off"/>
+              </w:rPr>
+            </w:pPr>
+            <w:r>
+              <w:rPr>
+                <w:lang/>
+                <w:rFonts w:ascii="Consolas" w:hAnsi="Consolas"/>
+                <w:color w:val="000000"/>
                 <w:rtl w:val="off"/>
               </w:rPr>
               <w:t>model_test = MyLeNet5_2()</w:t>
@@ -930,13 +1010,15 @@
               <w:rPr>
                 <w:lang/>
                 <w:rFonts w:ascii="Consolas" w:hAnsi="Consolas"/>
-                <w:rtl w:val="off"/>
-              </w:rPr>
-            </w:pPr>
-            <w:r>
-              <w:rPr>
-                <w:lang/>
-                <w:rFonts w:ascii="Consolas" w:hAnsi="Consolas"/>
+                <w:color w:val="000000"/>
+                <w:rtl w:val="off"/>
+              </w:rPr>
+            </w:pPr>
+            <w:r>
+              <w:rPr>
+                <w:lang/>
+                <w:rFonts w:ascii="Consolas" w:hAnsi="Consolas"/>
+                <w:color w:val="000000"/>
                 <w:rtl w:val="off"/>
               </w:rPr>
               <w:t>print(model_test)</w:t>
@@ -948,13 +1030,15 @@
               <w:rPr>
                 <w:lang/>
                 <w:rFonts w:ascii="Consolas" w:hAnsi="Consolas"/>
-                <w:rtl w:val="off"/>
-              </w:rPr>
-            </w:pPr>
-            <w:r>
-              <w:rPr>
-                <w:lang/>
-                <w:rFonts w:ascii="Consolas" w:hAnsi="Consolas"/>
+                <w:color w:val="000000"/>
+                <w:rtl w:val="off"/>
+              </w:rPr>
+            </w:pPr>
+            <w:r>
+              <w:rPr>
+                <w:lang/>
+                <w:rFonts w:ascii="Consolas" w:hAnsi="Consolas"/>
+                <w:color w:val="000000"/>
                 <w:rtl w:val="off"/>
               </w:rPr>
               <w:t>total_params = sum(p.numel() for p in model_test.parameters())</w:t>
@@ -966,13 +1050,15 @@
               <w:rPr>
                 <w:lang/>
                 <w:rFonts w:ascii="Consolas" w:hAnsi="Consolas"/>
-                <w:rtl w:val="off"/>
-              </w:rPr>
-            </w:pPr>
-            <w:r>
-              <w:rPr>
-                <w:lang/>
-                <w:rFonts w:ascii="Consolas" w:hAnsi="Consolas"/>
+                <w:color w:val="000000"/>
+                <w:rtl w:val="off"/>
+              </w:rPr>
+            </w:pPr>
+            <w:r>
+              <w:rPr>
+                <w:lang/>
+                <w:rFonts w:ascii="Consolas" w:hAnsi="Consolas"/>
+                <w:color w:val="000000"/>
                 <w:rtl w:val="off"/>
               </w:rPr>
               <w:t>print(f"파라미터 수: {total_params:,}개")</w:t>
@@ -984,13 +1070,15 @@
               <w:rPr>
                 <w:lang/>
                 <w:rFonts w:ascii="Consolas" w:hAnsi="Consolas"/>
-                <w:rtl w:val="off"/>
-              </w:rPr>
-            </w:pPr>
-            <w:r>
-              <w:rPr>
-                <w:lang/>
-                <w:rFonts w:ascii="Consolas" w:hAnsi="Consolas"/>
+                <w:color w:val="000000"/>
+                <w:rtl w:val="off"/>
+              </w:rPr>
+            </w:pPr>
+            <w:r>
+              <w:rPr>
+                <w:lang/>
+                <w:rFonts w:ascii="Consolas" w:hAnsi="Consolas"/>
+                <w:color w:val="000000"/>
                 <w:rtl w:val="off"/>
               </w:rPr>
               <w:t># ===== 수정 금지 끝 =====</w:t>
@@ -1002,23 +1090,26 @@
               <w:rPr>
                 <w:lang/>
                 <w:rFonts w:ascii="Consolas" w:hAnsi="Consolas"/>
-                <w:rtl w:val="off"/>
-              </w:rPr>
-            </w:pPr>
-          </w:p>
-          <w:p>
-            <w:pPr>
-              <w:spacing w:after="20" w:line="240" w:lineRule="auto"/>
-              <w:rPr>
-                <w:lang/>
-                <w:rFonts w:ascii="Consolas" w:hAnsi="Consolas"/>
-                <w:rtl w:val="off"/>
-              </w:rPr>
-            </w:pPr>
-            <w:r>
-              <w:rPr>
-                <w:lang/>
-                <w:rFonts w:ascii="Consolas" w:hAnsi="Consolas"/>
+                <w:color w:val="000000"/>
+                <w:rtl w:val="off"/>
+              </w:rPr>
+            </w:pPr>
+          </w:p>
+          <w:p>
+            <w:pPr>
+              <w:spacing w:after="20" w:line="240" w:lineRule="auto"/>
+              <w:rPr>
+                <w:lang/>
+                <w:rFonts w:ascii="Consolas" w:hAnsi="Consolas"/>
+                <w:color w:val="000000"/>
+                <w:rtl w:val="off"/>
+              </w:rPr>
+            </w:pPr>
+            <w:r>
+              <w:rPr>
+                <w:lang/>
+                <w:rFonts w:ascii="Consolas" w:hAnsi="Consolas"/>
+                <w:color w:val="000000"/>
                 <w:rtl w:val="off"/>
               </w:rPr>
               <w:t># TODO ③ : epochs 수정</w:t>
@@ -1030,13 +1121,15 @@
               <w:rPr>
                 <w:lang/>
                 <w:rFonts w:ascii="Consolas" w:hAnsi="Consolas"/>
-                <w:rtl w:val="off"/>
-              </w:rPr>
-            </w:pPr>
-            <w:r>
-              <w:rPr>
-                <w:lang/>
-                <w:rFonts w:ascii="Consolas" w:hAnsi="Consolas"/>
+                <w:color w:val="000000"/>
+                <w:rtl w:val="off"/>
+              </w:rPr>
+            </w:pPr>
+            <w:r>
+              <w:rPr>
+                <w:lang/>
+                <w:rFonts w:ascii="Consolas" w:hAnsi="Consolas"/>
+                <w:color w:val="000000"/>
                 <w:rtl w:val="off"/>
               </w:rPr>
               <w:t>epochs        = 3</w:t>
@@ -1048,13 +1141,15 @@
               <w:rPr>
                 <w:lang/>
                 <w:rFonts w:ascii="Consolas" w:hAnsi="Consolas"/>
-                <w:rtl w:val="off"/>
-              </w:rPr>
-            </w:pPr>
-            <w:r>
-              <w:rPr>
-                <w:lang/>
-                <w:rFonts w:ascii="Consolas" w:hAnsi="Consolas"/>
+                <w:color w:val="000000"/>
+                <w:rtl w:val="off"/>
+              </w:rPr>
+            </w:pPr>
+            <w:r>
+              <w:rPr>
+                <w:lang/>
+                <w:rFonts w:ascii="Consolas" w:hAnsi="Consolas"/>
+                <w:color w:val="000000"/>
                 <w:rtl w:val="off"/>
               </w:rPr>
               <w:t>learning_rate = 0.01</w:t>
@@ -1066,23 +1161,26 @@
               <w:rPr>
                 <w:lang/>
                 <w:rFonts w:ascii="Consolas" w:hAnsi="Consolas"/>
-                <w:rtl w:val="off"/>
-              </w:rPr>
-            </w:pPr>
-          </w:p>
-          <w:p>
-            <w:pPr>
-              <w:spacing w:after="20" w:line="240" w:lineRule="auto"/>
-              <w:rPr>
-                <w:lang/>
-                <w:rFonts w:ascii="Consolas" w:hAnsi="Consolas"/>
-                <w:rtl w:val="off"/>
-              </w:rPr>
-            </w:pPr>
-            <w:r>
-              <w:rPr>
-                <w:lang/>
-                <w:rFonts w:ascii="Consolas" w:hAnsi="Consolas"/>
+                <w:color w:val="000000"/>
+                <w:rtl w:val="off"/>
+              </w:rPr>
+            </w:pPr>
+          </w:p>
+          <w:p>
+            <w:pPr>
+              <w:spacing w:after="20" w:line="240" w:lineRule="auto"/>
+              <w:rPr>
+                <w:lang/>
+                <w:rFonts w:ascii="Consolas" w:hAnsi="Consolas"/>
+                <w:color w:val="000000"/>
+                <w:rtl w:val="off"/>
+              </w:rPr>
+            </w:pPr>
+            <w:r>
+              <w:rPr>
+                <w:lang/>
+                <w:rFonts w:ascii="Consolas" w:hAnsi="Consolas"/>
+                <w:color w:val="000000"/>
                 <w:rtl w:val="off"/>
               </w:rPr>
               <w:t># TODO ④ : 학번/이름 (필수)</w:t>
@@ -1094,13 +1192,15 @@
               <w:rPr>
                 <w:lang/>
                 <w:rFonts w:ascii="Consolas" w:hAnsi="Consolas"/>
-                <w:rtl w:val="off"/>
-              </w:rPr>
-            </w:pPr>
-            <w:r>
-              <w:rPr>
-                <w:lang/>
-                <w:rFonts w:ascii="Consolas" w:hAnsi="Consolas"/>
+                <w:color w:val="000000"/>
+                <w:rtl w:val="off"/>
+              </w:rPr>
+            </w:pPr>
+            <w:r>
+              <w:rPr>
+                <w:lang/>
+                <w:rFonts w:ascii="Consolas" w:hAnsi="Consolas"/>
+                <w:color w:val="000000"/>
                 <w:rtl w:val="off"/>
               </w:rPr>
               <w:t>STUDENT_ID   = "2021103635" #e.g., 20201111111</w:t>
@@ -1112,13 +1212,15 @@
               <w:rPr>
                 <w:lang/>
                 <w:rFonts w:ascii="Consolas" w:hAnsi="Consolas"/>
-                <w:rtl w:val="off"/>
-              </w:rPr>
-            </w:pPr>
-            <w:r>
-              <w:rPr>
-                <w:lang/>
-                <w:rFonts w:ascii="Consolas" w:hAnsi="Consolas"/>
+                <w:color w:val="000000"/>
+                <w:rtl w:val="off"/>
+              </w:rPr>
+            </w:pPr>
+            <w:r>
+              <w:rPr>
+                <w:lang/>
+                <w:rFonts w:ascii="Consolas" w:hAnsi="Consolas"/>
+                <w:color w:val="000000"/>
                 <w:rtl w:val="off"/>
               </w:rPr>
               <w:t>STUDENT_NAME = "LEE Min Seok" #e.g., Hong Gil Dong</w:t>
@@ -1130,23 +1232,26 @@
               <w:rPr>
                 <w:lang/>
                 <w:rFonts w:ascii="Consolas" w:hAnsi="Consolas"/>
-                <w:rtl w:val="off"/>
-              </w:rPr>
-            </w:pPr>
-          </w:p>
-          <w:p>
-            <w:pPr>
-              <w:spacing w:after="20" w:line="240" w:lineRule="auto"/>
-              <w:rPr>
-                <w:lang/>
-                <w:rFonts w:ascii="Consolas" w:hAnsi="Consolas"/>
-                <w:rtl w:val="off"/>
-              </w:rPr>
-            </w:pPr>
-            <w:r>
-              <w:rPr>
-                <w:lang/>
-                <w:rFonts w:ascii="Consolas" w:hAnsi="Consolas"/>
+                <w:color w:val="000000"/>
+                <w:rtl w:val="off"/>
+              </w:rPr>
+            </w:pPr>
+          </w:p>
+          <w:p>
+            <w:pPr>
+              <w:spacing w:after="20" w:line="240" w:lineRule="auto"/>
+              <w:rPr>
+                <w:lang/>
+                <w:rFonts w:ascii="Consolas" w:hAnsi="Consolas"/>
+                <w:color w:val="000000"/>
+                <w:rtl w:val="off"/>
+              </w:rPr>
+            </w:pPr>
+            <w:r>
+              <w:rPr>
+                <w:lang/>
+                <w:rFonts w:ascii="Consolas" w:hAnsi="Consolas"/>
+                <w:color w:val="000000"/>
                 <w:rtl w:val="off"/>
               </w:rPr>
               <w:t># ===== 수정 금지 =====</w:t>
@@ -1158,13 +1263,15 @@
               <w:rPr>
                 <w:lang/>
                 <w:rFonts w:ascii="Consolas" w:hAnsi="Consolas"/>
-                <w:rtl w:val="off"/>
-              </w:rPr>
-            </w:pPr>
-            <w:r>
-              <w:rPr>
-                <w:lang/>
-                <w:rFonts w:ascii="Consolas" w:hAnsi="Consolas"/>
+                <w:color w:val="000000"/>
+                <w:rtl w:val="off"/>
+              </w:rPr>
+            </w:pPr>
+            <w:r>
+              <w:rPr>
+                <w:lang/>
+                <w:rFonts w:ascii="Consolas" w:hAnsi="Consolas"/>
+                <w:color w:val="000000"/>
                 <w:rtl w:val="off"/>
               </w:rPr>
               <w:t>model         = MyLeNet5_2().to(device)</w:t>
@@ -1176,13 +1283,15 @@
               <w:rPr>
                 <w:lang/>
                 <w:rFonts w:ascii="Consolas" w:hAnsi="Consolas"/>
-                <w:rtl w:val="off"/>
-              </w:rPr>
-            </w:pPr>
-            <w:r>
-              <w:rPr>
-                <w:lang/>
-                <w:rFonts w:ascii="Consolas" w:hAnsi="Consolas"/>
+                <w:color w:val="000000"/>
+                <w:rtl w:val="off"/>
+              </w:rPr>
+            </w:pPr>
+            <w:r>
+              <w:rPr>
+                <w:lang/>
+                <w:rFonts w:ascii="Consolas" w:hAnsi="Consolas"/>
+                <w:color w:val="000000"/>
                 <w:rtl w:val="off"/>
               </w:rPr>
               <w:t>optimizer     = optim.Adadelta(model.parameters(), lr=learning_rate)</w:t>
@@ -1194,13 +1303,15 @@
               <w:rPr>
                 <w:lang/>
                 <w:rFonts w:ascii="Consolas" w:hAnsi="Consolas"/>
-                <w:rtl w:val="off"/>
-              </w:rPr>
-            </w:pPr>
-            <w:r>
-              <w:rPr>
-                <w:lang/>
-                <w:rFonts w:ascii="Consolas" w:hAnsi="Consolas"/>
+                <w:color w:val="000000"/>
+                <w:rtl w:val="off"/>
+              </w:rPr>
+            </w:pPr>
+            <w:r>
+              <w:rPr>
+                <w:lang/>
+                <w:rFonts w:ascii="Consolas" w:hAnsi="Consolas"/>
+                <w:color w:val="000000"/>
                 <w:rtl w:val="off"/>
               </w:rPr>
               <w:t>scheduler     = optim.lr_scheduler.StepLR(optimizer, step_size=1, gamma=0.1)</w:t>
@@ -1212,13 +1323,15 @@
               <w:rPr>
                 <w:lang/>
                 <w:rFonts w:ascii="Consolas" w:hAnsi="Consolas"/>
-                <w:rtl w:val="off"/>
-              </w:rPr>
-            </w:pPr>
-            <w:r>
-              <w:rPr>
-                <w:lang/>
-                <w:rFonts w:ascii="Consolas" w:hAnsi="Consolas"/>
+                <w:color w:val="000000"/>
+                <w:rtl w:val="off"/>
+              </w:rPr>
+            </w:pPr>
+            <w:r>
+              <w:rPr>
+                <w:lang/>
+                <w:rFonts w:ascii="Consolas" w:hAnsi="Consolas"/>
+                <w:color w:val="000000"/>
                 <w:rtl w:val="off"/>
               </w:rPr>
               <w:t>loss_function = nn.CrossEntropyLoss()</w:t>
@@ -1230,23 +1343,26 @@
               <w:rPr>
                 <w:lang/>
                 <w:rFonts w:ascii="Consolas" w:hAnsi="Consolas"/>
-                <w:rtl w:val="off"/>
-              </w:rPr>
-            </w:pPr>
-          </w:p>
-          <w:p>
-            <w:pPr>
-              <w:spacing w:after="20" w:line="240" w:lineRule="auto"/>
-              <w:rPr>
-                <w:lang/>
-                <w:rFonts w:ascii="Consolas" w:hAnsi="Consolas"/>
-                <w:rtl w:val="off"/>
-              </w:rPr>
-            </w:pPr>
-            <w:r>
-              <w:rPr>
-                <w:lang/>
-                <w:rFonts w:ascii="Consolas" w:hAnsi="Consolas"/>
+                <w:color w:val="000000"/>
+                <w:rtl w:val="off"/>
+              </w:rPr>
+            </w:pPr>
+          </w:p>
+          <w:p>
+            <w:pPr>
+              <w:spacing w:after="20" w:line="240" w:lineRule="auto"/>
+              <w:rPr>
+                <w:lang/>
+                <w:rFonts w:ascii="Consolas" w:hAnsi="Consolas"/>
+                <w:color w:val="000000"/>
+                <w:rtl w:val="off"/>
+              </w:rPr>
+            </w:pPr>
+            <w:r>
+              <w:rPr>
+                <w:lang/>
+                <w:rFonts w:ascii="Consolas" w:hAnsi="Consolas"/>
+                <w:color w:val="000000"/>
                 <w:rtl w:val="off"/>
               </w:rPr>
               <w:t>print(f"학번: {STUDENT_ID}  이름: {STUDENT_NAME}")</w:t>
@@ -1258,13 +1374,15 @@
               <w:rPr>
                 <w:lang/>
                 <w:rFonts w:ascii="Consolas" w:hAnsi="Consolas"/>
-                <w:rtl w:val="off"/>
-              </w:rPr>
-            </w:pPr>
-            <w:r>
-              <w:rPr>
-                <w:lang/>
-                <w:rFonts w:ascii="Consolas" w:hAnsi="Consolas"/>
+                <w:color w:val="000000"/>
+                <w:rtl w:val="off"/>
+              </w:rPr>
+            </w:pPr>
+            <w:r>
+              <w:rPr>
+                <w:lang/>
+                <w:rFonts w:ascii="Consolas" w:hAnsi="Consolas"/>
+                <w:color w:val="000000"/>
                 <w:rtl w:val="off"/>
               </w:rPr>
               <w:t>print(f"epochs={epochs}  lr={learning_rate}  optimizer=Adadelta")</w:t>
@@ -1275,12 +1393,14 @@
               <w:spacing w:after="20" w:line="240" w:lineRule="auto"/>
               <w:rPr>
                 <w:rFonts w:ascii="Consolas" w:hAnsi="Consolas"/>
-              </w:rPr>
-            </w:pPr>
-            <w:r>
-              <w:rPr>
-                <w:lang/>
-                <w:rFonts w:ascii="Consolas" w:hAnsi="Consolas"/>
+                <w:color w:val="000000"/>
+              </w:rPr>
+            </w:pPr>
+            <w:r>
+              <w:rPr>
+                <w:lang/>
+                <w:rFonts w:ascii="Consolas" w:hAnsi="Consolas"/>
+                <w:color w:val="000000"/>
                 <w:rtl w:val="off"/>
               </w:rPr>
               <w:t># ===== 수정 금지 끝 =====</w:t>
@@ -1775,17 +1895,6 @@
                 <w:sz w:val="20"/>
               </w:rPr>
             </w:pPr>
-          </w:p>
-          <w:p>
-            <w:pPr>
-              <w:spacing w:after="0" w:line="240" w:lineRule="auto"/>
-              <w:rPr>
-                <w:rFonts w:ascii="Arial" w:hAnsi="Arial" w:cs="Arial"/>
-                <w:b w:val="0"/>
-                <w:bCs w:val="0"/>
-                <w:sz w:val="20"/>
-              </w:rPr>
-            </w:pPr>
             <w:r>
               <w:rPr>
                 <w:rFonts w:ascii="Arial" w:hAnsi="Arial" w:cs="Arial"/>
@@ -1793,9 +1902,9 @@
               </w:rPr>
               <w:drawing>
                 <wp:inline distT="0" distB="0" distL="180" distR="180">
-                  <wp:extent cx="5731510" cy="3235960"/>
+                  <wp:extent cx="5731510" cy="3215640"/>
                   <wp:effectExtent l="0" t="0" r="0" b="0"/>
-                  <wp:docPr id="1027" name=""/>
+                  <wp:docPr id="1028" name=""/>
                   <wp:cNvGraphicFramePr>
                     <a:graphicFrameLocks xmlns:a="http://schemas.openxmlformats.org/drawingml/2006/main" noChangeAspect="1"/>
                   </wp:cNvGraphicFramePr>
@@ -1803,7 +1912,7 @@
                     <a:graphicData uri="http://schemas.openxmlformats.org/drawingml/2006/picture">
                       <pic:pic xmlns:pic="http://schemas.openxmlformats.org/drawingml/2006/picture">
                         <pic:nvPicPr>
-                          <pic:cNvPr id="1027" name=""/>
+                          <pic:cNvPr id="1028" name=""/>
                           <pic:cNvPicPr>
                             <a:picLocks noChangeAspect="1" noUngrp="1"/>
                           </pic:cNvPicPr>
@@ -1823,7 +1932,7 @@
                         <pic:spPr>
                           <a:xfrm>
                             <a:off x="0" y="0"/>
-                            <a:ext cx="5731510" cy="3235960"/>
+                            <a:ext cx="5731510" cy="3215640"/>
                           </a:xfrm>
                           <a:prstGeom prst="rect">
                             <a:avLst/>
@@ -1835,6 +1944,17 @@
                 </wp:inline>
               </w:drawing>
             </w:r>
+          </w:p>
+          <w:p>
+            <w:pPr>
+              <w:spacing w:after="0" w:line="240" w:lineRule="auto"/>
+              <w:rPr>
+                <w:rFonts w:ascii="Arial" w:hAnsi="Arial" w:cs="Arial"/>
+                <w:b w:val="0"/>
+                <w:bCs w:val="0"/>
+                <w:sz w:val="20"/>
+              </w:rPr>
+            </w:pPr>
           </w:p>
         </w:tc>
       </w:tr>
@@ -1918,162 +2038,24 @@
               <w:widowControl w:val="off"/>
               <w:spacing w:after="0" w:line="240" w:lineRule="auto"/>
               <w:rPr>
-                <w:rFonts w:ascii="Consolas" w:eastAsiaTheme="minorHAnsi" w:hAnsi="Consolas" w:cs="Consolas"/>
-                <w:b/>
-                <w:bCs/>
-                <w:color w:val="7F0055"/>
-                <w:sz w:val="20"/>
-              </w:rPr>
-            </w:pPr>
-            <w:r>
-              <w:rPr>
-                <w:rFonts w:ascii="Consolas" w:eastAsiaTheme="minorHAnsi" w:hAnsi="Consolas" w:cs="Consolas"/>
-                <w:b/>
-                <w:bCs/>
-                <w:color w:val="7F0055"/>
-                <w:sz w:val="20"/>
-              </w:rPr>
-              <w:t xml:space="preserve">// </w:t>
-            </w:r>
-            <w:r>
-              <w:rPr>
-                <w:rFonts w:ascii="Consolas" w:eastAsiaTheme="minorHAnsi" w:hAnsi="Consolas" w:cs="Consolas"/>
-                <w:b/>
-                <w:bCs/>
-                <w:color w:val="7F0055"/>
-                <w:sz w:val="20"/>
-              </w:rPr>
-              <w:t>아래</w:t>
-            </w:r>
-            <w:r>
-              <w:rPr>
-                <w:rFonts w:ascii="Consolas" w:eastAsiaTheme="minorHAnsi" w:hAnsi="Consolas" w:cs="Consolas"/>
-                <w:b/>
-                <w:bCs/>
-                <w:color w:val="7F0055"/>
-                <w:sz w:val="20"/>
-              </w:rPr>
-              <w:t xml:space="preserve"> </w:t>
-            </w:r>
-            <w:r>
-              <w:rPr>
-                <w:rFonts w:ascii="Consolas" w:eastAsiaTheme="minorHAnsi" w:hAnsi="Consolas" w:cs="Consolas"/>
-                <w:b/>
-                <w:bCs/>
-                <w:color w:val="7F0055"/>
-                <w:sz w:val="20"/>
-              </w:rPr>
-              <w:t>내용</w:t>
-            </w:r>
-            <w:r>
-              <w:rPr>
-                <w:rFonts w:ascii="Consolas" w:eastAsiaTheme="minorHAnsi" w:hAnsi="Consolas" w:cs="Consolas"/>
-                <w:b/>
-                <w:bCs/>
-                <w:color w:val="7F0055"/>
-                <w:sz w:val="20"/>
-              </w:rPr>
-              <w:t xml:space="preserve"> </w:t>
-            </w:r>
-            <w:r>
-              <w:rPr>
-                <w:rFonts w:ascii="Consolas" w:eastAsiaTheme="minorHAnsi" w:hAnsi="Consolas" w:cs="Consolas"/>
-                <w:b/>
-                <w:bCs/>
-                <w:color w:val="7F0055"/>
-                <w:sz w:val="20"/>
-              </w:rPr>
-              <w:t>삭제</w:t>
-            </w:r>
-            <w:r>
-              <w:rPr>
-                <w:rFonts w:ascii="Consolas" w:eastAsiaTheme="minorHAnsi" w:hAnsi="Consolas" w:cs="Consolas"/>
-                <w:b/>
-                <w:bCs/>
-                <w:color w:val="7F0055"/>
-                <w:sz w:val="20"/>
-              </w:rPr>
-              <w:t xml:space="preserve"> </w:t>
-            </w:r>
-            <w:r>
-              <w:rPr>
-                <w:rFonts w:ascii="Consolas" w:eastAsiaTheme="minorHAnsi" w:hAnsi="Consolas" w:cs="Consolas"/>
-                <w:b/>
-                <w:bCs/>
-                <w:color w:val="7F0055"/>
-                <w:sz w:val="20"/>
-              </w:rPr>
-              <w:t>후</w:t>
-            </w:r>
-            <w:r>
-              <w:rPr>
-                <w:rFonts w:ascii="Consolas" w:eastAsiaTheme="minorHAnsi" w:hAnsi="Consolas" w:cs="Consolas"/>
-                <w:b/>
-                <w:bCs/>
-                <w:color w:val="7F0055"/>
-                <w:sz w:val="20"/>
-              </w:rPr>
-              <w:t xml:space="preserve"> </w:t>
-            </w:r>
-            <w:r>
-              <w:rPr>
-                <w:rFonts w:ascii="Consolas" w:eastAsiaTheme="minorHAnsi" w:hAnsi="Consolas" w:cs="Consolas"/>
-                <w:b/>
-                <w:bCs/>
-                <w:color w:val="7F0055"/>
-                <w:sz w:val="20"/>
-              </w:rPr>
-              <w:t>본인</w:t>
-            </w:r>
-            <w:r>
-              <w:rPr>
-                <w:rFonts w:ascii="Consolas" w:eastAsiaTheme="minorHAnsi" w:hAnsi="Consolas" w:cs="Consolas"/>
-                <w:b/>
-                <w:bCs/>
-                <w:color w:val="7F0055"/>
-                <w:sz w:val="20"/>
-              </w:rPr>
-              <w:t xml:space="preserve"> </w:t>
-            </w:r>
-            <w:r>
-              <w:rPr>
-                <w:rFonts w:ascii="Consolas" w:eastAsiaTheme="minorHAnsi" w:hAnsi="Consolas" w:cs="Consolas"/>
-                <w:b/>
-                <w:bCs/>
-                <w:color w:val="7F0055"/>
-                <w:sz w:val="20"/>
-              </w:rPr>
-              <w:t>코드로</w:t>
-            </w:r>
-            <w:r>
-              <w:rPr>
-                <w:rFonts w:ascii="Consolas" w:eastAsiaTheme="minorHAnsi" w:hAnsi="Consolas" w:cs="Consolas"/>
-                <w:b/>
-                <w:bCs/>
-                <w:color w:val="7F0055"/>
-                <w:sz w:val="20"/>
-              </w:rPr>
-              <w:t xml:space="preserve"> </w:t>
-            </w:r>
-            <w:r>
-              <w:rPr>
-                <w:rFonts w:ascii="Consolas" w:eastAsiaTheme="minorHAnsi" w:hAnsi="Consolas" w:cs="Consolas"/>
-                <w:b/>
-                <w:bCs/>
-                <w:color w:val="7F0055"/>
-                <w:sz w:val="20"/>
-              </w:rPr>
-              <w:t>대체</w:t>
-            </w:r>
-            <w:r>
-              <w:rPr>
-                <w:rFonts w:ascii="Consolas" w:eastAsiaTheme="minorHAnsi" w:hAnsi="Consolas" w:cs="Consolas"/>
-                <w:b/>
-                <w:bCs/>
-                <w:color w:val="7F0055"/>
-                <w:sz w:val="20"/>
-              </w:rPr>
-              <w:t xml:space="preserve"> </w:t>
+                <w:rFonts w:ascii="Consolas" w:eastAsia="Consolas" w:hAnsi="Consolas" w:cs="Consolas"/>
+                <w:b w:val="0"/>
+                <w:bCs w:val="0"/>
+                <w:color w:val="000000"/>
+                <w:sz w:val="20"/>
+                <w:u w:color="auto"/>
+              </w:rPr>
+            </w:pPr>
+            <w:r>
+              <w:rPr>
+                <w:rFonts w:ascii="Consolas" w:eastAsia="Consolas" w:hAnsi="Consolas" w:cs="Consolas"/>
+                <w:b w:val="0"/>
+                <w:bCs w:val="0"/>
+                <w:color w:val="000000"/>
+                <w:sz w:val="20"/>
+                <w:u w:color="auto"/>
+              </w:rPr>
+              <w:t># TODO ① : 하이퍼파라미터 (변경표 참고)</w:t>
             </w:r>
           </w:p>
           <w:p>
@@ -2084,13 +2066,25 @@
               <w:widowControl w:val="off"/>
               <w:spacing w:after="0" w:line="240" w:lineRule="auto"/>
               <w:rPr>
-                <w:rFonts w:ascii="Consolas" w:eastAsiaTheme="minorHAnsi" w:hAnsi="Consolas" w:cs="Consolas"/>
-                <w:b/>
-                <w:bCs/>
-                <w:color w:val="7F0055"/>
-                <w:sz w:val="20"/>
-              </w:rPr>
-            </w:pPr>
+                <w:rFonts w:ascii="Consolas" w:eastAsia="Consolas" w:hAnsi="Consolas" w:cs="Consolas"/>
+                <w:b w:val="0"/>
+                <w:bCs w:val="0"/>
+                <w:color w:val="000000"/>
+                <w:sz w:val="20"/>
+                <w:u w:color="auto"/>
+              </w:rPr>
+            </w:pPr>
+            <w:r>
+              <w:rPr>
+                <w:rFonts w:ascii="Consolas" w:eastAsia="Consolas" w:hAnsi="Consolas" w:cs="Consolas"/>
+                <w:b w:val="0"/>
+                <w:bCs w:val="0"/>
+                <w:color w:val="000000"/>
+                <w:sz w:val="20"/>
+                <w:u w:color="auto"/>
+              </w:rPr>
+              <w:t>latent_size = 64          # 수정 금지</w:t>
+            </w:r>
           </w:p>
           <w:p>
             <w:pPr>
@@ -2100,28 +2094,24 @@
               <w:widowControl w:val="off"/>
               <w:spacing w:after="0" w:line="240" w:lineRule="auto"/>
               <w:rPr>
-                <w:rFonts w:ascii="Consolas" w:eastAsiaTheme="minorHAnsi" w:hAnsi="Consolas" w:cs="Consolas"/>
-                <w:color w:val="auto"/>
-                <w:sz w:val="20"/>
-              </w:rPr>
-            </w:pPr>
-            <w:r>
-              <w:rPr>
-                <w:rFonts w:ascii="Consolas" w:eastAsiaTheme="minorHAnsi" w:hAnsi="Consolas" w:cs="Consolas"/>
-                <w:b/>
-                <w:bCs/>
-                <w:color w:val="7F0055"/>
-                <w:sz w:val="20"/>
-              </w:rPr>
-              <w:t>import</w:t>
-            </w:r>
-            <w:r>
-              <w:rPr>
-                <w:rFonts w:ascii="Consolas" w:eastAsiaTheme="minorHAnsi" w:hAnsi="Consolas" w:cs="Consolas"/>
-                <w:color w:val="000000"/>
-                <w:sz w:val="20"/>
-              </w:rPr>
-              <w:t xml:space="preserve"> java.util.Scanner;</w:t>
+                <w:rFonts w:ascii="Consolas" w:eastAsia="Consolas" w:hAnsi="Consolas" w:cs="Consolas"/>
+                <w:b w:val="0"/>
+                <w:bCs w:val="0"/>
+                <w:color w:val="000000"/>
+                <w:sz w:val="20"/>
+                <w:u w:color="auto"/>
+              </w:rPr>
+            </w:pPr>
+            <w:r>
+              <w:rPr>
+                <w:rFonts w:ascii="Consolas" w:eastAsia="Consolas" w:hAnsi="Consolas" w:cs="Consolas"/>
+                <w:b w:val="0"/>
+                <w:bCs w:val="0"/>
+                <w:color w:val="000000"/>
+                <w:sz w:val="20"/>
+                <w:u w:color="auto"/>
+              </w:rPr>
+              <w:t>num_epochs  = 20         # ← 수정 대상</w:t>
             </w:r>
           </w:p>
           <w:p>
@@ -2132,11 +2122,25 @@
               <w:widowControl w:val="off"/>
               <w:spacing w:after="0" w:line="240" w:lineRule="auto"/>
               <w:rPr>
-                <w:rFonts w:ascii="Consolas" w:eastAsiaTheme="minorHAnsi" w:hAnsi="Consolas" w:cs="Consolas"/>
-                <w:color w:val="auto"/>
-                <w:sz w:val="20"/>
-              </w:rPr>
-            </w:pPr>
+                <w:rFonts w:ascii="Consolas" w:eastAsia="Consolas" w:hAnsi="Consolas" w:cs="Consolas"/>
+                <w:b w:val="0"/>
+                <w:bCs w:val="0"/>
+                <w:color w:val="000000"/>
+                <w:sz w:val="20"/>
+                <w:u w:color="auto"/>
+              </w:rPr>
+            </w:pPr>
+            <w:r>
+              <w:rPr>
+                <w:rFonts w:ascii="Consolas" w:eastAsia="Consolas" w:hAnsi="Consolas" w:cs="Consolas"/>
+                <w:b w:val="0"/>
+                <w:bCs w:val="0"/>
+                <w:color w:val="000000"/>
+                <w:sz w:val="20"/>
+                <w:u w:color="auto"/>
+              </w:rPr>
+              <w:t>batch_size  = 128         # ← 수정 대상</w:t>
+            </w:r>
           </w:p>
           <w:p>
             <w:pPr>
@@ -2146,46 +2150,24 @@
               <w:widowControl w:val="off"/>
               <w:spacing w:after="0" w:line="240" w:lineRule="auto"/>
               <w:rPr>
-                <w:rFonts w:ascii="Consolas" w:eastAsiaTheme="minorHAnsi" w:hAnsi="Consolas" w:cs="Consolas"/>
-                <w:color w:val="auto"/>
-                <w:sz w:val="20"/>
-              </w:rPr>
-            </w:pPr>
-            <w:r>
-              <w:rPr>
-                <w:rFonts w:ascii="Consolas" w:eastAsiaTheme="minorHAnsi" w:hAnsi="Consolas" w:cs="Consolas"/>
-                <w:b/>
-                <w:bCs/>
-                <w:color w:val="7F0055"/>
-                <w:sz w:val="20"/>
-              </w:rPr>
-              <w:t>public</w:t>
-            </w:r>
-            <w:r>
-              <w:rPr>
-                <w:rFonts w:ascii="Consolas" w:eastAsiaTheme="minorHAnsi" w:hAnsi="Consolas" w:cs="Consolas"/>
-                <w:color w:val="000000"/>
-                <w:sz w:val="20"/>
-              </w:rPr>
-              <w:t xml:space="preserve"> </w:t>
-            </w:r>
-            <w:r>
-              <w:rPr>
-                <w:rFonts w:ascii="Consolas" w:eastAsiaTheme="minorHAnsi" w:hAnsi="Consolas" w:cs="Consolas"/>
-                <w:b/>
-                <w:bCs/>
-                <w:color w:val="7F0055"/>
-                <w:sz w:val="20"/>
-              </w:rPr>
-              <w:t>class</w:t>
-            </w:r>
-            <w:r>
-              <w:rPr>
-                <w:rFonts w:ascii="Consolas" w:eastAsiaTheme="minorHAnsi" w:hAnsi="Consolas" w:cs="Consolas"/>
-                <w:color w:val="000000"/>
-                <w:sz w:val="20"/>
-              </w:rPr>
-              <w:t xml:space="preserve"> FirstProgram {</w:t>
+                <w:rFonts w:ascii="Consolas" w:eastAsia="Consolas" w:hAnsi="Consolas" w:cs="Consolas"/>
+                <w:b w:val="0"/>
+                <w:bCs w:val="0"/>
+                <w:color w:val="000000"/>
+                <w:sz w:val="20"/>
+                <w:u w:color="auto"/>
+              </w:rPr>
+            </w:pPr>
+            <w:r>
+              <w:rPr>
+                <w:rFonts w:ascii="Consolas" w:eastAsia="Consolas" w:hAnsi="Consolas" w:cs="Consolas"/>
+                <w:b w:val="0"/>
+                <w:bCs w:val="0"/>
+                <w:color w:val="000000"/>
+                <w:sz w:val="20"/>
+                <w:u w:color="auto"/>
+              </w:rPr>
+              <w:t>image_size  = 784         # 수정 금지</w:t>
             </w:r>
           </w:p>
           <w:p>
@@ -2196,9 +2178,12 @@
               <w:widowControl w:val="off"/>
               <w:spacing w:after="0" w:line="240" w:lineRule="auto"/>
               <w:rPr>
-                <w:rFonts w:ascii="Consolas" w:eastAsiaTheme="minorHAnsi" w:hAnsi="Consolas" w:cs="Consolas"/>
-                <w:color w:val="auto"/>
-                <w:sz w:val="20"/>
+                <w:rFonts w:ascii="Consolas" w:eastAsia="Consolas" w:hAnsi="Consolas" w:cs="Consolas"/>
+                <w:b w:val="0"/>
+                <w:bCs w:val="0"/>
+                <w:color w:val="000000"/>
+                <w:sz w:val="20"/>
+                <w:u w:color="auto"/>
               </w:rPr>
             </w:pPr>
           </w:p>
@@ -2210,25 +2195,945 @@
               <w:widowControl w:val="off"/>
               <w:spacing w:after="0" w:line="240" w:lineRule="auto"/>
               <w:rPr>
-                <w:rFonts w:ascii="Consolas" w:hAnsi="Consolas"/>
-              </w:rPr>
-            </w:pPr>
-            <w:r>
-              <w:rPr>
-                <w:rFonts w:ascii="Consolas" w:eastAsiaTheme="minorHAnsi" w:hAnsi="Consolas" w:cs="Consolas"/>
-                <w:color w:val="000000"/>
-                <w:sz w:val="20"/>
-              </w:rPr>
-              <w:tab/>
-            </w:r>
-          </w:p>
-          <w:p>
-            <w:pPr>
-              <w:spacing w:after="20" w:line="240" w:lineRule="auto"/>
-              <w:rPr>
-                <w:rFonts w:ascii="Consolas" w:hAnsi="Consolas"/>
-              </w:rPr>
-            </w:pPr>
+                <w:rFonts w:ascii="Consolas" w:eastAsia="Consolas" w:hAnsi="Consolas" w:cs="Consolas"/>
+                <w:b w:val="0"/>
+                <w:bCs w:val="0"/>
+                <w:color w:val="000000"/>
+                <w:sz w:val="20"/>
+                <w:u w:color="auto"/>
+              </w:rPr>
+            </w:pPr>
+            <w:r>
+              <w:rPr>
+                <w:rFonts w:ascii="Consolas" w:eastAsia="Consolas" w:hAnsi="Consolas" w:cs="Consolas"/>
+                <w:b w:val="0"/>
+                <w:bCs w:val="0"/>
+                <w:color w:val="000000"/>
+                <w:sz w:val="20"/>
+                <w:u w:color="auto"/>
+              </w:rPr>
+              <w:t># TODO ④ : 학번/이름 (필수)</w:t>
+            </w:r>
+          </w:p>
+          <w:p>
+            <w:pPr>
+              <w:adjustRightInd/>
+              <w:autoSpaceDE w:val="off"/>
+              <w:autoSpaceDN w:val="off"/>
+              <w:widowControl w:val="off"/>
+              <w:spacing w:after="0" w:line="240" w:lineRule="auto"/>
+              <w:rPr>
+                <w:rFonts w:ascii="Consolas" w:eastAsia="Consolas" w:hAnsi="Consolas" w:cs="Consolas"/>
+                <w:b w:val="0"/>
+                <w:bCs w:val="0"/>
+                <w:color w:val="000000"/>
+                <w:sz w:val="20"/>
+                <w:u w:color="auto"/>
+              </w:rPr>
+            </w:pPr>
+            <w:r>
+              <w:rPr>
+                <w:rFonts w:ascii="Consolas" w:eastAsia="Consolas" w:hAnsi="Consolas" w:cs="Consolas"/>
+                <w:b w:val="0"/>
+                <w:bCs w:val="0"/>
+                <w:color w:val="000000"/>
+                <w:sz w:val="20"/>
+                <w:u w:color="auto"/>
+              </w:rPr>
+              <w:t>STUDENT_ID   = "2021103635" # (e.g., 20000000000)</w:t>
+            </w:r>
+          </w:p>
+          <w:p>
+            <w:pPr>
+              <w:adjustRightInd/>
+              <w:autoSpaceDE w:val="off"/>
+              <w:autoSpaceDN w:val="off"/>
+              <w:widowControl w:val="off"/>
+              <w:spacing w:after="0" w:line="240" w:lineRule="auto"/>
+              <w:rPr>
+                <w:rFonts w:ascii="Consolas" w:eastAsia="Consolas" w:hAnsi="Consolas" w:cs="Consolas"/>
+                <w:b w:val="0"/>
+                <w:bCs w:val="0"/>
+                <w:color w:val="000000"/>
+                <w:sz w:val="20"/>
+                <w:u w:color="auto"/>
+              </w:rPr>
+            </w:pPr>
+            <w:r>
+              <w:rPr>
+                <w:rFonts w:ascii="Consolas" w:eastAsia="Consolas" w:hAnsi="Consolas" w:cs="Consolas"/>
+                <w:b w:val="0"/>
+                <w:bCs w:val="0"/>
+                <w:color w:val="000000"/>
+                <w:sz w:val="20"/>
+                <w:u w:color="auto"/>
+              </w:rPr>
+              <w:t>STUDENT_NAME = "LEE Min Seok" # (e.g., Hong Gil Dong)</w:t>
+            </w:r>
+          </w:p>
+          <w:p>
+            <w:pPr>
+              <w:adjustRightInd/>
+              <w:autoSpaceDE w:val="off"/>
+              <w:autoSpaceDN w:val="off"/>
+              <w:widowControl w:val="off"/>
+              <w:spacing w:after="0" w:line="240" w:lineRule="auto"/>
+              <w:rPr>
+                <w:rFonts w:ascii="Consolas" w:eastAsia="Consolas" w:hAnsi="Consolas" w:cs="Consolas"/>
+                <w:b w:val="0"/>
+                <w:bCs w:val="0"/>
+                <w:color w:val="000000"/>
+                <w:sz w:val="20"/>
+                <w:u w:color="auto"/>
+              </w:rPr>
+            </w:pPr>
+          </w:p>
+          <w:p>
+            <w:pPr>
+              <w:adjustRightInd/>
+              <w:autoSpaceDE w:val="off"/>
+              <w:autoSpaceDN w:val="off"/>
+              <w:widowControl w:val="off"/>
+              <w:spacing w:after="0" w:line="240" w:lineRule="auto"/>
+              <w:rPr>
+                <w:rFonts w:ascii="Consolas" w:eastAsia="Consolas" w:hAnsi="Consolas" w:cs="Consolas"/>
+                <w:b w:val="0"/>
+                <w:bCs w:val="0"/>
+                <w:color w:val="000000"/>
+                <w:sz w:val="20"/>
+                <w:u w:color="auto"/>
+              </w:rPr>
+            </w:pPr>
+            <w:r>
+              <w:rPr>
+                <w:rFonts w:ascii="Consolas" w:eastAsia="Consolas" w:hAnsi="Consolas" w:cs="Consolas"/>
+                <w:b w:val="0"/>
+                <w:bCs w:val="0"/>
+                <w:color w:val="000000"/>
+                <w:sz w:val="20"/>
+                <w:u w:color="auto"/>
+              </w:rPr>
+              <w:t># ===== 수정 금지 =====</w:t>
+            </w:r>
+          </w:p>
+          <w:p>
+            <w:pPr>
+              <w:adjustRightInd/>
+              <w:autoSpaceDE w:val="off"/>
+              <w:autoSpaceDN w:val="off"/>
+              <w:widowControl w:val="off"/>
+              <w:spacing w:after="0" w:line="240" w:lineRule="auto"/>
+              <w:rPr>
+                <w:rFonts w:ascii="Consolas" w:eastAsia="Consolas" w:hAnsi="Consolas" w:cs="Consolas"/>
+                <w:b w:val="0"/>
+                <w:bCs w:val="0"/>
+                <w:color w:val="000000"/>
+                <w:sz w:val="20"/>
+                <w:u w:color="auto"/>
+              </w:rPr>
+            </w:pPr>
+            <w:r>
+              <w:rPr>
+                <w:rFonts w:ascii="Consolas" w:eastAsia="Consolas" w:hAnsi="Consolas" w:cs="Consolas"/>
+                <w:b w:val="0"/>
+                <w:bCs w:val="0"/>
+                <w:color w:val="000000"/>
+                <w:sz w:val="20"/>
+                <w:u w:color="auto"/>
+              </w:rPr>
+              <w:t>print(f"latent_size={latent_size}  batch_size={batch_size}  num_epochs={num_epochs}")</w:t>
+            </w:r>
+          </w:p>
+          <w:p>
+            <w:pPr>
+              <w:adjustRightInd/>
+              <w:autoSpaceDE w:val="off"/>
+              <w:autoSpaceDN w:val="off"/>
+              <w:widowControl w:val="off"/>
+              <w:spacing w:after="0" w:line="240" w:lineRule="auto"/>
+              <w:rPr>
+                <w:rFonts w:ascii="Consolas" w:eastAsia="Consolas" w:hAnsi="Consolas" w:cs="Consolas"/>
+                <w:b w:val="0"/>
+                <w:bCs w:val="0"/>
+                <w:color w:val="000000"/>
+                <w:sz w:val="20"/>
+                <w:u w:color="auto"/>
+              </w:rPr>
+            </w:pPr>
+            <w:r>
+              <w:rPr>
+                <w:rFonts w:ascii="Consolas" w:eastAsia="Consolas" w:hAnsi="Consolas" w:cs="Consolas"/>
+                <w:b w:val="0"/>
+                <w:bCs w:val="0"/>
+                <w:color w:val="000000"/>
+                <w:sz w:val="20"/>
+                <w:u w:color="auto"/>
+              </w:rPr>
+              <w:t>print(f"학번: {STUDENT_ID}  이름: {STUDENT_NAME}")</w:t>
+            </w:r>
+          </w:p>
+          <w:p>
+            <w:pPr>
+              <w:adjustRightInd/>
+              <w:autoSpaceDE w:val="off"/>
+              <w:autoSpaceDN w:val="off"/>
+              <w:widowControl w:val="off"/>
+              <w:spacing w:after="0" w:line="240" w:lineRule="auto"/>
+              <w:rPr>
+                <w:rFonts w:ascii="Consolas" w:eastAsia="Consolas" w:hAnsi="Consolas" w:cs="Consolas"/>
+                <w:b/>
+                <w:bCs/>
+                <w:color w:val="000000"/>
+                <w:sz w:val="20"/>
+                <w:u w:color="auto"/>
+              </w:rPr>
+            </w:pPr>
+            <w:r>
+              <w:rPr>
+                <w:rFonts w:ascii="Consolas" w:eastAsia="Consolas" w:hAnsi="Consolas" w:cs="Consolas"/>
+                <w:b w:val="0"/>
+                <w:bCs w:val="0"/>
+                <w:color w:val="000000"/>
+                <w:sz w:val="20"/>
+                <w:u w:color="auto"/>
+              </w:rPr>
+              <w:t># ===== 수정 금지 끝 =====</w:t>
+            </w:r>
+          </w:p>
+          <w:p>
+            <w:pPr>
+              <w:adjustRightInd/>
+              <w:autoSpaceDE w:val="off"/>
+              <w:autoSpaceDN w:val="off"/>
+              <w:widowControl w:val="off"/>
+              <w:spacing w:after="0" w:line="240" w:lineRule="auto"/>
+              <w:rPr>
+                <w:rFonts w:ascii="Consolas" w:eastAsia="Consolas" w:hAnsi="Consolas" w:cs="Consolas"/>
+                <w:b/>
+                <w:bCs/>
+                <w:color w:val="000000"/>
+                <w:sz w:val="20"/>
+                <w:u w:color="auto"/>
+              </w:rPr>
+            </w:pPr>
+          </w:p>
+          <w:p>
+            <w:pPr>
+              <w:spacing w:after="20" w:line="240" w:lineRule="auto"/>
+              <w:rPr>
+                <w:lang/>
+                <w:rFonts w:ascii="Consolas" w:eastAsia="Consolas" w:hAnsi="Consolas" w:cs="Consolas"/>
+                <w:color w:val="000000"/>
+                <w:u w:color="auto"/>
+                <w:rtl w:val="off"/>
+              </w:rPr>
+            </w:pPr>
+          </w:p>
+          <w:p>
+            <w:pPr>
+              <w:spacing w:after="20" w:line="240" w:lineRule="auto"/>
+              <w:rPr>
+                <w:rFonts w:ascii="Consolas" w:eastAsia="Consolas" w:hAnsi="Consolas" w:cs="Consolas"/>
+                <w:color w:val="000000"/>
+                <w:u w:color="auto"/>
+              </w:rPr>
+            </w:pPr>
+            <w:r>
+              <w:rPr>
+                <w:rFonts w:ascii="Consolas" w:eastAsia="Consolas" w:hAnsi="Consolas" w:cs="Consolas"/>
+                <w:color w:val="000000"/>
+                <w:u w:color="auto"/>
+              </w:rPr>
+              <w:t># TODO ② : 수정된 Discriminator D</w:t>
+            </w:r>
+          </w:p>
+          <w:p>
+            <w:pPr>
+              <w:spacing w:after="20" w:line="240" w:lineRule="auto"/>
+              <w:rPr>
+                <w:rFonts w:ascii="Consolas" w:eastAsia="Consolas" w:hAnsi="Consolas" w:cs="Consolas"/>
+                <w:color w:val="000000"/>
+                <w:u w:color="auto"/>
+              </w:rPr>
+            </w:pPr>
+            <w:r>
+              <w:rPr>
+                <w:rFonts w:ascii="Consolas" w:eastAsia="Consolas" w:hAnsi="Consolas" w:cs="Consolas"/>
+                <w:color w:val="000000"/>
+                <w:u w:color="auto"/>
+              </w:rPr>
+              <w:t># 784 → 512 → 256 → 128 → 64 → 1</w:t>
+            </w:r>
+          </w:p>
+          <w:p>
+            <w:pPr>
+              <w:spacing w:after="20" w:line="240" w:lineRule="auto"/>
+              <w:rPr>
+                <w:rFonts w:ascii="Consolas" w:eastAsia="Consolas" w:hAnsi="Consolas" w:cs="Consolas"/>
+                <w:color w:val="000000"/>
+                <w:u w:color="auto"/>
+              </w:rPr>
+            </w:pPr>
+            <w:r>
+              <w:rPr>
+                <w:rFonts w:ascii="Consolas" w:eastAsia="Consolas" w:hAnsi="Consolas" w:cs="Consolas"/>
+                <w:color w:val="000000"/>
+                <w:u w:color="auto"/>
+              </w:rPr>
+              <w:t>D = nn.Sequential(</w:t>
+            </w:r>
+          </w:p>
+          <w:p>
+            <w:pPr>
+              <w:spacing w:after="20" w:line="240" w:lineRule="auto"/>
+              <w:rPr>
+                <w:rFonts w:ascii="Consolas" w:eastAsia="Consolas" w:hAnsi="Consolas" w:cs="Consolas"/>
+                <w:color w:val="000000"/>
+                <w:u w:color="auto"/>
+              </w:rPr>
+            </w:pPr>
+            <w:r>
+              <w:rPr>
+                <w:rFonts w:ascii="Consolas" w:eastAsia="Consolas" w:hAnsi="Consolas" w:cs="Consolas"/>
+                <w:color w:val="000000"/>
+                <w:u w:color="auto"/>
+              </w:rPr>
+              <w:t xml:space="preserve">    nn.Linear(784, 512),</w:t>
+            </w:r>
+          </w:p>
+          <w:p>
+            <w:pPr>
+              <w:spacing w:after="20" w:line="240" w:lineRule="auto"/>
+              <w:rPr>
+                <w:rFonts w:ascii="Consolas" w:eastAsia="Consolas" w:hAnsi="Consolas" w:cs="Consolas"/>
+                <w:color w:val="000000"/>
+                <w:u w:color="auto"/>
+              </w:rPr>
+            </w:pPr>
+            <w:r>
+              <w:rPr>
+                <w:rFonts w:ascii="Consolas" w:eastAsia="Consolas" w:hAnsi="Consolas" w:cs="Consolas"/>
+                <w:color w:val="000000"/>
+                <w:u w:color="auto"/>
+              </w:rPr>
+              <w:t xml:space="preserve">    nn.LeakyReLU(0.2),</w:t>
+            </w:r>
+          </w:p>
+          <w:p>
+            <w:pPr>
+              <w:spacing w:after="20" w:line="240" w:lineRule="auto"/>
+              <w:rPr>
+                <w:rFonts w:ascii="Consolas" w:eastAsia="Consolas" w:hAnsi="Consolas" w:cs="Consolas"/>
+                <w:color w:val="000000"/>
+                <w:u w:color="auto"/>
+              </w:rPr>
+            </w:pPr>
+            <w:r>
+              <w:rPr>
+                <w:rFonts w:ascii="Consolas" w:eastAsia="Consolas" w:hAnsi="Consolas" w:cs="Consolas"/>
+                <w:color w:val="000000"/>
+                <w:u w:color="auto"/>
+              </w:rPr>
+              <w:t xml:space="preserve">    nn.Linear(512, 256),</w:t>
+            </w:r>
+          </w:p>
+          <w:p>
+            <w:pPr>
+              <w:spacing w:after="20" w:line="240" w:lineRule="auto"/>
+              <w:rPr>
+                <w:rFonts w:ascii="Consolas" w:eastAsia="Consolas" w:hAnsi="Consolas" w:cs="Consolas"/>
+                <w:color w:val="000000"/>
+                <w:u w:color="auto"/>
+              </w:rPr>
+            </w:pPr>
+            <w:r>
+              <w:rPr>
+                <w:rFonts w:ascii="Consolas" w:eastAsia="Consolas" w:hAnsi="Consolas" w:cs="Consolas"/>
+                <w:color w:val="000000"/>
+                <w:u w:color="auto"/>
+              </w:rPr>
+              <w:t xml:space="preserve">    nn.LeakyReLU(0.2),</w:t>
+            </w:r>
+          </w:p>
+          <w:p>
+            <w:pPr>
+              <w:spacing w:after="20" w:line="240" w:lineRule="auto"/>
+              <w:rPr>
+                <w:rFonts w:ascii="Consolas" w:eastAsia="Consolas" w:hAnsi="Consolas" w:cs="Consolas"/>
+                <w:color w:val="000000"/>
+                <w:u w:color="auto"/>
+              </w:rPr>
+            </w:pPr>
+            <w:r>
+              <w:rPr>
+                <w:rFonts w:ascii="Consolas" w:eastAsia="Consolas" w:hAnsi="Consolas" w:cs="Consolas"/>
+                <w:color w:val="000000"/>
+                <w:u w:color="auto"/>
+              </w:rPr>
+              <w:t xml:space="preserve">    nn.Linear(256, 128),</w:t>
+            </w:r>
+          </w:p>
+          <w:p>
+            <w:pPr>
+              <w:spacing w:after="20" w:line="240" w:lineRule="auto"/>
+              <w:rPr>
+                <w:rFonts w:ascii="Consolas" w:eastAsia="Consolas" w:hAnsi="Consolas" w:cs="Consolas"/>
+                <w:color w:val="000000"/>
+                <w:u w:color="auto"/>
+              </w:rPr>
+            </w:pPr>
+            <w:r>
+              <w:rPr>
+                <w:rFonts w:ascii="Consolas" w:eastAsia="Consolas" w:hAnsi="Consolas" w:cs="Consolas"/>
+                <w:color w:val="000000"/>
+                <w:u w:color="auto"/>
+              </w:rPr>
+              <w:t xml:space="preserve">    nn.LeakyReLU(0.2),</w:t>
+            </w:r>
+          </w:p>
+          <w:p>
+            <w:pPr>
+              <w:spacing w:after="20" w:line="240" w:lineRule="auto"/>
+              <w:rPr>
+                <w:rFonts w:ascii="Consolas" w:eastAsia="Consolas" w:hAnsi="Consolas" w:cs="Consolas"/>
+                <w:color w:val="000000"/>
+                <w:u w:color="auto"/>
+              </w:rPr>
+            </w:pPr>
+            <w:r>
+              <w:rPr>
+                <w:rFonts w:ascii="Consolas" w:eastAsia="Consolas" w:hAnsi="Consolas" w:cs="Consolas"/>
+                <w:color w:val="000000"/>
+                <w:u w:color="auto"/>
+              </w:rPr>
+              <w:t xml:space="preserve">    nn.Linear(128, 64),</w:t>
+            </w:r>
+          </w:p>
+          <w:p>
+            <w:pPr>
+              <w:spacing w:after="20" w:line="240" w:lineRule="auto"/>
+              <w:rPr>
+                <w:rFonts w:ascii="Consolas" w:eastAsia="Consolas" w:hAnsi="Consolas" w:cs="Consolas"/>
+                <w:color w:val="000000"/>
+                <w:u w:color="auto"/>
+              </w:rPr>
+            </w:pPr>
+            <w:r>
+              <w:rPr>
+                <w:rFonts w:ascii="Consolas" w:eastAsia="Consolas" w:hAnsi="Consolas" w:cs="Consolas"/>
+                <w:color w:val="000000"/>
+                <w:u w:color="auto"/>
+              </w:rPr>
+              <w:t xml:space="preserve">    nn.LeakyReLU(0.2),</w:t>
+            </w:r>
+          </w:p>
+          <w:p>
+            <w:pPr>
+              <w:spacing w:after="20" w:line="240" w:lineRule="auto"/>
+              <w:rPr>
+                <w:rFonts w:ascii="Consolas" w:eastAsia="Consolas" w:hAnsi="Consolas" w:cs="Consolas"/>
+                <w:color w:val="000000"/>
+                <w:u w:color="auto"/>
+              </w:rPr>
+            </w:pPr>
+            <w:r>
+              <w:rPr>
+                <w:rFonts w:ascii="Consolas" w:eastAsia="Consolas" w:hAnsi="Consolas" w:cs="Consolas"/>
+                <w:color w:val="000000"/>
+                <w:u w:color="auto"/>
+              </w:rPr>
+              <w:t xml:space="preserve">    nn.Linear(64, 1),</w:t>
+            </w:r>
+          </w:p>
+          <w:p>
+            <w:pPr>
+              <w:spacing w:after="20" w:line="240" w:lineRule="auto"/>
+              <w:rPr>
+                <w:rFonts w:ascii="Consolas" w:eastAsia="Consolas" w:hAnsi="Consolas" w:cs="Consolas"/>
+                <w:color w:val="000000"/>
+                <w:u w:color="auto"/>
+              </w:rPr>
+            </w:pPr>
+            <w:r>
+              <w:rPr>
+                <w:rFonts w:ascii="Consolas" w:eastAsia="Consolas" w:hAnsi="Consolas" w:cs="Consolas"/>
+                <w:color w:val="000000"/>
+                <w:u w:color="auto"/>
+              </w:rPr>
+              <w:t xml:space="preserve">    nn.Sigmoid())    # ← nn.Sequential(...) 로 교체하세요</w:t>
+            </w:r>
+          </w:p>
+          <w:p>
+            <w:pPr>
+              <w:spacing w:after="20" w:line="240" w:lineRule="auto"/>
+              <w:rPr>
+                <w:rFonts w:ascii="Consolas" w:eastAsia="Consolas" w:hAnsi="Consolas" w:cs="Consolas"/>
+                <w:color w:val="000000"/>
+                <w:u w:color="auto"/>
+              </w:rPr>
+            </w:pPr>
+          </w:p>
+          <w:p>
+            <w:pPr>
+              <w:spacing w:after="20" w:line="240" w:lineRule="auto"/>
+              <w:rPr>
+                <w:rFonts w:ascii="Consolas" w:eastAsia="Consolas" w:hAnsi="Consolas" w:cs="Consolas"/>
+                <w:color w:val="000000"/>
+                <w:u w:color="auto"/>
+              </w:rPr>
+            </w:pPr>
+            <w:r>
+              <w:rPr>
+                <w:rFonts w:ascii="Consolas" w:eastAsia="Consolas" w:hAnsi="Consolas" w:cs="Consolas"/>
+                <w:color w:val="000000"/>
+                <w:u w:color="auto"/>
+              </w:rPr>
+              <w:t># TODO ③ : 수정된 Generator G</w:t>
+            </w:r>
+          </w:p>
+          <w:p>
+            <w:pPr>
+              <w:spacing w:after="20" w:line="240" w:lineRule="auto"/>
+              <w:rPr>
+                <w:rFonts w:ascii="Consolas" w:eastAsia="Consolas" w:hAnsi="Consolas" w:cs="Consolas"/>
+                <w:color w:val="000000"/>
+                <w:u w:color="auto"/>
+              </w:rPr>
+            </w:pPr>
+            <w:r>
+              <w:rPr>
+                <w:rFonts w:ascii="Consolas" w:eastAsia="Consolas" w:hAnsi="Consolas" w:cs="Consolas"/>
+                <w:color w:val="000000"/>
+                <w:u w:color="auto"/>
+              </w:rPr>
+              <w:t># 64 → 256 → 512 → 256 → 128 → 784</w:t>
+            </w:r>
+          </w:p>
+          <w:p>
+            <w:pPr>
+              <w:spacing w:after="20" w:line="240" w:lineRule="auto"/>
+              <w:rPr>
+                <w:rFonts w:ascii="Consolas" w:eastAsia="Consolas" w:hAnsi="Consolas" w:cs="Consolas"/>
+                <w:color w:val="000000"/>
+                <w:u w:color="auto"/>
+              </w:rPr>
+            </w:pPr>
+            <w:r>
+              <w:rPr>
+                <w:rFonts w:ascii="Consolas" w:eastAsia="Consolas" w:hAnsi="Consolas" w:cs="Consolas"/>
+                <w:color w:val="000000"/>
+                <w:u w:color="auto"/>
+              </w:rPr>
+              <w:t>G = nn.Sequential(</w:t>
+            </w:r>
+          </w:p>
+          <w:p>
+            <w:pPr>
+              <w:spacing w:after="20" w:line="240" w:lineRule="auto"/>
+              <w:rPr>
+                <w:rFonts w:ascii="Consolas" w:eastAsia="Consolas" w:hAnsi="Consolas" w:cs="Consolas"/>
+                <w:color w:val="000000"/>
+                <w:u w:color="auto"/>
+              </w:rPr>
+            </w:pPr>
+            <w:r>
+              <w:rPr>
+                <w:rFonts w:ascii="Consolas" w:eastAsia="Consolas" w:hAnsi="Consolas" w:cs="Consolas"/>
+                <w:color w:val="000000"/>
+                <w:u w:color="auto"/>
+              </w:rPr>
+              <w:t xml:space="preserve">    nn.Linear(64, 256),</w:t>
+            </w:r>
+          </w:p>
+          <w:p>
+            <w:pPr>
+              <w:spacing w:after="20" w:line="240" w:lineRule="auto"/>
+              <w:rPr>
+                <w:rFonts w:ascii="Consolas" w:eastAsia="Consolas" w:hAnsi="Consolas" w:cs="Consolas"/>
+                <w:color w:val="000000"/>
+                <w:u w:color="auto"/>
+              </w:rPr>
+            </w:pPr>
+            <w:r>
+              <w:rPr>
+                <w:rFonts w:ascii="Consolas" w:eastAsia="Consolas" w:hAnsi="Consolas" w:cs="Consolas"/>
+                <w:color w:val="000000"/>
+                <w:u w:color="auto"/>
+              </w:rPr>
+              <w:t xml:space="preserve">    nn.ReLU(),</w:t>
+            </w:r>
+          </w:p>
+          <w:p>
+            <w:pPr>
+              <w:spacing w:after="20" w:line="240" w:lineRule="auto"/>
+              <w:rPr>
+                <w:rFonts w:ascii="Consolas" w:eastAsia="Consolas" w:hAnsi="Consolas" w:cs="Consolas"/>
+                <w:color w:val="000000"/>
+                <w:u w:color="auto"/>
+              </w:rPr>
+            </w:pPr>
+            <w:r>
+              <w:rPr>
+                <w:rFonts w:ascii="Consolas" w:eastAsia="Consolas" w:hAnsi="Consolas" w:cs="Consolas"/>
+                <w:color w:val="000000"/>
+                <w:u w:color="auto"/>
+              </w:rPr>
+              <w:t xml:space="preserve">    nn.Linear(256, 512),</w:t>
+            </w:r>
+          </w:p>
+          <w:p>
+            <w:pPr>
+              <w:spacing w:after="20" w:line="240" w:lineRule="auto"/>
+              <w:rPr>
+                <w:rFonts w:ascii="Consolas" w:eastAsia="Consolas" w:hAnsi="Consolas" w:cs="Consolas"/>
+                <w:color w:val="000000"/>
+                <w:u w:color="auto"/>
+              </w:rPr>
+            </w:pPr>
+            <w:r>
+              <w:rPr>
+                <w:rFonts w:ascii="Consolas" w:eastAsia="Consolas" w:hAnsi="Consolas" w:cs="Consolas"/>
+                <w:color w:val="000000"/>
+                <w:u w:color="auto"/>
+              </w:rPr>
+              <w:t xml:space="preserve">    nn.ReLU(),</w:t>
+            </w:r>
+          </w:p>
+          <w:p>
+            <w:pPr>
+              <w:spacing w:after="20" w:line="240" w:lineRule="auto"/>
+              <w:rPr>
+                <w:rFonts w:ascii="Consolas" w:eastAsia="Consolas" w:hAnsi="Consolas" w:cs="Consolas"/>
+                <w:color w:val="000000"/>
+                <w:u w:color="auto"/>
+              </w:rPr>
+            </w:pPr>
+            <w:r>
+              <w:rPr>
+                <w:rFonts w:ascii="Consolas" w:eastAsia="Consolas" w:hAnsi="Consolas" w:cs="Consolas"/>
+                <w:color w:val="000000"/>
+                <w:u w:color="auto"/>
+              </w:rPr>
+              <w:t xml:space="preserve">    nn.Linear(512, 256),</w:t>
+            </w:r>
+          </w:p>
+          <w:p>
+            <w:pPr>
+              <w:spacing w:after="20" w:line="240" w:lineRule="auto"/>
+              <w:rPr>
+                <w:rFonts w:ascii="Consolas" w:eastAsia="Consolas" w:hAnsi="Consolas" w:cs="Consolas"/>
+                <w:color w:val="000000"/>
+                <w:u w:color="auto"/>
+              </w:rPr>
+            </w:pPr>
+            <w:r>
+              <w:rPr>
+                <w:rFonts w:ascii="Consolas" w:eastAsia="Consolas" w:hAnsi="Consolas" w:cs="Consolas"/>
+                <w:color w:val="000000"/>
+                <w:u w:color="auto"/>
+              </w:rPr>
+              <w:t xml:space="preserve">    nn.ReLU(),</w:t>
+            </w:r>
+          </w:p>
+          <w:p>
+            <w:pPr>
+              <w:spacing w:after="20" w:line="240" w:lineRule="auto"/>
+              <w:rPr>
+                <w:rFonts w:ascii="Consolas" w:eastAsia="Consolas" w:hAnsi="Consolas" w:cs="Consolas"/>
+                <w:color w:val="000000"/>
+                <w:u w:color="auto"/>
+              </w:rPr>
+            </w:pPr>
+            <w:r>
+              <w:rPr>
+                <w:rFonts w:ascii="Consolas" w:eastAsia="Consolas" w:hAnsi="Consolas" w:cs="Consolas"/>
+                <w:color w:val="000000"/>
+                <w:u w:color="auto"/>
+              </w:rPr>
+              <w:t xml:space="preserve">    nn.Linear(256, 128),</w:t>
+            </w:r>
+          </w:p>
+          <w:p>
+            <w:pPr>
+              <w:spacing w:after="20" w:line="240" w:lineRule="auto"/>
+              <w:rPr>
+                <w:rFonts w:ascii="Consolas" w:eastAsia="Consolas" w:hAnsi="Consolas" w:cs="Consolas"/>
+                <w:color w:val="000000"/>
+                <w:u w:color="auto"/>
+              </w:rPr>
+            </w:pPr>
+            <w:r>
+              <w:rPr>
+                <w:rFonts w:ascii="Consolas" w:eastAsia="Consolas" w:hAnsi="Consolas" w:cs="Consolas"/>
+                <w:color w:val="000000"/>
+                <w:u w:color="auto"/>
+              </w:rPr>
+              <w:t xml:space="preserve">    nn.ReLU(),</w:t>
+            </w:r>
+          </w:p>
+          <w:p>
+            <w:pPr>
+              <w:spacing w:after="20" w:line="240" w:lineRule="auto"/>
+              <w:rPr>
+                <w:rFonts w:ascii="Consolas" w:eastAsia="Consolas" w:hAnsi="Consolas" w:cs="Consolas"/>
+                <w:color w:val="000000"/>
+                <w:u w:color="auto"/>
+              </w:rPr>
+            </w:pPr>
+            <w:r>
+              <w:rPr>
+                <w:rFonts w:ascii="Consolas" w:eastAsia="Consolas" w:hAnsi="Consolas" w:cs="Consolas"/>
+                <w:color w:val="000000"/>
+                <w:u w:color="auto"/>
+              </w:rPr>
+              <w:t xml:space="preserve">    nn.Linear(128, 784),</w:t>
+            </w:r>
+          </w:p>
+          <w:p>
+            <w:pPr>
+              <w:spacing w:after="20" w:line="240" w:lineRule="auto"/>
+              <w:rPr>
+                <w:rFonts w:ascii="Consolas" w:eastAsia="Consolas" w:hAnsi="Consolas" w:cs="Consolas"/>
+                <w:color w:val="000000"/>
+                <w:u w:color="auto"/>
+              </w:rPr>
+            </w:pPr>
+            <w:r>
+              <w:rPr>
+                <w:rFonts w:ascii="Consolas" w:eastAsia="Consolas" w:hAnsi="Consolas" w:cs="Consolas"/>
+                <w:color w:val="000000"/>
+                <w:u w:color="auto"/>
+              </w:rPr>
+              <w:t xml:space="preserve">    nn.Tanh())    # ← nn.Sequential(...) 로 교체하세요</w:t>
+            </w:r>
+          </w:p>
+          <w:p>
+            <w:pPr>
+              <w:spacing w:after="20" w:line="240" w:lineRule="auto"/>
+              <w:rPr>
+                <w:rFonts w:ascii="Consolas" w:eastAsia="Consolas" w:hAnsi="Consolas" w:cs="Consolas"/>
+                <w:color w:val="000000"/>
+                <w:u w:color="auto"/>
+              </w:rPr>
+            </w:pPr>
+          </w:p>
+          <w:p>
+            <w:pPr>
+              <w:spacing w:after="20" w:line="240" w:lineRule="auto"/>
+              <w:rPr>
+                <w:rFonts w:ascii="Consolas" w:eastAsia="Consolas" w:hAnsi="Consolas" w:cs="Consolas"/>
+                <w:color w:val="000000"/>
+                <w:u w:color="auto"/>
+              </w:rPr>
+            </w:pPr>
+            <w:r>
+              <w:rPr>
+                <w:rFonts w:ascii="Consolas" w:eastAsia="Consolas" w:hAnsi="Consolas" w:cs="Consolas"/>
+                <w:color w:val="000000"/>
+                <w:u w:color="auto"/>
+              </w:rPr>
+              <w:t># ===== 수정 금지 =====</w:t>
+            </w:r>
+          </w:p>
+          <w:p>
+            <w:pPr>
+              <w:spacing w:after="20" w:line="240" w:lineRule="auto"/>
+              <w:rPr>
+                <w:rFonts w:ascii="Consolas" w:eastAsia="Consolas" w:hAnsi="Consolas" w:cs="Consolas"/>
+                <w:color w:val="000000"/>
+                <w:u w:color="auto"/>
+              </w:rPr>
+            </w:pPr>
+            <w:r>
+              <w:rPr>
+                <w:rFonts w:ascii="Consolas" w:eastAsia="Consolas" w:hAnsi="Consolas" w:cs="Consolas"/>
+                <w:color w:val="000000"/>
+                <w:u w:color="auto"/>
+              </w:rPr>
+              <w:t>D = D.to(device)</w:t>
+            </w:r>
+          </w:p>
+          <w:p>
+            <w:pPr>
+              <w:spacing w:after="20" w:line="240" w:lineRule="auto"/>
+              <w:rPr>
+                <w:rFonts w:ascii="Consolas" w:eastAsia="Consolas" w:hAnsi="Consolas" w:cs="Consolas"/>
+                <w:color w:val="000000"/>
+                <w:u w:color="auto"/>
+              </w:rPr>
+            </w:pPr>
+            <w:r>
+              <w:rPr>
+                <w:rFonts w:ascii="Consolas" w:eastAsia="Consolas" w:hAnsi="Consolas" w:cs="Consolas"/>
+                <w:color w:val="000000"/>
+                <w:u w:color="auto"/>
+              </w:rPr>
+              <w:t>G = G.to(device)</w:t>
+            </w:r>
+          </w:p>
+          <w:p>
+            <w:pPr>
+              <w:spacing w:after="20" w:line="240" w:lineRule="auto"/>
+              <w:rPr>
+                <w:rFonts w:ascii="Consolas" w:eastAsia="Consolas" w:hAnsi="Consolas" w:cs="Consolas"/>
+                <w:color w:val="000000"/>
+                <w:u w:color="auto"/>
+              </w:rPr>
+            </w:pPr>
+          </w:p>
+          <w:p>
+            <w:pPr>
+              <w:spacing w:after="20" w:line="240" w:lineRule="auto"/>
+              <w:rPr>
+                <w:rFonts w:ascii="Consolas" w:eastAsia="Consolas" w:hAnsi="Consolas" w:cs="Consolas"/>
+                <w:color w:val="000000"/>
+                <w:u w:color="auto"/>
+              </w:rPr>
+            </w:pPr>
+            <w:r>
+              <w:rPr>
+                <w:rFonts w:ascii="Consolas" w:eastAsia="Consolas" w:hAnsi="Consolas" w:cs="Consolas"/>
+                <w:color w:val="000000"/>
+                <w:u w:color="auto"/>
+              </w:rPr>
+              <w:t>criterion   = nn.BCELoss()</w:t>
+            </w:r>
+          </w:p>
+          <w:p>
+            <w:pPr>
+              <w:spacing w:after="20" w:line="240" w:lineRule="auto"/>
+              <w:rPr>
+                <w:rFonts w:ascii="Consolas" w:eastAsia="Consolas" w:hAnsi="Consolas" w:cs="Consolas"/>
+                <w:color w:val="000000"/>
+                <w:u w:color="auto"/>
+              </w:rPr>
+            </w:pPr>
+            <w:r>
+              <w:rPr>
+                <w:rFonts w:ascii="Consolas" w:eastAsia="Consolas" w:hAnsi="Consolas" w:cs="Consolas"/>
+                <w:color w:val="000000"/>
+                <w:u w:color="auto"/>
+              </w:rPr>
+              <w:t>d_optimizer = torch.optim.Adam(D.parameters(), lr=0.0002)</w:t>
+            </w:r>
+          </w:p>
+          <w:p>
+            <w:pPr>
+              <w:spacing w:after="20" w:line="240" w:lineRule="auto"/>
+              <w:rPr>
+                <w:rFonts w:ascii="Consolas" w:eastAsia="Consolas" w:hAnsi="Consolas" w:cs="Consolas"/>
+                <w:color w:val="000000"/>
+                <w:u w:color="auto"/>
+              </w:rPr>
+            </w:pPr>
+            <w:r>
+              <w:rPr>
+                <w:rFonts w:ascii="Consolas" w:eastAsia="Consolas" w:hAnsi="Consolas" w:cs="Consolas"/>
+                <w:color w:val="000000"/>
+                <w:u w:color="auto"/>
+              </w:rPr>
+              <w:t>g_optimizer = torch.optim.Adam(G.parameters(), lr=0.0002)</w:t>
+            </w:r>
+          </w:p>
+          <w:p>
+            <w:pPr>
+              <w:spacing w:after="20" w:line="240" w:lineRule="auto"/>
+              <w:rPr>
+                <w:rFonts w:ascii="Consolas" w:eastAsia="Consolas" w:hAnsi="Consolas" w:cs="Consolas"/>
+                <w:color w:val="000000"/>
+                <w:u w:color="auto"/>
+              </w:rPr>
+            </w:pPr>
+          </w:p>
+          <w:p>
+            <w:pPr>
+              <w:spacing w:after="20" w:line="240" w:lineRule="auto"/>
+              <w:rPr>
+                <w:rFonts w:ascii="Consolas" w:eastAsia="Consolas" w:hAnsi="Consolas" w:cs="Consolas"/>
+                <w:color w:val="000000"/>
+                <w:u w:color="auto"/>
+              </w:rPr>
+            </w:pPr>
+            <w:r>
+              <w:rPr>
+                <w:rFonts w:ascii="Consolas" w:eastAsia="Consolas" w:hAnsi="Consolas" w:cs="Consolas"/>
+                <w:color w:val="000000"/>
+                <w:u w:color="auto"/>
+              </w:rPr>
+              <w:t>print("D 파라미터:", sum(p.numel() for p in D.parameters()), "개")</w:t>
+            </w:r>
+          </w:p>
+          <w:p>
+            <w:pPr>
+              <w:spacing w:after="20" w:line="240" w:lineRule="auto"/>
+              <w:rPr>
+                <w:rFonts w:ascii="Consolas" w:eastAsia="Consolas" w:hAnsi="Consolas" w:cs="Consolas"/>
+                <w:color w:val="000000"/>
+                <w:u w:color="auto"/>
+              </w:rPr>
+            </w:pPr>
+            <w:r>
+              <w:rPr>
+                <w:rFonts w:ascii="Consolas" w:eastAsia="Consolas" w:hAnsi="Consolas" w:cs="Consolas"/>
+                <w:color w:val="000000"/>
+                <w:u w:color="auto"/>
+              </w:rPr>
+              <w:t>print("G 파라미터:", sum(p.numel() for p in G.parameters()), "개")</w:t>
+            </w:r>
+          </w:p>
+          <w:p>
+            <w:pPr>
+              <w:spacing w:after="20" w:line="240" w:lineRule="auto"/>
+              <w:rPr>
+                <w:rFonts w:ascii="Consolas" w:eastAsia="Consolas" w:hAnsi="Consolas" w:cs="Consolas"/>
+                <w:color w:val="000000"/>
+                <w:u w:color="auto"/>
+              </w:rPr>
+            </w:pPr>
+            <w:r>
+              <w:rPr>
+                <w:rFonts w:ascii="Consolas" w:eastAsia="Consolas" w:hAnsi="Consolas" w:cs="Consolas"/>
+                <w:color w:val="000000"/>
+                <w:u w:color="auto"/>
+              </w:rPr>
+              <w:t>print("D:", D)</w:t>
+            </w:r>
+          </w:p>
+          <w:p>
+            <w:pPr>
+              <w:spacing w:after="20" w:line="240" w:lineRule="auto"/>
+              <w:rPr>
+                <w:rFonts w:ascii="Consolas" w:eastAsia="Consolas" w:hAnsi="Consolas" w:cs="Consolas"/>
+                <w:color w:val="000000"/>
+                <w:u w:color="auto"/>
+              </w:rPr>
+            </w:pPr>
+            <w:r>
+              <w:rPr>
+                <w:rFonts w:ascii="Consolas" w:eastAsia="Consolas" w:hAnsi="Consolas" w:cs="Consolas"/>
+                <w:color w:val="000000"/>
+                <w:u w:color="auto"/>
+              </w:rPr>
+              <w:t>print("G:", G)</w:t>
+            </w:r>
+          </w:p>
+          <w:p>
+            <w:pPr>
+              <w:spacing w:after="20" w:line="240" w:lineRule="auto"/>
+              <w:rPr>
+                <w:rFonts w:ascii="Consolas" w:eastAsia="Consolas" w:hAnsi="Consolas" w:cs="Consolas"/>
+                <w:color w:val="000000"/>
+                <w:u w:color="auto"/>
+              </w:rPr>
+            </w:pPr>
+            <w:r>
+              <w:rPr>
+                <w:rFonts w:ascii="Consolas" w:eastAsia="Consolas" w:hAnsi="Consolas" w:cs="Consolas"/>
+                <w:color w:val="000000"/>
+                <w:u w:color="auto"/>
+              </w:rPr>
+              <w:t># ===== 수정 금지 끝 =====</w:t>
+            </w:r>
           </w:p>
         </w:tc>
       </w:tr>
@@ -2368,6 +3273,55 @@
                 <w:sz w:val="20"/>
               </w:rPr>
             </w:pPr>
+            <w:r>
+              <w:rPr>
+                <w:rFonts w:ascii="Arial" w:hAnsi="Arial" w:cs="Arial"/>
+                <w:sz w:val="20"/>
+              </w:rPr>
+              <w:drawing>
+                <wp:inline distT="0" distB="0" distL="180" distR="180">
+                  <wp:extent cx="3533775" cy="5400675"/>
+                  <wp:effectExtent l="0" t="0" r="0" b="0"/>
+                  <wp:docPr id="1029" name=""/>
+                  <wp:cNvGraphicFramePr>
+                    <a:graphicFrameLocks xmlns:a="http://schemas.openxmlformats.org/drawingml/2006/main" noChangeAspect="1"/>
+                  </wp:cNvGraphicFramePr>
+                  <a:graphic xmlns:a="http://schemas.openxmlformats.org/drawingml/2006/main">
+                    <a:graphicData uri="http://schemas.openxmlformats.org/drawingml/2006/picture">
+                      <pic:pic xmlns:pic="http://schemas.openxmlformats.org/drawingml/2006/picture">
+                        <pic:nvPicPr>
+                          <pic:cNvPr id="1029" name=""/>
+                          <pic:cNvPicPr>
+                            <a:picLocks noChangeAspect="1" noUngrp="1"/>
+                          </pic:cNvPicPr>
+                        </pic:nvPicPr>
+                        <pic:blipFill>
+                          <a:blip r:embed="rId4">
+                            <a:extLst>
+                              <a:ext uri="{28A0092B-C50C-407E-A947-70E740481C1C}">
+                                <a14:useLocalDpi xmlns:a14="http://schemas.microsoft.com/office/drawing/2010/main" val="0"/>
+                              </a:ext>
+                            </a:extLst>
+                          </a:blip>
+                          <a:stretch>
+                            <a:fillRect/>
+                          </a:stretch>
+                        </pic:blipFill>
+                        <pic:spPr>
+                          <a:xfrm>
+                            <a:off x="0" y="0"/>
+                            <a:ext cx="3533775" cy="5400675"/>
+                          </a:xfrm>
+                          <a:prstGeom prst="rect">
+                            <a:avLst/>
+                          </a:prstGeom>
+                        </pic:spPr>
+                      </pic:pic>
+                    </a:graphicData>
+                  </a:graphic>
+                </wp:inline>
+              </w:drawing>
+            </w:r>
           </w:p>
           <w:p>
             <w:pPr>
@@ -2383,36 +3337,59 @@
               <w:spacing w:after="0" w:line="240" w:lineRule="auto"/>
               <w:rPr>
                 <w:rFonts w:ascii="Arial" w:hAnsi="Arial" w:cs="Arial"/>
-                <w:sz w:val="20"/>
-              </w:rPr>
-            </w:pPr>
-          </w:p>
-          <w:p>
-            <w:pPr>
-              <w:spacing w:after="0" w:line="240" w:lineRule="auto"/>
+                <w:b w:val="0"/>
+                <w:bCs w:val="0"/>
+                <w:sz w:val="20"/>
+              </w:rPr>
+            </w:pPr>
+            <w:r>
               <w:rPr>
                 <w:rFonts w:ascii="Arial" w:hAnsi="Arial" w:cs="Arial"/>
                 <w:sz w:val="20"/>
               </w:rPr>
-            </w:pPr>
-          </w:p>
-          <w:p>
-            <w:pPr>
-              <w:spacing w:after="0" w:line="240" w:lineRule="auto"/>
-              <w:rPr>
-                <w:rFonts w:ascii="Arial" w:hAnsi="Arial" w:cs="Arial"/>
-                <w:b w:val="0"/>
-                <w:bCs w:val="0"/>
-                <w:sz w:val="20"/>
-              </w:rPr>
-            </w:pPr>
-            <w:r>
-              <w:rPr>
-                <w:b w:val="0"/>
-                <w:bCs w:val="0"/>
-                <w:color w:val="FF0000"/>
-              </w:rPr>
-              <w:br/>
+              <w:drawing>
+                <wp:inline distT="0" distB="0" distL="180" distR="180">
+                  <wp:extent cx="5731510" cy="2435225"/>
+                  <wp:effectExtent l="0" t="0" r="0" b="0"/>
+                  <wp:docPr id="1030" name=""/>
+                  <wp:cNvGraphicFramePr>
+                    <a:graphicFrameLocks xmlns:a="http://schemas.openxmlformats.org/drawingml/2006/main" noChangeAspect="1"/>
+                  </wp:cNvGraphicFramePr>
+                  <a:graphic xmlns:a="http://schemas.openxmlformats.org/drawingml/2006/main">
+                    <a:graphicData uri="http://schemas.openxmlformats.org/drawingml/2006/picture">
+                      <pic:pic xmlns:pic="http://schemas.openxmlformats.org/drawingml/2006/picture">
+                        <pic:nvPicPr>
+                          <pic:cNvPr id="1030" name=""/>
+                          <pic:cNvPicPr>
+                            <a:picLocks noChangeAspect="1" noUngrp="1"/>
+                          </pic:cNvPicPr>
+                        </pic:nvPicPr>
+                        <pic:blipFill>
+                          <a:blip r:embed="rId5">
+                            <a:extLst>
+                              <a:ext uri="{28A0092B-C50C-407E-A947-70E740481C1C}">
+                                <a14:useLocalDpi xmlns:a14="http://schemas.microsoft.com/office/drawing/2010/main" val="0"/>
+                              </a:ext>
+                            </a:extLst>
+                          </a:blip>
+                          <a:stretch>
+                            <a:fillRect/>
+                          </a:stretch>
+                        </pic:blipFill>
+                        <pic:spPr>
+                          <a:xfrm>
+                            <a:off x="0" y="0"/>
+                            <a:ext cx="5731510" cy="2435225"/>
+                          </a:xfrm>
+                          <a:prstGeom prst="rect">
+                            <a:avLst/>
+                          </a:prstGeom>
+                        </pic:spPr>
+                      </pic:pic>
+                    </a:graphicData>
+                  </a:graphic>
+                </wp:inline>
+              </w:drawing>
             </w:r>
           </w:p>
         </w:tc>
